--- a/6-过程管理/运行记录类文件/TXHS-06-17-硬盘与Redis容量规划.docx
+++ b/6-过程管理/运行记录类文件/TXHS-06-17-硬盘与Redis容量规划.docx
@@ -1,10 +1,11 @@
 
 <file path=word/document.xml><?xml version="1.0" encoding="utf-8"?>
-<w:document xmlns:wpc="http://schemas.microsoft.com/office/word/2010/wordprocessingCanvas" xmlns:mc="http://schemas.openxmlformats.org/markup-compatibility/2006" xmlns:o="urn:schemas-microsoft-com:office:office" xmlns:r="http://schemas.openxmlformats.org/officeDocument/2006/relationships" xmlns:m="http://schemas.openxmlformats.org/officeDocument/2006/math" xmlns:v="urn:schemas-microsoft-com:vml" xmlns:wp14="http://schemas.microsoft.com/office/word/2010/wordprocessingDrawing" xmlns:wp="http://schemas.openxmlformats.org/drawingml/2006/wordprocessingDrawing" xmlns:w="http://schemas.openxmlformats.org/wordprocessingml/2006/main" xmlns:w14="http://schemas.microsoft.com/office/word/2010/wordml" xmlns:w10="urn:schemas-microsoft-com:office:word" xmlns:w15="http://schemas.microsoft.com/office/word/2012/wordml" xmlns:wpg="http://schemas.microsoft.com/office/word/2010/wordprocessingGroup" xmlns:wpi="http://schemas.microsoft.com/office/word/2010/wordprocessingInk" xmlns:wne="http://schemas.microsoft.com/office/word/2006/wordml" xmlns:wps="http://schemas.microsoft.com/office/word/2010/wordprocessingShape" xmlns:wpsCustomData="http://www.wps.cn/officeDocument/2013/wpsCustomData" mc:Ignorable="w14 w15 wp14">
+<w:document xmlns:wpc="http://schemas.microsoft.com/office/word/2010/wordprocessingCanvas" xmlns:mc="http://schemas.openxmlformats.org/markup-compatibility/2006" xmlns:o="urn:schemas-microsoft-com:office:office" xmlns:r="http://schemas.openxmlformats.org/officeDocument/2006/relationships" xmlns:m="http://schemas.openxmlformats.org/officeDocument/2006/math" xmlns:v="urn:schemas-microsoft-com:vml" xmlns:wp14="http://schemas.microsoft.com/office/word/2010/wordprocessingDrawing" xmlns:wp="http://schemas.openxmlformats.org/drawingml/2006/wordprocessingDrawing" xmlns:w10="urn:schemas-microsoft-com:office:word" xmlns:w="http://schemas.openxmlformats.org/wordprocessingml/2006/main" xmlns:w14="http://schemas.microsoft.com/office/word/2010/wordml" xmlns:w15="http://schemas.microsoft.com/office/word/2012/wordml" xmlns:wne="http://schemas.microsoft.com/office/word/2006/wordml" xmlns:wpg="http://schemas.microsoft.com/office/word/2010/wordprocessingGroup" xmlns:wpi="http://schemas.microsoft.com/office/word/2010/wordprocessingInk" xmlns:wps="http://schemas.microsoft.com/office/word/2010/wordprocessingShape" mc:Ignorable="w14 w15 wp14">
+  <!-- Generated by Aspose.Words for .NET 13.3.0.1 -->
   <w:body>
     <w:p>
       <w:pPr>
-        <w:pStyle w:val="24"/>
+        <w:pStyle w:val="a"/>
         <w:keepNext w:val="0"/>
         <w:keepLines w:val="0"/>
         <w:pageBreakBefore w:val="0"/>
@@ -24,7 +25,7 @@
       <w:bookmarkStart w:id="0" w:name="_Toc1198"/>
       <w:r>
         <w:drawing>
-          <wp:anchor distT="0" distB="0" distL="114300" distR="114300" simplePos="0" relativeHeight="251661312" behindDoc="1" locked="0" layoutInCell="1" allowOverlap="1">
+          <wp:anchor distT="0" distB="0" distL="114300" distR="114300" simplePos="0" relativeHeight="251660288" behindDoc="1" locked="0" layoutInCell="1" allowOverlap="1">
             <wp:simplePos x="0" y="0"/>
             <wp:positionH relativeFrom="column">
               <wp:posOffset>-19050</wp:posOffset>
@@ -49,7 +50,7 @@
                     </pic:cNvPicPr>
                   </pic:nvPicPr>
                   <pic:blipFill>
-                    <a:blip r:embed="rId7"/>
+                    <a:blip xmlns:r="http://schemas.openxmlformats.org/officeDocument/2006/relationships" r:embed="rId4"/>
                     <a:stretch>
                       <a:fillRect/>
                     </a:stretch>
@@ -75,7 +76,7 @@
       </w:r>
       <w:r>
         <w:drawing>
-          <wp:anchor distT="0" distB="0" distL="114300" distR="114300" simplePos="0" relativeHeight="251660288" behindDoc="1" locked="0" layoutInCell="1" allowOverlap="1">
+          <wp:anchor distT="0" distB="0" distL="114300" distR="114300" simplePos="0" relativeHeight="251659264" behindDoc="1" locked="0" layoutInCell="1" allowOverlap="1">
             <wp:simplePos x="0" y="0"/>
             <wp:positionH relativeFrom="column">
               <wp:posOffset>0</wp:posOffset>
@@ -100,7 +101,7 @@
                     </pic:cNvPicPr>
                   </pic:nvPicPr>
                   <pic:blipFill>
-                    <a:blip r:embed="rId8"/>
+                    <a:blip xmlns:r="http://schemas.openxmlformats.org/officeDocument/2006/relationships" r:embed="rId5"/>
                     <a:stretch>
                       <a:fillRect/>
                     </a:stretch>
@@ -130,7 +131,7 @@
           <w:lang w:val="en-US" w:eastAsia="zh-CN"/>
         </w:rPr>
         <w:drawing>
-          <wp:anchor distT="0" distB="0" distL="114300" distR="114300" simplePos="0" relativeHeight="251659264" behindDoc="1" locked="0" layoutInCell="1" allowOverlap="1">
+          <wp:anchor distT="0" distB="0" distL="114300" distR="114300" simplePos="0" relativeHeight="251658240" behindDoc="1" locked="0" layoutInCell="1" allowOverlap="1">
             <wp:simplePos x="0" y="0"/>
             <wp:positionH relativeFrom="column">
               <wp:posOffset>635</wp:posOffset>
@@ -155,7 +156,7 @@
                     </pic:cNvPicPr>
                   </pic:nvPicPr>
                   <pic:blipFill>
-                    <a:blip r:embed="rId9">
+                    <a:blip xmlns:r="http://schemas.openxmlformats.org/officeDocument/2006/relationships" r:embed="rId6">
                       <a:alphaModFix amt="58000"/>
                       <a:lum contrast="-52000"/>
                     </a:blip>
@@ -189,7 +190,7 @@
     </w:p>
     <w:p>
       <w:pPr>
-        <w:pStyle w:val="25"/>
+        <w:pStyle w:val="a0"/>
         <w:keepNext w:val="0"/>
         <w:keepLines w:val="0"/>
         <w:pageBreakBefore w:val="0"/>
@@ -236,11 +237,11 @@
         <w:adjustRightInd w:val="0"/>
         <w:snapToGrid w:val="0"/>
         <w:spacing w:after="624" w:afterLines="200" w:line="219" w:lineRule="auto"/>
-        <w:ind w:left="0" w:leftChars="0" w:right="0" w:rightChars="0" w:firstLine="0" w:firstLineChars="0"/>
+        <w:ind w:left="0" w:right="0" w:firstLine="0" w:leftChars="0" w:rightChars="0" w:firstLineChars="0"/>
         <w:jc w:val="center"/>
         <w:textAlignment w:val="baseline"/>
         <w:rPr>
-          <w:rFonts w:hint="default" w:ascii="宋体" w:hAnsi="宋体" w:eastAsia="宋体" w:cs="宋体"/>
+          <w:rFonts w:ascii="宋体" w:eastAsia="宋体" w:hAnsi="宋体" w:cs="宋体" w:hint="default"/>
           <w:sz w:val="24"/>
           <w:szCs w:val="24"/>
           <w:lang w:val="en-US" w:eastAsia="zh-CN"/>
@@ -248,7 +249,7 @@
       </w:pPr>
       <w:r>
         <w:rPr>
-          <w:rFonts w:ascii="宋体" w:hAnsi="宋体" w:eastAsia="宋体" w:cs="宋体"/>
+          <w:rFonts w:ascii="宋体" w:eastAsia="宋体" w:hAnsi="宋体" w:cs="宋体"/>
           <w:b/>
           <w:bCs/>
           <w:spacing w:val="-3"/>
@@ -259,7 +260,7 @@
       </w:r>
       <w:r>
         <w:rPr>
-          <w:rFonts w:hint="eastAsia" w:ascii="宋体" w:hAnsi="宋体" w:eastAsia="宋体" w:cs="宋体"/>
+          <w:rFonts w:ascii="宋体" w:eastAsia="宋体" w:hAnsi="宋体" w:cs="宋体" w:hint="eastAsia"/>
           <w:b/>
           <w:bCs/>
           <w:spacing w:val="-3"/>
@@ -271,7 +272,7 @@
       </w:r>
       <w:r>
         <w:rPr>
-          <w:rFonts w:ascii="宋体" w:hAnsi="宋体" w:eastAsia="宋体" w:cs="宋体"/>
+          <w:rFonts w:ascii="宋体" w:eastAsia="宋体" w:hAnsi="宋体" w:cs="宋体"/>
           <w:b/>
           <w:bCs/>
           <w:spacing w:val="-3"/>
@@ -282,7 +283,7 @@
       </w:r>
       <w:r>
         <w:rPr>
-          <w:rFonts w:hint="eastAsia" w:ascii="宋体" w:hAnsi="宋体" w:cs="宋体"/>
+          <w:rFonts w:ascii="宋体" w:hAnsi="宋体" w:cs="宋体" w:hint="eastAsia"/>
           <w:b/>
           <w:bCs/>
           <w:spacing w:val="-3"/>
@@ -294,7 +295,7 @@
       </w:r>
       <w:r>
         <w:rPr>
-          <w:rFonts w:ascii="宋体" w:hAnsi="宋体" w:eastAsia="宋体" w:cs="宋体"/>
+          <w:rFonts w:ascii="宋体" w:eastAsia="宋体" w:hAnsi="宋体" w:cs="宋体"/>
           <w:b/>
           <w:bCs/>
           <w:spacing w:val="-3"/>
@@ -305,7 +306,7 @@
       </w:r>
       <w:r>
         <w:rPr>
-          <w:rFonts w:hint="eastAsia" w:ascii="宋体" w:hAnsi="宋体" w:cs="宋体"/>
+          <w:rFonts w:ascii="宋体" w:hAnsi="宋体" w:cs="宋体" w:hint="eastAsia"/>
           <w:b/>
           <w:bCs/>
           <w:spacing w:val="-3"/>
@@ -318,18 +319,17 @@
     </w:p>
     <w:tbl>
       <w:tblPr>
-        <w:tblStyle w:val="21"/>
+        <w:tblStyle w:val="TableGrid"/>
         <w:tblW w:w="0" w:type="auto"/>
         <w:jc w:val="center"/>
         <w:tblBorders>
-          <w:top w:val="none" w:color="auto" w:sz="0" w:space="0"/>
-          <w:left w:val="none" w:color="auto" w:sz="0" w:space="0"/>
-          <w:bottom w:val="none" w:color="auto" w:sz="0" w:space="0"/>
-          <w:right w:val="none" w:color="auto" w:sz="0" w:space="0"/>
-          <w:insideH w:val="none" w:color="auto" w:sz="0" w:space="0"/>
-          <w:insideV w:val="none" w:color="auto" w:sz="0" w:space="0"/>
+          <w:top w:val="nil"/>
+          <w:left w:val="nil"/>
+          <w:bottom w:val="nil"/>
+          <w:right w:val="nil"/>
+          <w:insideH w:val="nil"/>
+          <w:insideV w:val="nil"/>
         </w:tblBorders>
-        <w:tblLayout w:type="autofit"/>
         <w:tblCellMar>
           <w:top w:w="0" w:type="dxa"/>
           <w:left w:w="108" w:type="dxa"/>
@@ -343,13 +343,15 @@
       </w:tblGrid>
       <w:tr>
         <w:tblPrEx>
+          <w:tblW w:w="0" w:type="auto"/>
+          <w:jc w:val="center"/>
           <w:tblBorders>
-            <w:top w:val="none" w:color="auto" w:sz="0" w:space="0"/>
-            <w:left w:val="none" w:color="auto" w:sz="0" w:space="0"/>
-            <w:bottom w:val="none" w:color="auto" w:sz="0" w:space="0"/>
-            <w:right w:val="none" w:color="auto" w:sz="0" w:space="0"/>
-            <w:insideH w:val="none" w:color="auto" w:sz="0" w:space="0"/>
-            <w:insideV w:val="none" w:color="auto" w:sz="0" w:space="0"/>
+            <w:top w:val="nil"/>
+            <w:left w:val="nil"/>
+            <w:bottom w:val="nil"/>
+            <w:right w:val="nil"/>
+            <w:insideH w:val="nil"/>
+            <w:insideV w:val="nil"/>
           </w:tblBorders>
           <w:tblCellMar>
             <w:top w:w="0" w:type="dxa"/>
@@ -359,7 +361,7 @@
           </w:tblCellMar>
         </w:tblPrEx>
         <w:trPr>
-          <w:trHeight w:val="810" w:hRule="atLeast"/>
+          <w:trHeight w:val="810"/>
           <w:jc w:val="center"/>
         </w:trPr>
         <w:tc>
@@ -398,7 +400,7 @@
             </w:r>
             <w:r>
               <w:rPr>
-                <w:rFonts w:hint="default" w:asciiTheme="minorAscii" w:hAnsiTheme="minorAscii" w:eastAsiaTheme="minorEastAsia"/>
+                <w:rFonts w:asciiTheme="minorAscii" w:eastAsiaTheme="minorEastAsia" w:hAnsiTheme="minorAscii" w:hint="default"/>
                 <w:spacing w:val="227"/>
                 <w:sz w:val="21"/>
                 <w:vertAlign w:val="baseline"/>
@@ -453,7 +455,7 @@
             </w:r>
             <w:r>
               <w:rPr>
-                <w:rFonts w:hint="eastAsia" w:asciiTheme="minorAscii" w:hAnsiTheme="minorAscii" w:eastAsiaTheme="minorEastAsia"/>
+                <w:rFonts w:asciiTheme="minorAscii" w:eastAsiaTheme="minorEastAsia" w:hAnsiTheme="minorAscii" w:hint="eastAsia"/>
                 <w:spacing w:val="227"/>
                 <w:sz w:val="21"/>
                 <w:vertAlign w:val="baseline"/>
@@ -475,14 +477,8 @@
       </w:tr>
       <w:tr>
         <w:tblPrEx>
-          <w:tblBorders>
-            <w:top w:val="none" w:color="auto" w:sz="0" w:space="0"/>
-            <w:left w:val="none" w:color="auto" w:sz="0" w:space="0"/>
-            <w:bottom w:val="none" w:color="auto" w:sz="0" w:space="0"/>
-            <w:right w:val="none" w:color="auto" w:sz="0" w:space="0"/>
-            <w:insideH w:val="none" w:color="auto" w:sz="0" w:space="0"/>
-            <w:insideV w:val="none" w:color="auto" w:sz="0" w:space="0"/>
-          </w:tblBorders>
+          <w:tblW w:w="0" w:type="auto"/>
+          <w:jc w:val="center"/>
           <w:tblCellMar>
             <w:top w:w="0" w:type="dxa"/>
             <w:left w:w="108" w:type="dxa"/>
@@ -491,7 +487,7 @@
           </w:tblCellMar>
         </w:tblPrEx>
         <w:trPr>
-          <w:trHeight w:val="810" w:hRule="atLeast"/>
+          <w:trHeight w:val="810"/>
           <w:jc w:val="center"/>
         </w:trPr>
         <w:tc>
@@ -516,7 +512,7 @@
               <w:snapToGrid w:val="0"/>
               <w:textAlignment w:val="baseline"/>
               <w:rPr>
-                <w:rFonts w:hint="default" w:ascii="Arial" w:hAnsi="Arial" w:eastAsia="Arial" w:cs="Arial"/>
+                <w:rFonts w:ascii="Arial" w:eastAsia="Arial" w:hAnsi="Arial" w:cs="Arial" w:hint="default"/>
                 <w:snapToGrid w:val="0"/>
                 <w:color w:val="000000"/>
                 <w:kern w:val="0"/>
@@ -548,7 +544,7 @@
             </w:r>
             <w:r>
               <w:rPr>
-                <w:rFonts w:hint="default" w:asciiTheme="minorAscii" w:hAnsiTheme="minorAscii" w:eastAsiaTheme="minorEastAsia"/>
+                <w:rFonts w:asciiTheme="minorAscii" w:eastAsiaTheme="minorEastAsia" w:hAnsiTheme="minorAscii" w:hint="default"/>
                 <w:spacing w:val="227"/>
                 <w:sz w:val="21"/>
                 <w:vertAlign w:val="baseline"/>
@@ -602,7 +598,7 @@
               <w:snapToGrid w:val="0"/>
               <w:textAlignment w:val="baseline"/>
               <w:rPr>
-                <w:rFonts w:hint="default" w:ascii="Arial" w:hAnsi="Arial" w:eastAsia="Arial" w:cs="Arial"/>
+                <w:rFonts w:ascii="Arial" w:eastAsia="Arial" w:hAnsi="Arial" w:cs="Arial" w:hint="default"/>
                 <w:snapToGrid w:val="0"/>
                 <w:color w:val="000000"/>
                 <w:kern w:val="0"/>
@@ -620,8 +616,8 @@
               </w:rPr>
               <w:t>审核</w:t>
             </w:r>
-            <w:bookmarkStart w:id="17" w:name="_GoBack"/>
-            <w:bookmarkEnd w:id="17"/>
+            <w:bookmarkStart w:id="2" w:name="_GoBack"/>
+            <w:bookmarkEnd w:id="2"/>
             <w:r>
               <w:rPr>
                 <w:rFonts w:hint="eastAsia"/>
@@ -632,7 +628,7 @@
             </w:r>
             <w:r>
               <w:rPr>
-                <w:rFonts w:hint="eastAsia" w:asciiTheme="minorAscii" w:hAnsiTheme="minorAscii" w:eastAsiaTheme="minorEastAsia"/>
+                <w:rFonts w:asciiTheme="minorAscii" w:eastAsiaTheme="minorEastAsia" w:hAnsiTheme="minorAscii" w:hint="eastAsia"/>
                 <w:spacing w:val="227"/>
                 <w:sz w:val="21"/>
                 <w:vertAlign w:val="baseline"/>
@@ -654,14 +650,8 @@
       </w:tr>
       <w:tr>
         <w:tblPrEx>
-          <w:tblBorders>
-            <w:top w:val="none" w:color="auto" w:sz="0" w:space="0"/>
-            <w:left w:val="none" w:color="auto" w:sz="0" w:space="0"/>
-            <w:bottom w:val="none" w:color="auto" w:sz="0" w:space="0"/>
-            <w:right w:val="none" w:color="auto" w:sz="0" w:space="0"/>
-            <w:insideH w:val="none" w:color="auto" w:sz="0" w:space="0"/>
-            <w:insideV w:val="none" w:color="auto" w:sz="0" w:space="0"/>
-          </w:tblBorders>
+          <w:tblW w:w="0" w:type="auto"/>
+          <w:jc w:val="center"/>
           <w:tblCellMar>
             <w:top w:w="0" w:type="dxa"/>
             <w:left w:w="108" w:type="dxa"/>
@@ -670,7 +660,7 @@
           </w:tblCellMar>
         </w:tblPrEx>
         <w:trPr>
-          <w:trHeight w:val="635" w:hRule="atLeast"/>
+          <w:trHeight w:val="635"/>
           <w:jc w:val="center"/>
         </w:trPr>
         <w:tc>
@@ -721,7 +711,7 @@
             </w:r>
             <w:r>
               <w:rPr>
-                <w:rFonts w:hint="eastAsia" w:asciiTheme="minorAscii" w:hAnsiTheme="minorAscii" w:eastAsiaTheme="minorEastAsia"/>
+                <w:rFonts w:asciiTheme="minorAscii" w:eastAsiaTheme="minorEastAsia" w:hAnsiTheme="minorAscii" w:hint="eastAsia"/>
                 <w:spacing w:val="227"/>
                 <w:sz w:val="21"/>
                 <w:vertAlign w:val="baseline"/>
@@ -775,7 +765,7 @@
             </w:r>
             <w:r>
               <w:rPr>
-                <w:rFonts w:hint="eastAsia" w:asciiTheme="minorAscii" w:hAnsiTheme="minorAscii" w:eastAsiaTheme="minorEastAsia"/>
+                <w:rFonts w:asciiTheme="minorAscii" w:eastAsiaTheme="minorEastAsia" w:hAnsiTheme="minorAscii" w:hint="eastAsia"/>
                 <w:spacing w:val="227"/>
                 <w:sz w:val="21"/>
                 <w:vertAlign w:val="baseline"/>
@@ -836,14 +826,14 @@
         <w:ind w:left="3634"/>
         <w:textAlignment w:val="baseline"/>
         <w:rPr>
-          <w:rFonts w:ascii="宋体" w:hAnsi="宋体" w:eastAsia="宋体" w:cs="宋体"/>
+          <w:rFonts w:ascii="宋体" w:eastAsia="宋体" w:hAnsi="宋体" w:cs="宋体"/>
           <w:sz w:val="31"/>
           <w:szCs w:val="31"/>
         </w:rPr>
       </w:pPr>
       <w:r>
         <w:rPr>
-          <w:rFonts w:ascii="宋体" w:hAnsi="宋体" w:eastAsia="宋体" w:cs="宋体"/>
+          <w:rFonts w:ascii="宋体" w:eastAsia="宋体" w:hAnsi="宋体" w:cs="宋体"/>
           <w:b/>
           <w:bCs/>
           <w:spacing w:val="4"/>
@@ -855,16 +845,16 @@
     </w:p>
     <w:tbl>
       <w:tblPr>
-        <w:tblStyle w:val="26"/>
+        <w:tblStyle w:val="TableNormal0"/>
         <w:tblW w:w="8214" w:type="dxa"/>
         <w:jc w:val="center"/>
         <w:tblBorders>
-          <w:top w:val="single" w:color="000000" w:sz="2" w:space="0"/>
-          <w:left w:val="single" w:color="000000" w:sz="2" w:space="0"/>
-          <w:bottom w:val="single" w:color="000000" w:sz="2" w:space="0"/>
-          <w:right w:val="single" w:color="000000" w:sz="2" w:space="0"/>
-          <w:insideH w:val="single" w:color="000000" w:sz="2" w:space="0"/>
-          <w:insideV w:val="single" w:color="000000" w:sz="2" w:space="0"/>
+          <w:top w:val="single" w:sz="2" w:space="0" w:color="000000"/>
+          <w:left w:val="single" w:sz="2" w:space="0" w:color="000000"/>
+          <w:bottom w:val="single" w:sz="2" w:space="0" w:color="000000"/>
+          <w:right w:val="single" w:sz="2" w:space="0" w:color="000000"/>
+          <w:insideH w:val="single" w:sz="2" w:space="0" w:color="000000"/>
+          <w:insideV w:val="single" w:sz="2" w:space="0" w:color="000000"/>
         </w:tblBorders>
         <w:tblLayout w:type="fixed"/>
         <w:tblCellMar>
@@ -884,14 +874,17 @@
       </w:tblGrid>
       <w:tr>
         <w:tblPrEx>
+          <w:tblW w:w="8214" w:type="dxa"/>
+          <w:jc w:val="center"/>
           <w:tblBorders>
-            <w:top w:val="single" w:color="000000" w:sz="2" w:space="0"/>
-            <w:left w:val="single" w:color="000000" w:sz="2" w:space="0"/>
-            <w:bottom w:val="single" w:color="000000" w:sz="2" w:space="0"/>
-            <w:right w:val="single" w:color="000000" w:sz="2" w:space="0"/>
-            <w:insideH w:val="single" w:color="000000" w:sz="2" w:space="0"/>
-            <w:insideV w:val="single" w:color="000000" w:sz="2" w:space="0"/>
+            <w:top w:val="single" w:sz="2" w:space="0" w:color="000000"/>
+            <w:left w:val="single" w:sz="2" w:space="0" w:color="000000"/>
+            <w:bottom w:val="single" w:sz="2" w:space="0" w:color="000000"/>
+            <w:right w:val="single" w:sz="2" w:space="0" w:color="000000"/>
+            <w:insideH w:val="single" w:sz="2" w:space="0" w:color="000000"/>
+            <w:insideV w:val="single" w:sz="2" w:space="0" w:color="000000"/>
           </w:tblBorders>
+          <w:tblLayout w:type="fixed"/>
           <w:tblCellMar>
             <w:top w:w="0" w:type="dxa"/>
             <w:left w:w="0" w:type="dxa"/>
@@ -900,7 +893,7 @@
           </w:tblCellMar>
         </w:tblPrEx>
         <w:trPr>
-          <w:trHeight w:val="593" w:hRule="atLeast"/>
+          <w:trHeight w:val="593"/>
           <w:jc w:val="center"/>
         </w:trPr>
         <w:tc>
@@ -923,18 +916,18 @@
               <w:adjustRightInd w:val="0"/>
               <w:snapToGrid w:val="0"/>
               <w:spacing w:before="176" w:line="228" w:lineRule="auto"/>
-              <w:ind w:left="0" w:leftChars="0" w:right="0" w:rightChars="0" w:firstLine="0" w:firstLineChars="0"/>
+              <w:ind w:left="0" w:right="0" w:firstLine="0" w:leftChars="0" w:rightChars="0" w:firstLineChars="0"/>
               <w:jc w:val="center"/>
               <w:textAlignment w:val="baseline"/>
               <w:rPr>
-                <w:rFonts w:ascii="宋体" w:hAnsi="宋体" w:eastAsia="宋体" w:cs="宋体"/>
+                <w:rFonts w:ascii="宋体" w:eastAsia="宋体" w:hAnsi="宋体" w:cs="宋体"/>
                 <w:sz w:val="20"/>
                 <w:szCs w:val="20"/>
               </w:rPr>
             </w:pPr>
             <w:r>
               <w:rPr>
-                <w:rFonts w:hint="eastAsia" w:ascii="宋体" w:hAnsi="宋体" w:cs="宋体"/>
+                <w:rFonts w:ascii="宋体" w:hAnsi="宋体" w:cs="宋体" w:hint="eastAsia"/>
                 <w:spacing w:val="-14"/>
                 <w:sz w:val="20"/>
                 <w:szCs w:val="20"/>
@@ -944,7 +937,7 @@
             </w:r>
             <w:r>
               <w:rPr>
-                <w:rFonts w:ascii="宋体" w:hAnsi="宋体" w:eastAsia="宋体" w:cs="宋体"/>
+                <w:rFonts w:ascii="宋体" w:eastAsia="宋体" w:hAnsi="宋体" w:cs="宋体"/>
                 <w:spacing w:val="-14"/>
                 <w:sz w:val="20"/>
                 <w:szCs w:val="20"/>
@@ -973,18 +966,18 @@
               <w:adjustRightInd w:val="0"/>
               <w:snapToGrid w:val="0"/>
               <w:spacing w:before="175" w:line="227" w:lineRule="auto"/>
-              <w:ind w:left="0" w:leftChars="0" w:right="0" w:rightChars="0" w:firstLine="0" w:firstLineChars="0"/>
+              <w:ind w:left="0" w:right="0" w:firstLine="0" w:leftChars="0" w:rightChars="0" w:firstLineChars="0"/>
               <w:jc w:val="center"/>
               <w:textAlignment w:val="baseline"/>
               <w:rPr>
-                <w:rFonts w:ascii="宋体" w:hAnsi="宋体" w:eastAsia="宋体" w:cs="宋体"/>
+                <w:rFonts w:ascii="宋体" w:eastAsia="宋体" w:hAnsi="宋体" w:cs="宋体"/>
                 <w:sz w:val="20"/>
                 <w:szCs w:val="20"/>
               </w:rPr>
             </w:pPr>
             <w:r>
               <w:rPr>
-                <w:rFonts w:ascii="宋体" w:hAnsi="宋体" w:eastAsia="宋体" w:cs="宋体"/>
+                <w:rFonts w:ascii="宋体" w:eastAsia="宋体" w:hAnsi="宋体" w:cs="宋体"/>
                 <w:spacing w:val="4"/>
                 <w:sz w:val="20"/>
                 <w:szCs w:val="20"/>
@@ -1013,18 +1006,18 @@
               <w:adjustRightInd w:val="0"/>
               <w:snapToGrid w:val="0"/>
               <w:spacing w:before="175" w:line="228" w:lineRule="auto"/>
-              <w:ind w:left="0" w:leftChars="0" w:right="0" w:rightChars="0" w:firstLine="0" w:firstLineChars="0"/>
+              <w:ind w:left="0" w:right="0" w:firstLine="0" w:leftChars="0" w:rightChars="0" w:firstLineChars="0"/>
               <w:jc w:val="center"/>
               <w:textAlignment w:val="baseline"/>
               <w:rPr>
-                <w:rFonts w:ascii="宋体" w:hAnsi="宋体" w:eastAsia="宋体" w:cs="宋体"/>
+                <w:rFonts w:ascii="宋体" w:eastAsia="宋体" w:hAnsi="宋体" w:cs="宋体"/>
                 <w:sz w:val="20"/>
                 <w:szCs w:val="20"/>
               </w:rPr>
             </w:pPr>
             <w:r>
               <w:rPr>
-                <w:rFonts w:ascii="宋体" w:hAnsi="宋体" w:eastAsia="宋体" w:cs="宋体"/>
+                <w:rFonts w:ascii="宋体" w:eastAsia="宋体" w:hAnsi="宋体" w:cs="宋体"/>
                 <w:spacing w:val="7"/>
                 <w:sz w:val="20"/>
                 <w:szCs w:val="20"/>
@@ -1053,11 +1046,11 @@
               <w:adjustRightInd w:val="0"/>
               <w:snapToGrid w:val="0"/>
               <w:spacing w:before="175" w:line="228" w:lineRule="auto"/>
-              <w:ind w:left="0" w:leftChars="0" w:right="0" w:rightChars="0" w:firstLine="0" w:firstLineChars="0"/>
+              <w:ind w:left="0" w:right="0" w:firstLine="0" w:leftChars="0" w:rightChars="0" w:firstLineChars="0"/>
               <w:jc w:val="center"/>
               <w:textAlignment w:val="baseline"/>
               <w:rPr>
-                <w:rFonts w:hint="eastAsia" w:ascii="宋体" w:hAnsi="宋体" w:eastAsia="宋体" w:cs="宋体"/>
+                <w:rFonts w:ascii="宋体" w:eastAsia="宋体" w:hAnsi="宋体" w:cs="宋体" w:hint="eastAsia"/>
                 <w:spacing w:val="7"/>
                 <w:sz w:val="20"/>
                 <w:szCs w:val="20"/>
@@ -1066,7 +1059,7 @@
             </w:pPr>
             <w:r>
               <w:rPr>
-                <w:rFonts w:hint="eastAsia" w:ascii="宋体" w:hAnsi="宋体" w:cs="宋体"/>
+                <w:rFonts w:ascii="宋体" w:hAnsi="宋体" w:cs="宋体" w:hint="eastAsia"/>
                 <w:spacing w:val="7"/>
                 <w:sz w:val="20"/>
                 <w:szCs w:val="20"/>
@@ -1096,11 +1089,11 @@
               <w:adjustRightInd w:val="0"/>
               <w:snapToGrid w:val="0"/>
               <w:spacing w:before="175" w:line="228" w:lineRule="auto"/>
-              <w:ind w:left="0" w:leftChars="0" w:right="0" w:rightChars="0" w:firstLine="0" w:firstLineChars="0"/>
+              <w:ind w:left="0" w:right="0" w:firstLine="0" w:leftChars="0" w:rightChars="0" w:firstLineChars="0"/>
               <w:jc w:val="center"/>
               <w:textAlignment w:val="baseline"/>
               <w:rPr>
-                <w:rFonts w:hint="default" w:ascii="宋体" w:hAnsi="宋体" w:cs="宋体"/>
+                <w:rFonts w:ascii="宋体" w:hAnsi="宋体" w:cs="宋体" w:hint="default"/>
                 <w:spacing w:val="7"/>
                 <w:sz w:val="20"/>
                 <w:szCs w:val="20"/>
@@ -1109,7 +1102,7 @@
             </w:pPr>
             <w:r>
               <w:rPr>
-                <w:rFonts w:hint="eastAsia" w:ascii="宋体" w:hAnsi="宋体" w:cs="宋体"/>
+                <w:rFonts w:ascii="宋体" w:hAnsi="宋体" w:cs="宋体" w:hint="eastAsia"/>
                 <w:spacing w:val="7"/>
                 <w:sz w:val="20"/>
                 <w:szCs w:val="20"/>
@@ -1139,18 +1132,18 @@
               <w:adjustRightInd w:val="0"/>
               <w:snapToGrid w:val="0"/>
               <w:spacing w:before="176" w:line="229" w:lineRule="auto"/>
-              <w:ind w:left="0" w:leftChars="0" w:right="0" w:rightChars="0" w:firstLine="0" w:firstLineChars="0"/>
+              <w:ind w:left="0" w:right="0" w:firstLine="0" w:leftChars="0" w:rightChars="0" w:firstLineChars="0"/>
               <w:jc w:val="center"/>
               <w:textAlignment w:val="baseline"/>
               <w:rPr>
-                <w:rFonts w:ascii="宋体" w:hAnsi="宋体" w:eastAsia="宋体" w:cs="宋体"/>
+                <w:rFonts w:ascii="宋体" w:eastAsia="宋体" w:hAnsi="宋体" w:cs="宋体"/>
                 <w:sz w:val="20"/>
                 <w:szCs w:val="20"/>
               </w:rPr>
             </w:pPr>
             <w:r>
               <w:rPr>
-                <w:rFonts w:ascii="宋体" w:hAnsi="宋体" w:eastAsia="宋体" w:cs="宋体"/>
+                <w:rFonts w:ascii="宋体" w:eastAsia="宋体" w:hAnsi="宋体" w:cs="宋体"/>
                 <w:spacing w:val="7"/>
                 <w:sz w:val="20"/>
                 <w:szCs w:val="20"/>
@@ -1162,14 +1155,9 @@
       </w:tr>
       <w:tr>
         <w:tblPrEx>
-          <w:tblBorders>
-            <w:top w:val="single" w:color="000000" w:sz="2" w:space="0"/>
-            <w:left w:val="single" w:color="000000" w:sz="2" w:space="0"/>
-            <w:bottom w:val="single" w:color="000000" w:sz="2" w:space="0"/>
-            <w:right w:val="single" w:color="000000" w:sz="2" w:space="0"/>
-            <w:insideH w:val="single" w:color="000000" w:sz="2" w:space="0"/>
-            <w:insideV w:val="single" w:color="000000" w:sz="2" w:space="0"/>
-          </w:tblBorders>
+          <w:tblW w:w="8214" w:type="dxa"/>
+          <w:jc w:val="center"/>
+          <w:tblLayout w:type="fixed"/>
           <w:tblCellMar>
             <w:top w:w="0" w:type="dxa"/>
             <w:left w:w="0" w:type="dxa"/>
@@ -1178,7 +1166,7 @@
           </w:tblCellMar>
         </w:tblPrEx>
         <w:trPr>
-          <w:trHeight w:val="516" w:hRule="atLeast"/>
+          <w:trHeight w:val="516"/>
           <w:jc w:val="center"/>
         </w:trPr>
         <w:tc>
@@ -1201,11 +1189,11 @@
               <w:adjustRightInd w:val="0"/>
               <w:snapToGrid w:val="0"/>
               <w:spacing w:before="173" w:line="267" w:lineRule="exact"/>
-              <w:ind w:left="0" w:leftChars="0" w:right="0" w:rightChars="0" w:firstLine="0" w:firstLineChars="0"/>
+              <w:ind w:left="0" w:right="0" w:firstLine="0" w:leftChars="0" w:rightChars="0" w:firstLineChars="0"/>
               <w:jc w:val="center"/>
               <w:textAlignment w:val="baseline"/>
               <w:rPr>
-                <w:rFonts w:hint="default" w:ascii="宋体" w:hAnsi="宋体" w:eastAsia="宋体" w:cs="宋体"/>
+                <w:rFonts w:ascii="宋体" w:eastAsia="宋体" w:hAnsi="宋体" w:cs="宋体" w:hint="default"/>
                 <w:sz w:val="20"/>
                 <w:szCs w:val="20"/>
                 <w:lang w:val="en-US"/>
@@ -1213,7 +1201,7 @@
             </w:pPr>
             <w:r>
               <w:rPr>
-                <w:rFonts w:ascii="宋体" w:hAnsi="宋体" w:eastAsia="宋体" w:cs="宋体"/>
+                <w:rFonts w:ascii="宋体" w:eastAsia="宋体" w:hAnsi="宋体" w:cs="宋体"/>
                 <w:spacing w:val="3"/>
                 <w:position w:val="1"/>
                 <w:sz w:val="20"/>
@@ -1223,7 +1211,7 @@
             </w:r>
             <w:r>
               <w:rPr>
-                <w:rFonts w:hint="eastAsia" w:ascii="宋体" w:hAnsi="宋体" w:cs="宋体"/>
+                <w:rFonts w:ascii="宋体" w:hAnsi="宋体" w:cs="宋体" w:hint="eastAsia"/>
                 <w:spacing w:val="3"/>
                 <w:position w:val="1"/>
                 <w:sz w:val="20"/>
@@ -1254,18 +1242,18 @@
               <w:adjustRightInd w:val="0"/>
               <w:snapToGrid w:val="0"/>
               <w:spacing w:before="173" w:line="267" w:lineRule="exact"/>
-              <w:ind w:left="0" w:leftChars="0" w:right="0" w:rightChars="0" w:firstLine="0" w:firstLineChars="0"/>
+              <w:ind w:left="0" w:right="0" w:firstLine="0" w:leftChars="0" w:rightChars="0" w:firstLineChars="0"/>
               <w:jc w:val="center"/>
               <w:textAlignment w:val="baseline"/>
               <w:rPr>
-                <w:rFonts w:ascii="宋体" w:hAnsi="宋体" w:eastAsia="宋体" w:cs="宋体"/>
+                <w:rFonts w:ascii="宋体" w:eastAsia="宋体" w:hAnsi="宋体" w:cs="宋体"/>
                 <w:sz w:val="20"/>
                 <w:szCs w:val="20"/>
               </w:rPr>
             </w:pPr>
             <w:r>
               <w:rPr>
-                <w:rFonts w:ascii="宋体" w:hAnsi="宋体" w:eastAsia="宋体" w:cs="宋体"/>
+                <w:rFonts w:ascii="宋体" w:eastAsia="宋体" w:hAnsi="宋体" w:cs="宋体"/>
                 <w:spacing w:val="4"/>
                 <w:position w:val="1"/>
                 <w:sz w:val="20"/>
@@ -1295,18 +1283,18 @@
               <w:adjustRightInd w:val="0"/>
               <w:snapToGrid w:val="0"/>
               <w:spacing w:before="172" w:line="228" w:lineRule="auto"/>
-              <w:ind w:left="0" w:leftChars="0" w:right="0" w:rightChars="0" w:firstLine="0" w:firstLineChars="0"/>
+              <w:ind w:left="0" w:right="0" w:firstLine="0" w:leftChars="0" w:rightChars="0" w:firstLineChars="0"/>
               <w:jc w:val="center"/>
               <w:textAlignment w:val="baseline"/>
               <w:rPr>
-                <w:rFonts w:ascii="宋体" w:hAnsi="宋体" w:eastAsia="宋体" w:cs="宋体"/>
+                <w:rFonts w:ascii="宋体" w:eastAsia="宋体" w:hAnsi="宋体" w:cs="宋体"/>
                 <w:sz w:val="20"/>
                 <w:szCs w:val="20"/>
               </w:rPr>
             </w:pPr>
             <w:r>
               <w:rPr>
-                <w:rFonts w:ascii="宋体" w:hAnsi="宋体" w:eastAsia="宋体" w:cs="宋体"/>
+                <w:rFonts w:ascii="宋体" w:eastAsia="宋体" w:hAnsi="宋体" w:cs="宋体"/>
                 <w:spacing w:val="200"/>
                 <w:kern w:val="0"/>
                 <w:sz w:val="20"/>
@@ -1316,7 +1304,7 @@
             </w:r>
             <w:r>
               <w:rPr>
-                <w:rFonts w:ascii="宋体" w:hAnsi="宋体" w:eastAsia="宋体" w:cs="宋体"/>
+                <w:rFonts w:ascii="宋体" w:eastAsia="宋体" w:hAnsi="宋体" w:cs="宋体"/>
                 <w:spacing w:val="0"/>
                 <w:kern w:val="0"/>
                 <w:sz w:val="20"/>
@@ -1346,11 +1334,11 @@
               <w:adjustRightInd w:val="0"/>
               <w:snapToGrid w:val="0"/>
               <w:spacing w:before="173" w:line="229" w:lineRule="auto"/>
-              <w:ind w:left="0" w:leftChars="0" w:right="0" w:rightChars="0" w:firstLine="0" w:firstLineChars="0"/>
+              <w:ind w:left="0" w:right="0" w:firstLine="0" w:leftChars="0" w:rightChars="0" w:firstLineChars="0"/>
               <w:jc w:val="center"/>
               <w:textAlignment w:val="baseline"/>
               <w:rPr>
-                <w:rFonts w:ascii="宋体" w:hAnsi="宋体" w:eastAsia="宋体" w:cs="宋体"/>
+                <w:rFonts w:ascii="宋体" w:eastAsia="宋体" w:hAnsi="宋体" w:cs="宋体"/>
                 <w:spacing w:val="200"/>
                 <w:kern w:val="0"/>
                 <w:sz w:val="20"/>
@@ -1359,14 +1347,14 @@
             </w:pPr>
             <w:r>
               <w:rPr>
-                <w:rFonts w:hint="eastAsia" w:asciiTheme="minorAscii" w:hAnsiTheme="minorAscii" w:eastAsiaTheme="minorEastAsia"/>
+                <w:rFonts w:asciiTheme="minorAscii" w:eastAsiaTheme="minorEastAsia" w:hAnsiTheme="minorAscii" w:hint="eastAsia"/>
                 <w:spacing w:val="0"/>
                 <w:kern w:val="0"/>
                 <w:sz w:val="21"/>
                 <w:vertAlign w:val="baseline"/>
                 <w:lang w:val="en-US" w:eastAsia="zh-CN"/>
               </w:rPr>
-              <w:t>程方</w:t>
+              <w:t>强宇涛</w:t>
             </w:r>
           </w:p>
         </w:tc>
@@ -1390,11 +1378,11 @@
               <w:adjustRightInd w:val="0"/>
               <w:snapToGrid w:val="0"/>
               <w:spacing w:before="173" w:line="229" w:lineRule="auto"/>
-              <w:ind w:left="0" w:leftChars="0" w:right="0" w:rightChars="0" w:firstLine="0" w:firstLineChars="0"/>
+              <w:ind w:left="0" w:right="0" w:firstLine="0" w:leftChars="0" w:rightChars="0" w:firstLineChars="0"/>
               <w:jc w:val="center"/>
               <w:textAlignment w:val="baseline"/>
               <w:rPr>
-                <w:rFonts w:ascii="宋体" w:hAnsi="宋体" w:eastAsia="宋体" w:cs="宋体"/>
+                <w:rFonts w:ascii="宋体" w:eastAsia="宋体" w:hAnsi="宋体" w:cs="宋体"/>
                 <w:spacing w:val="200"/>
                 <w:kern w:val="0"/>
                 <w:sz w:val="20"/>
@@ -1403,14 +1391,14 @@
             </w:pPr>
             <w:r>
               <w:rPr>
-                <w:rFonts w:hint="eastAsia" w:asciiTheme="minorAscii" w:hAnsiTheme="minorAscii" w:eastAsiaTheme="minorEastAsia"/>
+                <w:rFonts w:asciiTheme="minorAscii" w:eastAsiaTheme="minorEastAsia" w:hAnsiTheme="minorAscii" w:hint="eastAsia"/>
                 <w:spacing w:val="0"/>
                 <w:kern w:val="0"/>
                 <w:sz w:val="21"/>
                 <w:vertAlign w:val="baseline"/>
                 <w:lang w:val="en-US" w:eastAsia="zh-CN"/>
               </w:rPr>
-              <w:t>茅建根</w:t>
+              <w:t>陈凯</w:t>
             </w:r>
           </w:p>
         </w:tc>
@@ -1434,18 +1422,18 @@
               <w:adjustRightInd w:val="0"/>
               <w:snapToGrid w:val="0"/>
               <w:spacing w:before="173" w:line="229" w:lineRule="auto"/>
-              <w:ind w:left="0" w:leftChars="0" w:right="0" w:rightChars="0" w:firstLine="0" w:firstLineChars="0"/>
+              <w:ind w:left="0" w:right="0" w:firstLine="0" w:leftChars="0" w:rightChars="0" w:firstLineChars="0"/>
               <w:jc w:val="center"/>
               <w:textAlignment w:val="baseline"/>
               <w:rPr>
-                <w:rFonts w:ascii="宋体" w:hAnsi="宋体" w:eastAsia="宋体" w:cs="宋体"/>
+                <w:rFonts w:ascii="宋体" w:eastAsia="宋体" w:hAnsi="宋体" w:cs="宋体"/>
                 <w:sz w:val="20"/>
                 <w:szCs w:val="20"/>
               </w:rPr>
             </w:pPr>
             <w:r>
               <w:rPr>
-                <w:rFonts w:hint="eastAsia" w:asciiTheme="minorAscii" w:hAnsiTheme="minorAscii" w:eastAsiaTheme="minorEastAsia"/>
+                <w:rFonts w:asciiTheme="minorAscii" w:eastAsiaTheme="minorEastAsia" w:hAnsiTheme="minorAscii" w:hint="eastAsia"/>
                 <w:spacing w:val="0"/>
                 <w:kern w:val="0"/>
                 <w:sz w:val="21"/>
@@ -1459,14 +1447,9 @@
       </w:tr>
       <w:tr>
         <w:tblPrEx>
-          <w:tblBorders>
-            <w:top w:val="single" w:color="000000" w:sz="2" w:space="0"/>
-            <w:left w:val="single" w:color="000000" w:sz="2" w:space="0"/>
-            <w:bottom w:val="single" w:color="000000" w:sz="2" w:space="0"/>
-            <w:right w:val="single" w:color="000000" w:sz="2" w:space="0"/>
-            <w:insideH w:val="single" w:color="000000" w:sz="2" w:space="0"/>
-            <w:insideV w:val="single" w:color="000000" w:sz="2" w:space="0"/>
-          </w:tblBorders>
+          <w:tblW w:w="8214" w:type="dxa"/>
+          <w:jc w:val="center"/>
+          <w:tblLayout w:type="fixed"/>
           <w:tblCellMar>
             <w:top w:w="0" w:type="dxa"/>
             <w:left w:w="0" w:type="dxa"/>
@@ -1475,7 +1458,7 @@
           </w:tblCellMar>
         </w:tblPrEx>
         <w:trPr>
-          <w:trHeight w:val="556" w:hRule="atLeast"/>
+          <w:trHeight w:val="556"/>
           <w:jc w:val="center"/>
         </w:trPr>
         <w:tc>
@@ -1484,7 +1467,7 @@
           </w:tcPr>
           <w:p>
             <w:pPr>
-              <w:pStyle w:val="27"/>
+              <w:pStyle w:val="TableText"/>
               <w:keepNext w:val="0"/>
               <w:keepLines w:val="0"/>
               <w:pageBreakBefore w:val="0"/>
@@ -1498,7 +1481,7 @@
               <w:bidi w:val="0"/>
               <w:adjustRightInd w:val="0"/>
               <w:snapToGrid w:val="0"/>
-              <w:ind w:left="0" w:leftChars="0" w:right="0" w:rightChars="0" w:firstLine="0" w:firstLineChars="0"/>
+              <w:ind w:left="0" w:right="0" w:firstLine="0" w:leftChars="0" w:rightChars="0" w:firstLineChars="0"/>
               <w:jc w:val="center"/>
               <w:textAlignment w:val="baseline"/>
             </w:pPr>
@@ -1510,7 +1493,7 @@
           </w:tcPr>
           <w:p>
             <w:pPr>
-              <w:pStyle w:val="27"/>
+              <w:pStyle w:val="TableText"/>
               <w:keepNext w:val="0"/>
               <w:keepLines w:val="0"/>
               <w:pageBreakBefore w:val="0"/>
@@ -1524,7 +1507,7 @@
               <w:bidi w:val="0"/>
               <w:adjustRightInd w:val="0"/>
               <w:snapToGrid w:val="0"/>
-              <w:ind w:left="0" w:leftChars="0" w:right="0" w:rightChars="0" w:firstLine="0" w:firstLineChars="0"/>
+              <w:ind w:left="0" w:right="0" w:firstLine="0" w:leftChars="0" w:rightChars="0" w:firstLineChars="0"/>
               <w:jc w:val="center"/>
               <w:textAlignment w:val="baseline"/>
             </w:pPr>
@@ -1536,7 +1519,7 @@
           </w:tcPr>
           <w:p>
             <w:pPr>
-              <w:pStyle w:val="27"/>
+              <w:pStyle w:val="TableText"/>
               <w:keepNext w:val="0"/>
               <w:keepLines w:val="0"/>
               <w:pageBreakBefore w:val="0"/>
@@ -1550,7 +1533,7 @@
               <w:bidi w:val="0"/>
               <w:adjustRightInd w:val="0"/>
               <w:snapToGrid w:val="0"/>
-              <w:ind w:left="0" w:leftChars="0" w:right="0" w:rightChars="0" w:firstLine="0" w:firstLineChars="0"/>
+              <w:ind w:left="0" w:right="0" w:firstLine="0" w:leftChars="0" w:rightChars="0" w:firstLineChars="0"/>
               <w:jc w:val="center"/>
               <w:textAlignment w:val="baseline"/>
             </w:pPr>
@@ -1562,7 +1545,7 @@
           </w:tcPr>
           <w:p>
             <w:pPr>
-              <w:pStyle w:val="27"/>
+              <w:pStyle w:val="TableText"/>
               <w:keepNext w:val="0"/>
               <w:keepLines w:val="0"/>
               <w:pageBreakBefore w:val="0"/>
@@ -1576,7 +1559,7 @@
               <w:bidi w:val="0"/>
               <w:adjustRightInd w:val="0"/>
               <w:snapToGrid w:val="0"/>
-              <w:ind w:left="0" w:leftChars="0" w:right="0" w:rightChars="0" w:firstLine="0" w:firstLineChars="0"/>
+              <w:ind w:left="0" w:right="0" w:firstLine="0" w:leftChars="0" w:rightChars="0" w:firstLineChars="0"/>
               <w:jc w:val="center"/>
               <w:textAlignment w:val="baseline"/>
             </w:pPr>
@@ -1588,7 +1571,7 @@
           </w:tcPr>
           <w:p>
             <w:pPr>
-              <w:pStyle w:val="27"/>
+              <w:pStyle w:val="TableText"/>
               <w:keepNext w:val="0"/>
               <w:keepLines w:val="0"/>
               <w:pageBreakBefore w:val="0"/>
@@ -1602,7 +1585,7 @@
               <w:bidi w:val="0"/>
               <w:adjustRightInd w:val="0"/>
               <w:snapToGrid w:val="0"/>
-              <w:ind w:left="0" w:leftChars="0" w:right="0" w:rightChars="0" w:firstLine="0" w:firstLineChars="0"/>
+              <w:ind w:left="0" w:right="0" w:firstLine="0" w:leftChars="0" w:rightChars="0" w:firstLineChars="0"/>
               <w:jc w:val="center"/>
               <w:textAlignment w:val="baseline"/>
             </w:pPr>
@@ -1614,7 +1597,7 @@
           </w:tcPr>
           <w:p>
             <w:pPr>
-              <w:pStyle w:val="27"/>
+              <w:pStyle w:val="TableText"/>
               <w:keepNext w:val="0"/>
               <w:keepLines w:val="0"/>
               <w:pageBreakBefore w:val="0"/>
@@ -1628,7 +1611,7 @@
               <w:bidi w:val="0"/>
               <w:adjustRightInd w:val="0"/>
               <w:snapToGrid w:val="0"/>
-              <w:ind w:left="0" w:leftChars="0" w:right="0" w:rightChars="0" w:firstLine="0" w:firstLineChars="0"/>
+              <w:ind w:left="0" w:right="0" w:firstLine="0" w:leftChars="0" w:rightChars="0" w:firstLineChars="0"/>
               <w:jc w:val="center"/>
               <w:textAlignment w:val="baseline"/>
             </w:pPr>
@@ -1637,14 +1620,9 @@
       </w:tr>
       <w:tr>
         <w:tblPrEx>
-          <w:tblBorders>
-            <w:top w:val="single" w:color="000000" w:sz="2" w:space="0"/>
-            <w:left w:val="single" w:color="000000" w:sz="2" w:space="0"/>
-            <w:bottom w:val="single" w:color="000000" w:sz="2" w:space="0"/>
-            <w:right w:val="single" w:color="000000" w:sz="2" w:space="0"/>
-            <w:insideH w:val="single" w:color="000000" w:sz="2" w:space="0"/>
-            <w:insideV w:val="single" w:color="000000" w:sz="2" w:space="0"/>
-          </w:tblBorders>
+          <w:tblW w:w="8214" w:type="dxa"/>
+          <w:jc w:val="center"/>
+          <w:tblLayout w:type="fixed"/>
           <w:tblCellMar>
             <w:top w:w="0" w:type="dxa"/>
             <w:left w:w="0" w:type="dxa"/>
@@ -1653,7 +1631,7 @@
           </w:tblCellMar>
         </w:tblPrEx>
         <w:trPr>
-          <w:trHeight w:val="556" w:hRule="atLeast"/>
+          <w:trHeight w:val="556"/>
           <w:jc w:val="center"/>
         </w:trPr>
         <w:tc>
@@ -1662,7 +1640,7 @@
           </w:tcPr>
           <w:p>
             <w:pPr>
-              <w:pStyle w:val="27"/>
+              <w:pStyle w:val="TableText"/>
               <w:keepNext w:val="0"/>
               <w:keepLines w:val="0"/>
               <w:pageBreakBefore w:val="0"/>
@@ -1676,7 +1654,7 @@
               <w:bidi w:val="0"/>
               <w:adjustRightInd w:val="0"/>
               <w:snapToGrid w:val="0"/>
-              <w:ind w:left="0" w:leftChars="0" w:right="0" w:rightChars="0" w:firstLine="0" w:firstLineChars="0"/>
+              <w:ind w:left="0" w:right="0" w:firstLine="0" w:leftChars="0" w:rightChars="0" w:firstLineChars="0"/>
               <w:jc w:val="center"/>
               <w:textAlignment w:val="baseline"/>
             </w:pPr>
@@ -1688,7 +1666,7 @@
           </w:tcPr>
           <w:p>
             <w:pPr>
-              <w:pStyle w:val="27"/>
+              <w:pStyle w:val="TableText"/>
               <w:keepNext w:val="0"/>
               <w:keepLines w:val="0"/>
               <w:pageBreakBefore w:val="0"/>
@@ -1702,7 +1680,7 @@
               <w:bidi w:val="0"/>
               <w:adjustRightInd w:val="0"/>
               <w:snapToGrid w:val="0"/>
-              <w:ind w:left="0" w:leftChars="0" w:right="0" w:rightChars="0" w:firstLine="0" w:firstLineChars="0"/>
+              <w:ind w:left="0" w:right="0" w:firstLine="0" w:leftChars="0" w:rightChars="0" w:firstLineChars="0"/>
               <w:jc w:val="center"/>
               <w:textAlignment w:val="baseline"/>
             </w:pPr>
@@ -1714,7 +1692,7 @@
           </w:tcPr>
           <w:p>
             <w:pPr>
-              <w:pStyle w:val="27"/>
+              <w:pStyle w:val="TableText"/>
               <w:keepNext w:val="0"/>
               <w:keepLines w:val="0"/>
               <w:pageBreakBefore w:val="0"/>
@@ -1728,7 +1706,7 @@
               <w:bidi w:val="0"/>
               <w:adjustRightInd w:val="0"/>
               <w:snapToGrid w:val="0"/>
-              <w:ind w:left="0" w:leftChars="0" w:right="0" w:rightChars="0" w:firstLine="0" w:firstLineChars="0"/>
+              <w:ind w:left="0" w:right="0" w:firstLine="0" w:leftChars="0" w:rightChars="0" w:firstLineChars="0"/>
               <w:jc w:val="center"/>
               <w:textAlignment w:val="baseline"/>
             </w:pPr>
@@ -1740,7 +1718,7 @@
           </w:tcPr>
           <w:p>
             <w:pPr>
-              <w:pStyle w:val="27"/>
+              <w:pStyle w:val="TableText"/>
               <w:keepNext w:val="0"/>
               <w:keepLines w:val="0"/>
               <w:pageBreakBefore w:val="0"/>
@@ -1754,7 +1732,7 @@
               <w:bidi w:val="0"/>
               <w:adjustRightInd w:val="0"/>
               <w:snapToGrid w:val="0"/>
-              <w:ind w:left="0" w:leftChars="0" w:right="0" w:rightChars="0" w:firstLine="0" w:firstLineChars="0"/>
+              <w:ind w:left="0" w:right="0" w:firstLine="0" w:leftChars="0" w:rightChars="0" w:firstLineChars="0"/>
               <w:jc w:val="center"/>
               <w:textAlignment w:val="baseline"/>
             </w:pPr>
@@ -1766,7 +1744,7 @@
           </w:tcPr>
           <w:p>
             <w:pPr>
-              <w:pStyle w:val="27"/>
+              <w:pStyle w:val="TableText"/>
               <w:keepNext w:val="0"/>
               <w:keepLines w:val="0"/>
               <w:pageBreakBefore w:val="0"/>
@@ -1780,7 +1758,7 @@
               <w:bidi w:val="0"/>
               <w:adjustRightInd w:val="0"/>
               <w:snapToGrid w:val="0"/>
-              <w:ind w:left="0" w:leftChars="0" w:right="0" w:rightChars="0" w:firstLine="0" w:firstLineChars="0"/>
+              <w:ind w:left="0" w:right="0" w:firstLine="0" w:leftChars="0" w:rightChars="0" w:firstLineChars="0"/>
               <w:jc w:val="center"/>
               <w:textAlignment w:val="baseline"/>
             </w:pPr>
@@ -1792,7 +1770,7 @@
           </w:tcPr>
           <w:p>
             <w:pPr>
-              <w:pStyle w:val="27"/>
+              <w:pStyle w:val="TableText"/>
               <w:keepNext w:val="0"/>
               <w:keepLines w:val="0"/>
               <w:pageBreakBefore w:val="0"/>
@@ -1806,7 +1784,7 @@
               <w:bidi w:val="0"/>
               <w:adjustRightInd w:val="0"/>
               <w:snapToGrid w:val="0"/>
-              <w:ind w:left="0" w:leftChars="0" w:right="0" w:rightChars="0" w:firstLine="0" w:firstLineChars="0"/>
+              <w:ind w:left="0" w:right="0" w:firstLine="0" w:leftChars="0" w:rightChars="0" w:firstLineChars="0"/>
               <w:jc w:val="center"/>
               <w:textAlignment w:val="baseline"/>
             </w:pPr>
@@ -1815,14 +1793,9 @@
       </w:tr>
       <w:tr>
         <w:tblPrEx>
-          <w:tblBorders>
-            <w:top w:val="single" w:color="000000" w:sz="2" w:space="0"/>
-            <w:left w:val="single" w:color="000000" w:sz="2" w:space="0"/>
-            <w:bottom w:val="single" w:color="000000" w:sz="2" w:space="0"/>
-            <w:right w:val="single" w:color="000000" w:sz="2" w:space="0"/>
-            <w:insideH w:val="single" w:color="000000" w:sz="2" w:space="0"/>
-            <w:insideV w:val="single" w:color="000000" w:sz="2" w:space="0"/>
-          </w:tblBorders>
+          <w:tblW w:w="8214" w:type="dxa"/>
+          <w:jc w:val="center"/>
+          <w:tblLayout w:type="fixed"/>
           <w:tblCellMar>
             <w:top w:w="0" w:type="dxa"/>
             <w:left w:w="0" w:type="dxa"/>
@@ -1831,7 +1804,7 @@
           </w:tblCellMar>
         </w:tblPrEx>
         <w:trPr>
-          <w:trHeight w:val="557" w:hRule="atLeast"/>
+          <w:trHeight w:val="557"/>
           <w:jc w:val="center"/>
         </w:trPr>
         <w:tc>
@@ -1840,7 +1813,7 @@
           </w:tcPr>
           <w:p>
             <w:pPr>
-              <w:pStyle w:val="27"/>
+              <w:pStyle w:val="TableText"/>
               <w:keepNext w:val="0"/>
               <w:keepLines w:val="0"/>
               <w:pageBreakBefore w:val="0"/>
@@ -1854,7 +1827,7 @@
               <w:bidi w:val="0"/>
               <w:adjustRightInd w:val="0"/>
               <w:snapToGrid w:val="0"/>
-              <w:ind w:left="0" w:leftChars="0" w:right="0" w:rightChars="0" w:firstLine="0" w:firstLineChars="0"/>
+              <w:ind w:left="0" w:right="0" w:firstLine="0" w:leftChars="0" w:rightChars="0" w:firstLineChars="0"/>
               <w:jc w:val="center"/>
               <w:textAlignment w:val="baseline"/>
             </w:pPr>
@@ -1866,7 +1839,7 @@
           </w:tcPr>
           <w:p>
             <w:pPr>
-              <w:pStyle w:val="27"/>
+              <w:pStyle w:val="TableText"/>
               <w:keepNext w:val="0"/>
               <w:keepLines w:val="0"/>
               <w:pageBreakBefore w:val="0"/>
@@ -1880,7 +1853,7 @@
               <w:bidi w:val="0"/>
               <w:adjustRightInd w:val="0"/>
               <w:snapToGrid w:val="0"/>
-              <w:ind w:left="0" w:leftChars="0" w:right="0" w:rightChars="0" w:firstLine="0" w:firstLineChars="0"/>
+              <w:ind w:left="0" w:right="0" w:firstLine="0" w:leftChars="0" w:rightChars="0" w:firstLineChars="0"/>
               <w:jc w:val="center"/>
               <w:textAlignment w:val="baseline"/>
             </w:pPr>
@@ -1892,7 +1865,7 @@
           </w:tcPr>
           <w:p>
             <w:pPr>
-              <w:pStyle w:val="27"/>
+              <w:pStyle w:val="TableText"/>
               <w:keepNext w:val="0"/>
               <w:keepLines w:val="0"/>
               <w:pageBreakBefore w:val="0"/>
@@ -1906,7 +1879,7 @@
               <w:bidi w:val="0"/>
               <w:adjustRightInd w:val="0"/>
               <w:snapToGrid w:val="0"/>
-              <w:ind w:left="0" w:leftChars="0" w:right="0" w:rightChars="0" w:firstLine="0" w:firstLineChars="0"/>
+              <w:ind w:left="0" w:right="0" w:firstLine="0" w:leftChars="0" w:rightChars="0" w:firstLineChars="0"/>
               <w:jc w:val="center"/>
               <w:textAlignment w:val="baseline"/>
             </w:pPr>
@@ -1918,7 +1891,7 @@
           </w:tcPr>
           <w:p>
             <w:pPr>
-              <w:pStyle w:val="27"/>
+              <w:pStyle w:val="TableText"/>
               <w:keepNext w:val="0"/>
               <w:keepLines w:val="0"/>
               <w:pageBreakBefore w:val="0"/>
@@ -1932,7 +1905,7 @@
               <w:bidi w:val="0"/>
               <w:adjustRightInd w:val="0"/>
               <w:snapToGrid w:val="0"/>
-              <w:ind w:left="0" w:leftChars="0" w:right="0" w:rightChars="0" w:firstLine="0" w:firstLineChars="0"/>
+              <w:ind w:left="0" w:right="0" w:firstLine="0" w:leftChars="0" w:rightChars="0" w:firstLineChars="0"/>
               <w:jc w:val="center"/>
               <w:textAlignment w:val="baseline"/>
             </w:pPr>
@@ -1944,7 +1917,7 @@
           </w:tcPr>
           <w:p>
             <w:pPr>
-              <w:pStyle w:val="27"/>
+              <w:pStyle w:val="TableText"/>
               <w:keepNext w:val="0"/>
               <w:keepLines w:val="0"/>
               <w:pageBreakBefore w:val="0"/>
@@ -1958,7 +1931,7 @@
               <w:bidi w:val="0"/>
               <w:adjustRightInd w:val="0"/>
               <w:snapToGrid w:val="0"/>
-              <w:ind w:left="0" w:leftChars="0" w:right="0" w:rightChars="0" w:firstLine="0" w:firstLineChars="0"/>
+              <w:ind w:left="0" w:right="0" w:firstLine="0" w:leftChars="0" w:rightChars="0" w:firstLineChars="0"/>
               <w:jc w:val="center"/>
               <w:textAlignment w:val="baseline"/>
             </w:pPr>
@@ -1970,7 +1943,7 @@
           </w:tcPr>
           <w:p>
             <w:pPr>
-              <w:pStyle w:val="27"/>
+              <w:pStyle w:val="TableText"/>
               <w:keepNext w:val="0"/>
               <w:keepLines w:val="0"/>
               <w:pageBreakBefore w:val="0"/>
@@ -1984,7 +1957,7 @@
               <w:bidi w:val="0"/>
               <w:adjustRightInd w:val="0"/>
               <w:snapToGrid w:val="0"/>
-              <w:ind w:left="0" w:leftChars="0" w:right="0" w:rightChars="0" w:firstLine="0" w:firstLineChars="0"/>
+              <w:ind w:left="0" w:right="0" w:firstLine="0" w:leftChars="0" w:rightChars="0" w:firstLineChars="0"/>
               <w:jc w:val="center"/>
               <w:textAlignment w:val="baseline"/>
             </w:pPr>
@@ -2016,7 +1989,7 @@
     <w:sdt>
       <w:sdtPr>
         <w:rPr>
-          <w:rFonts w:hint="eastAsia" w:ascii="宋体" w:hAnsi="宋体" w:eastAsia="宋体" w:cs="宋体"/>
+          <w:rFonts w:ascii="宋体" w:eastAsia="宋体" w:hAnsi="宋体" w:cs="宋体" w:hint="eastAsia"/>
           <w:snapToGrid w:val="0"/>
           <w:color w:val="000000"/>
           <w:kern w:val="0"/>
@@ -2032,7 +2005,7 @@
       </w:sdtPr>
       <w:sdtEndPr>
         <w:rPr>
-          <w:rFonts w:hint="eastAsia" w:ascii="宋体" w:hAnsi="宋体" w:eastAsia="宋体" w:cs="宋体"/>
+          <w:rFonts w:ascii="宋体" w:eastAsia="宋体" w:hAnsi="宋体" w:cs="宋体" w:hint="eastAsia"/>
           <w:snapToGrid w:val="0"/>
           <w:color w:val="000000"/>
           <w:kern w:val="0"/>
@@ -2058,18 +2031,18 @@
             <w:adjustRightInd w:val="0"/>
             <w:snapToGrid w:val="0"/>
             <w:spacing w:before="0" w:beforeLines="0" w:after="0" w:afterLines="0" w:line="312" w:lineRule="auto"/>
-            <w:ind w:left="0" w:leftChars="0" w:right="0" w:rightChars="0" w:firstLine="0" w:firstLineChars="0"/>
+            <w:ind w:left="0" w:right="0" w:firstLine="0" w:leftChars="0" w:rightChars="0" w:firstLineChars="0"/>
             <w:jc w:val="center"/>
             <w:textAlignment w:val="baseline"/>
             <w:rPr>
-              <w:rFonts w:hint="eastAsia" w:ascii="宋体" w:hAnsi="宋体" w:eastAsia="宋体" w:cs="宋体"/>
+              <w:rFonts w:ascii="宋体" w:eastAsia="宋体" w:hAnsi="宋体" w:cs="宋体" w:hint="eastAsia"/>
               <w:sz w:val="24"/>
               <w:szCs w:val="24"/>
             </w:rPr>
           </w:pPr>
           <w:r>
             <w:rPr>
-              <w:rFonts w:hint="eastAsia" w:ascii="宋体" w:hAnsi="宋体" w:eastAsia="宋体" w:cs="宋体"/>
+              <w:rFonts w:ascii="宋体" w:eastAsia="宋体" w:hAnsi="宋体" w:cs="宋体" w:hint="eastAsia"/>
               <w:sz w:val="24"/>
               <w:szCs w:val="24"/>
             </w:rPr>
@@ -2078,14 +2051,14 @@
         </w:p>
         <w:p>
           <w:pPr>
-            <w:pStyle w:val="16"/>
+            <w:pStyle w:val="TOC1"/>
             <w:tabs>
               <w:tab w:val="right" w:leader="dot" w:pos="8306"/>
             </w:tabs>
           </w:pPr>
           <w:r>
             <w:rPr>
-              <w:rFonts w:hint="eastAsia" w:ascii="宋体" w:hAnsi="宋体" w:eastAsia="宋体" w:cs="宋体"/>
+              <w:rFonts w:ascii="宋体" w:eastAsia="宋体" w:hAnsi="宋体" w:cs="宋体" w:hint="eastAsia"/>
               <w:sz w:val="24"/>
               <w:szCs w:val="24"/>
             </w:rPr>
@@ -2093,7 +2066,7 @@
           </w:r>
           <w:r>
             <w:rPr>
-              <w:rFonts w:hint="eastAsia" w:ascii="宋体" w:hAnsi="宋体" w:eastAsia="宋体" w:cs="宋体"/>
+              <w:rFonts w:ascii="宋体" w:eastAsia="宋体" w:hAnsi="宋体" w:cs="宋体" w:hint="eastAsia"/>
               <w:sz w:val="24"/>
               <w:szCs w:val="24"/>
             </w:rPr>
@@ -2101,7 +2074,7 @@
           </w:r>
           <w:r>
             <w:rPr>
-              <w:rFonts w:hint="eastAsia" w:ascii="宋体" w:hAnsi="宋体" w:eastAsia="宋体" w:cs="宋体"/>
+              <w:rFonts w:ascii="宋体" w:eastAsia="宋体" w:hAnsi="宋体" w:cs="宋体" w:hint="eastAsia"/>
               <w:sz w:val="24"/>
               <w:szCs w:val="24"/>
             </w:rPr>
@@ -2109,21 +2082,21 @@
           </w:r>
           <w:r>
             <w:rPr>
-              <w:rFonts w:hint="eastAsia" w:ascii="宋体" w:hAnsi="宋体" w:eastAsia="宋体" w:cs="宋体"/>
+              <w:rFonts w:ascii="宋体" w:eastAsia="宋体" w:hAnsi="宋体" w:cs="宋体" w:hint="eastAsia"/>
               <w:szCs w:val="24"/>
             </w:rPr>
             <w:fldChar w:fldCharType="begin"/>
           </w:r>
           <w:r>
             <w:rPr>
-              <w:rFonts w:hint="eastAsia" w:ascii="宋体" w:hAnsi="宋体" w:eastAsia="宋体" w:cs="宋体"/>
+              <w:rFonts w:ascii="宋体" w:eastAsia="宋体" w:hAnsi="宋体" w:cs="宋体" w:hint="eastAsia"/>
               <w:szCs w:val="24"/>
             </w:rPr>
             <w:instrText xml:space="preserve"> HYPERLINK \l _Toc1198 </w:instrText>
           </w:r>
           <w:r>
             <w:rPr>
-              <w:rFonts w:hint="eastAsia" w:ascii="宋体" w:hAnsi="宋体" w:eastAsia="宋体" w:cs="宋体"/>
+              <w:rFonts w:ascii="宋体" w:eastAsia="宋体" w:hAnsi="宋体" w:cs="宋体" w:hint="eastAsia"/>
               <w:szCs w:val="24"/>
             </w:rPr>
             <w:fldChar w:fldCharType="separate"/>
@@ -2155,7 +2128,7 @@
           </w:r>
           <w:r>
             <w:rPr>
-              <w:rFonts w:hint="eastAsia" w:ascii="宋体" w:hAnsi="宋体" w:eastAsia="宋体" w:cs="宋体"/>
+              <w:rFonts w:ascii="宋体" w:eastAsia="宋体" w:hAnsi="宋体" w:cs="宋体" w:hint="eastAsia"/>
               <w:szCs w:val="24"/>
             </w:rPr>
             <w:fldChar w:fldCharType="end"/>
@@ -2163,28 +2136,28 @@
         </w:p>
         <w:p>
           <w:pPr>
-            <w:pStyle w:val="16"/>
+            <w:pStyle w:val="TOC1"/>
             <w:tabs>
               <w:tab w:val="right" w:leader="dot" w:pos="8306"/>
             </w:tabs>
           </w:pPr>
           <w:r>
             <w:rPr>
-              <w:rFonts w:hint="eastAsia" w:ascii="宋体" w:hAnsi="宋体" w:eastAsia="宋体" w:cs="宋体"/>
+              <w:rFonts w:ascii="宋体" w:eastAsia="宋体" w:hAnsi="宋体" w:cs="宋体" w:hint="eastAsia"/>
               <w:szCs w:val="24"/>
             </w:rPr>
             <w:fldChar w:fldCharType="begin"/>
           </w:r>
           <w:r>
             <w:rPr>
-              <w:rFonts w:hint="eastAsia" w:ascii="宋体" w:hAnsi="宋体" w:eastAsia="宋体" w:cs="宋体"/>
+              <w:rFonts w:ascii="宋体" w:eastAsia="宋体" w:hAnsi="宋体" w:cs="宋体" w:hint="eastAsia"/>
               <w:szCs w:val="24"/>
             </w:rPr>
             <w:instrText xml:space="preserve"> HYPERLINK \l _Toc1181 </w:instrText>
           </w:r>
           <w:r>
             <w:rPr>
-              <w:rFonts w:hint="eastAsia" w:ascii="宋体" w:hAnsi="宋体" w:eastAsia="宋体" w:cs="宋体"/>
+              <w:rFonts w:ascii="宋体" w:eastAsia="宋体" w:hAnsi="宋体" w:cs="宋体" w:hint="eastAsia"/>
               <w:szCs w:val="24"/>
             </w:rPr>
             <w:fldChar w:fldCharType="separate"/>
@@ -2216,7 +2189,7 @@
           </w:r>
           <w:r>
             <w:rPr>
-              <w:rFonts w:hint="eastAsia" w:ascii="宋体" w:hAnsi="宋体" w:eastAsia="宋体" w:cs="宋体"/>
+              <w:rFonts w:ascii="宋体" w:eastAsia="宋体" w:hAnsi="宋体" w:cs="宋体" w:hint="eastAsia"/>
               <w:szCs w:val="24"/>
             </w:rPr>
             <w:fldChar w:fldCharType="end"/>
@@ -2224,28 +2197,28 @@
         </w:p>
         <w:p>
           <w:pPr>
-            <w:pStyle w:val="16"/>
+            <w:pStyle w:val="TOC1"/>
             <w:tabs>
               <w:tab w:val="right" w:leader="dot" w:pos="8306"/>
             </w:tabs>
           </w:pPr>
           <w:r>
             <w:rPr>
-              <w:rFonts w:hint="eastAsia" w:ascii="宋体" w:hAnsi="宋体" w:eastAsia="宋体" w:cs="宋体"/>
+              <w:rFonts w:ascii="宋体" w:eastAsia="宋体" w:hAnsi="宋体" w:cs="宋体" w:hint="eastAsia"/>
               <w:szCs w:val="24"/>
             </w:rPr>
             <w:fldChar w:fldCharType="begin"/>
           </w:r>
           <w:r>
             <w:rPr>
-              <w:rFonts w:hint="eastAsia" w:ascii="宋体" w:hAnsi="宋体" w:eastAsia="宋体" w:cs="宋体"/>
+              <w:rFonts w:ascii="宋体" w:eastAsia="宋体" w:hAnsi="宋体" w:cs="宋体" w:hint="eastAsia"/>
               <w:szCs w:val="24"/>
             </w:rPr>
             <w:instrText xml:space="preserve"> HYPERLINK \l _Toc6828 </w:instrText>
           </w:r>
           <w:r>
             <w:rPr>
-              <w:rFonts w:hint="eastAsia" w:ascii="宋体" w:hAnsi="宋体" w:eastAsia="宋体" w:cs="宋体"/>
+              <w:rFonts w:ascii="宋体" w:eastAsia="宋体" w:hAnsi="宋体" w:cs="宋体" w:hint="eastAsia"/>
               <w:szCs w:val="24"/>
             </w:rPr>
             <w:fldChar w:fldCharType="separate"/>
@@ -2277,7 +2250,7 @@
           </w:r>
           <w:r>
             <w:rPr>
-              <w:rFonts w:hint="eastAsia" w:ascii="宋体" w:hAnsi="宋体" w:eastAsia="宋体" w:cs="宋体"/>
+              <w:rFonts w:ascii="宋体" w:eastAsia="宋体" w:hAnsi="宋体" w:cs="宋体" w:hint="eastAsia"/>
               <w:szCs w:val="24"/>
             </w:rPr>
             <w:fldChar w:fldCharType="end"/>
@@ -2285,28 +2258,28 @@
         </w:p>
         <w:p>
           <w:pPr>
-            <w:pStyle w:val="17"/>
+            <w:pStyle w:val="TOC2"/>
             <w:tabs>
               <w:tab w:val="right" w:leader="dot" w:pos="8306"/>
             </w:tabs>
           </w:pPr>
           <w:r>
             <w:rPr>
-              <w:rFonts w:hint="eastAsia" w:ascii="宋体" w:hAnsi="宋体" w:eastAsia="宋体" w:cs="宋体"/>
+              <w:rFonts w:ascii="宋体" w:eastAsia="宋体" w:hAnsi="宋体" w:cs="宋体" w:hint="eastAsia"/>
               <w:szCs w:val="24"/>
             </w:rPr>
             <w:fldChar w:fldCharType="begin"/>
           </w:r>
           <w:r>
             <w:rPr>
-              <w:rFonts w:hint="eastAsia" w:ascii="宋体" w:hAnsi="宋体" w:eastAsia="宋体" w:cs="宋体"/>
+              <w:rFonts w:ascii="宋体" w:eastAsia="宋体" w:hAnsi="宋体" w:cs="宋体" w:hint="eastAsia"/>
               <w:szCs w:val="24"/>
             </w:rPr>
             <w:instrText xml:space="preserve"> HYPERLINK \l _Toc15188 </w:instrText>
           </w:r>
           <w:r>
             <w:rPr>
-              <w:rFonts w:hint="eastAsia" w:ascii="宋体" w:hAnsi="宋体" w:eastAsia="宋体" w:cs="宋体"/>
+              <w:rFonts w:ascii="宋体" w:eastAsia="宋体" w:hAnsi="宋体" w:cs="宋体" w:hint="eastAsia"/>
               <w:szCs w:val="24"/>
             </w:rPr>
             <w:fldChar w:fldCharType="separate"/>
@@ -2338,7 +2311,7 @@
           </w:r>
           <w:r>
             <w:rPr>
-              <w:rFonts w:hint="eastAsia" w:ascii="宋体" w:hAnsi="宋体" w:eastAsia="宋体" w:cs="宋体"/>
+              <w:rFonts w:ascii="宋体" w:eastAsia="宋体" w:hAnsi="宋体" w:cs="宋体" w:hint="eastAsia"/>
               <w:szCs w:val="24"/>
             </w:rPr>
             <w:fldChar w:fldCharType="end"/>
@@ -2346,28 +2319,28 @@
         </w:p>
         <w:p>
           <w:pPr>
-            <w:pStyle w:val="17"/>
+            <w:pStyle w:val="TOC2"/>
             <w:tabs>
               <w:tab w:val="right" w:leader="dot" w:pos="8306"/>
             </w:tabs>
           </w:pPr>
           <w:r>
             <w:rPr>
-              <w:rFonts w:hint="eastAsia" w:ascii="宋体" w:hAnsi="宋体" w:eastAsia="宋体" w:cs="宋体"/>
+              <w:rFonts w:ascii="宋体" w:eastAsia="宋体" w:hAnsi="宋体" w:cs="宋体" w:hint="eastAsia"/>
               <w:szCs w:val="24"/>
             </w:rPr>
             <w:fldChar w:fldCharType="begin"/>
           </w:r>
           <w:r>
             <w:rPr>
-              <w:rFonts w:hint="eastAsia" w:ascii="宋体" w:hAnsi="宋体" w:eastAsia="宋体" w:cs="宋体"/>
+              <w:rFonts w:ascii="宋体" w:eastAsia="宋体" w:hAnsi="宋体" w:cs="宋体" w:hint="eastAsia"/>
               <w:szCs w:val="24"/>
             </w:rPr>
             <w:instrText xml:space="preserve"> HYPERLINK \l _Toc910 </w:instrText>
           </w:r>
           <w:r>
             <w:rPr>
-              <w:rFonts w:hint="eastAsia" w:ascii="宋体" w:hAnsi="宋体" w:eastAsia="宋体" w:cs="宋体"/>
+              <w:rFonts w:ascii="宋体" w:eastAsia="宋体" w:hAnsi="宋体" w:cs="宋体" w:hint="eastAsia"/>
               <w:szCs w:val="24"/>
             </w:rPr>
             <w:fldChar w:fldCharType="separate"/>
@@ -2399,7 +2372,7 @@
           </w:r>
           <w:r>
             <w:rPr>
-              <w:rFonts w:hint="eastAsia" w:ascii="宋体" w:hAnsi="宋体" w:eastAsia="宋体" w:cs="宋体"/>
+              <w:rFonts w:ascii="宋体" w:eastAsia="宋体" w:hAnsi="宋体" w:cs="宋体" w:hint="eastAsia"/>
               <w:szCs w:val="24"/>
             </w:rPr>
             <w:fldChar w:fldCharType="end"/>
@@ -2407,28 +2380,28 @@
         </w:p>
         <w:p>
           <w:pPr>
-            <w:pStyle w:val="16"/>
+            <w:pStyle w:val="TOC1"/>
             <w:tabs>
               <w:tab w:val="right" w:leader="dot" w:pos="8306"/>
             </w:tabs>
           </w:pPr>
           <w:r>
             <w:rPr>
-              <w:rFonts w:hint="eastAsia" w:ascii="宋体" w:hAnsi="宋体" w:eastAsia="宋体" w:cs="宋体"/>
+              <w:rFonts w:ascii="宋体" w:eastAsia="宋体" w:hAnsi="宋体" w:cs="宋体" w:hint="eastAsia"/>
               <w:szCs w:val="24"/>
             </w:rPr>
             <w:fldChar w:fldCharType="begin"/>
           </w:r>
           <w:r>
             <w:rPr>
-              <w:rFonts w:hint="eastAsia" w:ascii="宋体" w:hAnsi="宋体" w:eastAsia="宋体" w:cs="宋体"/>
+              <w:rFonts w:ascii="宋体" w:eastAsia="宋体" w:hAnsi="宋体" w:cs="宋体" w:hint="eastAsia"/>
               <w:szCs w:val="24"/>
             </w:rPr>
             <w:instrText xml:space="preserve"> HYPERLINK \l _Toc29758 </w:instrText>
           </w:r>
           <w:r>
             <w:rPr>
-              <w:rFonts w:hint="eastAsia" w:ascii="宋体" w:hAnsi="宋体" w:eastAsia="宋体" w:cs="宋体"/>
+              <w:rFonts w:ascii="宋体" w:eastAsia="宋体" w:hAnsi="宋体" w:cs="宋体" w:hint="eastAsia"/>
               <w:szCs w:val="24"/>
             </w:rPr>
             <w:fldChar w:fldCharType="separate"/>
@@ -2460,7 +2433,7 @@
           </w:r>
           <w:r>
             <w:rPr>
-              <w:rFonts w:hint="eastAsia" w:ascii="宋体" w:hAnsi="宋体" w:eastAsia="宋体" w:cs="宋体"/>
+              <w:rFonts w:ascii="宋体" w:eastAsia="宋体" w:hAnsi="宋体" w:cs="宋体" w:hint="eastAsia"/>
               <w:szCs w:val="24"/>
             </w:rPr>
             <w:fldChar w:fldCharType="end"/>
@@ -2468,28 +2441,28 @@
         </w:p>
         <w:p>
           <w:pPr>
-            <w:pStyle w:val="17"/>
+            <w:pStyle w:val="TOC2"/>
             <w:tabs>
               <w:tab w:val="right" w:leader="dot" w:pos="8306"/>
             </w:tabs>
           </w:pPr>
           <w:r>
             <w:rPr>
-              <w:rFonts w:hint="eastAsia" w:ascii="宋体" w:hAnsi="宋体" w:eastAsia="宋体" w:cs="宋体"/>
+              <w:rFonts w:ascii="宋体" w:eastAsia="宋体" w:hAnsi="宋体" w:cs="宋体" w:hint="eastAsia"/>
               <w:szCs w:val="24"/>
             </w:rPr>
             <w:fldChar w:fldCharType="begin"/>
           </w:r>
           <w:r>
             <w:rPr>
-              <w:rFonts w:hint="eastAsia" w:ascii="宋体" w:hAnsi="宋体" w:eastAsia="宋体" w:cs="宋体"/>
+              <w:rFonts w:ascii="宋体" w:eastAsia="宋体" w:hAnsi="宋体" w:cs="宋体" w:hint="eastAsia"/>
               <w:szCs w:val="24"/>
             </w:rPr>
             <w:instrText xml:space="preserve"> HYPERLINK \l _Toc11847 </w:instrText>
           </w:r>
           <w:r>
             <w:rPr>
-              <w:rFonts w:hint="eastAsia" w:ascii="宋体" w:hAnsi="宋体" w:eastAsia="宋体" w:cs="宋体"/>
+              <w:rFonts w:ascii="宋体" w:eastAsia="宋体" w:hAnsi="宋体" w:cs="宋体" w:hint="eastAsia"/>
               <w:szCs w:val="24"/>
             </w:rPr>
             <w:fldChar w:fldCharType="separate"/>
@@ -2521,7 +2494,7 @@
           </w:r>
           <w:r>
             <w:rPr>
-              <w:rFonts w:hint="eastAsia" w:ascii="宋体" w:hAnsi="宋体" w:eastAsia="宋体" w:cs="宋体"/>
+              <w:rFonts w:ascii="宋体" w:eastAsia="宋体" w:hAnsi="宋体" w:cs="宋体" w:hint="eastAsia"/>
               <w:szCs w:val="24"/>
             </w:rPr>
             <w:fldChar w:fldCharType="end"/>
@@ -2529,28 +2502,28 @@
         </w:p>
         <w:p>
           <w:pPr>
-            <w:pStyle w:val="17"/>
+            <w:pStyle w:val="TOC2"/>
             <w:tabs>
               <w:tab w:val="right" w:leader="dot" w:pos="8306"/>
             </w:tabs>
           </w:pPr>
           <w:r>
             <w:rPr>
-              <w:rFonts w:hint="eastAsia" w:ascii="宋体" w:hAnsi="宋体" w:eastAsia="宋体" w:cs="宋体"/>
+              <w:rFonts w:ascii="宋体" w:eastAsia="宋体" w:hAnsi="宋体" w:cs="宋体" w:hint="eastAsia"/>
               <w:szCs w:val="24"/>
             </w:rPr>
             <w:fldChar w:fldCharType="begin"/>
           </w:r>
           <w:r>
             <w:rPr>
-              <w:rFonts w:hint="eastAsia" w:ascii="宋体" w:hAnsi="宋体" w:eastAsia="宋体" w:cs="宋体"/>
+              <w:rFonts w:ascii="宋体" w:eastAsia="宋体" w:hAnsi="宋体" w:cs="宋体" w:hint="eastAsia"/>
               <w:szCs w:val="24"/>
             </w:rPr>
             <w:instrText xml:space="preserve"> HYPERLINK \l _Toc25419 </w:instrText>
           </w:r>
           <w:r>
             <w:rPr>
-              <w:rFonts w:hint="eastAsia" w:ascii="宋体" w:hAnsi="宋体" w:eastAsia="宋体" w:cs="宋体"/>
+              <w:rFonts w:ascii="宋体" w:eastAsia="宋体" w:hAnsi="宋体" w:cs="宋体" w:hint="eastAsia"/>
               <w:szCs w:val="24"/>
             </w:rPr>
             <w:fldChar w:fldCharType="separate"/>
@@ -2582,7 +2555,7 @@
           </w:r>
           <w:r>
             <w:rPr>
-              <w:rFonts w:hint="eastAsia" w:ascii="宋体" w:hAnsi="宋体" w:eastAsia="宋体" w:cs="宋体"/>
+              <w:rFonts w:ascii="宋体" w:eastAsia="宋体" w:hAnsi="宋体" w:cs="宋体" w:hint="eastAsia"/>
               <w:szCs w:val="24"/>
             </w:rPr>
             <w:fldChar w:fldCharType="end"/>
@@ -2590,28 +2563,28 @@
         </w:p>
         <w:p>
           <w:pPr>
-            <w:pStyle w:val="16"/>
+            <w:pStyle w:val="TOC1"/>
             <w:tabs>
               <w:tab w:val="right" w:leader="dot" w:pos="8306"/>
             </w:tabs>
           </w:pPr>
           <w:r>
             <w:rPr>
-              <w:rFonts w:hint="eastAsia" w:ascii="宋体" w:hAnsi="宋体" w:eastAsia="宋体" w:cs="宋体"/>
+              <w:rFonts w:ascii="宋体" w:eastAsia="宋体" w:hAnsi="宋体" w:cs="宋体" w:hint="eastAsia"/>
               <w:szCs w:val="24"/>
             </w:rPr>
             <w:fldChar w:fldCharType="begin"/>
           </w:r>
           <w:r>
             <w:rPr>
-              <w:rFonts w:hint="eastAsia" w:ascii="宋体" w:hAnsi="宋体" w:eastAsia="宋体" w:cs="宋体"/>
+              <w:rFonts w:ascii="宋体" w:eastAsia="宋体" w:hAnsi="宋体" w:cs="宋体" w:hint="eastAsia"/>
               <w:szCs w:val="24"/>
             </w:rPr>
             <w:instrText xml:space="preserve"> HYPERLINK \l _Toc17556 </w:instrText>
           </w:r>
           <w:r>
             <w:rPr>
-              <w:rFonts w:hint="eastAsia" w:ascii="宋体" w:hAnsi="宋体" w:eastAsia="宋体" w:cs="宋体"/>
+              <w:rFonts w:ascii="宋体" w:eastAsia="宋体" w:hAnsi="宋体" w:cs="宋体" w:hint="eastAsia"/>
               <w:szCs w:val="24"/>
             </w:rPr>
             <w:fldChar w:fldCharType="separate"/>
@@ -2643,7 +2616,7 @@
           </w:r>
           <w:r>
             <w:rPr>
-              <w:rFonts w:hint="eastAsia" w:ascii="宋体" w:hAnsi="宋体" w:eastAsia="宋体" w:cs="宋体"/>
+              <w:rFonts w:ascii="宋体" w:eastAsia="宋体" w:hAnsi="宋体" w:cs="宋体" w:hint="eastAsia"/>
               <w:szCs w:val="24"/>
             </w:rPr>
             <w:fldChar w:fldCharType="end"/>
@@ -2651,28 +2624,28 @@
         </w:p>
         <w:p>
           <w:pPr>
-            <w:pStyle w:val="17"/>
+            <w:pStyle w:val="TOC2"/>
             <w:tabs>
               <w:tab w:val="right" w:leader="dot" w:pos="8306"/>
             </w:tabs>
           </w:pPr>
           <w:r>
             <w:rPr>
-              <w:rFonts w:hint="eastAsia" w:ascii="宋体" w:hAnsi="宋体" w:eastAsia="宋体" w:cs="宋体"/>
+              <w:rFonts w:ascii="宋体" w:eastAsia="宋体" w:hAnsi="宋体" w:cs="宋体" w:hint="eastAsia"/>
               <w:szCs w:val="24"/>
             </w:rPr>
             <w:fldChar w:fldCharType="begin"/>
           </w:r>
           <w:r>
             <w:rPr>
-              <w:rFonts w:hint="eastAsia" w:ascii="宋体" w:hAnsi="宋体" w:eastAsia="宋体" w:cs="宋体"/>
+              <w:rFonts w:ascii="宋体" w:eastAsia="宋体" w:hAnsi="宋体" w:cs="宋体" w:hint="eastAsia"/>
               <w:szCs w:val="24"/>
             </w:rPr>
             <w:instrText xml:space="preserve"> HYPERLINK \l _Toc25261 </w:instrText>
           </w:r>
           <w:r>
             <w:rPr>
-              <w:rFonts w:hint="eastAsia" w:ascii="宋体" w:hAnsi="宋体" w:eastAsia="宋体" w:cs="宋体"/>
+              <w:rFonts w:ascii="宋体" w:eastAsia="宋体" w:hAnsi="宋体" w:cs="宋体" w:hint="eastAsia"/>
               <w:szCs w:val="24"/>
             </w:rPr>
             <w:fldChar w:fldCharType="separate"/>
@@ -2704,7 +2677,7 @@
           </w:r>
           <w:r>
             <w:rPr>
-              <w:rFonts w:hint="eastAsia" w:ascii="宋体" w:hAnsi="宋体" w:eastAsia="宋体" w:cs="宋体"/>
+              <w:rFonts w:ascii="宋体" w:eastAsia="宋体" w:hAnsi="宋体" w:cs="宋体" w:hint="eastAsia"/>
               <w:szCs w:val="24"/>
             </w:rPr>
             <w:fldChar w:fldCharType="end"/>
@@ -2712,28 +2685,28 @@
         </w:p>
         <w:p>
           <w:pPr>
-            <w:pStyle w:val="17"/>
+            <w:pStyle w:val="TOC2"/>
             <w:tabs>
               <w:tab w:val="right" w:leader="dot" w:pos="8306"/>
             </w:tabs>
           </w:pPr>
           <w:r>
             <w:rPr>
-              <w:rFonts w:hint="eastAsia" w:ascii="宋体" w:hAnsi="宋体" w:eastAsia="宋体" w:cs="宋体"/>
+              <w:rFonts w:ascii="宋体" w:eastAsia="宋体" w:hAnsi="宋体" w:cs="宋体" w:hint="eastAsia"/>
               <w:szCs w:val="24"/>
             </w:rPr>
             <w:fldChar w:fldCharType="begin"/>
           </w:r>
           <w:r>
             <w:rPr>
-              <w:rFonts w:hint="eastAsia" w:ascii="宋体" w:hAnsi="宋体" w:eastAsia="宋体" w:cs="宋体"/>
+              <w:rFonts w:ascii="宋体" w:eastAsia="宋体" w:hAnsi="宋体" w:cs="宋体" w:hint="eastAsia"/>
               <w:szCs w:val="24"/>
             </w:rPr>
             <w:instrText xml:space="preserve"> HYPERLINK \l _Toc14773 </w:instrText>
           </w:r>
           <w:r>
             <w:rPr>
-              <w:rFonts w:hint="eastAsia" w:ascii="宋体" w:hAnsi="宋体" w:eastAsia="宋体" w:cs="宋体"/>
+              <w:rFonts w:ascii="宋体" w:eastAsia="宋体" w:hAnsi="宋体" w:cs="宋体" w:hint="eastAsia"/>
               <w:szCs w:val="24"/>
             </w:rPr>
             <w:fldChar w:fldCharType="separate"/>
@@ -2765,7 +2738,7 @@
           </w:r>
           <w:r>
             <w:rPr>
-              <w:rFonts w:hint="eastAsia" w:ascii="宋体" w:hAnsi="宋体" w:eastAsia="宋体" w:cs="宋体"/>
+              <w:rFonts w:ascii="宋体" w:eastAsia="宋体" w:hAnsi="宋体" w:cs="宋体" w:hint="eastAsia"/>
               <w:szCs w:val="24"/>
             </w:rPr>
             <w:fldChar w:fldCharType="end"/>
@@ -2773,28 +2746,28 @@
         </w:p>
         <w:p>
           <w:pPr>
-            <w:pStyle w:val="17"/>
+            <w:pStyle w:val="TOC2"/>
             <w:tabs>
               <w:tab w:val="right" w:leader="dot" w:pos="8306"/>
             </w:tabs>
           </w:pPr>
           <w:r>
             <w:rPr>
-              <w:rFonts w:hint="eastAsia" w:ascii="宋体" w:hAnsi="宋体" w:eastAsia="宋体" w:cs="宋体"/>
+              <w:rFonts w:ascii="宋体" w:eastAsia="宋体" w:hAnsi="宋体" w:cs="宋体" w:hint="eastAsia"/>
               <w:szCs w:val="24"/>
             </w:rPr>
             <w:fldChar w:fldCharType="begin"/>
           </w:r>
           <w:r>
             <w:rPr>
-              <w:rFonts w:hint="eastAsia" w:ascii="宋体" w:hAnsi="宋体" w:eastAsia="宋体" w:cs="宋体"/>
+              <w:rFonts w:ascii="宋体" w:eastAsia="宋体" w:hAnsi="宋体" w:cs="宋体" w:hint="eastAsia"/>
               <w:szCs w:val="24"/>
             </w:rPr>
             <w:instrText xml:space="preserve"> HYPERLINK \l _Toc31505 </w:instrText>
           </w:r>
           <w:r>
             <w:rPr>
-              <w:rFonts w:hint="eastAsia" w:ascii="宋体" w:hAnsi="宋体" w:eastAsia="宋体" w:cs="宋体"/>
+              <w:rFonts w:ascii="宋体" w:eastAsia="宋体" w:hAnsi="宋体" w:cs="宋体" w:hint="eastAsia"/>
               <w:szCs w:val="24"/>
             </w:rPr>
             <w:fldChar w:fldCharType="separate"/>
@@ -2826,7 +2799,7 @@
           </w:r>
           <w:r>
             <w:rPr>
-              <w:rFonts w:hint="eastAsia" w:ascii="宋体" w:hAnsi="宋体" w:eastAsia="宋体" w:cs="宋体"/>
+              <w:rFonts w:ascii="宋体" w:eastAsia="宋体" w:hAnsi="宋体" w:cs="宋体" w:hint="eastAsia"/>
               <w:szCs w:val="24"/>
             </w:rPr>
             <w:fldChar w:fldCharType="end"/>
@@ -2834,28 +2807,28 @@
         </w:p>
         <w:p>
           <w:pPr>
-            <w:pStyle w:val="17"/>
+            <w:pStyle w:val="TOC2"/>
             <w:tabs>
               <w:tab w:val="right" w:leader="dot" w:pos="8306"/>
             </w:tabs>
           </w:pPr>
           <w:r>
             <w:rPr>
-              <w:rFonts w:hint="eastAsia" w:ascii="宋体" w:hAnsi="宋体" w:eastAsia="宋体" w:cs="宋体"/>
+              <w:rFonts w:ascii="宋体" w:eastAsia="宋体" w:hAnsi="宋体" w:cs="宋体" w:hint="eastAsia"/>
               <w:szCs w:val="24"/>
             </w:rPr>
             <w:fldChar w:fldCharType="begin"/>
           </w:r>
           <w:r>
             <w:rPr>
-              <w:rFonts w:hint="eastAsia" w:ascii="宋体" w:hAnsi="宋体" w:eastAsia="宋体" w:cs="宋体"/>
+              <w:rFonts w:ascii="宋体" w:eastAsia="宋体" w:hAnsi="宋体" w:cs="宋体" w:hint="eastAsia"/>
               <w:szCs w:val="24"/>
             </w:rPr>
             <w:instrText xml:space="preserve"> HYPERLINK \l _Toc5201 </w:instrText>
           </w:r>
           <w:r>
             <w:rPr>
-              <w:rFonts w:hint="eastAsia" w:ascii="宋体" w:hAnsi="宋体" w:eastAsia="宋体" w:cs="宋体"/>
+              <w:rFonts w:ascii="宋体" w:eastAsia="宋体" w:hAnsi="宋体" w:cs="宋体" w:hint="eastAsia"/>
               <w:szCs w:val="24"/>
             </w:rPr>
             <w:fldChar w:fldCharType="separate"/>
@@ -2887,7 +2860,7 @@
           </w:r>
           <w:r>
             <w:rPr>
-              <w:rFonts w:hint="eastAsia" w:ascii="宋体" w:hAnsi="宋体" w:eastAsia="宋体" w:cs="宋体"/>
+              <w:rFonts w:ascii="宋体" w:eastAsia="宋体" w:hAnsi="宋体" w:cs="宋体" w:hint="eastAsia"/>
               <w:szCs w:val="24"/>
             </w:rPr>
             <w:fldChar w:fldCharType="end"/>
@@ -2895,28 +2868,28 @@
         </w:p>
         <w:p>
           <w:pPr>
-            <w:pStyle w:val="16"/>
+            <w:pStyle w:val="TOC1"/>
             <w:tabs>
               <w:tab w:val="right" w:leader="dot" w:pos="8306"/>
             </w:tabs>
           </w:pPr>
           <w:r>
             <w:rPr>
-              <w:rFonts w:hint="eastAsia" w:ascii="宋体" w:hAnsi="宋体" w:eastAsia="宋体" w:cs="宋体"/>
+              <w:rFonts w:ascii="宋体" w:eastAsia="宋体" w:hAnsi="宋体" w:cs="宋体" w:hint="eastAsia"/>
               <w:szCs w:val="24"/>
             </w:rPr>
             <w:fldChar w:fldCharType="begin"/>
           </w:r>
           <w:r>
             <w:rPr>
-              <w:rFonts w:hint="eastAsia" w:ascii="宋体" w:hAnsi="宋体" w:eastAsia="宋体" w:cs="宋体"/>
+              <w:rFonts w:ascii="宋体" w:eastAsia="宋体" w:hAnsi="宋体" w:cs="宋体" w:hint="eastAsia"/>
               <w:szCs w:val="24"/>
             </w:rPr>
             <w:instrText xml:space="preserve"> HYPERLINK \l _Toc24199 </w:instrText>
           </w:r>
           <w:r>
             <w:rPr>
-              <w:rFonts w:hint="eastAsia" w:ascii="宋体" w:hAnsi="宋体" w:eastAsia="宋体" w:cs="宋体"/>
+              <w:rFonts w:ascii="宋体" w:eastAsia="宋体" w:hAnsi="宋体" w:cs="宋体" w:hint="eastAsia"/>
               <w:szCs w:val="24"/>
             </w:rPr>
             <w:fldChar w:fldCharType="separate"/>
@@ -2948,7 +2921,7 @@
           </w:r>
           <w:r>
             <w:rPr>
-              <w:rFonts w:hint="eastAsia" w:ascii="宋体" w:hAnsi="宋体" w:eastAsia="宋体" w:cs="宋体"/>
+              <w:rFonts w:ascii="宋体" w:eastAsia="宋体" w:hAnsi="宋体" w:cs="宋体" w:hint="eastAsia"/>
               <w:szCs w:val="24"/>
             </w:rPr>
             <w:fldChar w:fldCharType="end"/>
@@ -2956,28 +2929,28 @@
         </w:p>
         <w:p>
           <w:pPr>
-            <w:pStyle w:val="16"/>
+            <w:pStyle w:val="TOC1"/>
             <w:tabs>
               <w:tab w:val="right" w:leader="dot" w:pos="8306"/>
             </w:tabs>
           </w:pPr>
           <w:r>
             <w:rPr>
-              <w:rFonts w:hint="eastAsia" w:ascii="宋体" w:hAnsi="宋体" w:eastAsia="宋体" w:cs="宋体"/>
+              <w:rFonts w:ascii="宋体" w:eastAsia="宋体" w:hAnsi="宋体" w:cs="宋体" w:hint="eastAsia"/>
               <w:szCs w:val="24"/>
             </w:rPr>
             <w:fldChar w:fldCharType="begin"/>
           </w:r>
           <w:r>
             <w:rPr>
-              <w:rFonts w:hint="eastAsia" w:ascii="宋体" w:hAnsi="宋体" w:eastAsia="宋体" w:cs="宋体"/>
+              <w:rFonts w:ascii="宋体" w:eastAsia="宋体" w:hAnsi="宋体" w:cs="宋体" w:hint="eastAsia"/>
               <w:szCs w:val="24"/>
             </w:rPr>
             <w:instrText xml:space="preserve"> HYPERLINK \l _Toc29742 </w:instrText>
           </w:r>
           <w:r>
             <w:rPr>
-              <w:rFonts w:hint="eastAsia" w:ascii="宋体" w:hAnsi="宋体" w:eastAsia="宋体" w:cs="宋体"/>
+              <w:rFonts w:ascii="宋体" w:eastAsia="宋体" w:hAnsi="宋体" w:cs="宋体" w:hint="eastAsia"/>
               <w:szCs w:val="24"/>
             </w:rPr>
             <w:fldChar w:fldCharType="separate"/>
@@ -3009,7 +2982,7 @@
           </w:r>
           <w:r>
             <w:rPr>
-              <w:rFonts w:hint="eastAsia" w:ascii="宋体" w:hAnsi="宋体" w:eastAsia="宋体" w:cs="宋体"/>
+              <w:rFonts w:ascii="宋体" w:eastAsia="宋体" w:hAnsi="宋体" w:cs="宋体" w:hint="eastAsia"/>
               <w:szCs w:val="24"/>
             </w:rPr>
             <w:fldChar w:fldCharType="end"/>
@@ -3017,28 +2990,28 @@
         </w:p>
         <w:p>
           <w:pPr>
-            <w:pStyle w:val="16"/>
+            <w:pStyle w:val="TOC1"/>
             <w:tabs>
               <w:tab w:val="right" w:leader="dot" w:pos="8306"/>
             </w:tabs>
           </w:pPr>
           <w:r>
             <w:rPr>
-              <w:rFonts w:hint="eastAsia" w:ascii="宋体" w:hAnsi="宋体" w:eastAsia="宋体" w:cs="宋体"/>
+              <w:rFonts w:ascii="宋体" w:eastAsia="宋体" w:hAnsi="宋体" w:cs="宋体" w:hint="eastAsia"/>
               <w:szCs w:val="24"/>
             </w:rPr>
             <w:fldChar w:fldCharType="begin"/>
           </w:r>
           <w:r>
             <w:rPr>
-              <w:rFonts w:hint="eastAsia" w:ascii="宋体" w:hAnsi="宋体" w:eastAsia="宋体" w:cs="宋体"/>
+              <w:rFonts w:ascii="宋体" w:eastAsia="宋体" w:hAnsi="宋体" w:cs="宋体" w:hint="eastAsia"/>
               <w:szCs w:val="24"/>
             </w:rPr>
             <w:instrText xml:space="preserve"> HYPERLINK \l _Toc29648 </w:instrText>
           </w:r>
           <w:r>
             <w:rPr>
-              <w:rFonts w:hint="eastAsia" w:ascii="宋体" w:hAnsi="宋体" w:eastAsia="宋体" w:cs="宋体"/>
+              <w:rFonts w:ascii="宋体" w:eastAsia="宋体" w:hAnsi="宋体" w:cs="宋体" w:hint="eastAsia"/>
               <w:szCs w:val="24"/>
             </w:rPr>
             <w:fldChar w:fldCharType="separate"/>
@@ -3070,7 +3043,7 @@
           </w:r>
           <w:r>
             <w:rPr>
-              <w:rFonts w:hint="eastAsia" w:ascii="宋体" w:hAnsi="宋体" w:eastAsia="宋体" w:cs="宋体"/>
+              <w:rFonts w:ascii="宋体" w:eastAsia="宋体" w:hAnsi="宋体" w:cs="宋体" w:hint="eastAsia"/>
               <w:szCs w:val="24"/>
             </w:rPr>
             <w:fldChar w:fldCharType="end"/>
@@ -3078,28 +3051,28 @@
         </w:p>
         <w:p>
           <w:pPr>
-            <w:pStyle w:val="16"/>
+            <w:pStyle w:val="TOC1"/>
             <w:tabs>
               <w:tab w:val="right" w:leader="dot" w:pos="8306"/>
             </w:tabs>
           </w:pPr>
           <w:r>
             <w:rPr>
-              <w:rFonts w:hint="eastAsia" w:ascii="宋体" w:hAnsi="宋体" w:eastAsia="宋体" w:cs="宋体"/>
+              <w:rFonts w:ascii="宋体" w:eastAsia="宋体" w:hAnsi="宋体" w:cs="宋体" w:hint="eastAsia"/>
               <w:szCs w:val="24"/>
             </w:rPr>
             <w:fldChar w:fldCharType="begin"/>
           </w:r>
           <w:r>
             <w:rPr>
-              <w:rFonts w:hint="eastAsia" w:ascii="宋体" w:hAnsi="宋体" w:eastAsia="宋体" w:cs="宋体"/>
+              <w:rFonts w:ascii="宋体" w:eastAsia="宋体" w:hAnsi="宋体" w:cs="宋体" w:hint="eastAsia"/>
               <w:szCs w:val="24"/>
             </w:rPr>
             <w:instrText xml:space="preserve"> HYPERLINK \l _Toc6873 </w:instrText>
           </w:r>
           <w:r>
             <w:rPr>
-              <w:rFonts w:hint="eastAsia" w:ascii="宋体" w:hAnsi="宋体" w:eastAsia="宋体" w:cs="宋体"/>
+              <w:rFonts w:ascii="宋体" w:eastAsia="宋体" w:hAnsi="宋体" w:cs="宋体" w:hint="eastAsia"/>
               <w:szCs w:val="24"/>
             </w:rPr>
             <w:fldChar w:fldCharType="separate"/>
@@ -3131,7 +3104,7 @@
           </w:r>
           <w:r>
             <w:rPr>
-              <w:rFonts w:hint="eastAsia" w:ascii="宋体" w:hAnsi="宋体" w:eastAsia="宋体" w:cs="宋体"/>
+              <w:rFonts w:ascii="宋体" w:eastAsia="宋体" w:hAnsi="宋体" w:cs="宋体" w:hint="eastAsia"/>
               <w:szCs w:val="24"/>
             </w:rPr>
             <w:fldChar w:fldCharType="end"/>
@@ -3155,7 +3128,7 @@
             <w:spacing w:line="312" w:lineRule="auto"/>
             <w:textAlignment w:val="baseline"/>
             <w:rPr>
-              <w:rFonts w:hint="eastAsia" w:ascii="宋体" w:hAnsi="宋体" w:eastAsia="宋体" w:cs="宋体"/>
+              <w:rFonts w:ascii="宋体" w:eastAsia="宋体" w:hAnsi="宋体" w:cs="宋体" w:hint="eastAsia"/>
               <w:snapToGrid w:val="0"/>
               <w:color w:val="000000"/>
               <w:kern w:val="0"/>
@@ -3166,7 +3139,7 @@
           </w:pPr>
           <w:r>
             <w:rPr>
-              <w:rFonts w:hint="eastAsia" w:ascii="宋体" w:hAnsi="宋体" w:eastAsia="宋体" w:cs="宋体"/>
+              <w:rFonts w:ascii="宋体" w:eastAsia="宋体" w:hAnsi="宋体" w:cs="宋体" w:hint="eastAsia"/>
               <w:szCs w:val="24"/>
             </w:rPr>
             <w:fldChar w:fldCharType="end"/>
@@ -3191,7 +3164,7 @@
         <w:snapToGrid w:val="0"/>
         <w:textAlignment w:val="baseline"/>
         <w:rPr>
-          <w:rFonts w:ascii="Arial" w:hAnsi="Arial" w:eastAsia="Arial" w:cs="Arial"/>
+          <w:rFonts w:ascii="Arial" w:eastAsia="Arial" w:hAnsi="Arial" w:cs="Arial"/>
           <w:snapToGrid w:val="0"/>
           <w:color w:val="000000"/>
           <w:kern w:val="0"/>
@@ -3202,7 +3175,7 @@
       </w:pPr>
       <w:r>
         <w:rPr>
-          <w:rFonts w:ascii="Arial" w:hAnsi="Arial" w:eastAsia="Arial" w:cs="Arial"/>
+          <w:rFonts w:ascii="Arial" w:eastAsia="Arial" w:hAnsi="Arial" w:cs="Arial"/>
           <w:snapToGrid w:val="0"/>
           <w:color w:val="000000"/>
           <w:kern w:val="0"/>
@@ -3215,7 +3188,7 @@
     </w:p>
     <w:p>
       <w:pPr>
-        <w:pStyle w:val="28"/>
+        <w:pStyle w:val="1"/>
         <w:keepNext w:val="0"/>
         <w:keepLines w:val="0"/>
         <w:pageBreakBefore w:val="0"/>
@@ -3235,7 +3208,7 @@
           <w:lang w:val="en-US" w:eastAsia="zh-CN"/>
         </w:rPr>
       </w:pPr>
-      <w:bookmarkStart w:id="2" w:name="_Toc6828"/>
+      <w:bookmarkStart w:id="3" w:name="_Toc6828"/>
       <w:r>
         <w:rPr>
           <w:rFonts w:hint="default"/>
@@ -3243,11 +3216,11 @@
         </w:rPr>
         <w:t>扩容背景与容量现状分析</w:t>
       </w:r>
-      <w:bookmarkEnd w:id="2"/>
+      <w:bookmarkEnd w:id="3"/>
     </w:p>
     <w:p>
       <w:pPr>
-        <w:pStyle w:val="30"/>
+        <w:pStyle w:val="2"/>
         <w:keepNext w:val="0"/>
         <w:keepLines w:val="0"/>
         <w:pageBreakBefore w:val="0"/>
@@ -3267,7 +3240,7 @@
           <w:lang w:val="en-US" w:eastAsia="zh-CN"/>
         </w:rPr>
       </w:pPr>
-      <w:bookmarkStart w:id="3" w:name="_Toc15188"/>
+      <w:bookmarkStart w:id="4" w:name="_Toc15188"/>
       <w:r>
         <w:rPr>
           <w:rFonts w:hint="default"/>
@@ -3275,11 +3248,11 @@
         </w:rPr>
         <w:t>业务增长驱动</w:t>
       </w:r>
-      <w:bookmarkEnd w:id="3"/>
+      <w:bookmarkEnd w:id="4"/>
     </w:p>
     <w:p>
       <w:pPr>
-        <w:pStyle w:val="29"/>
+        <w:pStyle w:val="a1"/>
         <w:keepNext w:val="0"/>
         <w:keepLines w:val="0"/>
         <w:pageBreakBefore w:val="0"/>
@@ -3309,7 +3282,7 @@
     </w:p>
     <w:p>
       <w:pPr>
-        <w:pStyle w:val="29"/>
+        <w:pStyle w:val="a1"/>
         <w:keepNext w:val="0"/>
         <w:keepLines w:val="0"/>
         <w:pageBreakBefore w:val="0"/>
@@ -3339,7 +3312,7 @@
     </w:p>
     <w:p>
       <w:pPr>
-        <w:pStyle w:val="29"/>
+        <w:pStyle w:val="a1"/>
         <w:keepNext w:val="0"/>
         <w:keepLines w:val="0"/>
         <w:pageBreakBefore w:val="0"/>
@@ -3369,7 +3342,7 @@
     </w:p>
     <w:p>
       <w:pPr>
-        <w:pStyle w:val="29"/>
+        <w:pStyle w:val="a1"/>
         <w:keepNext w:val="0"/>
         <w:keepLines w:val="0"/>
         <w:pageBreakBefore w:val="0"/>
@@ -3399,7 +3372,7 @@
     </w:p>
     <w:p>
       <w:pPr>
-        <w:pStyle w:val="30"/>
+        <w:pStyle w:val="2"/>
         <w:keepNext w:val="0"/>
         <w:keepLines w:val="0"/>
         <w:pageBreakBefore w:val="0"/>
@@ -3419,7 +3392,7 @@
           <w:lang w:val="en-US" w:eastAsia="zh-CN"/>
         </w:rPr>
       </w:pPr>
-      <w:bookmarkStart w:id="4" w:name="_Toc910"/>
+      <w:bookmarkStart w:id="5" w:name="_Toc910"/>
       <w:r>
         <w:rPr>
           <w:rFonts w:hint="default"/>
@@ -3427,23 +3400,22 @@
         </w:rPr>
         <w:t>当前容量瓶颈</w:t>
       </w:r>
-      <w:bookmarkEnd w:id="4"/>
+      <w:bookmarkEnd w:id="5"/>
     </w:p>
     <w:tbl>
       <w:tblPr>
-        <w:tblStyle w:val="20"/>
+        <w:tblStyle w:val="TableNormal"/>
         <w:tblW w:w="8522" w:type="dxa"/>
         <w:jc w:val="center"/>
         <w:tblBorders>
-          <w:top w:val="none" w:color="auto" w:sz="0" w:space="0"/>
-          <w:left w:val="none" w:color="auto" w:sz="0" w:space="0"/>
-          <w:bottom w:val="none" w:color="auto" w:sz="0" w:space="0"/>
-          <w:right w:val="none" w:color="auto" w:sz="0" w:space="0"/>
-          <w:insideH w:val="none" w:color="auto" w:sz="0" w:space="0"/>
-          <w:insideV w:val="none" w:color="auto" w:sz="0" w:space="0"/>
+          <w:top w:val="nil"/>
+          <w:left w:val="nil"/>
+          <w:bottom w:val="nil"/>
+          <w:right w:val="nil"/>
+          <w:insideH w:val="nil"/>
+          <w:insideV w:val="nil"/>
         </w:tblBorders>
         <w:shd w:val="clear" w:color="auto" w:fill="auto"/>
-        <w:tblLayout w:type="autofit"/>
         <w:tblCellMar>
           <w:top w:w="15" w:type="dxa"/>
           <w:left w:w="15" w:type="dxa"/>
@@ -3459,13 +3431,15 @@
       </w:tblGrid>
       <w:tr>
         <w:tblPrEx>
+          <w:tblW w:w="8522" w:type="dxa"/>
+          <w:jc w:val="center"/>
           <w:tblBorders>
-            <w:top w:val="none" w:color="auto" w:sz="0" w:space="0"/>
-            <w:left w:val="none" w:color="auto" w:sz="0" w:space="0"/>
-            <w:bottom w:val="none" w:color="auto" w:sz="0" w:space="0"/>
-            <w:right w:val="none" w:color="auto" w:sz="0" w:space="0"/>
-            <w:insideH w:val="none" w:color="auto" w:sz="0" w:space="0"/>
-            <w:insideV w:val="none" w:color="auto" w:sz="0" w:space="0"/>
+            <w:top w:val="nil"/>
+            <w:left w:val="nil"/>
+            <w:bottom w:val="nil"/>
+            <w:right w:val="nil"/>
+            <w:insideH w:val="nil"/>
+            <w:insideV w:val="nil"/>
           </w:tblBorders>
           <w:shd w:val="clear" w:color="auto" w:fill="auto"/>
           <w:tblCellMar>
@@ -3476,7 +3450,7 @@
           </w:tblCellMar>
         </w:tblPrEx>
         <w:trPr>
-          <w:trHeight w:val="0" w:hRule="atLeast"/>
+          <w:trHeight w:val="0"/>
           <w:tblHeader/>
           <w:jc w:val="center"/>
         </w:trPr>
@@ -3484,10 +3458,10 @@
           <w:tcPr>
             <w:tcW w:w="2779" w:type="dxa"/>
             <w:tcBorders>
-              <w:top w:val="single" w:color="auto" w:sz="12" w:space="0"/>
-              <w:left w:val="single" w:color="auto" w:sz="12" w:space="0"/>
-              <w:bottom w:val="single" w:color="auto" w:sz="4" w:space="0"/>
-              <w:right w:val="single" w:color="auto" w:sz="4" w:space="0"/>
+              <w:top w:val="single" w:sz="12" w:space="0" w:color="auto"/>
+              <w:left w:val="single" w:sz="12" w:space="0" w:color="auto"/>
+              <w:bottom w:val="single" w:sz="4" w:space="0" w:color="auto"/>
+              <w:right w:val="single" w:sz="4" w:space="0" w:color="auto"/>
             </w:tcBorders>
             <w:shd w:val="clear" w:color="auto" w:fill="auto"/>
             <w:tcMar>
@@ -3515,11 +3489,11 @@
               <w:adjustRightInd w:val="0"/>
               <w:snapToGrid w:val="0"/>
               <w:spacing w:line="240" w:lineRule="auto"/>
-              <w:ind w:left="0" w:leftChars="0" w:right="0" w:rightChars="0" w:firstLine="0" w:firstLineChars="0"/>
+              <w:ind w:left="0" w:right="0" w:firstLine="0" w:leftChars="0" w:rightChars="0" w:firstLineChars="0"/>
               <w:jc w:val="center"/>
               <w:textAlignment w:val="baseline"/>
               <w:rPr>
-                <w:rFonts w:ascii="Segoe UI" w:hAnsi="Segoe UI" w:eastAsia="Segoe UI" w:cs="Segoe UI"/>
+                <w:rFonts w:ascii="Segoe UI" w:eastAsia="Segoe UI" w:hAnsi="Segoe UI" w:cs="Segoe UI"/>
                 <w:b/>
                 <w:i w:val="0"/>
                 <w:iCs w:val="0"/>
@@ -3532,7 +3506,7 @@
             </w:pPr>
             <w:r>
               <w:rPr>
-                <w:rFonts w:hint="default" w:ascii="Segoe UI" w:hAnsi="Segoe UI" w:eastAsia="Segoe UI" w:cs="Segoe UI"/>
+                <w:rFonts w:ascii="Segoe UI" w:eastAsia="Segoe UI" w:hAnsi="Segoe UI" w:cs="Segoe UI" w:hint="default"/>
                 <w:b/>
                 <w:i w:val="0"/>
                 <w:iCs w:val="0"/>
@@ -3553,10 +3527,10 @@
           <w:tcPr>
             <w:tcW w:w="3476" w:type="dxa"/>
             <w:tcBorders>
-              <w:top w:val="single" w:color="auto" w:sz="12" w:space="0"/>
-              <w:left w:val="single" w:color="auto" w:sz="4" w:space="0"/>
-              <w:bottom w:val="single" w:color="auto" w:sz="4" w:space="0"/>
-              <w:right w:val="single" w:color="auto" w:sz="4" w:space="0"/>
+              <w:top w:val="single" w:sz="12" w:space="0" w:color="auto"/>
+              <w:left w:val="single" w:sz="4" w:space="0" w:color="auto"/>
+              <w:bottom w:val="single" w:sz="4" w:space="0" w:color="auto"/>
+              <w:right w:val="single" w:sz="4" w:space="0" w:color="auto"/>
             </w:tcBorders>
             <w:shd w:val="clear" w:color="auto" w:fill="auto"/>
             <w:tcMar>
@@ -3584,11 +3558,11 @@
               <w:adjustRightInd w:val="0"/>
               <w:snapToGrid w:val="0"/>
               <w:spacing w:line="240" w:lineRule="auto"/>
-              <w:ind w:left="0" w:leftChars="0" w:right="0" w:rightChars="0" w:firstLine="0" w:firstLineChars="0"/>
+              <w:ind w:left="0" w:right="0" w:firstLine="0" w:leftChars="0" w:rightChars="0" w:firstLineChars="0"/>
               <w:jc w:val="center"/>
               <w:textAlignment w:val="baseline"/>
               <w:rPr>
-                <w:rFonts w:hint="default" w:ascii="Segoe UI" w:hAnsi="Segoe UI" w:eastAsia="Segoe UI" w:cs="Segoe UI"/>
+                <w:rFonts w:ascii="Segoe UI" w:eastAsia="Segoe UI" w:hAnsi="Segoe UI" w:cs="Segoe UI" w:hint="default"/>
                 <w:b/>
                 <w:i w:val="0"/>
                 <w:iCs w:val="0"/>
@@ -3601,7 +3575,7 @@
             </w:pPr>
             <w:r>
               <w:rPr>
-                <w:rFonts w:hint="default" w:ascii="Segoe UI" w:hAnsi="Segoe UI" w:eastAsia="Segoe UI" w:cs="Segoe UI"/>
+                <w:rFonts w:ascii="Segoe UI" w:eastAsia="Segoe UI" w:hAnsi="Segoe UI" w:cs="Segoe UI" w:hint="default"/>
                 <w:b/>
                 <w:i w:val="0"/>
                 <w:iCs w:val="0"/>
@@ -3622,10 +3596,10 @@
           <w:tcPr>
             <w:tcW w:w="961" w:type="dxa"/>
             <w:tcBorders>
-              <w:top w:val="single" w:color="auto" w:sz="12" w:space="0"/>
-              <w:left w:val="single" w:color="auto" w:sz="4" w:space="0"/>
-              <w:bottom w:val="single" w:color="auto" w:sz="4" w:space="0"/>
-              <w:right w:val="single" w:color="auto" w:sz="4" w:space="0"/>
+              <w:top w:val="single" w:sz="12" w:space="0" w:color="auto"/>
+              <w:left w:val="single" w:sz="4" w:space="0" w:color="auto"/>
+              <w:bottom w:val="single" w:sz="4" w:space="0" w:color="auto"/>
+              <w:right w:val="single" w:sz="4" w:space="0" w:color="auto"/>
             </w:tcBorders>
             <w:shd w:val="clear" w:color="auto" w:fill="auto"/>
             <w:tcMar>
@@ -3653,11 +3627,11 @@
               <w:adjustRightInd w:val="0"/>
               <w:snapToGrid w:val="0"/>
               <w:spacing w:line="240" w:lineRule="auto"/>
-              <w:ind w:left="0" w:leftChars="0" w:right="0" w:rightChars="0" w:firstLine="0" w:firstLineChars="0"/>
+              <w:ind w:left="0" w:right="0" w:firstLine="0" w:leftChars="0" w:rightChars="0" w:firstLineChars="0"/>
               <w:jc w:val="center"/>
               <w:textAlignment w:val="baseline"/>
               <w:rPr>
-                <w:rFonts w:hint="default" w:ascii="Segoe UI" w:hAnsi="Segoe UI" w:eastAsia="Segoe UI" w:cs="Segoe UI"/>
+                <w:rFonts w:ascii="Segoe UI" w:eastAsia="Segoe UI" w:hAnsi="Segoe UI" w:cs="Segoe UI" w:hint="default"/>
                 <w:b/>
                 <w:i w:val="0"/>
                 <w:iCs w:val="0"/>
@@ -3670,7 +3644,7 @@
             </w:pPr>
             <w:r>
               <w:rPr>
-                <w:rFonts w:hint="default" w:ascii="Segoe UI" w:hAnsi="Segoe UI" w:eastAsia="Segoe UI" w:cs="Segoe UI"/>
+                <w:rFonts w:ascii="Segoe UI" w:eastAsia="Segoe UI" w:hAnsi="Segoe UI" w:cs="Segoe UI" w:hint="default"/>
                 <w:b/>
                 <w:i w:val="0"/>
                 <w:iCs w:val="0"/>
@@ -3691,10 +3665,10 @@
           <w:tcPr>
             <w:tcW w:w="1306" w:type="dxa"/>
             <w:tcBorders>
-              <w:top w:val="single" w:color="auto" w:sz="12" w:space="0"/>
-              <w:left w:val="single" w:color="auto" w:sz="4" w:space="0"/>
-              <w:bottom w:val="single" w:color="auto" w:sz="4" w:space="0"/>
-              <w:right w:val="single" w:color="auto" w:sz="12" w:space="0"/>
+              <w:top w:val="single" w:sz="12" w:space="0" w:color="auto"/>
+              <w:left w:val="single" w:sz="4" w:space="0" w:color="auto"/>
+              <w:bottom w:val="single" w:sz="4" w:space="0" w:color="auto"/>
+              <w:right w:val="single" w:sz="12" w:space="0" w:color="auto"/>
             </w:tcBorders>
             <w:shd w:val="clear" w:color="auto" w:fill="auto"/>
             <w:tcMar>
@@ -3722,11 +3696,11 @@
               <w:adjustRightInd w:val="0"/>
               <w:snapToGrid w:val="0"/>
               <w:spacing w:line="240" w:lineRule="auto"/>
-              <w:ind w:left="0" w:leftChars="0" w:right="0" w:rightChars="0" w:firstLine="0" w:firstLineChars="0"/>
+              <w:ind w:left="0" w:right="0" w:firstLine="0" w:leftChars="0" w:rightChars="0" w:firstLineChars="0"/>
               <w:jc w:val="center"/>
               <w:textAlignment w:val="baseline"/>
               <w:rPr>
-                <w:rFonts w:hint="default" w:ascii="Segoe UI" w:hAnsi="Segoe UI" w:eastAsia="Segoe UI" w:cs="Segoe UI"/>
+                <w:rFonts w:ascii="Segoe UI" w:eastAsia="Segoe UI" w:hAnsi="Segoe UI" w:cs="Segoe UI" w:hint="default"/>
                 <w:b/>
                 <w:i w:val="0"/>
                 <w:iCs w:val="0"/>
@@ -3739,7 +3713,7 @@
             </w:pPr>
             <w:r>
               <w:rPr>
-                <w:rFonts w:hint="default" w:ascii="Segoe UI" w:hAnsi="Segoe UI" w:eastAsia="Segoe UI" w:cs="Segoe UI"/>
+                <w:rFonts w:ascii="Segoe UI" w:eastAsia="Segoe UI" w:hAnsi="Segoe UI" w:cs="Segoe UI" w:hint="default"/>
                 <w:b/>
                 <w:i w:val="0"/>
                 <w:iCs w:val="0"/>
@@ -3759,14 +3733,8 @@
       </w:tr>
       <w:tr>
         <w:tblPrEx>
-          <w:tblBorders>
-            <w:top w:val="none" w:color="auto" w:sz="0" w:space="0"/>
-            <w:left w:val="none" w:color="auto" w:sz="0" w:space="0"/>
-            <w:bottom w:val="none" w:color="auto" w:sz="0" w:space="0"/>
-            <w:right w:val="none" w:color="auto" w:sz="0" w:space="0"/>
-            <w:insideH w:val="none" w:color="auto" w:sz="0" w:space="0"/>
-            <w:insideV w:val="none" w:color="auto" w:sz="0" w:space="0"/>
-          </w:tblBorders>
+          <w:tblW w:w="8522" w:type="dxa"/>
+          <w:jc w:val="center"/>
           <w:shd w:val="clear" w:color="auto" w:fill="auto"/>
           <w:tblCellMar>
             <w:top w:w="15" w:type="dxa"/>
@@ -3776,17 +3744,17 @@
           </w:tblCellMar>
         </w:tblPrEx>
         <w:trPr>
-          <w:trHeight w:val="0" w:hRule="atLeast"/>
+          <w:trHeight w:val="0"/>
           <w:jc w:val="center"/>
         </w:trPr>
         <w:tc>
           <w:tcPr>
             <w:tcW w:w="2779" w:type="dxa"/>
             <w:tcBorders>
-              <w:top w:val="single" w:color="auto" w:sz="4" w:space="0"/>
-              <w:left w:val="single" w:color="auto" w:sz="12" w:space="0"/>
-              <w:bottom w:val="single" w:color="auto" w:sz="4" w:space="0"/>
-              <w:right w:val="single" w:color="auto" w:sz="4" w:space="0"/>
+              <w:top w:val="single" w:sz="4" w:space="0" w:color="auto"/>
+              <w:left w:val="single" w:sz="12" w:space="0" w:color="auto"/>
+              <w:bottom w:val="single" w:sz="4" w:space="0" w:color="auto"/>
+              <w:right w:val="single" w:sz="4" w:space="0" w:color="auto"/>
             </w:tcBorders>
             <w:shd w:val="clear" w:color="auto" w:fill="auto"/>
             <w:tcMar>
@@ -3814,11 +3782,11 @@
               <w:adjustRightInd w:val="0"/>
               <w:snapToGrid w:val="0"/>
               <w:spacing w:line="240" w:lineRule="auto"/>
-              <w:ind w:left="0" w:leftChars="0" w:right="0" w:rightChars="0" w:firstLine="0" w:firstLineChars="0"/>
+              <w:ind w:left="0" w:right="0" w:firstLine="0" w:leftChars="0" w:rightChars="0" w:firstLineChars="0"/>
               <w:jc w:val="left"/>
               <w:textAlignment w:val="baseline"/>
               <w:rPr>
-                <w:rFonts w:hint="default" w:ascii="Segoe UI" w:hAnsi="Segoe UI" w:eastAsia="Segoe UI" w:cs="Segoe UI"/>
+                <w:rFonts w:ascii="Segoe UI" w:eastAsia="Segoe UI" w:hAnsi="Segoe UI" w:cs="Segoe UI" w:hint="default"/>
                 <w:i w:val="0"/>
                 <w:iCs w:val="0"/>
                 <w:caps w:val="0"/>
@@ -3830,8 +3798,8 @@
             </w:pPr>
             <w:r>
               <w:rPr>
-                <w:rStyle w:val="23"/>
-                <w:rFonts w:hint="default" w:ascii="Segoe UI" w:hAnsi="Segoe UI" w:eastAsia="Segoe UI" w:cs="Segoe UI"/>
+                <w:rStyle w:val="Strong"/>
+                <w:rFonts w:ascii="Segoe UI" w:eastAsia="Segoe UI" w:hAnsi="Segoe UI" w:cs="Segoe UI" w:hint="default"/>
                 <w:b/>
                 <w:bCs/>
                 <w:i w:val="0"/>
@@ -3853,10 +3821,10 @@
           <w:tcPr>
             <w:tcW w:w="3476" w:type="dxa"/>
             <w:tcBorders>
-              <w:top w:val="single" w:color="auto" w:sz="4" w:space="0"/>
-              <w:left w:val="single" w:color="auto" w:sz="4" w:space="0"/>
-              <w:bottom w:val="single" w:color="auto" w:sz="4" w:space="0"/>
-              <w:right w:val="single" w:color="auto" w:sz="4" w:space="0"/>
+              <w:top w:val="single" w:sz="4" w:space="0" w:color="auto"/>
+              <w:left w:val="single" w:sz="4" w:space="0" w:color="auto"/>
+              <w:bottom w:val="single" w:sz="4" w:space="0" w:color="auto"/>
+              <w:right w:val="single" w:sz="4" w:space="0" w:color="auto"/>
             </w:tcBorders>
             <w:shd w:val="clear" w:color="auto" w:fill="auto"/>
             <w:tcMar>
@@ -3884,11 +3852,11 @@
               <w:adjustRightInd w:val="0"/>
               <w:snapToGrid w:val="0"/>
               <w:spacing w:line="240" w:lineRule="auto"/>
-              <w:ind w:left="0" w:leftChars="0" w:right="0" w:rightChars="0" w:firstLine="0" w:firstLineChars="0"/>
+              <w:ind w:left="0" w:right="0" w:firstLine="0" w:leftChars="0" w:rightChars="0" w:firstLineChars="0"/>
               <w:jc w:val="left"/>
               <w:textAlignment w:val="baseline"/>
               <w:rPr>
-                <w:rFonts w:hint="default" w:ascii="Segoe UI" w:hAnsi="Segoe UI" w:eastAsia="Segoe UI" w:cs="Segoe UI"/>
+                <w:rFonts w:ascii="Segoe UI" w:eastAsia="Segoe UI" w:hAnsi="Segoe UI" w:cs="Segoe UI" w:hint="default"/>
                 <w:i w:val="0"/>
                 <w:iCs w:val="0"/>
                 <w:caps w:val="0"/>
@@ -3900,7 +3868,7 @@
             </w:pPr>
             <w:r>
               <w:rPr>
-                <w:rFonts w:hint="default" w:ascii="Segoe UI" w:hAnsi="Segoe UI" w:eastAsia="Segoe UI" w:cs="Segoe UI"/>
+                <w:rFonts w:ascii="Segoe UI" w:eastAsia="Segoe UI" w:hAnsi="Segoe UI" w:cs="Segoe UI" w:hint="default"/>
                 <w:i w:val="0"/>
                 <w:iCs w:val="0"/>
                 <w:caps w:val="0"/>
@@ -3916,8 +3884,8 @@
             </w:r>
             <w:r>
               <w:rPr>
-                <w:rStyle w:val="23"/>
-                <w:rFonts w:hint="default" w:ascii="Segoe UI" w:hAnsi="Segoe UI" w:eastAsia="Segoe UI" w:cs="Segoe UI"/>
+                <w:rStyle w:val="Strong"/>
+                <w:rFonts w:ascii="Segoe UI" w:eastAsia="Segoe UI" w:hAnsi="Segoe UI" w:cs="Segoe UI" w:hint="default"/>
                 <w:b/>
                 <w:bCs/>
                 <w:i w:val="0"/>
@@ -3935,7 +3903,7 @@
             </w:r>
             <w:r>
               <w:rPr>
-                <w:rFonts w:hint="default" w:ascii="Segoe UI" w:hAnsi="Segoe UI" w:eastAsia="Segoe UI" w:cs="Segoe UI"/>
+                <w:rFonts w:ascii="Segoe UI" w:eastAsia="Segoe UI" w:hAnsi="Segoe UI" w:cs="Segoe UI" w:hint="default"/>
                 <w:i w:val="0"/>
                 <w:iCs w:val="0"/>
                 <w:caps w:val="0"/>
@@ -3951,8 +3919,8 @@
             </w:r>
             <w:r>
               <w:rPr>
-                <w:rStyle w:val="23"/>
-                <w:rFonts w:hint="default" w:ascii="Segoe UI" w:hAnsi="Segoe UI" w:eastAsia="Segoe UI" w:cs="Segoe UI"/>
+                <w:rStyle w:val="Strong"/>
+                <w:rFonts w:ascii="Segoe UI" w:eastAsia="Segoe UI" w:hAnsi="Segoe UI" w:cs="Segoe UI" w:hint="default"/>
                 <w:b/>
                 <w:bCs/>
                 <w:i w:val="0"/>
@@ -3974,10 +3942,10 @@
           <w:tcPr>
             <w:tcW w:w="961" w:type="dxa"/>
             <w:tcBorders>
-              <w:top w:val="single" w:color="auto" w:sz="4" w:space="0"/>
-              <w:left w:val="single" w:color="auto" w:sz="4" w:space="0"/>
-              <w:bottom w:val="single" w:color="auto" w:sz="4" w:space="0"/>
-              <w:right w:val="single" w:color="auto" w:sz="4" w:space="0"/>
+              <w:top w:val="single" w:sz="4" w:space="0" w:color="auto"/>
+              <w:left w:val="single" w:sz="4" w:space="0" w:color="auto"/>
+              <w:bottom w:val="single" w:sz="4" w:space="0" w:color="auto"/>
+              <w:right w:val="single" w:sz="4" w:space="0" w:color="auto"/>
             </w:tcBorders>
             <w:shd w:val="clear" w:color="auto" w:fill="auto"/>
             <w:tcMar>
@@ -4005,11 +3973,11 @@
               <w:adjustRightInd w:val="0"/>
               <w:snapToGrid w:val="0"/>
               <w:spacing w:line="240" w:lineRule="auto"/>
-              <w:ind w:left="0" w:leftChars="0" w:right="0" w:rightChars="0" w:firstLine="0" w:firstLineChars="0"/>
+              <w:ind w:left="0" w:right="0" w:firstLine="0" w:leftChars="0" w:rightChars="0" w:firstLineChars="0"/>
               <w:jc w:val="center"/>
               <w:textAlignment w:val="baseline"/>
               <w:rPr>
-                <w:rFonts w:hint="default" w:ascii="Segoe UI" w:hAnsi="Segoe UI" w:eastAsia="Segoe UI" w:cs="Segoe UI"/>
+                <w:rFonts w:ascii="Segoe UI" w:eastAsia="Segoe UI" w:hAnsi="Segoe UI" w:cs="Segoe UI" w:hint="default"/>
                 <w:i w:val="0"/>
                 <w:iCs w:val="0"/>
                 <w:caps w:val="0"/>
@@ -4021,7 +3989,7 @@
             </w:pPr>
             <w:r>
               <w:rPr>
-                <w:rFonts w:hint="default" w:ascii="Segoe UI" w:hAnsi="Segoe UI" w:eastAsia="Segoe UI" w:cs="Segoe UI"/>
+                <w:rFonts w:ascii="Segoe UI" w:eastAsia="Segoe UI" w:hAnsi="Segoe UI" w:cs="Segoe UI" w:hint="default"/>
                 <w:i w:val="0"/>
                 <w:iCs w:val="0"/>
                 <w:caps w:val="0"/>
@@ -4041,10 +4009,10 @@
           <w:tcPr>
             <w:tcW w:w="1306" w:type="dxa"/>
             <w:tcBorders>
-              <w:top w:val="single" w:color="auto" w:sz="4" w:space="0"/>
-              <w:left w:val="single" w:color="auto" w:sz="4" w:space="0"/>
-              <w:bottom w:val="single" w:color="auto" w:sz="4" w:space="0"/>
-              <w:right w:val="single" w:color="auto" w:sz="12" w:space="0"/>
+              <w:top w:val="single" w:sz="4" w:space="0" w:color="auto"/>
+              <w:left w:val="single" w:sz="4" w:space="0" w:color="auto"/>
+              <w:bottom w:val="single" w:sz="4" w:space="0" w:color="auto"/>
+              <w:right w:val="single" w:sz="12" w:space="0" w:color="auto"/>
             </w:tcBorders>
             <w:shd w:val="clear" w:color="auto" w:fill="auto"/>
             <w:tcMar>
@@ -4072,11 +4040,11 @@
               <w:adjustRightInd w:val="0"/>
               <w:snapToGrid w:val="0"/>
               <w:spacing w:line="240" w:lineRule="auto"/>
-              <w:ind w:left="0" w:leftChars="0" w:right="0" w:rightChars="0" w:firstLine="0" w:firstLineChars="0"/>
+              <w:ind w:left="0" w:right="0" w:firstLine="0" w:leftChars="0" w:rightChars="0" w:firstLineChars="0"/>
               <w:jc w:val="center"/>
               <w:textAlignment w:val="baseline"/>
               <w:rPr>
-                <w:rFonts w:hint="default" w:ascii="Segoe UI" w:hAnsi="Segoe UI" w:eastAsia="Segoe UI" w:cs="Segoe UI"/>
+                <w:rFonts w:ascii="Segoe UI" w:eastAsia="Segoe UI" w:hAnsi="Segoe UI" w:cs="Segoe UI" w:hint="default"/>
                 <w:i w:val="0"/>
                 <w:iCs w:val="0"/>
                 <w:caps w:val="0"/>
@@ -4088,8 +4056,8 @@
             </w:pPr>
             <w:r>
               <w:rPr>
-                <w:rStyle w:val="23"/>
-                <w:rFonts w:hint="default" w:ascii="Segoe UI" w:hAnsi="Segoe UI" w:eastAsia="Segoe UI" w:cs="Segoe UI"/>
+                <w:rStyle w:val="Strong"/>
+                <w:rFonts w:ascii="Segoe UI" w:eastAsia="Segoe UI" w:hAnsi="Segoe UI" w:cs="Segoe UI" w:hint="default"/>
                 <w:b/>
                 <w:bCs/>
                 <w:i w:val="0"/>
@@ -4110,14 +4078,8 @@
       </w:tr>
       <w:tr>
         <w:tblPrEx>
-          <w:tblBorders>
-            <w:top w:val="none" w:color="auto" w:sz="0" w:space="0"/>
-            <w:left w:val="none" w:color="auto" w:sz="0" w:space="0"/>
-            <w:bottom w:val="none" w:color="auto" w:sz="0" w:space="0"/>
-            <w:right w:val="none" w:color="auto" w:sz="0" w:space="0"/>
-            <w:insideH w:val="none" w:color="auto" w:sz="0" w:space="0"/>
-            <w:insideV w:val="none" w:color="auto" w:sz="0" w:space="0"/>
-          </w:tblBorders>
+          <w:tblW w:w="8522" w:type="dxa"/>
+          <w:jc w:val="center"/>
           <w:shd w:val="clear" w:color="auto" w:fill="auto"/>
           <w:tblCellMar>
             <w:top w:w="15" w:type="dxa"/>
@@ -4127,17 +4089,17 @@
           </w:tblCellMar>
         </w:tblPrEx>
         <w:trPr>
-          <w:trHeight w:val="0" w:hRule="atLeast"/>
+          <w:trHeight w:val="0"/>
           <w:jc w:val="center"/>
         </w:trPr>
         <w:tc>
           <w:tcPr>
             <w:tcW w:w="2779" w:type="dxa"/>
             <w:tcBorders>
-              <w:top w:val="single" w:color="auto" w:sz="4" w:space="0"/>
-              <w:left w:val="single" w:color="auto" w:sz="12" w:space="0"/>
-              <w:bottom w:val="single" w:color="auto" w:sz="4" w:space="0"/>
-              <w:right w:val="single" w:color="auto" w:sz="4" w:space="0"/>
+              <w:top w:val="single" w:sz="4" w:space="0" w:color="auto"/>
+              <w:left w:val="single" w:sz="12" w:space="0" w:color="auto"/>
+              <w:bottom w:val="single" w:sz="4" w:space="0" w:color="auto"/>
+              <w:right w:val="single" w:sz="4" w:space="0" w:color="auto"/>
             </w:tcBorders>
             <w:shd w:val="clear" w:color="auto" w:fill="auto"/>
             <w:tcMar>
@@ -4165,11 +4127,11 @@
               <w:adjustRightInd w:val="0"/>
               <w:snapToGrid w:val="0"/>
               <w:spacing w:line="240" w:lineRule="auto"/>
-              <w:ind w:left="0" w:leftChars="0" w:right="0" w:rightChars="0" w:firstLine="0" w:firstLineChars="0"/>
+              <w:ind w:left="0" w:right="0" w:firstLine="0" w:leftChars="0" w:rightChars="0" w:firstLineChars="0"/>
               <w:jc w:val="left"/>
               <w:textAlignment w:val="baseline"/>
               <w:rPr>
-                <w:rFonts w:hint="default" w:ascii="Segoe UI" w:hAnsi="Segoe UI" w:eastAsia="Segoe UI" w:cs="Segoe UI"/>
+                <w:rFonts w:ascii="Segoe UI" w:eastAsia="Segoe UI" w:hAnsi="Segoe UI" w:cs="Segoe UI" w:hint="default"/>
                 <w:i w:val="0"/>
                 <w:iCs w:val="0"/>
                 <w:caps w:val="0"/>
@@ -4181,8 +4143,8 @@
             </w:pPr>
             <w:r>
               <w:rPr>
-                <w:rStyle w:val="23"/>
-                <w:rFonts w:hint="default" w:ascii="Segoe UI" w:hAnsi="Segoe UI" w:eastAsia="Segoe UI" w:cs="Segoe UI"/>
+                <w:rStyle w:val="Strong"/>
+                <w:rFonts w:ascii="Segoe UI" w:eastAsia="Segoe UI" w:hAnsi="Segoe UI" w:cs="Segoe UI" w:hint="default"/>
                 <w:b/>
                 <w:bCs/>
                 <w:i w:val="0"/>
@@ -4204,10 +4166,10 @@
           <w:tcPr>
             <w:tcW w:w="3476" w:type="dxa"/>
             <w:tcBorders>
-              <w:top w:val="single" w:color="auto" w:sz="4" w:space="0"/>
-              <w:left w:val="single" w:color="auto" w:sz="4" w:space="0"/>
-              <w:bottom w:val="single" w:color="auto" w:sz="4" w:space="0"/>
-              <w:right w:val="single" w:color="auto" w:sz="4" w:space="0"/>
+              <w:top w:val="single" w:sz="4" w:space="0" w:color="auto"/>
+              <w:left w:val="single" w:sz="4" w:space="0" w:color="auto"/>
+              <w:bottom w:val="single" w:sz="4" w:space="0" w:color="auto"/>
+              <w:right w:val="single" w:sz="4" w:space="0" w:color="auto"/>
             </w:tcBorders>
             <w:shd w:val="clear" w:color="auto" w:fill="auto"/>
             <w:tcMar>
@@ -4235,11 +4197,11 @@
               <w:adjustRightInd w:val="0"/>
               <w:snapToGrid w:val="0"/>
               <w:spacing w:line="240" w:lineRule="auto"/>
-              <w:ind w:left="0" w:leftChars="0" w:right="0" w:rightChars="0" w:firstLine="0" w:firstLineChars="0"/>
+              <w:ind w:left="0" w:right="0" w:firstLine="0" w:leftChars="0" w:rightChars="0" w:firstLineChars="0"/>
               <w:jc w:val="left"/>
               <w:textAlignment w:val="baseline"/>
               <w:rPr>
-                <w:rFonts w:hint="default" w:ascii="Segoe UI" w:hAnsi="Segoe UI" w:eastAsia="Segoe UI" w:cs="Segoe UI"/>
+                <w:rFonts w:ascii="Segoe UI" w:eastAsia="Segoe UI" w:hAnsi="Segoe UI" w:cs="Segoe UI" w:hint="default"/>
                 <w:i w:val="0"/>
                 <w:iCs w:val="0"/>
                 <w:caps w:val="0"/>
@@ -4251,7 +4213,7 @@
             </w:pPr>
             <w:r>
               <w:rPr>
-                <w:rFonts w:hint="default" w:ascii="Segoe UI" w:hAnsi="Segoe UI" w:eastAsia="Segoe UI" w:cs="Segoe UI"/>
+                <w:rFonts w:ascii="Segoe UI" w:eastAsia="Segoe UI" w:hAnsi="Segoe UI" w:cs="Segoe UI" w:hint="default"/>
                 <w:i w:val="0"/>
                 <w:iCs w:val="0"/>
                 <w:caps w:val="0"/>
@@ -4267,8 +4229,8 @@
             </w:r>
             <w:r>
               <w:rPr>
-                <w:rStyle w:val="23"/>
-                <w:rFonts w:hint="default" w:ascii="Segoe UI" w:hAnsi="Segoe UI" w:eastAsia="Segoe UI" w:cs="Segoe UI"/>
+                <w:rStyle w:val="Strong"/>
+                <w:rFonts w:ascii="Segoe UI" w:eastAsia="Segoe UI" w:hAnsi="Segoe UI" w:cs="Segoe UI" w:hint="default"/>
                 <w:b/>
                 <w:bCs/>
                 <w:i w:val="0"/>
@@ -4286,7 +4248,7 @@
             </w:r>
             <w:r>
               <w:rPr>
-                <w:rFonts w:hint="default" w:ascii="Segoe UI" w:hAnsi="Segoe UI" w:eastAsia="Segoe UI" w:cs="Segoe UI"/>
+                <w:rFonts w:ascii="Segoe UI" w:eastAsia="Segoe UI" w:hAnsi="Segoe UI" w:cs="Segoe UI" w:hint="default"/>
                 <w:i w:val="0"/>
                 <w:iCs w:val="0"/>
                 <w:caps w:val="0"/>
@@ -4302,8 +4264,8 @@
             </w:r>
             <w:r>
               <w:rPr>
-                <w:rStyle w:val="23"/>
-                <w:rFonts w:hint="default" w:ascii="Segoe UI" w:hAnsi="Segoe UI" w:eastAsia="Segoe UI" w:cs="Segoe UI"/>
+                <w:rStyle w:val="Strong"/>
+                <w:rFonts w:ascii="Segoe UI" w:eastAsia="Segoe UI" w:hAnsi="Segoe UI" w:cs="Segoe UI" w:hint="default"/>
                 <w:b/>
                 <w:bCs/>
                 <w:i w:val="0"/>
@@ -4325,10 +4287,10 @@
           <w:tcPr>
             <w:tcW w:w="961" w:type="dxa"/>
             <w:tcBorders>
-              <w:top w:val="single" w:color="auto" w:sz="4" w:space="0"/>
-              <w:left w:val="single" w:color="auto" w:sz="4" w:space="0"/>
-              <w:bottom w:val="single" w:color="auto" w:sz="4" w:space="0"/>
-              <w:right w:val="single" w:color="auto" w:sz="4" w:space="0"/>
+              <w:top w:val="single" w:sz="4" w:space="0" w:color="auto"/>
+              <w:left w:val="single" w:sz="4" w:space="0" w:color="auto"/>
+              <w:bottom w:val="single" w:sz="4" w:space="0" w:color="auto"/>
+              <w:right w:val="single" w:sz="4" w:space="0" w:color="auto"/>
             </w:tcBorders>
             <w:shd w:val="clear" w:color="auto" w:fill="auto"/>
             <w:tcMar>
@@ -4356,11 +4318,11 @@
               <w:adjustRightInd w:val="0"/>
               <w:snapToGrid w:val="0"/>
               <w:spacing w:line="240" w:lineRule="auto"/>
-              <w:ind w:left="0" w:leftChars="0" w:right="0" w:rightChars="0" w:firstLine="0" w:firstLineChars="0"/>
+              <w:ind w:left="0" w:right="0" w:firstLine="0" w:leftChars="0" w:rightChars="0" w:firstLineChars="0"/>
               <w:jc w:val="center"/>
               <w:textAlignment w:val="baseline"/>
               <w:rPr>
-                <w:rFonts w:hint="default" w:ascii="Segoe UI" w:hAnsi="Segoe UI" w:eastAsia="Segoe UI" w:cs="Segoe UI"/>
+                <w:rFonts w:ascii="Segoe UI" w:eastAsia="Segoe UI" w:hAnsi="Segoe UI" w:cs="Segoe UI" w:hint="default"/>
                 <w:i w:val="0"/>
                 <w:iCs w:val="0"/>
                 <w:caps w:val="0"/>
@@ -4372,7 +4334,7 @@
             </w:pPr>
             <w:r>
               <w:rPr>
-                <w:rFonts w:hint="default" w:ascii="Segoe UI" w:hAnsi="Segoe UI" w:eastAsia="Segoe UI" w:cs="Segoe UI"/>
+                <w:rFonts w:ascii="Segoe UI" w:eastAsia="Segoe UI" w:hAnsi="Segoe UI" w:cs="Segoe UI" w:hint="default"/>
                 <w:i w:val="0"/>
                 <w:iCs w:val="0"/>
                 <w:caps w:val="0"/>
@@ -4392,10 +4354,10 @@
           <w:tcPr>
             <w:tcW w:w="1306" w:type="dxa"/>
             <w:tcBorders>
-              <w:top w:val="single" w:color="auto" w:sz="4" w:space="0"/>
-              <w:left w:val="single" w:color="auto" w:sz="4" w:space="0"/>
-              <w:bottom w:val="single" w:color="auto" w:sz="4" w:space="0"/>
-              <w:right w:val="single" w:color="auto" w:sz="12" w:space="0"/>
+              <w:top w:val="single" w:sz="4" w:space="0" w:color="auto"/>
+              <w:left w:val="single" w:sz="4" w:space="0" w:color="auto"/>
+              <w:bottom w:val="single" w:sz="4" w:space="0" w:color="auto"/>
+              <w:right w:val="single" w:sz="12" w:space="0" w:color="auto"/>
             </w:tcBorders>
             <w:shd w:val="clear" w:color="auto" w:fill="auto"/>
             <w:tcMar>
@@ -4423,11 +4385,11 @@
               <w:adjustRightInd w:val="0"/>
               <w:snapToGrid w:val="0"/>
               <w:spacing w:line="240" w:lineRule="auto"/>
-              <w:ind w:left="0" w:leftChars="0" w:right="0" w:rightChars="0" w:firstLine="0" w:firstLineChars="0"/>
+              <w:ind w:left="0" w:right="0" w:firstLine="0" w:leftChars="0" w:rightChars="0" w:firstLineChars="0"/>
               <w:jc w:val="center"/>
               <w:textAlignment w:val="baseline"/>
               <w:rPr>
-                <w:rFonts w:hint="default" w:ascii="Segoe UI" w:hAnsi="Segoe UI" w:eastAsia="Segoe UI" w:cs="Segoe UI"/>
+                <w:rFonts w:ascii="Segoe UI" w:eastAsia="Segoe UI" w:hAnsi="Segoe UI" w:cs="Segoe UI" w:hint="default"/>
                 <w:i w:val="0"/>
                 <w:iCs w:val="0"/>
                 <w:caps w:val="0"/>
@@ -4439,8 +4401,8 @@
             </w:pPr>
             <w:r>
               <w:rPr>
-                <w:rStyle w:val="23"/>
-                <w:rFonts w:hint="default" w:ascii="Segoe UI" w:hAnsi="Segoe UI" w:eastAsia="Segoe UI" w:cs="Segoe UI"/>
+                <w:rStyle w:val="Strong"/>
+                <w:rFonts w:ascii="Segoe UI" w:eastAsia="Segoe UI" w:hAnsi="Segoe UI" w:cs="Segoe UI" w:hint="default"/>
                 <w:b/>
                 <w:bCs/>
                 <w:i w:val="0"/>
@@ -4461,14 +4423,8 @@
       </w:tr>
       <w:tr>
         <w:tblPrEx>
-          <w:tblBorders>
-            <w:top w:val="none" w:color="auto" w:sz="0" w:space="0"/>
-            <w:left w:val="none" w:color="auto" w:sz="0" w:space="0"/>
-            <w:bottom w:val="none" w:color="auto" w:sz="0" w:space="0"/>
-            <w:right w:val="none" w:color="auto" w:sz="0" w:space="0"/>
-            <w:insideH w:val="none" w:color="auto" w:sz="0" w:space="0"/>
-            <w:insideV w:val="none" w:color="auto" w:sz="0" w:space="0"/>
-          </w:tblBorders>
+          <w:tblW w:w="8522" w:type="dxa"/>
+          <w:jc w:val="center"/>
           <w:shd w:val="clear" w:color="auto" w:fill="auto"/>
           <w:tblCellMar>
             <w:top w:w="15" w:type="dxa"/>
@@ -4478,17 +4434,17 @@
           </w:tblCellMar>
         </w:tblPrEx>
         <w:trPr>
-          <w:trHeight w:val="0" w:hRule="atLeast"/>
+          <w:trHeight w:val="0"/>
           <w:jc w:val="center"/>
         </w:trPr>
         <w:tc>
           <w:tcPr>
             <w:tcW w:w="2779" w:type="dxa"/>
             <w:tcBorders>
-              <w:top w:val="single" w:color="auto" w:sz="4" w:space="0"/>
-              <w:left w:val="single" w:color="auto" w:sz="12" w:space="0"/>
-              <w:bottom w:val="single" w:color="auto" w:sz="4" w:space="0"/>
-              <w:right w:val="single" w:color="auto" w:sz="4" w:space="0"/>
+              <w:top w:val="single" w:sz="4" w:space="0" w:color="auto"/>
+              <w:left w:val="single" w:sz="12" w:space="0" w:color="auto"/>
+              <w:bottom w:val="single" w:sz="4" w:space="0" w:color="auto"/>
+              <w:right w:val="single" w:sz="4" w:space="0" w:color="auto"/>
             </w:tcBorders>
             <w:shd w:val="clear" w:color="auto" w:fill="auto"/>
             <w:tcMar>
@@ -4516,11 +4472,11 @@
               <w:adjustRightInd w:val="0"/>
               <w:snapToGrid w:val="0"/>
               <w:spacing w:line="240" w:lineRule="auto"/>
-              <w:ind w:left="0" w:leftChars="0" w:right="0" w:rightChars="0" w:firstLine="0" w:firstLineChars="0"/>
+              <w:ind w:left="0" w:right="0" w:firstLine="0" w:leftChars="0" w:rightChars="0" w:firstLineChars="0"/>
               <w:jc w:val="left"/>
               <w:textAlignment w:val="baseline"/>
               <w:rPr>
-                <w:rFonts w:hint="default" w:ascii="Segoe UI" w:hAnsi="Segoe UI" w:eastAsia="Segoe UI" w:cs="Segoe UI"/>
+                <w:rFonts w:ascii="Segoe UI" w:eastAsia="Segoe UI" w:hAnsi="Segoe UI" w:cs="Segoe UI" w:hint="default"/>
                 <w:i w:val="0"/>
                 <w:iCs w:val="0"/>
                 <w:caps w:val="0"/>
@@ -4532,8 +4488,8 @@
             </w:pPr>
             <w:r>
               <w:rPr>
-                <w:rStyle w:val="23"/>
-                <w:rFonts w:hint="default" w:ascii="Segoe UI" w:hAnsi="Segoe UI" w:eastAsia="Segoe UI" w:cs="Segoe UI"/>
+                <w:rStyle w:val="Strong"/>
+                <w:rFonts w:ascii="Segoe UI" w:eastAsia="Segoe UI" w:hAnsi="Segoe UI" w:cs="Segoe UI" w:hint="default"/>
                 <w:b/>
                 <w:bCs/>
                 <w:i w:val="0"/>
@@ -4555,10 +4511,10 @@
           <w:tcPr>
             <w:tcW w:w="3476" w:type="dxa"/>
             <w:tcBorders>
-              <w:top w:val="single" w:color="auto" w:sz="4" w:space="0"/>
-              <w:left w:val="single" w:color="auto" w:sz="4" w:space="0"/>
-              <w:bottom w:val="single" w:color="auto" w:sz="4" w:space="0"/>
-              <w:right w:val="single" w:color="auto" w:sz="4" w:space="0"/>
+              <w:top w:val="single" w:sz="4" w:space="0" w:color="auto"/>
+              <w:left w:val="single" w:sz="4" w:space="0" w:color="auto"/>
+              <w:bottom w:val="single" w:sz="4" w:space="0" w:color="auto"/>
+              <w:right w:val="single" w:sz="4" w:space="0" w:color="auto"/>
             </w:tcBorders>
             <w:shd w:val="clear" w:color="auto" w:fill="auto"/>
             <w:tcMar>
@@ -4586,11 +4542,11 @@
               <w:adjustRightInd w:val="0"/>
               <w:snapToGrid w:val="0"/>
               <w:spacing w:line="240" w:lineRule="auto"/>
-              <w:ind w:left="0" w:leftChars="0" w:right="0" w:rightChars="0" w:firstLine="0" w:firstLineChars="0"/>
+              <w:ind w:left="0" w:right="0" w:firstLine="0" w:leftChars="0" w:rightChars="0" w:firstLineChars="0"/>
               <w:jc w:val="left"/>
               <w:textAlignment w:val="baseline"/>
               <w:rPr>
-                <w:rFonts w:hint="default" w:ascii="Segoe UI" w:hAnsi="Segoe UI" w:eastAsia="Segoe UI" w:cs="Segoe UI"/>
+                <w:rFonts w:ascii="Segoe UI" w:eastAsia="Segoe UI" w:hAnsi="Segoe UI" w:cs="Segoe UI" w:hint="default"/>
                 <w:i w:val="0"/>
                 <w:iCs w:val="0"/>
                 <w:caps w:val="0"/>
@@ -4602,7 +4558,7 @@
             </w:pPr>
             <w:r>
               <w:rPr>
-                <w:rFonts w:hint="default" w:ascii="Segoe UI" w:hAnsi="Segoe UI" w:eastAsia="Segoe UI" w:cs="Segoe UI"/>
+                <w:rFonts w:ascii="Segoe UI" w:eastAsia="Segoe UI" w:hAnsi="Segoe UI" w:cs="Segoe UI" w:hint="default"/>
                 <w:i w:val="0"/>
                 <w:iCs w:val="0"/>
                 <w:caps w:val="0"/>
@@ -4622,10 +4578,10 @@
           <w:tcPr>
             <w:tcW w:w="961" w:type="dxa"/>
             <w:tcBorders>
-              <w:top w:val="single" w:color="auto" w:sz="4" w:space="0"/>
-              <w:left w:val="single" w:color="auto" w:sz="4" w:space="0"/>
-              <w:bottom w:val="single" w:color="auto" w:sz="4" w:space="0"/>
-              <w:right w:val="single" w:color="auto" w:sz="4" w:space="0"/>
+              <w:top w:val="single" w:sz="4" w:space="0" w:color="auto"/>
+              <w:left w:val="single" w:sz="4" w:space="0" w:color="auto"/>
+              <w:bottom w:val="single" w:sz="4" w:space="0" w:color="auto"/>
+              <w:right w:val="single" w:sz="4" w:space="0" w:color="auto"/>
             </w:tcBorders>
             <w:shd w:val="clear" w:color="auto" w:fill="auto"/>
             <w:tcMar>
@@ -4653,11 +4609,11 @@
               <w:adjustRightInd w:val="0"/>
               <w:snapToGrid w:val="0"/>
               <w:spacing w:line="240" w:lineRule="auto"/>
-              <w:ind w:left="0" w:leftChars="0" w:right="0" w:rightChars="0" w:firstLine="0" w:firstLineChars="0"/>
+              <w:ind w:left="0" w:right="0" w:firstLine="0" w:leftChars="0" w:rightChars="0" w:firstLineChars="0"/>
               <w:jc w:val="center"/>
               <w:textAlignment w:val="baseline"/>
               <w:rPr>
-                <w:rFonts w:hint="default" w:ascii="Segoe UI" w:hAnsi="Segoe UI" w:eastAsia="Segoe UI" w:cs="Segoe UI"/>
+                <w:rFonts w:ascii="Segoe UI" w:eastAsia="Segoe UI" w:hAnsi="Segoe UI" w:cs="Segoe UI" w:hint="default"/>
                 <w:i w:val="0"/>
                 <w:iCs w:val="0"/>
                 <w:caps w:val="0"/>
@@ -4669,7 +4625,7 @@
             </w:pPr>
             <w:r>
               <w:rPr>
-                <w:rFonts w:hint="default" w:ascii="Segoe UI" w:hAnsi="Segoe UI" w:eastAsia="Segoe UI" w:cs="Segoe UI"/>
+                <w:rFonts w:ascii="Segoe UI" w:eastAsia="Segoe UI" w:hAnsi="Segoe UI" w:cs="Segoe UI" w:hint="default"/>
                 <w:i w:val="0"/>
                 <w:iCs w:val="0"/>
                 <w:caps w:val="0"/>
@@ -4689,10 +4645,10 @@
           <w:tcPr>
             <w:tcW w:w="1306" w:type="dxa"/>
             <w:tcBorders>
-              <w:top w:val="single" w:color="auto" w:sz="4" w:space="0"/>
-              <w:left w:val="single" w:color="auto" w:sz="4" w:space="0"/>
-              <w:bottom w:val="single" w:color="auto" w:sz="4" w:space="0"/>
-              <w:right w:val="single" w:color="auto" w:sz="12" w:space="0"/>
+              <w:top w:val="single" w:sz="4" w:space="0" w:color="auto"/>
+              <w:left w:val="single" w:sz="4" w:space="0" w:color="auto"/>
+              <w:bottom w:val="single" w:sz="4" w:space="0" w:color="auto"/>
+              <w:right w:val="single" w:sz="12" w:space="0" w:color="auto"/>
             </w:tcBorders>
             <w:shd w:val="clear" w:color="auto" w:fill="auto"/>
             <w:tcMar>
@@ -4720,11 +4676,11 @@
               <w:adjustRightInd w:val="0"/>
               <w:snapToGrid w:val="0"/>
               <w:spacing w:line="240" w:lineRule="auto"/>
-              <w:ind w:left="0" w:leftChars="0" w:right="0" w:rightChars="0" w:firstLine="0" w:firstLineChars="0"/>
+              <w:ind w:left="0" w:right="0" w:firstLine="0" w:leftChars="0" w:rightChars="0" w:firstLineChars="0"/>
               <w:jc w:val="center"/>
               <w:textAlignment w:val="baseline"/>
               <w:rPr>
-                <w:rFonts w:hint="default" w:ascii="Segoe UI" w:hAnsi="Segoe UI" w:eastAsia="Segoe UI" w:cs="Segoe UI"/>
+                <w:rFonts w:ascii="Segoe UI" w:eastAsia="Segoe UI" w:hAnsi="Segoe UI" w:cs="Segoe UI" w:hint="default"/>
                 <w:i w:val="0"/>
                 <w:iCs w:val="0"/>
                 <w:caps w:val="0"/>
@@ -4736,8 +4692,8 @@
             </w:pPr>
             <w:r>
               <w:rPr>
-                <w:rStyle w:val="23"/>
-                <w:rFonts w:hint="default" w:ascii="Segoe UI" w:hAnsi="Segoe UI" w:eastAsia="Segoe UI" w:cs="Segoe UI"/>
+                <w:rStyle w:val="Strong"/>
+                <w:rFonts w:ascii="Segoe UI" w:eastAsia="Segoe UI" w:hAnsi="Segoe UI" w:cs="Segoe UI" w:hint="default"/>
                 <w:b/>
                 <w:bCs/>
                 <w:i w:val="0"/>
@@ -4758,14 +4714,8 @@
       </w:tr>
       <w:tr>
         <w:tblPrEx>
-          <w:tblBorders>
-            <w:top w:val="none" w:color="auto" w:sz="0" w:space="0"/>
-            <w:left w:val="none" w:color="auto" w:sz="0" w:space="0"/>
-            <w:bottom w:val="none" w:color="auto" w:sz="0" w:space="0"/>
-            <w:right w:val="none" w:color="auto" w:sz="0" w:space="0"/>
-            <w:insideH w:val="none" w:color="auto" w:sz="0" w:space="0"/>
-            <w:insideV w:val="none" w:color="auto" w:sz="0" w:space="0"/>
-          </w:tblBorders>
+          <w:tblW w:w="8522" w:type="dxa"/>
+          <w:jc w:val="center"/>
           <w:shd w:val="clear" w:color="auto" w:fill="auto"/>
           <w:tblCellMar>
             <w:top w:w="15" w:type="dxa"/>
@@ -4775,17 +4725,17 @@
           </w:tblCellMar>
         </w:tblPrEx>
         <w:trPr>
-          <w:trHeight w:val="0" w:hRule="atLeast"/>
+          <w:trHeight w:val="0"/>
           <w:jc w:val="center"/>
         </w:trPr>
         <w:tc>
           <w:tcPr>
             <w:tcW w:w="2779" w:type="dxa"/>
             <w:tcBorders>
-              <w:top w:val="single" w:color="auto" w:sz="4" w:space="0"/>
-              <w:left w:val="single" w:color="auto" w:sz="12" w:space="0"/>
-              <w:bottom w:val="single" w:color="auto" w:sz="12" w:space="0"/>
-              <w:right w:val="single" w:color="auto" w:sz="4" w:space="0"/>
+              <w:top w:val="single" w:sz="4" w:space="0" w:color="auto"/>
+              <w:left w:val="single" w:sz="12" w:space="0" w:color="auto"/>
+              <w:bottom w:val="single" w:sz="12" w:space="0" w:color="auto"/>
+              <w:right w:val="single" w:sz="4" w:space="0" w:color="auto"/>
             </w:tcBorders>
             <w:shd w:val="clear" w:color="auto" w:fill="auto"/>
             <w:tcMar>
@@ -4813,11 +4763,11 @@
               <w:adjustRightInd w:val="0"/>
               <w:snapToGrid w:val="0"/>
               <w:spacing w:line="240" w:lineRule="auto"/>
-              <w:ind w:left="0" w:leftChars="0" w:right="0" w:rightChars="0" w:firstLine="0" w:firstLineChars="0"/>
+              <w:ind w:left="0" w:right="0" w:firstLine="0" w:leftChars="0" w:rightChars="0" w:firstLineChars="0"/>
               <w:jc w:val="left"/>
               <w:textAlignment w:val="baseline"/>
               <w:rPr>
-                <w:rFonts w:hint="default" w:ascii="Segoe UI" w:hAnsi="Segoe UI" w:eastAsia="Segoe UI" w:cs="Segoe UI"/>
+                <w:rFonts w:ascii="Segoe UI" w:eastAsia="Segoe UI" w:hAnsi="Segoe UI" w:cs="Segoe UI" w:hint="default"/>
                 <w:i w:val="0"/>
                 <w:iCs w:val="0"/>
                 <w:caps w:val="0"/>
@@ -4829,8 +4779,8 @@
             </w:pPr>
             <w:r>
               <w:rPr>
-                <w:rStyle w:val="23"/>
-                <w:rFonts w:hint="default" w:ascii="Segoe UI" w:hAnsi="Segoe UI" w:eastAsia="Segoe UI" w:cs="Segoe UI"/>
+                <w:rStyle w:val="Strong"/>
+                <w:rFonts w:ascii="Segoe UI" w:eastAsia="Segoe UI" w:hAnsi="Segoe UI" w:cs="Segoe UI" w:hint="default"/>
                 <w:b/>
                 <w:bCs/>
                 <w:i w:val="0"/>
@@ -4852,10 +4802,10 @@
           <w:tcPr>
             <w:tcW w:w="3476" w:type="dxa"/>
             <w:tcBorders>
-              <w:top w:val="single" w:color="auto" w:sz="4" w:space="0"/>
-              <w:left w:val="single" w:color="auto" w:sz="4" w:space="0"/>
-              <w:bottom w:val="single" w:color="auto" w:sz="12" w:space="0"/>
-              <w:right w:val="single" w:color="auto" w:sz="4" w:space="0"/>
+              <w:top w:val="single" w:sz="4" w:space="0" w:color="auto"/>
+              <w:left w:val="single" w:sz="4" w:space="0" w:color="auto"/>
+              <w:bottom w:val="single" w:sz="12" w:space="0" w:color="auto"/>
+              <w:right w:val="single" w:sz="4" w:space="0" w:color="auto"/>
             </w:tcBorders>
             <w:shd w:val="clear" w:color="auto" w:fill="auto"/>
             <w:tcMar>
@@ -4883,11 +4833,11 @@
               <w:adjustRightInd w:val="0"/>
               <w:snapToGrid w:val="0"/>
               <w:spacing w:line="240" w:lineRule="auto"/>
-              <w:ind w:left="0" w:leftChars="0" w:right="0" w:rightChars="0" w:firstLine="0" w:firstLineChars="0"/>
+              <w:ind w:left="0" w:right="0" w:firstLine="0" w:leftChars="0" w:rightChars="0" w:firstLineChars="0"/>
               <w:jc w:val="left"/>
               <w:textAlignment w:val="baseline"/>
               <w:rPr>
-                <w:rFonts w:hint="default" w:ascii="Segoe UI" w:hAnsi="Segoe UI" w:eastAsia="Segoe UI" w:cs="Segoe UI"/>
+                <w:rFonts w:ascii="Segoe UI" w:eastAsia="Segoe UI" w:hAnsi="Segoe UI" w:cs="Segoe UI" w:hint="default"/>
                 <w:i w:val="0"/>
                 <w:iCs w:val="0"/>
                 <w:caps w:val="0"/>
@@ -4899,7 +4849,7 @@
             </w:pPr>
             <w:r>
               <w:rPr>
-                <w:rFonts w:hint="default" w:ascii="Segoe UI" w:hAnsi="Segoe UI" w:eastAsia="Segoe UI" w:cs="Segoe UI"/>
+                <w:rFonts w:ascii="Segoe UI" w:eastAsia="Segoe UI" w:hAnsi="Segoe UI" w:cs="Segoe UI" w:hint="default"/>
                 <w:i w:val="0"/>
                 <w:iCs w:val="0"/>
                 <w:caps w:val="0"/>
@@ -4919,10 +4869,10 @@
           <w:tcPr>
             <w:tcW w:w="961" w:type="dxa"/>
             <w:tcBorders>
-              <w:top w:val="single" w:color="auto" w:sz="4" w:space="0"/>
-              <w:left w:val="single" w:color="auto" w:sz="4" w:space="0"/>
-              <w:bottom w:val="single" w:color="auto" w:sz="12" w:space="0"/>
-              <w:right w:val="single" w:color="auto" w:sz="4" w:space="0"/>
+              <w:top w:val="single" w:sz="4" w:space="0" w:color="auto"/>
+              <w:left w:val="single" w:sz="4" w:space="0" w:color="auto"/>
+              <w:bottom w:val="single" w:sz="12" w:space="0" w:color="auto"/>
+              <w:right w:val="single" w:sz="4" w:space="0" w:color="auto"/>
             </w:tcBorders>
             <w:shd w:val="clear" w:color="auto" w:fill="auto"/>
             <w:tcMar>
@@ -4950,11 +4900,11 @@
               <w:adjustRightInd w:val="0"/>
               <w:snapToGrid w:val="0"/>
               <w:spacing w:line="240" w:lineRule="auto"/>
-              <w:ind w:left="0" w:leftChars="0" w:right="0" w:rightChars="0" w:firstLine="0" w:firstLineChars="0"/>
+              <w:ind w:left="0" w:right="0" w:firstLine="0" w:leftChars="0" w:rightChars="0" w:firstLineChars="0"/>
               <w:jc w:val="center"/>
               <w:textAlignment w:val="baseline"/>
               <w:rPr>
-                <w:rFonts w:hint="default" w:ascii="Segoe UI" w:hAnsi="Segoe UI" w:eastAsia="Segoe UI" w:cs="Segoe UI"/>
+                <w:rFonts w:ascii="Segoe UI" w:eastAsia="Segoe UI" w:hAnsi="Segoe UI" w:cs="Segoe UI" w:hint="default"/>
                 <w:i w:val="0"/>
                 <w:iCs w:val="0"/>
                 <w:caps w:val="0"/>
@@ -4966,7 +4916,7 @@
             </w:pPr>
             <w:r>
               <w:rPr>
-                <w:rFonts w:hint="default" w:ascii="Segoe UI" w:hAnsi="Segoe UI" w:eastAsia="Segoe UI" w:cs="Segoe UI"/>
+                <w:rFonts w:ascii="Segoe UI" w:eastAsia="Segoe UI" w:hAnsi="Segoe UI" w:cs="Segoe UI" w:hint="default"/>
                 <w:i w:val="0"/>
                 <w:iCs w:val="0"/>
                 <w:caps w:val="0"/>
@@ -4986,10 +4936,10 @@
           <w:tcPr>
             <w:tcW w:w="1306" w:type="dxa"/>
             <w:tcBorders>
-              <w:top w:val="single" w:color="auto" w:sz="4" w:space="0"/>
-              <w:left w:val="single" w:color="auto" w:sz="4" w:space="0"/>
-              <w:bottom w:val="single" w:color="auto" w:sz="12" w:space="0"/>
-              <w:right w:val="single" w:color="auto" w:sz="12" w:space="0"/>
+              <w:top w:val="single" w:sz="4" w:space="0" w:color="auto"/>
+              <w:left w:val="single" w:sz="4" w:space="0" w:color="auto"/>
+              <w:bottom w:val="single" w:sz="12" w:space="0" w:color="auto"/>
+              <w:right w:val="single" w:sz="12" w:space="0" w:color="auto"/>
             </w:tcBorders>
             <w:shd w:val="clear" w:color="auto" w:fill="auto"/>
             <w:tcMar>
@@ -5017,11 +4967,11 @@
               <w:adjustRightInd w:val="0"/>
               <w:snapToGrid w:val="0"/>
               <w:spacing w:line="240" w:lineRule="auto"/>
-              <w:ind w:left="0" w:leftChars="0" w:right="0" w:rightChars="0" w:firstLine="0" w:firstLineChars="0"/>
+              <w:ind w:left="0" w:right="0" w:firstLine="0" w:leftChars="0" w:rightChars="0" w:firstLineChars="0"/>
               <w:jc w:val="center"/>
               <w:textAlignment w:val="baseline"/>
               <w:rPr>
-                <w:rFonts w:hint="default" w:ascii="Segoe UI" w:hAnsi="Segoe UI" w:eastAsia="Segoe UI" w:cs="Segoe UI"/>
+                <w:rFonts w:ascii="Segoe UI" w:eastAsia="Segoe UI" w:hAnsi="Segoe UI" w:cs="Segoe UI" w:hint="default"/>
                 <w:i w:val="0"/>
                 <w:iCs w:val="0"/>
                 <w:caps w:val="0"/>
@@ -5033,8 +4983,8 @@
             </w:pPr>
             <w:r>
               <w:rPr>
-                <w:rStyle w:val="23"/>
-                <w:rFonts w:hint="default" w:ascii="Segoe UI" w:hAnsi="Segoe UI" w:eastAsia="Segoe UI" w:cs="Segoe UI"/>
+                <w:rStyle w:val="Strong"/>
+                <w:rFonts w:ascii="Segoe UI" w:eastAsia="Segoe UI" w:hAnsi="Segoe UI" w:cs="Segoe UI" w:hint="default"/>
                 <w:b/>
                 <w:bCs/>
                 <w:i w:val="0"/>
@@ -5056,7 +5006,7 @@
     </w:tbl>
     <w:p>
       <w:pPr>
-        <w:pStyle w:val="29"/>
+        <w:pStyle w:val="a1"/>
         <w:keepNext w:val="0"/>
         <w:keepLines w:val="0"/>
         <w:pageBreakBefore w:val="0"/>
@@ -5086,7 +5036,7 @@
     </w:p>
     <w:p>
       <w:pPr>
-        <w:pStyle w:val="28"/>
+        <w:pStyle w:val="1"/>
         <w:keepNext w:val="0"/>
         <w:keepLines w:val="0"/>
         <w:pageBreakBefore w:val="0"/>
@@ -5106,7 +5056,7 @@
           <w:lang w:val="en-US" w:eastAsia="zh-CN"/>
         </w:rPr>
       </w:pPr>
-      <w:bookmarkStart w:id="5" w:name="_Toc29758"/>
+      <w:bookmarkStart w:id="6" w:name="_Toc29758"/>
       <w:r>
         <w:rPr>
           <w:rFonts w:hint="default"/>
@@ -5114,11 +5064,11 @@
         </w:rPr>
         <w:t>扩容目标与原则</w:t>
       </w:r>
-      <w:bookmarkEnd w:id="5"/>
+      <w:bookmarkEnd w:id="6"/>
     </w:p>
     <w:p>
       <w:pPr>
-        <w:pStyle w:val="30"/>
+        <w:pStyle w:val="2"/>
         <w:keepNext w:val="0"/>
         <w:keepLines w:val="0"/>
         <w:pageBreakBefore w:val="0"/>
@@ -5138,7 +5088,7 @@
           <w:lang w:val="en-US" w:eastAsia="zh-CN"/>
         </w:rPr>
       </w:pPr>
-      <w:bookmarkStart w:id="6" w:name="_Toc11847"/>
+      <w:bookmarkStart w:id="7" w:name="_Toc11847"/>
       <w:r>
         <w:rPr>
           <w:rFonts w:hint="default"/>
@@ -5146,11 +5096,11 @@
         </w:rPr>
         <w:t>扩容目标</w:t>
       </w:r>
-      <w:bookmarkEnd w:id="6"/>
+      <w:bookmarkEnd w:id="7"/>
     </w:p>
     <w:p>
       <w:pPr>
-        <w:pStyle w:val="29"/>
+        <w:pStyle w:val="a1"/>
         <w:keepNext w:val="0"/>
         <w:keepLines w:val="0"/>
         <w:pageBreakBefore w:val="0"/>
@@ -5194,7 +5144,7 @@
     </w:p>
     <w:p>
       <w:pPr>
-        <w:pStyle w:val="29"/>
+        <w:pStyle w:val="a1"/>
         <w:keepNext w:val="0"/>
         <w:keepLines w:val="0"/>
         <w:pageBreakBefore w:val="0"/>
@@ -5224,7 +5174,7 @@
     </w:p>
     <w:p>
       <w:pPr>
-        <w:pStyle w:val="29"/>
+        <w:pStyle w:val="a1"/>
         <w:keepNext w:val="0"/>
         <w:keepLines w:val="0"/>
         <w:pageBreakBefore w:val="0"/>
@@ -5254,7 +5204,7 @@
     </w:p>
     <w:p>
       <w:pPr>
-        <w:pStyle w:val="30"/>
+        <w:pStyle w:val="2"/>
         <w:keepNext w:val="0"/>
         <w:keepLines w:val="0"/>
         <w:pageBreakBefore w:val="0"/>
@@ -5274,7 +5224,7 @@
           <w:lang w:val="en-US" w:eastAsia="zh-CN"/>
         </w:rPr>
       </w:pPr>
-      <w:bookmarkStart w:id="7" w:name="_Toc25419"/>
+      <w:bookmarkStart w:id="8" w:name="_Toc25419"/>
       <w:r>
         <w:rPr>
           <w:rFonts w:hint="default"/>
@@ -5282,11 +5232,11 @@
         </w:rPr>
         <w:t>设计原则</w:t>
       </w:r>
-      <w:bookmarkEnd w:id="7"/>
+      <w:bookmarkEnd w:id="8"/>
     </w:p>
     <w:p>
       <w:pPr>
-        <w:pStyle w:val="29"/>
+        <w:pStyle w:val="a1"/>
         <w:keepNext w:val="0"/>
         <w:keepLines w:val="0"/>
         <w:pageBreakBefore w:val="0"/>
@@ -5316,7 +5266,7 @@
     </w:p>
     <w:p>
       <w:pPr>
-        <w:pStyle w:val="29"/>
+        <w:pStyle w:val="a1"/>
         <w:keepNext w:val="0"/>
         <w:keepLines w:val="0"/>
         <w:pageBreakBefore w:val="0"/>
@@ -5346,7 +5296,7 @@
     </w:p>
     <w:p>
       <w:pPr>
-        <w:pStyle w:val="29"/>
+        <w:pStyle w:val="a1"/>
         <w:keepNext w:val="0"/>
         <w:keepLines w:val="0"/>
         <w:pageBreakBefore w:val="0"/>
@@ -5376,7 +5326,7 @@
     </w:p>
     <w:p>
       <w:pPr>
-        <w:pStyle w:val="29"/>
+        <w:pStyle w:val="a1"/>
         <w:keepNext w:val="0"/>
         <w:keepLines w:val="0"/>
         <w:pageBreakBefore w:val="0"/>
@@ -5406,7 +5356,7 @@
     </w:p>
     <w:p>
       <w:pPr>
-        <w:pStyle w:val="28"/>
+        <w:pStyle w:val="1"/>
         <w:keepNext w:val="0"/>
         <w:keepLines w:val="0"/>
         <w:pageBreakBefore w:val="0"/>
@@ -5426,7 +5376,7 @@
           <w:lang w:val="en-US" w:eastAsia="zh-CN"/>
         </w:rPr>
       </w:pPr>
-      <w:bookmarkStart w:id="8" w:name="_Toc17556"/>
+      <w:bookmarkStart w:id="9" w:name="_Toc17556"/>
       <w:r>
         <w:rPr>
           <w:rFonts w:hint="default"/>
@@ -5434,11 +5384,11 @@
         </w:rPr>
         <w:t>详细扩容方案</w:t>
       </w:r>
-      <w:bookmarkEnd w:id="8"/>
+      <w:bookmarkEnd w:id="9"/>
     </w:p>
     <w:p>
       <w:pPr>
-        <w:pStyle w:val="30"/>
+        <w:pStyle w:val="2"/>
         <w:keepNext w:val="0"/>
         <w:keepLines w:val="0"/>
         <w:pageBreakBefore w:val="0"/>
@@ -5458,7 +5408,7 @@
           <w:lang w:val="en-US" w:eastAsia="zh-CN"/>
         </w:rPr>
       </w:pPr>
-      <w:bookmarkStart w:id="9" w:name="_Toc25261"/>
+      <w:bookmarkStart w:id="10" w:name="_Toc25261"/>
       <w:r>
         <w:rPr>
           <w:rFonts w:hint="default"/>
@@ -5466,11 +5416,11 @@
         </w:rPr>
         <w:t>硬盘存储扩容</w:t>
       </w:r>
-      <w:bookmarkEnd w:id="9"/>
+      <w:bookmarkEnd w:id="10"/>
     </w:p>
     <w:p>
       <w:pPr>
-        <w:pStyle w:val="29"/>
+        <w:pStyle w:val="a1"/>
         <w:keepNext w:val="0"/>
         <w:keepLines w:val="0"/>
         <w:pageBreakBefore w:val="0"/>
@@ -5500,7 +5450,7 @@
     </w:p>
     <w:p>
       <w:pPr>
-        <w:pStyle w:val="29"/>
+        <w:pStyle w:val="a1"/>
         <w:keepNext w:val="0"/>
         <w:keepLines w:val="0"/>
         <w:pageBreakBefore w:val="0"/>
@@ -5530,7 +5480,7 @@
     </w:p>
     <w:p>
       <w:pPr>
-        <w:pStyle w:val="29"/>
+        <w:pStyle w:val="a1"/>
         <w:keepNext w:val="0"/>
         <w:keepLines w:val="0"/>
         <w:pageBreakBefore w:val="0"/>
@@ -5560,7 +5510,7 @@
     </w:p>
     <w:p>
       <w:pPr>
-        <w:pStyle w:val="29"/>
+        <w:pStyle w:val="a1"/>
         <w:keepNext w:val="0"/>
         <w:keepLines w:val="0"/>
         <w:pageBreakBefore w:val="0"/>
@@ -5590,7 +5540,7 @@
     </w:p>
     <w:p>
       <w:pPr>
-        <w:pStyle w:val="29"/>
+        <w:pStyle w:val="a1"/>
         <w:keepNext w:val="0"/>
         <w:keepLines w:val="0"/>
         <w:pageBreakBefore w:val="0"/>
@@ -5620,7 +5570,7 @@
     </w:p>
     <w:p>
       <w:pPr>
-        <w:pStyle w:val="30"/>
+        <w:pStyle w:val="2"/>
         <w:keepNext w:val="0"/>
         <w:keepLines w:val="0"/>
         <w:pageBreakBefore w:val="0"/>
@@ -5640,7 +5590,7 @@
           <w:lang w:val="en-US" w:eastAsia="zh-CN"/>
         </w:rPr>
       </w:pPr>
-      <w:bookmarkStart w:id="10" w:name="_Toc14773"/>
+      <w:bookmarkStart w:id="11" w:name="_Toc14773"/>
       <w:r>
         <w:rPr>
           <w:rFonts w:hint="default"/>
@@ -5648,11 +5598,11 @@
         </w:rPr>
         <w:t>内存扩容</w:t>
       </w:r>
-      <w:bookmarkEnd w:id="10"/>
+      <w:bookmarkEnd w:id="11"/>
     </w:p>
     <w:p>
       <w:pPr>
-        <w:pStyle w:val="29"/>
+        <w:pStyle w:val="a1"/>
         <w:keepNext w:val="0"/>
         <w:keepLines w:val="0"/>
         <w:pageBreakBefore w:val="0"/>
@@ -5682,7 +5632,7 @@
     </w:p>
     <w:p>
       <w:pPr>
-        <w:pStyle w:val="29"/>
+        <w:pStyle w:val="a1"/>
         <w:keepNext w:val="0"/>
         <w:keepLines w:val="0"/>
         <w:pageBreakBefore w:val="0"/>
@@ -5712,7 +5662,7 @@
     </w:p>
     <w:p>
       <w:pPr>
-        <w:pStyle w:val="29"/>
+        <w:pStyle w:val="a1"/>
         <w:keepNext w:val="0"/>
         <w:keepLines w:val="0"/>
         <w:pageBreakBefore w:val="0"/>
@@ -5742,7 +5692,7 @@
     </w:p>
     <w:p>
       <w:pPr>
-        <w:pStyle w:val="29"/>
+        <w:pStyle w:val="a1"/>
         <w:keepNext w:val="0"/>
         <w:keepLines w:val="0"/>
         <w:pageBreakBefore w:val="0"/>
@@ -5772,7 +5722,7 @@
     </w:p>
     <w:p>
       <w:pPr>
-        <w:pStyle w:val="30"/>
+        <w:pStyle w:val="2"/>
         <w:keepNext w:val="0"/>
         <w:keepLines w:val="0"/>
         <w:pageBreakBefore w:val="0"/>
@@ -5792,7 +5742,7 @@
           <w:lang w:val="en-US" w:eastAsia="zh-CN"/>
         </w:rPr>
       </w:pPr>
-      <w:bookmarkStart w:id="11" w:name="_Toc31505"/>
+      <w:bookmarkStart w:id="12" w:name="_Toc31505"/>
       <w:r>
         <w:rPr>
           <w:rFonts w:hint="default"/>
@@ -5800,11 +5750,11 @@
         </w:rPr>
         <w:t>数据库扩容</w:t>
       </w:r>
-      <w:bookmarkEnd w:id="11"/>
+      <w:bookmarkEnd w:id="12"/>
     </w:p>
     <w:p>
       <w:pPr>
-        <w:pStyle w:val="29"/>
+        <w:pStyle w:val="a1"/>
         <w:keepNext w:val="0"/>
         <w:keepLines w:val="0"/>
         <w:pageBreakBefore w:val="0"/>
@@ -5834,7 +5784,7 @@
     </w:p>
     <w:p>
       <w:pPr>
-        <w:pStyle w:val="29"/>
+        <w:pStyle w:val="a1"/>
         <w:keepNext w:val="0"/>
         <w:keepLines w:val="0"/>
         <w:pageBreakBefore w:val="0"/>
@@ -5864,7 +5814,7 @@
     </w:p>
     <w:p>
       <w:pPr>
-        <w:pStyle w:val="29"/>
+        <w:pStyle w:val="a1"/>
         <w:keepNext w:val="0"/>
         <w:keepLines w:val="0"/>
         <w:pageBreakBefore w:val="0"/>
@@ -5894,7 +5844,7 @@
     </w:p>
     <w:p>
       <w:pPr>
-        <w:pStyle w:val="29"/>
+        <w:pStyle w:val="a1"/>
         <w:keepNext w:val="0"/>
         <w:keepLines w:val="0"/>
         <w:pageBreakBefore w:val="0"/>
@@ -5924,7 +5874,7 @@
     </w:p>
     <w:p>
       <w:pPr>
-        <w:pStyle w:val="29"/>
+        <w:pStyle w:val="a1"/>
         <w:keepNext w:val="0"/>
         <w:keepLines w:val="0"/>
         <w:pageBreakBefore w:val="0"/>
@@ -5954,7 +5904,7 @@
     </w:p>
     <w:p>
       <w:pPr>
-        <w:pStyle w:val="29"/>
+        <w:pStyle w:val="a1"/>
         <w:keepNext w:val="0"/>
         <w:keepLines w:val="0"/>
         <w:pageBreakBefore w:val="0"/>
@@ -5984,7 +5934,7 @@
     </w:p>
     <w:p>
       <w:pPr>
-        <w:pStyle w:val="30"/>
+        <w:pStyle w:val="2"/>
         <w:keepNext w:val="0"/>
         <w:keepLines w:val="0"/>
         <w:pageBreakBefore w:val="0"/>
@@ -6004,7 +5954,7 @@
           <w:lang w:val="en-US" w:eastAsia="zh-CN"/>
         </w:rPr>
       </w:pPr>
-      <w:bookmarkStart w:id="12" w:name="_Toc5201"/>
+      <w:bookmarkStart w:id="13" w:name="_Toc5201"/>
       <w:r>
         <w:rPr>
           <w:rFonts w:hint="default"/>
@@ -6012,11 +5962,11 @@
         </w:rPr>
         <w:t>Redis缓存集群扩容</w:t>
       </w:r>
-      <w:bookmarkEnd w:id="12"/>
+      <w:bookmarkEnd w:id="13"/>
     </w:p>
     <w:p>
       <w:pPr>
-        <w:pStyle w:val="29"/>
+        <w:pStyle w:val="a1"/>
         <w:keepNext w:val="0"/>
         <w:keepLines w:val="0"/>
         <w:pageBreakBefore w:val="0"/>
@@ -6046,7 +5996,7 @@
     </w:p>
     <w:p>
       <w:pPr>
-        <w:pStyle w:val="29"/>
+        <w:pStyle w:val="a1"/>
         <w:keepNext w:val="0"/>
         <w:keepLines w:val="0"/>
         <w:pageBreakBefore w:val="0"/>
@@ -6076,7 +6026,7 @@
     </w:p>
     <w:p>
       <w:pPr>
-        <w:pStyle w:val="29"/>
+        <w:pStyle w:val="a1"/>
         <w:keepNext w:val="0"/>
         <w:keepLines w:val="0"/>
         <w:pageBreakBefore w:val="0"/>
@@ -6106,7 +6056,7 @@
     </w:p>
     <w:p>
       <w:pPr>
-        <w:pStyle w:val="29"/>
+        <w:pStyle w:val="a1"/>
         <w:keepNext w:val="0"/>
         <w:keepLines w:val="0"/>
         <w:pageBreakBefore w:val="0"/>
@@ -6136,7 +6086,7 @@
     </w:p>
     <w:p>
       <w:pPr>
-        <w:pStyle w:val="29"/>
+        <w:pStyle w:val="a1"/>
         <w:keepNext w:val="0"/>
         <w:keepLines w:val="0"/>
         <w:pageBreakBefore w:val="0"/>
@@ -6166,7 +6116,7 @@
     </w:p>
     <w:p>
       <w:pPr>
-        <w:pStyle w:val="28"/>
+        <w:pStyle w:val="1"/>
         <w:keepNext w:val="0"/>
         <w:keepLines w:val="0"/>
         <w:pageBreakBefore w:val="0"/>
@@ -6186,7 +6136,7 @@
           <w:lang w:val="en-US" w:eastAsia="zh-CN"/>
         </w:rPr>
       </w:pPr>
-      <w:bookmarkStart w:id="13" w:name="_Toc24199"/>
+      <w:bookmarkStart w:id="14" w:name="_Toc24199"/>
       <w:r>
         <w:rPr>
           <w:rFonts w:hint="default"/>
@@ -6194,23 +6144,22 @@
         </w:rPr>
         <w:t>实施计划与里程碑</w:t>
       </w:r>
-      <w:bookmarkEnd w:id="13"/>
+      <w:bookmarkEnd w:id="14"/>
     </w:p>
     <w:tbl>
       <w:tblPr>
-        <w:tblStyle w:val="20"/>
+        <w:tblStyle w:val="TableNormal"/>
         <w:tblW w:w="8498" w:type="dxa"/>
         <w:jc w:val="center"/>
         <w:tblBorders>
-          <w:top w:val="single" w:color="auto" w:sz="4" w:space="0"/>
-          <w:left w:val="single" w:color="auto" w:sz="4" w:space="0"/>
-          <w:bottom w:val="single" w:color="auto" w:sz="4" w:space="0"/>
-          <w:right w:val="single" w:color="auto" w:sz="4" w:space="0"/>
-          <w:insideH w:val="single" w:color="auto" w:sz="4" w:space="0"/>
-          <w:insideV w:val="single" w:color="auto" w:sz="4" w:space="0"/>
+          <w:top w:val="single" w:sz="4" w:space="0" w:color="auto"/>
+          <w:left w:val="single" w:sz="4" w:space="0" w:color="auto"/>
+          <w:bottom w:val="single" w:sz="4" w:space="0" w:color="auto"/>
+          <w:right w:val="single" w:sz="4" w:space="0" w:color="auto"/>
+          <w:insideH w:val="single" w:sz="4" w:space="0" w:color="auto"/>
+          <w:insideV w:val="single" w:sz="4" w:space="0" w:color="auto"/>
         </w:tblBorders>
         <w:shd w:val="clear" w:color="auto" w:fill="auto"/>
-        <w:tblLayout w:type="autofit"/>
         <w:tblCellMar>
           <w:top w:w="15" w:type="dxa"/>
           <w:left w:w="15" w:type="dxa"/>
@@ -6226,13 +6175,15 @@
       </w:tblGrid>
       <w:tr>
         <w:tblPrEx>
+          <w:tblW w:w="8498" w:type="dxa"/>
+          <w:jc w:val="center"/>
           <w:tblBorders>
-            <w:top w:val="single" w:color="auto" w:sz="4" w:space="0"/>
-            <w:left w:val="single" w:color="auto" w:sz="4" w:space="0"/>
-            <w:bottom w:val="single" w:color="auto" w:sz="4" w:space="0"/>
-            <w:right w:val="single" w:color="auto" w:sz="4" w:space="0"/>
-            <w:insideH w:val="single" w:color="auto" w:sz="4" w:space="0"/>
-            <w:insideV w:val="single" w:color="auto" w:sz="4" w:space="0"/>
+            <w:top w:val="single" w:sz="4" w:space="0" w:color="auto"/>
+            <w:left w:val="single" w:sz="4" w:space="0" w:color="auto"/>
+            <w:bottom w:val="single" w:sz="4" w:space="0" w:color="auto"/>
+            <w:right w:val="single" w:sz="4" w:space="0" w:color="auto"/>
+            <w:insideH w:val="single" w:sz="4" w:space="0" w:color="auto"/>
+            <w:insideV w:val="single" w:sz="4" w:space="0" w:color="auto"/>
           </w:tblBorders>
           <w:shd w:val="clear" w:color="auto" w:fill="auto"/>
           <w:tblCellMar>
@@ -6243,7 +6194,7 @@
           </w:tblCellMar>
         </w:tblPrEx>
         <w:trPr>
-          <w:trHeight w:val="0" w:hRule="atLeast"/>
+          <w:trHeight w:val="0"/>
           <w:tblHeader/>
           <w:jc w:val="center"/>
         </w:trPr>
@@ -6276,11 +6227,11 @@
               <w:adjustRightInd w:val="0"/>
               <w:snapToGrid w:val="0"/>
               <w:spacing w:line="240" w:lineRule="auto"/>
-              <w:ind w:left="0" w:leftChars="0" w:right="0" w:rightChars="0" w:firstLine="0" w:firstLineChars="0"/>
+              <w:ind w:left="0" w:right="0" w:firstLine="0" w:leftChars="0" w:rightChars="0" w:firstLineChars="0"/>
               <w:jc w:val="center"/>
               <w:textAlignment w:val="baseline"/>
               <w:rPr>
-                <w:rFonts w:ascii="Segoe UI" w:hAnsi="Segoe UI" w:eastAsia="Segoe UI" w:cs="Segoe UI"/>
+                <w:rFonts w:ascii="Segoe UI" w:eastAsia="Segoe UI" w:hAnsi="Segoe UI" w:cs="Segoe UI"/>
                 <w:b/>
                 <w:i w:val="0"/>
                 <w:iCs w:val="0"/>
@@ -6293,7 +6244,7 @@
             </w:pPr>
             <w:r>
               <w:rPr>
-                <w:rFonts w:hint="default" w:ascii="Segoe UI" w:hAnsi="Segoe UI" w:eastAsia="Segoe UI" w:cs="Segoe UI"/>
+                <w:rFonts w:ascii="Segoe UI" w:eastAsia="Segoe UI" w:hAnsi="Segoe UI" w:cs="Segoe UI" w:hint="default"/>
                 <w:b/>
                 <w:i w:val="0"/>
                 <w:iCs w:val="0"/>
@@ -6339,11 +6290,11 @@
               <w:adjustRightInd w:val="0"/>
               <w:snapToGrid w:val="0"/>
               <w:spacing w:line="240" w:lineRule="auto"/>
-              <w:ind w:left="0" w:leftChars="0" w:right="0" w:rightChars="0" w:firstLine="0" w:firstLineChars="0"/>
+              <w:ind w:left="0" w:right="0" w:firstLine="0" w:leftChars="0" w:rightChars="0" w:firstLineChars="0"/>
               <w:jc w:val="center"/>
               <w:textAlignment w:val="baseline"/>
               <w:rPr>
-                <w:rFonts w:hint="default" w:ascii="Segoe UI" w:hAnsi="Segoe UI" w:eastAsia="Segoe UI" w:cs="Segoe UI"/>
+                <w:rFonts w:ascii="Segoe UI" w:eastAsia="Segoe UI" w:hAnsi="Segoe UI" w:cs="Segoe UI" w:hint="default"/>
                 <w:b/>
                 <w:i w:val="0"/>
                 <w:iCs w:val="0"/>
@@ -6356,7 +6307,7 @@
             </w:pPr>
             <w:r>
               <w:rPr>
-                <w:rFonts w:hint="default" w:ascii="Segoe UI" w:hAnsi="Segoe UI" w:eastAsia="Segoe UI" w:cs="Segoe UI"/>
+                <w:rFonts w:ascii="Segoe UI" w:eastAsia="Segoe UI" w:hAnsi="Segoe UI" w:cs="Segoe UI" w:hint="default"/>
                 <w:b/>
                 <w:i w:val="0"/>
                 <w:iCs w:val="0"/>
@@ -6402,11 +6353,11 @@
               <w:adjustRightInd w:val="0"/>
               <w:snapToGrid w:val="0"/>
               <w:spacing w:line="240" w:lineRule="auto"/>
-              <w:ind w:left="0" w:leftChars="0" w:right="0" w:rightChars="0" w:firstLine="0" w:firstLineChars="0"/>
+              <w:ind w:left="0" w:right="0" w:firstLine="0" w:leftChars="0" w:rightChars="0" w:firstLineChars="0"/>
               <w:jc w:val="center"/>
               <w:textAlignment w:val="baseline"/>
               <w:rPr>
-                <w:rFonts w:hint="default" w:ascii="Segoe UI" w:hAnsi="Segoe UI" w:eastAsia="Segoe UI" w:cs="Segoe UI"/>
+                <w:rFonts w:ascii="Segoe UI" w:eastAsia="Segoe UI" w:hAnsi="Segoe UI" w:cs="Segoe UI" w:hint="default"/>
                 <w:b/>
                 <w:i w:val="0"/>
                 <w:iCs w:val="0"/>
@@ -6419,7 +6370,7 @@
             </w:pPr>
             <w:r>
               <w:rPr>
-                <w:rFonts w:hint="default" w:ascii="Segoe UI" w:hAnsi="Segoe UI" w:eastAsia="Segoe UI" w:cs="Segoe UI"/>
+                <w:rFonts w:ascii="Segoe UI" w:eastAsia="Segoe UI" w:hAnsi="Segoe UI" w:cs="Segoe UI" w:hint="default"/>
                 <w:b/>
                 <w:i w:val="0"/>
                 <w:iCs w:val="0"/>
@@ -6465,11 +6416,11 @@
               <w:adjustRightInd w:val="0"/>
               <w:snapToGrid w:val="0"/>
               <w:spacing w:line="240" w:lineRule="auto"/>
-              <w:ind w:left="0" w:leftChars="0" w:right="0" w:rightChars="0" w:firstLine="0" w:firstLineChars="0"/>
+              <w:ind w:left="0" w:right="0" w:firstLine="0" w:leftChars="0" w:rightChars="0" w:firstLineChars="0"/>
               <w:jc w:val="center"/>
               <w:textAlignment w:val="baseline"/>
               <w:rPr>
-                <w:rFonts w:hint="default" w:ascii="Segoe UI" w:hAnsi="Segoe UI" w:eastAsia="Segoe UI" w:cs="Segoe UI"/>
+                <w:rFonts w:ascii="Segoe UI" w:eastAsia="Segoe UI" w:hAnsi="Segoe UI" w:cs="Segoe UI" w:hint="default"/>
                 <w:b/>
                 <w:i w:val="0"/>
                 <w:iCs w:val="0"/>
@@ -6482,7 +6433,7 @@
             </w:pPr>
             <w:r>
               <w:rPr>
-                <w:rFonts w:hint="default" w:ascii="Segoe UI" w:hAnsi="Segoe UI" w:eastAsia="Segoe UI" w:cs="Segoe UI"/>
+                <w:rFonts w:ascii="Segoe UI" w:eastAsia="Segoe UI" w:hAnsi="Segoe UI" w:cs="Segoe UI" w:hint="default"/>
                 <w:b/>
                 <w:i w:val="0"/>
                 <w:iCs w:val="0"/>
@@ -6502,14 +6453,8 @@
       </w:tr>
       <w:tr>
         <w:tblPrEx>
-          <w:tblBorders>
-            <w:top w:val="single" w:color="auto" w:sz="4" w:space="0"/>
-            <w:left w:val="single" w:color="auto" w:sz="4" w:space="0"/>
-            <w:bottom w:val="single" w:color="auto" w:sz="4" w:space="0"/>
-            <w:right w:val="single" w:color="auto" w:sz="4" w:space="0"/>
-            <w:insideH w:val="single" w:color="auto" w:sz="4" w:space="0"/>
-            <w:insideV w:val="single" w:color="auto" w:sz="4" w:space="0"/>
-          </w:tblBorders>
+          <w:tblW w:w="8498" w:type="dxa"/>
+          <w:jc w:val="center"/>
           <w:shd w:val="clear" w:color="auto" w:fill="auto"/>
           <w:tblCellMar>
             <w:top w:w="15" w:type="dxa"/>
@@ -6519,7 +6464,7 @@
           </w:tblCellMar>
         </w:tblPrEx>
         <w:trPr>
-          <w:trHeight w:val="0" w:hRule="atLeast"/>
+          <w:trHeight w:val="0"/>
           <w:jc w:val="center"/>
         </w:trPr>
         <w:tc>
@@ -6551,11 +6496,11 @@
               <w:adjustRightInd w:val="0"/>
               <w:snapToGrid w:val="0"/>
               <w:spacing w:line="240" w:lineRule="auto"/>
-              <w:ind w:left="0" w:leftChars="0" w:right="0" w:rightChars="0" w:firstLine="0" w:firstLineChars="0"/>
+              <w:ind w:left="0" w:right="0" w:firstLine="0" w:leftChars="0" w:rightChars="0" w:firstLineChars="0"/>
               <w:jc w:val="left"/>
               <w:textAlignment w:val="baseline"/>
               <w:rPr>
-                <w:rFonts w:hint="default" w:ascii="Segoe UI" w:hAnsi="Segoe UI" w:eastAsia="Segoe UI" w:cs="Segoe UI"/>
+                <w:rFonts w:ascii="Segoe UI" w:eastAsia="Segoe UI" w:hAnsi="Segoe UI" w:cs="Segoe UI" w:hint="default"/>
                 <w:i w:val="0"/>
                 <w:iCs w:val="0"/>
                 <w:caps w:val="0"/>
@@ -6567,8 +6512,8 @@
             </w:pPr>
             <w:r>
               <w:rPr>
-                <w:rStyle w:val="23"/>
-                <w:rFonts w:hint="default" w:ascii="Segoe UI" w:hAnsi="Segoe UI" w:eastAsia="Segoe UI" w:cs="Segoe UI"/>
+                <w:rStyle w:val="Strong"/>
+                <w:rFonts w:ascii="Segoe UI" w:eastAsia="Segoe UI" w:hAnsi="Segoe UI" w:cs="Segoe UI" w:hint="default"/>
                 <w:b/>
                 <w:bCs/>
                 <w:i w:val="0"/>
@@ -6586,7 +6531,7 @@
             </w:r>
             <w:r>
               <w:rPr>
-                <w:rFonts w:hint="default" w:ascii="Segoe UI" w:hAnsi="Segoe UI" w:eastAsia="Segoe UI" w:cs="Segoe UI"/>
+                <w:rFonts w:ascii="Segoe UI" w:eastAsia="Segoe UI" w:hAnsi="Segoe UI" w:cs="Segoe UI" w:hint="default"/>
                 <w:i w:val="0"/>
                 <w:iCs w:val="0"/>
                 <w:caps w:val="0"/>
@@ -6598,11 +6543,11 @@
                 <w:szCs w:val="18"/>
                 <w:lang w:val="en-US" w:eastAsia="zh-CN"/>
               </w:rPr>
-              <w:br w:type="textWrapping"/>
-            </w:r>
-            <w:r>
-              <w:rPr>
-                <w:rFonts w:hint="default" w:ascii="Segoe UI" w:hAnsi="Segoe UI" w:eastAsia="Segoe UI" w:cs="Segoe UI"/>
+              <w:br/>
+            </w:r>
+            <w:r>
+              <w:rPr>
+                <w:rFonts w:ascii="Segoe UI" w:eastAsia="Segoe UI" w:hAnsi="Segoe UI" w:cs="Segoe UI" w:hint="default"/>
                 <w:i w:val="0"/>
                 <w:iCs w:val="0"/>
                 <w:caps w:val="0"/>
@@ -6647,11 +6592,11 @@
               <w:adjustRightInd w:val="0"/>
               <w:snapToGrid w:val="0"/>
               <w:spacing w:line="240" w:lineRule="auto"/>
-              <w:ind w:left="0" w:leftChars="0" w:right="0" w:rightChars="0" w:firstLine="0" w:firstLineChars="0"/>
+              <w:ind w:left="0" w:right="0" w:firstLine="0" w:leftChars="0" w:rightChars="0" w:firstLineChars="0"/>
               <w:jc w:val="center"/>
               <w:textAlignment w:val="baseline"/>
               <w:rPr>
-                <w:rFonts w:hint="default" w:ascii="Segoe UI" w:hAnsi="Segoe UI" w:eastAsia="Segoe UI" w:cs="Segoe UI"/>
+                <w:rFonts w:ascii="Segoe UI" w:eastAsia="Segoe UI" w:hAnsi="Segoe UI" w:cs="Segoe UI" w:hint="default"/>
                 <w:i w:val="0"/>
                 <w:iCs w:val="0"/>
                 <w:caps w:val="0"/>
@@ -6663,7 +6608,7 @@
             </w:pPr>
             <w:r>
               <w:rPr>
-                <w:rFonts w:hint="default" w:ascii="Segoe UI" w:hAnsi="Segoe UI" w:eastAsia="Segoe UI" w:cs="Segoe UI"/>
+                <w:rFonts w:ascii="Segoe UI" w:eastAsia="Segoe UI" w:hAnsi="Segoe UI" w:cs="Segoe UI" w:hint="default"/>
                 <w:i w:val="0"/>
                 <w:iCs w:val="0"/>
                 <w:caps w:val="0"/>
@@ -6708,11 +6653,11 @@
               <w:adjustRightInd w:val="0"/>
               <w:snapToGrid w:val="0"/>
               <w:spacing w:line="240" w:lineRule="auto"/>
-              <w:ind w:left="0" w:leftChars="0" w:right="0" w:rightChars="0" w:firstLine="0" w:firstLineChars="0"/>
+              <w:ind w:left="0" w:right="0" w:firstLine="0" w:leftChars="0" w:rightChars="0" w:firstLineChars="0"/>
               <w:jc w:val="left"/>
               <w:textAlignment w:val="baseline"/>
               <w:rPr>
-                <w:rFonts w:hint="default" w:ascii="Segoe UI" w:hAnsi="Segoe UI" w:eastAsia="Segoe UI" w:cs="Segoe UI"/>
+                <w:rFonts w:ascii="Segoe UI" w:eastAsia="Segoe UI" w:hAnsi="Segoe UI" w:cs="Segoe UI" w:hint="default"/>
                 <w:i w:val="0"/>
                 <w:iCs w:val="0"/>
                 <w:caps w:val="0"/>
@@ -6724,7 +6669,7 @@
             </w:pPr>
             <w:r>
               <w:rPr>
-                <w:rFonts w:hint="default" w:ascii="Segoe UI" w:hAnsi="Segoe UI" w:eastAsia="Segoe UI" w:cs="Segoe UI"/>
+                <w:rFonts w:ascii="Segoe UI" w:eastAsia="Segoe UI" w:hAnsi="Segoe UI" w:cs="Segoe UI" w:hint="default"/>
                 <w:i w:val="0"/>
                 <w:iCs w:val="0"/>
                 <w:caps w:val="0"/>
@@ -6740,8 +6685,8 @@
             </w:r>
             <w:r>
               <w:rPr>
-                <w:rStyle w:val="23"/>
-                <w:rFonts w:hint="default" w:ascii="Segoe UI" w:hAnsi="Segoe UI" w:eastAsia="Segoe UI" w:cs="Segoe UI"/>
+                <w:rStyle w:val="Strong"/>
+                <w:rFonts w:ascii="Segoe UI" w:eastAsia="Segoe UI" w:hAnsi="Segoe UI" w:cs="Segoe UI" w:hint="default"/>
                 <w:b/>
                 <w:bCs/>
                 <w:i w:val="0"/>
@@ -6759,7 +6704,7 @@
             </w:r>
             <w:r>
               <w:rPr>
-                <w:rFonts w:hint="default" w:ascii="Segoe UI" w:hAnsi="Segoe UI" w:eastAsia="Segoe UI" w:cs="Segoe UI"/>
+                <w:rFonts w:ascii="Segoe UI" w:eastAsia="Segoe UI" w:hAnsi="Segoe UI" w:cs="Segoe UI" w:hint="default"/>
                 <w:i w:val="0"/>
                 <w:iCs w:val="0"/>
                 <w:caps w:val="0"/>
@@ -6771,11 +6716,11 @@
                 <w:szCs w:val="18"/>
                 <w:lang w:val="en-US" w:eastAsia="zh-CN"/>
               </w:rPr>
-              <w:br w:type="textWrapping"/>
-            </w:r>
-            <w:r>
-              <w:rPr>
-                <w:rFonts w:hint="default" w:ascii="Segoe UI" w:hAnsi="Segoe UI" w:eastAsia="Segoe UI" w:cs="Segoe UI"/>
+              <w:br/>
+            </w:r>
+            <w:r>
+              <w:rPr>
+                <w:rFonts w:ascii="Segoe UI" w:eastAsia="Segoe UI" w:hAnsi="Segoe UI" w:cs="Segoe UI" w:hint="default"/>
                 <w:i w:val="0"/>
                 <w:iCs w:val="0"/>
                 <w:caps w:val="0"/>
@@ -6791,8 +6736,8 @@
             </w:r>
             <w:r>
               <w:rPr>
-                <w:rStyle w:val="23"/>
-                <w:rFonts w:hint="default" w:ascii="Segoe UI" w:hAnsi="Segoe UI" w:eastAsia="Segoe UI" w:cs="Segoe UI"/>
+                <w:rStyle w:val="Strong"/>
+                <w:rFonts w:ascii="Segoe UI" w:eastAsia="Segoe UI" w:hAnsi="Segoe UI" w:cs="Segoe UI" w:hint="default"/>
                 <w:b/>
                 <w:bCs/>
                 <w:i w:val="0"/>
@@ -6810,7 +6755,7 @@
             </w:r>
             <w:r>
               <w:rPr>
-                <w:rFonts w:hint="default" w:ascii="Segoe UI" w:hAnsi="Segoe UI" w:eastAsia="Segoe UI" w:cs="Segoe UI"/>
+                <w:rFonts w:ascii="Segoe UI" w:eastAsia="Segoe UI" w:hAnsi="Segoe UI" w:cs="Segoe UI" w:hint="default"/>
                 <w:i w:val="0"/>
                 <w:iCs w:val="0"/>
                 <w:caps w:val="0"/>
@@ -6822,11 +6767,11 @@
                 <w:szCs w:val="18"/>
                 <w:lang w:val="en-US" w:eastAsia="zh-CN"/>
               </w:rPr>
-              <w:br w:type="textWrapping"/>
-            </w:r>
-            <w:r>
-              <w:rPr>
-                <w:rFonts w:hint="default" w:ascii="Segoe UI" w:hAnsi="Segoe UI" w:eastAsia="Segoe UI" w:cs="Segoe UI"/>
+              <w:br/>
+            </w:r>
+            <w:r>
+              <w:rPr>
+                <w:rFonts w:ascii="Segoe UI" w:eastAsia="Segoe UI" w:hAnsi="Segoe UI" w:cs="Segoe UI" w:hint="default"/>
                 <w:i w:val="0"/>
                 <w:iCs w:val="0"/>
                 <w:caps w:val="0"/>
@@ -6871,11 +6816,11 @@
               <w:adjustRightInd w:val="0"/>
               <w:snapToGrid w:val="0"/>
               <w:spacing w:line="240" w:lineRule="auto"/>
-              <w:ind w:left="0" w:leftChars="0" w:right="0" w:rightChars="0" w:firstLine="0" w:firstLineChars="0"/>
+              <w:ind w:left="0" w:right="0" w:firstLine="0" w:leftChars="0" w:rightChars="0" w:firstLineChars="0"/>
               <w:jc w:val="left"/>
               <w:textAlignment w:val="baseline"/>
               <w:rPr>
-                <w:rFonts w:hint="default" w:ascii="Segoe UI" w:hAnsi="Segoe UI" w:eastAsia="Segoe UI" w:cs="Segoe UI"/>
+                <w:rFonts w:ascii="Segoe UI" w:eastAsia="Segoe UI" w:hAnsi="Segoe UI" w:cs="Segoe UI" w:hint="default"/>
                 <w:i w:val="0"/>
                 <w:iCs w:val="0"/>
                 <w:caps w:val="0"/>
@@ -6887,7 +6832,7 @@
             </w:pPr>
             <w:r>
               <w:rPr>
-                <w:rFonts w:hint="default" w:ascii="Segoe UI" w:hAnsi="Segoe UI" w:eastAsia="Segoe UI" w:cs="Segoe UI"/>
+                <w:rFonts w:ascii="Segoe UI" w:eastAsia="Segoe UI" w:hAnsi="Segoe UI" w:cs="Segoe UI" w:hint="default"/>
                 <w:i w:val="0"/>
                 <w:iCs w:val="0"/>
                 <w:caps w:val="0"/>
@@ -6906,14 +6851,8 @@
       </w:tr>
       <w:tr>
         <w:tblPrEx>
-          <w:tblBorders>
-            <w:top w:val="single" w:color="auto" w:sz="4" w:space="0"/>
-            <w:left w:val="single" w:color="auto" w:sz="4" w:space="0"/>
-            <w:bottom w:val="single" w:color="auto" w:sz="4" w:space="0"/>
-            <w:right w:val="single" w:color="auto" w:sz="4" w:space="0"/>
-            <w:insideH w:val="single" w:color="auto" w:sz="4" w:space="0"/>
-            <w:insideV w:val="single" w:color="auto" w:sz="4" w:space="0"/>
-          </w:tblBorders>
+          <w:tblW w:w="8498" w:type="dxa"/>
+          <w:jc w:val="center"/>
           <w:shd w:val="clear" w:color="auto" w:fill="auto"/>
           <w:tblCellMar>
             <w:top w:w="15" w:type="dxa"/>
@@ -6923,7 +6862,7 @@
           </w:tblCellMar>
         </w:tblPrEx>
         <w:trPr>
-          <w:trHeight w:val="0" w:hRule="atLeast"/>
+          <w:trHeight w:val="0"/>
           <w:jc w:val="center"/>
         </w:trPr>
         <w:tc>
@@ -6955,11 +6894,11 @@
               <w:adjustRightInd w:val="0"/>
               <w:snapToGrid w:val="0"/>
               <w:spacing w:line="240" w:lineRule="auto"/>
-              <w:ind w:left="0" w:leftChars="0" w:right="0" w:rightChars="0" w:firstLine="0" w:firstLineChars="0"/>
+              <w:ind w:left="0" w:right="0" w:firstLine="0" w:leftChars="0" w:rightChars="0" w:firstLineChars="0"/>
               <w:jc w:val="left"/>
               <w:textAlignment w:val="baseline"/>
               <w:rPr>
-                <w:rFonts w:hint="default" w:ascii="Segoe UI" w:hAnsi="Segoe UI" w:eastAsia="Segoe UI" w:cs="Segoe UI"/>
+                <w:rFonts w:ascii="Segoe UI" w:eastAsia="Segoe UI" w:hAnsi="Segoe UI" w:cs="Segoe UI" w:hint="default"/>
                 <w:i w:val="0"/>
                 <w:iCs w:val="0"/>
                 <w:caps w:val="0"/>
@@ -6971,8 +6910,8 @@
             </w:pPr>
             <w:r>
               <w:rPr>
-                <w:rStyle w:val="23"/>
-                <w:rFonts w:hint="default" w:ascii="Segoe UI" w:hAnsi="Segoe UI" w:eastAsia="Segoe UI" w:cs="Segoe UI"/>
+                <w:rStyle w:val="Strong"/>
+                <w:rFonts w:ascii="Segoe UI" w:eastAsia="Segoe UI" w:hAnsi="Segoe UI" w:cs="Segoe UI" w:hint="default"/>
                 <w:b/>
                 <w:bCs/>
                 <w:i w:val="0"/>
@@ -6990,7 +6929,7 @@
             </w:r>
             <w:r>
               <w:rPr>
-                <w:rFonts w:hint="default" w:ascii="Segoe UI" w:hAnsi="Segoe UI" w:eastAsia="Segoe UI" w:cs="Segoe UI"/>
+                <w:rFonts w:ascii="Segoe UI" w:eastAsia="Segoe UI" w:hAnsi="Segoe UI" w:cs="Segoe UI" w:hint="default"/>
                 <w:i w:val="0"/>
                 <w:iCs w:val="0"/>
                 <w:caps w:val="0"/>
@@ -7002,11 +6941,11 @@
                 <w:szCs w:val="18"/>
                 <w:lang w:val="en-US" w:eastAsia="zh-CN"/>
               </w:rPr>
-              <w:br w:type="textWrapping"/>
-            </w:r>
-            <w:r>
-              <w:rPr>
-                <w:rFonts w:hint="default" w:ascii="Segoe UI" w:hAnsi="Segoe UI" w:eastAsia="Segoe UI" w:cs="Segoe UI"/>
+              <w:br/>
+            </w:r>
+            <w:r>
+              <w:rPr>
+                <w:rFonts w:ascii="Segoe UI" w:eastAsia="Segoe UI" w:hAnsi="Segoe UI" w:cs="Segoe UI" w:hint="default"/>
                 <w:i w:val="0"/>
                 <w:iCs w:val="0"/>
                 <w:caps w:val="0"/>
@@ -7051,11 +6990,11 @@
               <w:adjustRightInd w:val="0"/>
               <w:snapToGrid w:val="0"/>
               <w:spacing w:line="240" w:lineRule="auto"/>
-              <w:ind w:left="0" w:leftChars="0" w:right="0" w:rightChars="0" w:firstLine="0" w:firstLineChars="0"/>
+              <w:ind w:left="0" w:right="0" w:firstLine="0" w:leftChars="0" w:rightChars="0" w:firstLineChars="0"/>
               <w:jc w:val="center"/>
               <w:textAlignment w:val="baseline"/>
               <w:rPr>
-                <w:rFonts w:hint="default" w:ascii="Segoe UI" w:hAnsi="Segoe UI" w:eastAsia="Segoe UI" w:cs="Segoe UI"/>
+                <w:rFonts w:ascii="Segoe UI" w:eastAsia="Segoe UI" w:hAnsi="Segoe UI" w:cs="Segoe UI" w:hint="default"/>
                 <w:i w:val="0"/>
                 <w:iCs w:val="0"/>
                 <w:caps w:val="0"/>
@@ -7067,7 +7006,7 @@
             </w:pPr>
             <w:r>
               <w:rPr>
-                <w:rFonts w:hint="default" w:ascii="Segoe UI" w:hAnsi="Segoe UI" w:eastAsia="Segoe UI" w:cs="Segoe UI"/>
+                <w:rFonts w:ascii="Segoe UI" w:eastAsia="Segoe UI" w:hAnsi="Segoe UI" w:cs="Segoe UI" w:hint="default"/>
                 <w:i w:val="0"/>
                 <w:iCs w:val="0"/>
                 <w:caps w:val="0"/>
@@ -7112,11 +7051,11 @@
               <w:adjustRightInd w:val="0"/>
               <w:snapToGrid w:val="0"/>
               <w:spacing w:line="240" w:lineRule="auto"/>
-              <w:ind w:left="0" w:leftChars="0" w:right="0" w:rightChars="0" w:firstLine="0" w:firstLineChars="0"/>
+              <w:ind w:left="0" w:right="0" w:firstLine="0" w:leftChars="0" w:rightChars="0" w:firstLineChars="0"/>
               <w:jc w:val="left"/>
               <w:textAlignment w:val="baseline"/>
               <w:rPr>
-                <w:rFonts w:hint="default" w:ascii="Segoe UI" w:hAnsi="Segoe UI" w:eastAsia="Segoe UI" w:cs="Segoe UI"/>
+                <w:rFonts w:ascii="Segoe UI" w:eastAsia="Segoe UI" w:hAnsi="Segoe UI" w:cs="Segoe UI" w:hint="default"/>
                 <w:i w:val="0"/>
                 <w:iCs w:val="0"/>
                 <w:caps w:val="0"/>
@@ -7128,7 +7067,7 @@
             </w:pPr>
             <w:r>
               <w:rPr>
-                <w:rFonts w:hint="default" w:ascii="Segoe UI" w:hAnsi="Segoe UI" w:eastAsia="Segoe UI" w:cs="Segoe UI"/>
+                <w:rFonts w:ascii="Segoe UI" w:eastAsia="Segoe UI" w:hAnsi="Segoe UI" w:cs="Segoe UI" w:hint="default"/>
                 <w:i w:val="0"/>
                 <w:iCs w:val="0"/>
                 <w:caps w:val="0"/>
@@ -7144,7 +7083,7 @@
             </w:r>
             <w:r>
               <w:rPr>
-                <w:rFonts w:hint="default" w:ascii="Segoe UI" w:hAnsi="Segoe UI" w:eastAsia="Segoe UI" w:cs="Segoe UI"/>
+                <w:rFonts w:ascii="Segoe UI" w:eastAsia="Segoe UI" w:hAnsi="Segoe UI" w:cs="Segoe UI" w:hint="default"/>
                 <w:i w:val="0"/>
                 <w:iCs w:val="0"/>
                 <w:caps w:val="0"/>
@@ -7156,11 +7095,11 @@
                 <w:szCs w:val="18"/>
                 <w:lang w:val="en-US" w:eastAsia="zh-CN"/>
               </w:rPr>
-              <w:br w:type="textWrapping"/>
-            </w:r>
-            <w:r>
-              <w:rPr>
-                <w:rFonts w:hint="default" w:ascii="Segoe UI" w:hAnsi="Segoe UI" w:eastAsia="Segoe UI" w:cs="Segoe UI"/>
+              <w:br/>
+            </w:r>
+            <w:r>
+              <w:rPr>
+                <w:rFonts w:ascii="Segoe UI" w:eastAsia="Segoe UI" w:hAnsi="Segoe UI" w:cs="Segoe UI" w:hint="default"/>
                 <w:i w:val="0"/>
                 <w:iCs w:val="0"/>
                 <w:caps w:val="0"/>
@@ -7176,7 +7115,7 @@
             </w:r>
             <w:r>
               <w:rPr>
-                <w:rFonts w:hint="default" w:ascii="Segoe UI" w:hAnsi="Segoe UI" w:eastAsia="Segoe UI" w:cs="Segoe UI"/>
+                <w:rFonts w:ascii="Segoe UI" w:eastAsia="Segoe UI" w:hAnsi="Segoe UI" w:cs="Segoe UI" w:hint="default"/>
                 <w:i w:val="0"/>
                 <w:iCs w:val="0"/>
                 <w:caps w:val="0"/>
@@ -7188,11 +7127,11 @@
                 <w:szCs w:val="18"/>
                 <w:lang w:val="en-US" w:eastAsia="zh-CN"/>
               </w:rPr>
-              <w:br w:type="textWrapping"/>
-            </w:r>
-            <w:r>
-              <w:rPr>
-                <w:rFonts w:hint="default" w:ascii="Segoe UI" w:hAnsi="Segoe UI" w:eastAsia="Segoe UI" w:cs="Segoe UI"/>
+              <w:br/>
+            </w:r>
+            <w:r>
+              <w:rPr>
+                <w:rFonts w:ascii="Segoe UI" w:eastAsia="Segoe UI" w:hAnsi="Segoe UI" w:cs="Segoe UI" w:hint="default"/>
                 <w:i w:val="0"/>
                 <w:iCs w:val="0"/>
                 <w:caps w:val="0"/>
@@ -7237,11 +7176,11 @@
               <w:adjustRightInd w:val="0"/>
               <w:snapToGrid w:val="0"/>
               <w:spacing w:line="240" w:lineRule="auto"/>
-              <w:ind w:left="0" w:leftChars="0" w:right="0" w:rightChars="0" w:firstLine="0" w:firstLineChars="0"/>
+              <w:ind w:left="0" w:right="0" w:firstLine="0" w:leftChars="0" w:rightChars="0" w:firstLineChars="0"/>
               <w:jc w:val="left"/>
               <w:textAlignment w:val="baseline"/>
               <w:rPr>
-                <w:rFonts w:hint="default" w:ascii="Segoe UI" w:hAnsi="Segoe UI" w:eastAsia="Segoe UI" w:cs="Segoe UI"/>
+                <w:rFonts w:ascii="Segoe UI" w:eastAsia="Segoe UI" w:hAnsi="Segoe UI" w:cs="Segoe UI" w:hint="default"/>
                 <w:i w:val="0"/>
                 <w:iCs w:val="0"/>
                 <w:caps w:val="0"/>
@@ -7253,7 +7192,7 @@
             </w:pPr>
             <w:r>
               <w:rPr>
-                <w:rFonts w:hint="default" w:ascii="Segoe UI" w:hAnsi="Segoe UI" w:eastAsia="Segoe UI" w:cs="Segoe UI"/>
+                <w:rFonts w:ascii="Segoe UI" w:eastAsia="Segoe UI" w:hAnsi="Segoe UI" w:cs="Segoe UI" w:hint="default"/>
                 <w:i w:val="0"/>
                 <w:iCs w:val="0"/>
                 <w:caps w:val="0"/>
@@ -7272,14 +7211,8 @@
       </w:tr>
       <w:tr>
         <w:tblPrEx>
-          <w:tblBorders>
-            <w:top w:val="single" w:color="auto" w:sz="4" w:space="0"/>
-            <w:left w:val="single" w:color="auto" w:sz="4" w:space="0"/>
-            <w:bottom w:val="single" w:color="auto" w:sz="4" w:space="0"/>
-            <w:right w:val="single" w:color="auto" w:sz="4" w:space="0"/>
-            <w:insideH w:val="single" w:color="auto" w:sz="4" w:space="0"/>
-            <w:insideV w:val="single" w:color="auto" w:sz="4" w:space="0"/>
-          </w:tblBorders>
+          <w:tblW w:w="8498" w:type="dxa"/>
+          <w:jc w:val="center"/>
           <w:shd w:val="clear" w:color="auto" w:fill="auto"/>
           <w:tblCellMar>
             <w:top w:w="15" w:type="dxa"/>
@@ -7289,7 +7222,7 @@
           </w:tblCellMar>
         </w:tblPrEx>
         <w:trPr>
-          <w:trHeight w:val="0" w:hRule="atLeast"/>
+          <w:trHeight w:val="0"/>
           <w:jc w:val="center"/>
         </w:trPr>
         <w:tc>
@@ -7321,11 +7254,11 @@
               <w:adjustRightInd w:val="0"/>
               <w:snapToGrid w:val="0"/>
               <w:spacing w:line="240" w:lineRule="auto"/>
-              <w:ind w:left="0" w:leftChars="0" w:right="0" w:rightChars="0" w:firstLine="0" w:firstLineChars="0"/>
+              <w:ind w:left="0" w:right="0" w:firstLine="0" w:leftChars="0" w:rightChars="0" w:firstLineChars="0"/>
               <w:jc w:val="left"/>
               <w:textAlignment w:val="baseline"/>
               <w:rPr>
-                <w:rFonts w:hint="default" w:ascii="Segoe UI" w:hAnsi="Segoe UI" w:eastAsia="Segoe UI" w:cs="Segoe UI"/>
+                <w:rFonts w:ascii="Segoe UI" w:eastAsia="Segoe UI" w:hAnsi="Segoe UI" w:cs="Segoe UI" w:hint="default"/>
                 <w:i w:val="0"/>
                 <w:iCs w:val="0"/>
                 <w:caps w:val="0"/>
@@ -7338,8 +7271,8 @@
             </w:pPr>
             <w:r>
               <w:rPr>
-                <w:rStyle w:val="23"/>
-                <w:rFonts w:hint="default" w:ascii="Segoe UI" w:hAnsi="Segoe UI" w:eastAsia="Segoe UI" w:cs="Segoe UI"/>
+                <w:rStyle w:val="Strong"/>
+                <w:rFonts w:ascii="Segoe UI" w:eastAsia="Segoe UI" w:hAnsi="Segoe UI" w:cs="Segoe UI" w:hint="default"/>
                 <w:b/>
                 <w:bCs/>
                 <w:i w:val="0"/>
@@ -7357,7 +7290,7 @@
             </w:r>
             <w:r>
               <w:rPr>
-                <w:rFonts w:hint="default" w:ascii="Segoe UI" w:hAnsi="Segoe UI" w:eastAsia="Segoe UI" w:cs="Segoe UI"/>
+                <w:rFonts w:ascii="Segoe UI" w:eastAsia="Segoe UI" w:hAnsi="Segoe UI" w:cs="Segoe UI" w:hint="default"/>
                 <w:i w:val="0"/>
                 <w:iCs w:val="0"/>
                 <w:caps w:val="0"/>
@@ -7369,11 +7302,11 @@
                 <w:szCs w:val="18"/>
                 <w:lang w:val="en-US" w:eastAsia="zh-CN"/>
               </w:rPr>
-              <w:br w:type="textWrapping"/>
-            </w:r>
-            <w:r>
-              <w:rPr>
-                <w:rFonts w:hint="default" w:ascii="Segoe UI" w:hAnsi="Segoe UI" w:eastAsia="Segoe UI" w:cs="Segoe UI"/>
+              <w:br/>
+            </w:r>
+            <w:r>
+              <w:rPr>
+                <w:rFonts w:ascii="Segoe UI" w:eastAsia="Segoe UI" w:hAnsi="Segoe UI" w:cs="Segoe UI" w:hint="default"/>
                 <w:i w:val="0"/>
                 <w:iCs w:val="0"/>
                 <w:caps w:val="0"/>
@@ -7389,7 +7322,7 @@
             </w:r>
             <w:r>
               <w:rPr>
-                <w:rFonts w:hint="eastAsia" w:ascii="Segoe UI" w:hAnsi="Segoe UI" w:eastAsia="Segoe UI" w:cs="Segoe UI"/>
+                <w:rFonts w:ascii="Segoe UI" w:eastAsia="Segoe UI" w:hAnsi="Segoe UI" w:cs="Segoe UI" w:hint="eastAsia"/>
                 <w:i w:val="0"/>
                 <w:iCs w:val="0"/>
                 <w:caps w:val="0"/>
@@ -7434,11 +7367,11 @@
               <w:adjustRightInd w:val="0"/>
               <w:snapToGrid w:val="0"/>
               <w:spacing w:line="240" w:lineRule="auto"/>
-              <w:ind w:left="0" w:leftChars="0" w:right="0" w:rightChars="0" w:firstLine="0" w:firstLineChars="0"/>
+              <w:ind w:left="0" w:right="0" w:firstLine="0" w:leftChars="0" w:rightChars="0" w:firstLineChars="0"/>
               <w:jc w:val="center"/>
               <w:textAlignment w:val="baseline"/>
               <w:rPr>
-                <w:rFonts w:hint="default" w:ascii="Segoe UI" w:hAnsi="Segoe UI" w:eastAsia="Segoe UI" w:cs="Segoe UI"/>
+                <w:rFonts w:ascii="Segoe UI" w:eastAsia="Segoe UI" w:hAnsi="Segoe UI" w:cs="Segoe UI" w:hint="default"/>
                 <w:i w:val="0"/>
                 <w:iCs w:val="0"/>
                 <w:caps w:val="0"/>
@@ -7450,7 +7383,7 @@
             </w:pPr>
             <w:r>
               <w:rPr>
-                <w:rFonts w:hint="default" w:ascii="Segoe UI" w:hAnsi="Segoe UI" w:eastAsia="Segoe UI" w:cs="Segoe UI"/>
+                <w:rFonts w:ascii="Segoe UI" w:eastAsia="Segoe UI" w:hAnsi="Segoe UI" w:cs="Segoe UI" w:hint="default"/>
                 <w:i w:val="0"/>
                 <w:iCs w:val="0"/>
                 <w:caps w:val="0"/>
@@ -7495,11 +7428,11 @@
               <w:adjustRightInd w:val="0"/>
               <w:snapToGrid w:val="0"/>
               <w:spacing w:line="240" w:lineRule="auto"/>
-              <w:ind w:left="0" w:leftChars="0" w:right="0" w:rightChars="0" w:firstLine="0" w:firstLineChars="0"/>
+              <w:ind w:left="0" w:right="0" w:firstLine="0" w:leftChars="0" w:rightChars="0" w:firstLineChars="0"/>
               <w:jc w:val="left"/>
               <w:textAlignment w:val="baseline"/>
               <w:rPr>
-                <w:rFonts w:hint="default" w:ascii="Segoe UI" w:hAnsi="Segoe UI" w:eastAsia="Segoe UI" w:cs="Segoe UI"/>
+                <w:rFonts w:ascii="Segoe UI" w:eastAsia="Segoe UI" w:hAnsi="Segoe UI" w:cs="Segoe UI" w:hint="default"/>
                 <w:i w:val="0"/>
                 <w:iCs w:val="0"/>
                 <w:caps w:val="0"/>
@@ -7511,7 +7444,7 @@
             </w:pPr>
             <w:r>
               <w:rPr>
-                <w:rFonts w:hint="default" w:ascii="Segoe UI" w:hAnsi="Segoe UI" w:eastAsia="Segoe UI" w:cs="Segoe UI"/>
+                <w:rFonts w:ascii="Segoe UI" w:eastAsia="Segoe UI" w:hAnsi="Segoe UI" w:cs="Segoe UI" w:hint="default"/>
                 <w:i w:val="0"/>
                 <w:iCs w:val="0"/>
                 <w:caps w:val="0"/>
@@ -7527,7 +7460,7 @@
             </w:r>
             <w:r>
               <w:rPr>
-                <w:rFonts w:hint="default" w:ascii="Segoe UI" w:hAnsi="Segoe UI" w:eastAsia="Segoe UI" w:cs="Segoe UI"/>
+                <w:rFonts w:ascii="Segoe UI" w:eastAsia="Segoe UI" w:hAnsi="Segoe UI" w:cs="Segoe UI" w:hint="default"/>
                 <w:i w:val="0"/>
                 <w:iCs w:val="0"/>
                 <w:caps w:val="0"/>
@@ -7539,11 +7472,11 @@
                 <w:szCs w:val="18"/>
                 <w:lang w:val="en-US" w:eastAsia="zh-CN"/>
               </w:rPr>
-              <w:br w:type="textWrapping"/>
-            </w:r>
-            <w:r>
-              <w:rPr>
-                <w:rFonts w:hint="default" w:ascii="Segoe UI" w:hAnsi="Segoe UI" w:eastAsia="Segoe UI" w:cs="Segoe UI"/>
+              <w:br/>
+            </w:r>
+            <w:r>
+              <w:rPr>
+                <w:rFonts w:ascii="Segoe UI" w:eastAsia="Segoe UI" w:hAnsi="Segoe UI" w:cs="Segoe UI" w:hint="default"/>
                 <w:i w:val="0"/>
                 <w:iCs w:val="0"/>
                 <w:caps w:val="0"/>
@@ -7559,7 +7492,7 @@
             </w:r>
             <w:r>
               <w:rPr>
-                <w:rFonts w:hint="default" w:ascii="Segoe UI" w:hAnsi="Segoe UI" w:eastAsia="Segoe UI" w:cs="Segoe UI"/>
+                <w:rFonts w:ascii="Segoe UI" w:eastAsia="Segoe UI" w:hAnsi="Segoe UI" w:cs="Segoe UI" w:hint="default"/>
                 <w:i w:val="0"/>
                 <w:iCs w:val="0"/>
                 <w:caps w:val="0"/>
@@ -7571,11 +7504,11 @@
                 <w:szCs w:val="18"/>
                 <w:lang w:val="en-US" w:eastAsia="zh-CN"/>
               </w:rPr>
-              <w:br w:type="textWrapping"/>
-            </w:r>
-            <w:r>
-              <w:rPr>
-                <w:rFonts w:hint="default" w:ascii="Segoe UI" w:hAnsi="Segoe UI" w:eastAsia="Segoe UI" w:cs="Segoe UI"/>
+              <w:br/>
+            </w:r>
+            <w:r>
+              <w:rPr>
+                <w:rFonts w:ascii="Segoe UI" w:eastAsia="Segoe UI" w:hAnsi="Segoe UI" w:cs="Segoe UI" w:hint="default"/>
                 <w:i w:val="0"/>
                 <w:iCs w:val="0"/>
                 <w:caps w:val="0"/>
@@ -7620,11 +7553,11 @@
               <w:adjustRightInd w:val="0"/>
               <w:snapToGrid w:val="0"/>
               <w:spacing w:line="240" w:lineRule="auto"/>
-              <w:ind w:left="0" w:leftChars="0" w:right="0" w:rightChars="0" w:firstLine="0" w:firstLineChars="0"/>
+              <w:ind w:left="0" w:right="0" w:firstLine="0" w:leftChars="0" w:rightChars="0" w:firstLineChars="0"/>
               <w:jc w:val="left"/>
               <w:textAlignment w:val="baseline"/>
               <w:rPr>
-                <w:rFonts w:hint="default" w:ascii="Segoe UI" w:hAnsi="Segoe UI" w:eastAsia="Segoe UI" w:cs="Segoe UI"/>
+                <w:rFonts w:ascii="Segoe UI" w:eastAsia="Segoe UI" w:hAnsi="Segoe UI" w:cs="Segoe UI" w:hint="default"/>
                 <w:i w:val="0"/>
                 <w:iCs w:val="0"/>
                 <w:caps w:val="0"/>
@@ -7636,7 +7569,7 @@
             </w:pPr>
             <w:r>
               <w:rPr>
-                <w:rFonts w:hint="default" w:ascii="Segoe UI" w:hAnsi="Segoe UI" w:eastAsia="Segoe UI" w:cs="Segoe UI"/>
+                <w:rFonts w:ascii="Segoe UI" w:eastAsia="Segoe UI" w:hAnsi="Segoe UI" w:cs="Segoe UI" w:hint="default"/>
                 <w:i w:val="0"/>
                 <w:iCs w:val="0"/>
                 <w:caps w:val="0"/>
@@ -7656,7 +7589,7 @@
     </w:tbl>
     <w:p>
       <w:pPr>
-        <w:pStyle w:val="28"/>
+        <w:pStyle w:val="1"/>
         <w:keepNext w:val="0"/>
         <w:keepLines w:val="0"/>
         <w:pageBreakBefore w:val="0"/>
@@ -7676,7 +7609,7 @@
           <w:lang w:val="en-US" w:eastAsia="zh-CN"/>
         </w:rPr>
       </w:pPr>
-      <w:bookmarkStart w:id="14" w:name="_Toc29742"/>
+      <w:bookmarkStart w:id="15" w:name="_Toc29742"/>
       <w:r>
         <w:rPr>
           <w:rFonts w:hint="default"/>
@@ -7684,20 +7617,20 @@
         </w:rPr>
         <w:t>预算估算</w:t>
       </w:r>
-      <w:bookmarkEnd w:id="14"/>
+      <w:bookmarkEnd w:id="15"/>
     </w:p>
     <w:tbl>
       <w:tblPr>
-        <w:tblStyle w:val="20"/>
+        <w:tblStyle w:val="TableNormal"/>
         <w:tblW w:w="8498" w:type="dxa"/>
         <w:jc w:val="center"/>
         <w:tblBorders>
-          <w:top w:val="none" w:color="auto" w:sz="0" w:space="0"/>
-          <w:left w:val="none" w:color="auto" w:sz="0" w:space="0"/>
-          <w:bottom w:val="none" w:color="auto" w:sz="0" w:space="0"/>
-          <w:right w:val="none" w:color="auto" w:sz="0" w:space="0"/>
-          <w:insideH w:val="none" w:color="auto" w:sz="0" w:space="0"/>
-          <w:insideV w:val="none" w:color="auto" w:sz="0" w:space="0"/>
+          <w:top w:val="nil"/>
+          <w:left w:val="nil"/>
+          <w:bottom w:val="nil"/>
+          <w:right w:val="nil"/>
+          <w:insideH w:val="nil"/>
+          <w:insideV w:val="nil"/>
         </w:tblBorders>
         <w:shd w:val="clear" w:color="auto" w:fill="auto"/>
         <w:tblLayout w:type="fixed"/>
@@ -7718,18 +7651,27 @@
       </w:tblGrid>
       <w:tr>
         <w:tblPrEx>
+          <w:tblW w:w="8498" w:type="dxa"/>
+          <w:jc w:val="center"/>
           <w:tblBorders>
-            <w:top w:val="none" w:color="auto" w:sz="0" w:space="0"/>
-            <w:left w:val="none" w:color="auto" w:sz="0" w:space="0"/>
-            <w:bottom w:val="none" w:color="auto" w:sz="0" w:space="0"/>
-            <w:right w:val="none" w:color="auto" w:sz="0" w:space="0"/>
-            <w:insideH w:val="none" w:color="auto" w:sz="0" w:space="0"/>
-            <w:insideV w:val="none" w:color="auto" w:sz="0" w:space="0"/>
+            <w:top w:val="nil"/>
+            <w:left w:val="nil"/>
+            <w:bottom w:val="nil"/>
+            <w:right w:val="nil"/>
+            <w:insideH w:val="nil"/>
+            <w:insideV w:val="nil"/>
           </w:tblBorders>
           <w:shd w:val="clear" w:color="auto" w:fill="auto"/>
+          <w:tblLayout w:type="fixed"/>
+          <w:tblCellMar>
+            <w:top w:w="15" w:type="dxa"/>
+            <w:left w:w="15" w:type="dxa"/>
+            <w:bottom w:w="15" w:type="dxa"/>
+            <w:right w:w="15" w:type="dxa"/>
+          </w:tblCellMar>
         </w:tblPrEx>
         <w:trPr>
-          <w:trHeight w:val="0" w:hRule="atLeast"/>
+          <w:trHeight w:val="0"/>
           <w:tblHeader/>
           <w:jc w:val="center"/>
         </w:trPr>
@@ -7737,10 +7679,10 @@
           <w:tcPr>
             <w:tcW w:w="1543" w:type="dxa"/>
             <w:tcBorders>
-              <w:top w:val="single" w:color="auto" w:sz="12" w:space="0"/>
-              <w:left w:val="single" w:color="auto" w:sz="12" w:space="0"/>
-              <w:bottom w:val="single" w:color="auto" w:sz="4" w:space="0"/>
-              <w:right w:val="single" w:color="auto" w:sz="4" w:space="0"/>
+              <w:top w:val="single" w:sz="12" w:space="0" w:color="auto"/>
+              <w:left w:val="single" w:sz="12" w:space="0" w:color="auto"/>
+              <w:bottom w:val="single" w:sz="4" w:space="0" w:color="auto"/>
+              <w:right w:val="single" w:sz="4" w:space="0" w:color="auto"/>
             </w:tcBorders>
             <w:shd w:val="clear" w:color="auto" w:fill="auto"/>
             <w:tcMar>
@@ -7764,10 +7706,10 @@
               <w:bidi w:val="0"/>
               <w:snapToGrid w:val="0"/>
               <w:spacing w:line="240" w:lineRule="auto"/>
-              <w:ind w:left="0" w:leftChars="0" w:right="0" w:rightChars="0" w:firstLine="0" w:firstLineChars="0"/>
+              <w:ind w:left="0" w:right="0" w:firstLine="0" w:leftChars="0" w:rightChars="0" w:firstLineChars="0"/>
               <w:jc w:val="center"/>
               <w:rPr>
-                <w:rFonts w:ascii="Segoe UI" w:hAnsi="Segoe UI" w:eastAsia="Segoe UI" w:cs="Segoe UI"/>
+                <w:rFonts w:ascii="Segoe UI" w:eastAsia="Segoe UI" w:hAnsi="Segoe UI" w:cs="Segoe UI"/>
                 <w:b/>
                 <w:i w:val="0"/>
                 <w:iCs w:val="0"/>
@@ -7780,7 +7722,7 @@
             </w:pPr>
             <w:r>
               <w:rPr>
-                <w:rFonts w:hint="default" w:ascii="Segoe UI" w:hAnsi="Segoe UI" w:eastAsia="Segoe UI" w:cs="Segoe UI"/>
+                <w:rFonts w:ascii="Segoe UI" w:eastAsia="Segoe UI" w:hAnsi="Segoe UI" w:cs="Segoe UI" w:hint="default"/>
                 <w:b/>
                 <w:i w:val="0"/>
                 <w:iCs w:val="0"/>
@@ -7801,10 +7743,10 @@
           <w:tcPr>
             <w:tcW w:w="1735" w:type="dxa"/>
             <w:tcBorders>
-              <w:top w:val="single" w:color="auto" w:sz="12" w:space="0"/>
-              <w:left w:val="single" w:color="auto" w:sz="4" w:space="0"/>
-              <w:bottom w:val="single" w:color="auto" w:sz="4" w:space="0"/>
-              <w:right w:val="single" w:color="auto" w:sz="4" w:space="0"/>
+              <w:top w:val="single" w:sz="12" w:space="0" w:color="auto"/>
+              <w:left w:val="single" w:sz="4" w:space="0" w:color="auto"/>
+              <w:bottom w:val="single" w:sz="4" w:space="0" w:color="auto"/>
+              <w:right w:val="single" w:sz="4" w:space="0" w:color="auto"/>
             </w:tcBorders>
             <w:shd w:val="clear" w:color="auto" w:fill="auto"/>
             <w:tcMar>
@@ -7828,10 +7770,10 @@
               <w:bidi w:val="0"/>
               <w:snapToGrid w:val="0"/>
               <w:spacing w:line="240" w:lineRule="auto"/>
-              <w:ind w:left="0" w:leftChars="0" w:right="0" w:rightChars="0" w:firstLine="0" w:firstLineChars="0"/>
+              <w:ind w:left="0" w:right="0" w:firstLine="0" w:leftChars="0" w:rightChars="0" w:firstLineChars="0"/>
               <w:jc w:val="center"/>
               <w:rPr>
-                <w:rFonts w:hint="default" w:ascii="Segoe UI" w:hAnsi="Segoe UI" w:eastAsia="Segoe UI" w:cs="Segoe UI"/>
+                <w:rFonts w:ascii="Segoe UI" w:eastAsia="Segoe UI" w:hAnsi="Segoe UI" w:cs="Segoe UI" w:hint="default"/>
                 <w:b/>
                 <w:i w:val="0"/>
                 <w:iCs w:val="0"/>
@@ -7844,7 +7786,7 @@
             </w:pPr>
             <w:r>
               <w:rPr>
-                <w:rFonts w:hint="default" w:ascii="Segoe UI" w:hAnsi="Segoe UI" w:eastAsia="Segoe UI" w:cs="Segoe UI"/>
+                <w:rFonts w:ascii="Segoe UI" w:eastAsia="Segoe UI" w:hAnsi="Segoe UI" w:cs="Segoe UI" w:hint="default"/>
                 <w:b/>
                 <w:i w:val="0"/>
                 <w:iCs w:val="0"/>
@@ -7865,10 +7807,10 @@
           <w:tcPr>
             <w:tcW w:w="779" w:type="dxa"/>
             <w:tcBorders>
-              <w:top w:val="single" w:color="auto" w:sz="12" w:space="0"/>
-              <w:left w:val="single" w:color="auto" w:sz="4" w:space="0"/>
-              <w:bottom w:val="single" w:color="auto" w:sz="4" w:space="0"/>
-              <w:right w:val="single" w:color="auto" w:sz="4" w:space="0"/>
+              <w:top w:val="single" w:sz="12" w:space="0" w:color="auto"/>
+              <w:left w:val="single" w:sz="4" w:space="0" w:color="auto"/>
+              <w:bottom w:val="single" w:sz="4" w:space="0" w:color="auto"/>
+              <w:right w:val="single" w:sz="4" w:space="0" w:color="auto"/>
             </w:tcBorders>
             <w:shd w:val="clear" w:color="auto" w:fill="auto"/>
             <w:tcMar>
@@ -7892,10 +7834,10 @@
               <w:bidi w:val="0"/>
               <w:snapToGrid w:val="0"/>
               <w:spacing w:line="240" w:lineRule="auto"/>
-              <w:ind w:left="0" w:leftChars="0" w:right="0" w:rightChars="0" w:firstLine="0" w:firstLineChars="0"/>
+              <w:ind w:left="0" w:right="0" w:firstLine="0" w:leftChars="0" w:rightChars="0" w:firstLineChars="0"/>
               <w:jc w:val="center"/>
               <w:rPr>
-                <w:rFonts w:hint="default" w:ascii="Segoe UI" w:hAnsi="Segoe UI" w:eastAsia="Segoe UI" w:cs="Segoe UI"/>
+                <w:rFonts w:ascii="Segoe UI" w:eastAsia="Segoe UI" w:hAnsi="Segoe UI" w:cs="Segoe UI" w:hint="default"/>
                 <w:b/>
                 <w:i w:val="0"/>
                 <w:iCs w:val="0"/>
@@ -7908,7 +7850,7 @@
             </w:pPr>
             <w:r>
               <w:rPr>
-                <w:rFonts w:hint="default" w:ascii="Segoe UI" w:hAnsi="Segoe UI" w:eastAsia="Segoe UI" w:cs="Segoe UI"/>
+                <w:rFonts w:ascii="Segoe UI" w:eastAsia="Segoe UI" w:hAnsi="Segoe UI" w:cs="Segoe UI" w:hint="default"/>
                 <w:b/>
                 <w:i w:val="0"/>
                 <w:iCs w:val="0"/>
@@ -7929,10 +7871,10 @@
           <w:tcPr>
             <w:tcW w:w="1326" w:type="dxa"/>
             <w:tcBorders>
-              <w:top w:val="single" w:color="auto" w:sz="12" w:space="0"/>
-              <w:left w:val="single" w:color="auto" w:sz="4" w:space="0"/>
-              <w:bottom w:val="single" w:color="auto" w:sz="4" w:space="0"/>
-              <w:right w:val="single" w:color="auto" w:sz="4" w:space="0"/>
+              <w:top w:val="single" w:sz="12" w:space="0" w:color="auto"/>
+              <w:left w:val="single" w:sz="4" w:space="0" w:color="auto"/>
+              <w:bottom w:val="single" w:sz="4" w:space="0" w:color="auto"/>
+              <w:right w:val="single" w:sz="4" w:space="0" w:color="auto"/>
             </w:tcBorders>
             <w:shd w:val="clear" w:color="auto" w:fill="auto"/>
             <w:tcMar>
@@ -7956,10 +7898,10 @@
               <w:bidi w:val="0"/>
               <w:snapToGrid w:val="0"/>
               <w:spacing w:line="240" w:lineRule="auto"/>
-              <w:ind w:left="0" w:leftChars="0" w:right="0" w:rightChars="0" w:firstLine="0" w:firstLineChars="0"/>
+              <w:ind w:left="0" w:right="0" w:firstLine="0" w:leftChars="0" w:rightChars="0" w:firstLineChars="0"/>
               <w:jc w:val="center"/>
               <w:rPr>
-                <w:rFonts w:hint="default" w:ascii="Segoe UI" w:hAnsi="Segoe UI" w:eastAsia="Segoe UI" w:cs="Segoe UI"/>
+                <w:rFonts w:ascii="Segoe UI" w:eastAsia="Segoe UI" w:hAnsi="Segoe UI" w:cs="Segoe UI" w:hint="default"/>
                 <w:b/>
                 <w:i w:val="0"/>
                 <w:iCs w:val="0"/>
@@ -7972,7 +7914,7 @@
             </w:pPr>
             <w:r>
               <w:rPr>
-                <w:rFonts w:hint="default" w:ascii="Segoe UI" w:hAnsi="Segoe UI" w:eastAsia="Segoe UI" w:cs="Segoe UI"/>
+                <w:rFonts w:ascii="Segoe UI" w:eastAsia="Segoe UI" w:hAnsi="Segoe UI" w:cs="Segoe UI" w:hint="default"/>
                 <w:b/>
                 <w:i w:val="0"/>
                 <w:iCs w:val="0"/>
@@ -7993,10 +7935,10 @@
           <w:tcPr>
             <w:tcW w:w="1320" w:type="dxa"/>
             <w:tcBorders>
-              <w:top w:val="single" w:color="auto" w:sz="12" w:space="0"/>
-              <w:left w:val="single" w:color="auto" w:sz="4" w:space="0"/>
-              <w:bottom w:val="single" w:color="auto" w:sz="4" w:space="0"/>
-              <w:right w:val="single" w:color="auto" w:sz="4" w:space="0"/>
+              <w:top w:val="single" w:sz="12" w:space="0" w:color="auto"/>
+              <w:left w:val="single" w:sz="4" w:space="0" w:color="auto"/>
+              <w:bottom w:val="single" w:sz="4" w:space="0" w:color="auto"/>
+              <w:right w:val="single" w:sz="4" w:space="0" w:color="auto"/>
             </w:tcBorders>
             <w:shd w:val="clear" w:color="auto" w:fill="auto"/>
             <w:tcMar>
@@ -8020,10 +7962,10 @@
               <w:bidi w:val="0"/>
               <w:snapToGrid w:val="0"/>
               <w:spacing w:line="240" w:lineRule="auto"/>
-              <w:ind w:left="0" w:leftChars="0" w:right="0" w:rightChars="0" w:firstLine="0" w:firstLineChars="0"/>
+              <w:ind w:left="0" w:right="0" w:firstLine="0" w:leftChars="0" w:rightChars="0" w:firstLineChars="0"/>
               <w:jc w:val="center"/>
               <w:rPr>
-                <w:rFonts w:hint="default" w:ascii="Segoe UI" w:hAnsi="Segoe UI" w:eastAsia="Segoe UI" w:cs="Segoe UI"/>
+                <w:rFonts w:ascii="Segoe UI" w:eastAsia="Segoe UI" w:hAnsi="Segoe UI" w:cs="Segoe UI" w:hint="default"/>
                 <w:b/>
                 <w:i w:val="0"/>
                 <w:iCs w:val="0"/>
@@ -8036,7 +7978,7 @@
             </w:pPr>
             <w:r>
               <w:rPr>
-                <w:rFonts w:hint="default" w:ascii="Segoe UI" w:hAnsi="Segoe UI" w:eastAsia="Segoe UI" w:cs="Segoe UI"/>
+                <w:rFonts w:ascii="Segoe UI" w:eastAsia="Segoe UI" w:hAnsi="Segoe UI" w:cs="Segoe UI" w:hint="default"/>
                 <w:b/>
                 <w:i w:val="0"/>
                 <w:iCs w:val="0"/>
@@ -8057,10 +7999,10 @@
           <w:tcPr>
             <w:tcW w:w="1795" w:type="dxa"/>
             <w:tcBorders>
-              <w:top w:val="single" w:color="auto" w:sz="12" w:space="0"/>
-              <w:left w:val="single" w:color="auto" w:sz="4" w:space="0"/>
-              <w:bottom w:val="single" w:color="auto" w:sz="4" w:space="0"/>
-              <w:right w:val="single" w:color="auto" w:sz="12" w:space="0"/>
+              <w:top w:val="single" w:sz="12" w:space="0" w:color="auto"/>
+              <w:left w:val="single" w:sz="4" w:space="0" w:color="auto"/>
+              <w:bottom w:val="single" w:sz="4" w:space="0" w:color="auto"/>
+              <w:right w:val="single" w:sz="12" w:space="0" w:color="auto"/>
             </w:tcBorders>
             <w:shd w:val="clear" w:color="auto" w:fill="auto"/>
             <w:tcMar>
@@ -8084,10 +8026,10 @@
               <w:bidi w:val="0"/>
               <w:snapToGrid w:val="0"/>
               <w:spacing w:line="240" w:lineRule="auto"/>
-              <w:ind w:left="0" w:leftChars="0" w:right="0" w:rightChars="0" w:firstLine="0" w:firstLineChars="0"/>
+              <w:ind w:left="0" w:right="0" w:firstLine="0" w:leftChars="0" w:rightChars="0" w:firstLineChars="0"/>
               <w:jc w:val="center"/>
               <w:rPr>
-                <w:rFonts w:hint="default" w:ascii="Segoe UI" w:hAnsi="Segoe UI" w:eastAsia="Segoe UI" w:cs="Segoe UI"/>
+                <w:rFonts w:ascii="Segoe UI" w:eastAsia="Segoe UI" w:hAnsi="Segoe UI" w:cs="Segoe UI" w:hint="default"/>
                 <w:b/>
                 <w:i w:val="0"/>
                 <w:iCs w:val="0"/>
@@ -8100,7 +8042,7 @@
             </w:pPr>
             <w:r>
               <w:rPr>
-                <w:rFonts w:hint="default" w:ascii="Segoe UI" w:hAnsi="Segoe UI" w:eastAsia="Segoe UI" w:cs="Segoe UI"/>
+                <w:rFonts w:ascii="Segoe UI" w:eastAsia="Segoe UI" w:hAnsi="Segoe UI" w:cs="Segoe UI" w:hint="default"/>
                 <w:b/>
                 <w:i w:val="0"/>
                 <w:iCs w:val="0"/>
@@ -8120,14 +8062,10 @@
       </w:tr>
       <w:tr>
         <w:tblPrEx>
-          <w:tblBorders>
-            <w:top w:val="none" w:color="auto" w:sz="0" w:space="0"/>
-            <w:left w:val="none" w:color="auto" w:sz="0" w:space="0"/>
-            <w:bottom w:val="none" w:color="auto" w:sz="0" w:space="0"/>
-            <w:right w:val="none" w:color="auto" w:sz="0" w:space="0"/>
-            <w:insideH w:val="none" w:color="auto" w:sz="0" w:space="0"/>
-            <w:insideV w:val="none" w:color="auto" w:sz="0" w:space="0"/>
-          </w:tblBorders>
+          <w:tblW w:w="8498" w:type="dxa"/>
+          <w:jc w:val="center"/>
+          <w:shd w:val="clear" w:color="auto" w:fill="auto"/>
+          <w:tblLayout w:type="fixed"/>
           <w:tblCellMar>
             <w:top w:w="15" w:type="dxa"/>
             <w:left w:w="15" w:type="dxa"/>
@@ -8136,17 +8074,17 @@
           </w:tblCellMar>
         </w:tblPrEx>
         <w:trPr>
-          <w:trHeight w:val="0" w:hRule="atLeast"/>
+          <w:trHeight w:val="0"/>
           <w:jc w:val="center"/>
         </w:trPr>
         <w:tc>
           <w:tcPr>
             <w:tcW w:w="1543" w:type="dxa"/>
             <w:tcBorders>
-              <w:top w:val="single" w:color="auto" w:sz="4" w:space="0"/>
-              <w:left w:val="single" w:color="auto" w:sz="12" w:space="0"/>
-              <w:bottom w:val="single" w:color="auto" w:sz="4" w:space="0"/>
-              <w:right w:val="single" w:color="auto" w:sz="4" w:space="0"/>
+              <w:top w:val="single" w:sz="4" w:space="0" w:color="auto"/>
+              <w:left w:val="single" w:sz="12" w:space="0" w:color="auto"/>
+              <w:bottom w:val="single" w:sz="4" w:space="0" w:color="auto"/>
+              <w:right w:val="single" w:sz="4" w:space="0" w:color="auto"/>
             </w:tcBorders>
             <w:shd w:val="clear" w:color="auto" w:fill="auto"/>
             <w:tcMar>
@@ -8170,10 +8108,10 @@
               <w:bidi w:val="0"/>
               <w:snapToGrid w:val="0"/>
               <w:spacing w:line="240" w:lineRule="auto"/>
-              <w:ind w:left="0" w:leftChars="0" w:right="0" w:rightChars="0" w:firstLine="0" w:firstLineChars="0"/>
+              <w:ind w:left="0" w:right="0" w:firstLine="0" w:leftChars="0" w:rightChars="0" w:firstLineChars="0"/>
               <w:jc w:val="left"/>
               <w:rPr>
-                <w:rFonts w:hint="default" w:ascii="Segoe UI" w:hAnsi="Segoe UI" w:eastAsia="Segoe UI" w:cs="Segoe UI"/>
+                <w:rFonts w:ascii="Segoe UI" w:eastAsia="Segoe UI" w:hAnsi="Segoe UI" w:cs="Segoe UI" w:hint="default"/>
                 <w:i w:val="0"/>
                 <w:iCs w:val="0"/>
                 <w:caps w:val="0"/>
@@ -8185,8 +8123,8 @@
             </w:pPr>
             <w:r>
               <w:rPr>
-                <w:rStyle w:val="23"/>
-                <w:rFonts w:hint="default" w:ascii="Segoe UI" w:hAnsi="Segoe UI" w:eastAsia="Segoe UI" w:cs="Segoe UI"/>
+                <w:rStyle w:val="Strong"/>
+                <w:rFonts w:ascii="Segoe UI" w:eastAsia="Segoe UI" w:hAnsi="Segoe UI" w:cs="Segoe UI" w:hint="default"/>
                 <w:b/>
                 <w:bCs/>
                 <w:i w:val="0"/>
@@ -8208,10 +8146,10 @@
           <w:tcPr>
             <w:tcW w:w="1735" w:type="dxa"/>
             <w:tcBorders>
-              <w:top w:val="single" w:color="auto" w:sz="4" w:space="0"/>
-              <w:left w:val="single" w:color="auto" w:sz="4" w:space="0"/>
-              <w:bottom w:val="single" w:color="auto" w:sz="4" w:space="0"/>
-              <w:right w:val="single" w:color="auto" w:sz="4" w:space="0"/>
+              <w:top w:val="single" w:sz="4" w:space="0" w:color="auto"/>
+              <w:left w:val="single" w:sz="4" w:space="0" w:color="auto"/>
+              <w:bottom w:val="single" w:sz="4" w:space="0" w:color="auto"/>
+              <w:right w:val="single" w:sz="4" w:space="0" w:color="auto"/>
             </w:tcBorders>
             <w:shd w:val="clear" w:color="auto" w:fill="auto"/>
             <w:tcMar>
@@ -8235,10 +8173,10 @@
               <w:bidi w:val="0"/>
               <w:snapToGrid w:val="0"/>
               <w:spacing w:line="240" w:lineRule="auto"/>
-              <w:ind w:left="0" w:leftChars="0" w:right="0" w:rightChars="0" w:firstLine="0" w:firstLineChars="0"/>
+              <w:ind w:left="0" w:right="0" w:firstLine="0" w:leftChars="0" w:rightChars="0" w:firstLineChars="0"/>
               <w:jc w:val="center"/>
               <w:rPr>
-                <w:rFonts w:hint="default" w:ascii="Segoe UI" w:hAnsi="Segoe UI" w:eastAsia="Segoe UI" w:cs="Segoe UI"/>
+                <w:rFonts w:ascii="Segoe UI" w:eastAsia="Segoe UI" w:hAnsi="Segoe UI" w:cs="Segoe UI" w:hint="default"/>
                 <w:i w:val="0"/>
                 <w:iCs w:val="0"/>
                 <w:caps w:val="0"/>
@@ -8250,7 +8188,7 @@
             </w:pPr>
             <w:r>
               <w:rPr>
-                <w:rFonts w:hint="default" w:ascii="Segoe UI" w:hAnsi="Segoe UI" w:eastAsia="Segoe UI" w:cs="Segoe UI"/>
+                <w:rFonts w:ascii="Segoe UI" w:eastAsia="Segoe UI" w:hAnsi="Segoe UI" w:cs="Segoe UI" w:hint="default"/>
                 <w:i w:val="0"/>
                 <w:iCs w:val="0"/>
                 <w:caps w:val="0"/>
@@ -8270,10 +8208,10 @@
           <w:tcPr>
             <w:tcW w:w="779" w:type="dxa"/>
             <w:tcBorders>
-              <w:top w:val="single" w:color="auto" w:sz="4" w:space="0"/>
-              <w:left w:val="single" w:color="auto" w:sz="4" w:space="0"/>
-              <w:bottom w:val="single" w:color="auto" w:sz="4" w:space="0"/>
-              <w:right w:val="single" w:color="auto" w:sz="4" w:space="0"/>
+              <w:top w:val="single" w:sz="4" w:space="0" w:color="auto"/>
+              <w:left w:val="single" w:sz="4" w:space="0" w:color="auto"/>
+              <w:bottom w:val="single" w:sz="4" w:space="0" w:color="auto"/>
+              <w:right w:val="single" w:sz="4" w:space="0" w:color="auto"/>
             </w:tcBorders>
             <w:shd w:val="clear" w:color="auto" w:fill="auto"/>
             <w:tcMar>
@@ -8297,10 +8235,10 @@
               <w:bidi w:val="0"/>
               <w:snapToGrid w:val="0"/>
               <w:spacing w:line="240" w:lineRule="auto"/>
-              <w:ind w:left="0" w:leftChars="0" w:right="0" w:rightChars="0" w:firstLine="0" w:firstLineChars="0"/>
+              <w:ind w:left="0" w:right="0" w:firstLine="0" w:leftChars="0" w:rightChars="0" w:firstLineChars="0"/>
               <w:jc w:val="left"/>
               <w:rPr>
-                <w:rFonts w:hint="default" w:ascii="Segoe UI" w:hAnsi="Segoe UI" w:eastAsia="Segoe UI" w:cs="Segoe UI"/>
+                <w:rFonts w:ascii="Segoe UI" w:eastAsia="Segoe UI" w:hAnsi="Segoe UI" w:cs="Segoe UI" w:hint="default"/>
                 <w:i w:val="0"/>
                 <w:iCs w:val="0"/>
                 <w:caps w:val="0"/>
@@ -8312,7 +8250,7 @@
             </w:pPr>
             <w:r>
               <w:rPr>
-                <w:rFonts w:hint="default" w:ascii="Segoe UI" w:hAnsi="Segoe UI" w:eastAsia="Segoe UI" w:cs="Segoe UI"/>
+                <w:rFonts w:ascii="Segoe UI" w:eastAsia="Segoe UI" w:hAnsi="Segoe UI" w:cs="Segoe UI" w:hint="default"/>
                 <w:i w:val="0"/>
                 <w:iCs w:val="0"/>
                 <w:caps w:val="0"/>
@@ -8332,10 +8270,10 @@
           <w:tcPr>
             <w:tcW w:w="1326" w:type="dxa"/>
             <w:tcBorders>
-              <w:top w:val="single" w:color="auto" w:sz="4" w:space="0"/>
-              <w:left w:val="single" w:color="auto" w:sz="4" w:space="0"/>
-              <w:bottom w:val="single" w:color="auto" w:sz="4" w:space="0"/>
-              <w:right w:val="single" w:color="auto" w:sz="4" w:space="0"/>
+              <w:top w:val="single" w:sz="4" w:space="0" w:color="auto"/>
+              <w:left w:val="single" w:sz="4" w:space="0" w:color="auto"/>
+              <w:bottom w:val="single" w:sz="4" w:space="0" w:color="auto"/>
+              <w:right w:val="single" w:sz="4" w:space="0" w:color="auto"/>
             </w:tcBorders>
             <w:shd w:val="clear" w:color="auto" w:fill="auto"/>
             <w:tcMar>
@@ -8359,10 +8297,10 @@
               <w:bidi w:val="0"/>
               <w:snapToGrid w:val="0"/>
               <w:spacing w:line="240" w:lineRule="auto"/>
-              <w:ind w:left="0" w:leftChars="0" w:right="0" w:rightChars="0" w:firstLine="0" w:firstLineChars="0"/>
+              <w:ind w:left="0" w:right="0" w:firstLine="0" w:leftChars="0" w:rightChars="0" w:firstLineChars="0"/>
               <w:jc w:val="right"/>
               <w:rPr>
-                <w:rFonts w:hint="default" w:ascii="Segoe UI" w:hAnsi="Segoe UI" w:eastAsia="Segoe UI" w:cs="Segoe UI"/>
+                <w:rFonts w:ascii="Segoe UI" w:eastAsia="Segoe UI" w:hAnsi="Segoe UI" w:cs="Segoe UI" w:hint="default"/>
                 <w:i w:val="0"/>
                 <w:iCs w:val="0"/>
                 <w:caps w:val="0"/>
@@ -8374,7 +8312,7 @@
             </w:pPr>
             <w:r>
               <w:rPr>
-                <w:rFonts w:hint="default" w:ascii="Segoe UI" w:hAnsi="Segoe UI" w:eastAsia="Segoe UI" w:cs="Segoe UI"/>
+                <w:rFonts w:ascii="Segoe UI" w:eastAsia="Segoe UI" w:hAnsi="Segoe UI" w:cs="Segoe UI" w:hint="default"/>
                 <w:i w:val="0"/>
                 <w:iCs w:val="0"/>
                 <w:caps w:val="0"/>
@@ -8394,10 +8332,10 @@
           <w:tcPr>
             <w:tcW w:w="1320" w:type="dxa"/>
             <w:tcBorders>
-              <w:top w:val="single" w:color="auto" w:sz="4" w:space="0"/>
-              <w:left w:val="single" w:color="auto" w:sz="4" w:space="0"/>
-              <w:bottom w:val="single" w:color="auto" w:sz="4" w:space="0"/>
-              <w:right w:val="single" w:color="auto" w:sz="4" w:space="0"/>
+              <w:top w:val="single" w:sz="4" w:space="0" w:color="auto"/>
+              <w:left w:val="single" w:sz="4" w:space="0" w:color="auto"/>
+              <w:bottom w:val="single" w:sz="4" w:space="0" w:color="auto"/>
+              <w:right w:val="single" w:sz="4" w:space="0" w:color="auto"/>
             </w:tcBorders>
             <w:shd w:val="clear" w:color="auto" w:fill="auto"/>
             <w:tcMar>
@@ -8421,10 +8359,10 @@
               <w:bidi w:val="0"/>
               <w:snapToGrid w:val="0"/>
               <w:spacing w:line="240" w:lineRule="auto"/>
-              <w:ind w:left="0" w:leftChars="0" w:right="0" w:rightChars="0" w:firstLine="0" w:firstLineChars="0"/>
+              <w:ind w:left="0" w:right="0" w:firstLine="0" w:leftChars="0" w:rightChars="0" w:firstLineChars="0"/>
               <w:jc w:val="right"/>
               <w:rPr>
-                <w:rFonts w:hint="default" w:ascii="Segoe UI" w:hAnsi="Segoe UI" w:eastAsia="Segoe UI" w:cs="Segoe UI"/>
+                <w:rFonts w:ascii="Segoe UI" w:eastAsia="Segoe UI" w:hAnsi="Segoe UI" w:cs="Segoe UI" w:hint="default"/>
                 <w:i w:val="0"/>
                 <w:iCs w:val="0"/>
                 <w:caps w:val="0"/>
@@ -8436,7 +8374,7 @@
             </w:pPr>
             <w:r>
               <w:rPr>
-                <w:rFonts w:hint="default" w:ascii="Segoe UI" w:hAnsi="Segoe UI" w:eastAsia="Segoe UI" w:cs="Segoe UI"/>
+                <w:rFonts w:ascii="Segoe UI" w:eastAsia="Segoe UI" w:hAnsi="Segoe UI" w:cs="Segoe UI" w:hint="default"/>
                 <w:i w:val="0"/>
                 <w:iCs w:val="0"/>
                 <w:caps w:val="0"/>
@@ -8456,10 +8394,10 @@
           <w:tcPr>
             <w:tcW w:w="1795" w:type="dxa"/>
             <w:tcBorders>
-              <w:top w:val="single" w:color="auto" w:sz="4" w:space="0"/>
-              <w:left w:val="single" w:color="auto" w:sz="4" w:space="0"/>
-              <w:bottom w:val="single" w:color="auto" w:sz="4" w:space="0"/>
-              <w:right w:val="single" w:color="auto" w:sz="12" w:space="0"/>
+              <w:top w:val="single" w:sz="4" w:space="0" w:color="auto"/>
+              <w:left w:val="single" w:sz="4" w:space="0" w:color="auto"/>
+              <w:bottom w:val="single" w:sz="4" w:space="0" w:color="auto"/>
+              <w:right w:val="single" w:sz="12" w:space="0" w:color="auto"/>
             </w:tcBorders>
             <w:shd w:val="clear" w:color="auto" w:fill="auto"/>
             <w:tcMar>
@@ -8483,10 +8421,10 @@
               <w:bidi w:val="0"/>
               <w:snapToGrid w:val="0"/>
               <w:spacing w:line="240" w:lineRule="auto"/>
-              <w:ind w:left="0" w:leftChars="0" w:right="0" w:rightChars="0" w:firstLine="0" w:firstLineChars="0"/>
+              <w:ind w:left="0" w:right="0" w:firstLine="0" w:leftChars="0" w:rightChars="0" w:firstLineChars="0"/>
               <w:jc w:val="left"/>
               <w:rPr>
-                <w:rFonts w:hint="default" w:ascii="Segoe UI" w:hAnsi="Segoe UI" w:eastAsia="Segoe UI" w:cs="Segoe UI"/>
+                <w:rFonts w:ascii="Segoe UI" w:eastAsia="Segoe UI" w:hAnsi="Segoe UI" w:cs="Segoe UI" w:hint="default"/>
                 <w:i w:val="0"/>
                 <w:iCs w:val="0"/>
                 <w:caps w:val="0"/>
@@ -8498,7 +8436,7 @@
             </w:pPr>
             <w:r>
               <w:rPr>
-                <w:rFonts w:hint="default" w:ascii="Segoe UI" w:hAnsi="Segoe UI" w:eastAsia="Segoe UI" w:cs="Segoe UI"/>
+                <w:rFonts w:ascii="Segoe UI" w:eastAsia="Segoe UI" w:hAnsi="Segoe UI" w:cs="Segoe UI" w:hint="default"/>
                 <w:i w:val="0"/>
                 <w:iCs w:val="0"/>
                 <w:caps w:val="0"/>
@@ -8517,15 +8455,10 @@
       </w:tr>
       <w:tr>
         <w:tblPrEx>
-          <w:tblBorders>
-            <w:top w:val="none" w:color="auto" w:sz="0" w:space="0"/>
-            <w:left w:val="none" w:color="auto" w:sz="0" w:space="0"/>
-            <w:bottom w:val="none" w:color="auto" w:sz="0" w:space="0"/>
-            <w:right w:val="none" w:color="auto" w:sz="0" w:space="0"/>
-            <w:insideH w:val="none" w:color="auto" w:sz="0" w:space="0"/>
-            <w:insideV w:val="none" w:color="auto" w:sz="0" w:space="0"/>
-          </w:tblBorders>
+          <w:tblW w:w="8498" w:type="dxa"/>
+          <w:jc w:val="center"/>
           <w:shd w:val="clear" w:color="auto" w:fill="auto"/>
+          <w:tblLayout w:type="fixed"/>
           <w:tblCellMar>
             <w:top w:w="15" w:type="dxa"/>
             <w:left w:w="15" w:type="dxa"/>
@@ -8534,17 +8467,17 @@
           </w:tblCellMar>
         </w:tblPrEx>
         <w:trPr>
-          <w:trHeight w:val="0" w:hRule="atLeast"/>
+          <w:trHeight w:val="0"/>
           <w:jc w:val="center"/>
         </w:trPr>
         <w:tc>
           <w:tcPr>
             <w:tcW w:w="1543" w:type="dxa"/>
             <w:tcBorders>
-              <w:top w:val="single" w:color="auto" w:sz="4" w:space="0"/>
-              <w:left w:val="single" w:color="auto" w:sz="12" w:space="0"/>
-              <w:bottom w:val="single" w:color="auto" w:sz="4" w:space="0"/>
-              <w:right w:val="single" w:color="auto" w:sz="4" w:space="0"/>
+              <w:top w:val="single" w:sz="4" w:space="0" w:color="auto"/>
+              <w:left w:val="single" w:sz="12" w:space="0" w:color="auto"/>
+              <w:bottom w:val="single" w:sz="4" w:space="0" w:color="auto"/>
+              <w:right w:val="single" w:sz="4" w:space="0" w:color="auto"/>
             </w:tcBorders>
             <w:shd w:val="clear" w:color="auto" w:fill="auto"/>
             <w:tcMar>
@@ -8568,10 +8501,10 @@
               <w:bidi w:val="0"/>
               <w:snapToGrid w:val="0"/>
               <w:spacing w:line="240" w:lineRule="auto"/>
-              <w:ind w:left="0" w:leftChars="0" w:right="0" w:rightChars="0" w:firstLine="0" w:firstLineChars="0"/>
+              <w:ind w:left="0" w:right="0" w:firstLine="0" w:leftChars="0" w:rightChars="0" w:firstLineChars="0"/>
               <w:jc w:val="left"/>
               <w:rPr>
-                <w:rFonts w:hint="default" w:ascii="Segoe UI" w:hAnsi="Segoe UI" w:eastAsia="Segoe UI" w:cs="Segoe UI"/>
+                <w:rFonts w:ascii="Segoe UI" w:eastAsia="Segoe UI" w:hAnsi="Segoe UI" w:cs="Segoe UI" w:hint="default"/>
                 <w:i w:val="0"/>
                 <w:iCs w:val="0"/>
                 <w:caps w:val="0"/>
@@ -8583,8 +8516,8 @@
             </w:pPr>
             <w:r>
               <w:rPr>
-                <w:rStyle w:val="23"/>
-                <w:rFonts w:hint="default" w:ascii="Segoe UI" w:hAnsi="Segoe UI" w:eastAsia="Segoe UI" w:cs="Segoe UI"/>
+                <w:rStyle w:val="Strong"/>
+                <w:rFonts w:ascii="Segoe UI" w:eastAsia="Segoe UI" w:hAnsi="Segoe UI" w:cs="Segoe UI" w:hint="default"/>
                 <w:b/>
                 <w:bCs/>
                 <w:i w:val="0"/>
@@ -8606,10 +8539,10 @@
           <w:tcPr>
             <w:tcW w:w="1735" w:type="dxa"/>
             <w:tcBorders>
-              <w:top w:val="single" w:color="auto" w:sz="4" w:space="0"/>
-              <w:left w:val="single" w:color="auto" w:sz="4" w:space="0"/>
-              <w:bottom w:val="single" w:color="auto" w:sz="4" w:space="0"/>
-              <w:right w:val="single" w:color="auto" w:sz="4" w:space="0"/>
+              <w:top w:val="single" w:sz="4" w:space="0" w:color="auto"/>
+              <w:left w:val="single" w:sz="4" w:space="0" w:color="auto"/>
+              <w:bottom w:val="single" w:sz="4" w:space="0" w:color="auto"/>
+              <w:right w:val="single" w:sz="4" w:space="0" w:color="auto"/>
             </w:tcBorders>
             <w:shd w:val="clear" w:color="auto" w:fill="auto"/>
             <w:tcMar>
@@ -8633,10 +8566,10 @@
               <w:bidi w:val="0"/>
               <w:snapToGrid w:val="0"/>
               <w:spacing w:line="240" w:lineRule="auto"/>
-              <w:ind w:left="0" w:leftChars="0" w:right="0" w:rightChars="0" w:firstLine="0" w:firstLineChars="0"/>
+              <w:ind w:left="0" w:right="0" w:firstLine="0" w:leftChars="0" w:rightChars="0" w:firstLineChars="0"/>
               <w:jc w:val="center"/>
               <w:rPr>
-                <w:rFonts w:hint="default" w:ascii="Segoe UI" w:hAnsi="Segoe UI" w:eastAsia="Segoe UI" w:cs="Segoe UI"/>
+                <w:rFonts w:ascii="Segoe UI" w:eastAsia="Segoe UI" w:hAnsi="Segoe UI" w:cs="Segoe UI" w:hint="default"/>
                 <w:i w:val="0"/>
                 <w:iCs w:val="0"/>
                 <w:caps w:val="0"/>
@@ -8648,7 +8581,7 @@
             </w:pPr>
             <w:r>
               <w:rPr>
-                <w:rFonts w:hint="default" w:ascii="Segoe UI" w:hAnsi="Segoe UI" w:eastAsia="Segoe UI" w:cs="Segoe UI"/>
+                <w:rFonts w:ascii="Segoe UI" w:eastAsia="Segoe UI" w:hAnsi="Segoe UI" w:cs="Segoe UI" w:hint="default"/>
                 <w:i w:val="0"/>
                 <w:iCs w:val="0"/>
                 <w:caps w:val="0"/>
@@ -8668,10 +8601,10 @@
           <w:tcPr>
             <w:tcW w:w="779" w:type="dxa"/>
             <w:tcBorders>
-              <w:top w:val="single" w:color="auto" w:sz="4" w:space="0"/>
-              <w:left w:val="single" w:color="auto" w:sz="4" w:space="0"/>
-              <w:bottom w:val="single" w:color="auto" w:sz="4" w:space="0"/>
-              <w:right w:val="single" w:color="auto" w:sz="4" w:space="0"/>
+              <w:top w:val="single" w:sz="4" w:space="0" w:color="auto"/>
+              <w:left w:val="single" w:sz="4" w:space="0" w:color="auto"/>
+              <w:bottom w:val="single" w:sz="4" w:space="0" w:color="auto"/>
+              <w:right w:val="single" w:sz="4" w:space="0" w:color="auto"/>
             </w:tcBorders>
             <w:shd w:val="clear" w:color="auto" w:fill="auto"/>
             <w:tcMar>
@@ -8695,10 +8628,10 @@
               <w:bidi w:val="0"/>
               <w:snapToGrid w:val="0"/>
               <w:spacing w:line="240" w:lineRule="auto"/>
-              <w:ind w:left="0" w:leftChars="0" w:right="0" w:rightChars="0" w:firstLine="0" w:firstLineChars="0"/>
+              <w:ind w:left="0" w:right="0" w:firstLine="0" w:leftChars="0" w:rightChars="0" w:firstLineChars="0"/>
               <w:jc w:val="left"/>
               <w:rPr>
-                <w:rFonts w:hint="default" w:ascii="Segoe UI" w:hAnsi="Segoe UI" w:eastAsia="Segoe UI" w:cs="Segoe UI"/>
+                <w:rFonts w:ascii="Segoe UI" w:eastAsia="Segoe UI" w:hAnsi="Segoe UI" w:cs="Segoe UI" w:hint="default"/>
                 <w:i w:val="0"/>
                 <w:iCs w:val="0"/>
                 <w:caps w:val="0"/>
@@ -8710,7 +8643,7 @@
             </w:pPr>
             <w:r>
               <w:rPr>
-                <w:rFonts w:hint="default" w:ascii="Segoe UI" w:hAnsi="Segoe UI" w:eastAsia="Segoe UI" w:cs="Segoe UI"/>
+                <w:rFonts w:ascii="Segoe UI" w:eastAsia="Segoe UI" w:hAnsi="Segoe UI" w:cs="Segoe UI" w:hint="default"/>
                 <w:i w:val="0"/>
                 <w:iCs w:val="0"/>
                 <w:caps w:val="0"/>
@@ -8730,10 +8663,10 @@
           <w:tcPr>
             <w:tcW w:w="1326" w:type="dxa"/>
             <w:tcBorders>
-              <w:top w:val="single" w:color="auto" w:sz="4" w:space="0"/>
-              <w:left w:val="single" w:color="auto" w:sz="4" w:space="0"/>
-              <w:bottom w:val="single" w:color="auto" w:sz="4" w:space="0"/>
-              <w:right w:val="single" w:color="auto" w:sz="4" w:space="0"/>
+              <w:top w:val="single" w:sz="4" w:space="0" w:color="auto"/>
+              <w:left w:val="single" w:sz="4" w:space="0" w:color="auto"/>
+              <w:bottom w:val="single" w:sz="4" w:space="0" w:color="auto"/>
+              <w:right w:val="single" w:sz="4" w:space="0" w:color="auto"/>
             </w:tcBorders>
             <w:shd w:val="clear" w:color="auto" w:fill="auto"/>
             <w:tcMar>
@@ -8757,10 +8690,10 @@
               <w:bidi w:val="0"/>
               <w:snapToGrid w:val="0"/>
               <w:spacing w:line="240" w:lineRule="auto"/>
-              <w:ind w:left="0" w:leftChars="0" w:right="0" w:rightChars="0" w:firstLine="0" w:firstLineChars="0"/>
+              <w:ind w:left="0" w:right="0" w:firstLine="0" w:leftChars="0" w:rightChars="0" w:firstLineChars="0"/>
               <w:jc w:val="right"/>
               <w:rPr>
-                <w:rFonts w:hint="default" w:ascii="Segoe UI" w:hAnsi="Segoe UI" w:eastAsia="Segoe UI" w:cs="Segoe UI"/>
+                <w:rFonts w:ascii="Segoe UI" w:eastAsia="Segoe UI" w:hAnsi="Segoe UI" w:cs="Segoe UI" w:hint="default"/>
                 <w:i w:val="0"/>
                 <w:iCs w:val="0"/>
                 <w:caps w:val="0"/>
@@ -8772,7 +8705,7 @@
             </w:pPr>
             <w:r>
               <w:rPr>
-                <w:rFonts w:hint="default" w:ascii="Segoe UI" w:hAnsi="Segoe UI" w:eastAsia="Segoe UI" w:cs="Segoe UI"/>
+                <w:rFonts w:ascii="Segoe UI" w:eastAsia="Segoe UI" w:hAnsi="Segoe UI" w:cs="Segoe UI" w:hint="default"/>
                 <w:i w:val="0"/>
                 <w:iCs w:val="0"/>
                 <w:caps w:val="0"/>
@@ -8792,10 +8725,10 @@
           <w:tcPr>
             <w:tcW w:w="1320" w:type="dxa"/>
             <w:tcBorders>
-              <w:top w:val="single" w:color="auto" w:sz="4" w:space="0"/>
-              <w:left w:val="single" w:color="auto" w:sz="4" w:space="0"/>
-              <w:bottom w:val="single" w:color="auto" w:sz="4" w:space="0"/>
-              <w:right w:val="single" w:color="auto" w:sz="4" w:space="0"/>
+              <w:top w:val="single" w:sz="4" w:space="0" w:color="auto"/>
+              <w:left w:val="single" w:sz="4" w:space="0" w:color="auto"/>
+              <w:bottom w:val="single" w:sz="4" w:space="0" w:color="auto"/>
+              <w:right w:val="single" w:sz="4" w:space="0" w:color="auto"/>
             </w:tcBorders>
             <w:shd w:val="clear" w:color="auto" w:fill="auto"/>
             <w:tcMar>
@@ -8819,10 +8752,10 @@
               <w:bidi w:val="0"/>
               <w:snapToGrid w:val="0"/>
               <w:spacing w:line="240" w:lineRule="auto"/>
-              <w:ind w:left="0" w:leftChars="0" w:right="0" w:rightChars="0" w:firstLine="0" w:firstLineChars="0"/>
+              <w:ind w:left="0" w:right="0" w:firstLine="0" w:leftChars="0" w:rightChars="0" w:firstLineChars="0"/>
               <w:jc w:val="right"/>
               <w:rPr>
-                <w:rFonts w:hint="default" w:ascii="Segoe UI" w:hAnsi="Segoe UI" w:eastAsia="Segoe UI" w:cs="Segoe UI"/>
+                <w:rFonts w:ascii="Segoe UI" w:eastAsia="Segoe UI" w:hAnsi="Segoe UI" w:cs="Segoe UI" w:hint="default"/>
                 <w:i w:val="0"/>
                 <w:iCs w:val="0"/>
                 <w:caps w:val="0"/>
@@ -8834,7 +8767,7 @@
             </w:pPr>
             <w:r>
               <w:rPr>
-                <w:rFonts w:hint="default" w:ascii="Segoe UI" w:hAnsi="Segoe UI" w:eastAsia="Segoe UI" w:cs="Segoe UI"/>
+                <w:rFonts w:ascii="Segoe UI" w:eastAsia="Segoe UI" w:hAnsi="Segoe UI" w:cs="Segoe UI" w:hint="default"/>
                 <w:i w:val="0"/>
                 <w:iCs w:val="0"/>
                 <w:caps w:val="0"/>
@@ -8854,10 +8787,10 @@
           <w:tcPr>
             <w:tcW w:w="1795" w:type="dxa"/>
             <w:tcBorders>
-              <w:top w:val="single" w:color="auto" w:sz="4" w:space="0"/>
-              <w:left w:val="single" w:color="auto" w:sz="4" w:space="0"/>
-              <w:bottom w:val="single" w:color="auto" w:sz="4" w:space="0"/>
-              <w:right w:val="single" w:color="auto" w:sz="12" w:space="0"/>
+              <w:top w:val="single" w:sz="4" w:space="0" w:color="auto"/>
+              <w:left w:val="single" w:sz="4" w:space="0" w:color="auto"/>
+              <w:bottom w:val="single" w:sz="4" w:space="0" w:color="auto"/>
+              <w:right w:val="single" w:sz="12" w:space="0" w:color="auto"/>
             </w:tcBorders>
             <w:shd w:val="clear" w:color="auto" w:fill="auto"/>
             <w:tcMar>
@@ -8881,10 +8814,10 @@
               <w:bidi w:val="0"/>
               <w:snapToGrid w:val="0"/>
               <w:spacing w:line="240" w:lineRule="auto"/>
-              <w:ind w:left="0" w:leftChars="0" w:right="0" w:rightChars="0" w:firstLine="0" w:firstLineChars="0"/>
+              <w:ind w:left="0" w:right="0" w:firstLine="0" w:leftChars="0" w:rightChars="0" w:firstLineChars="0"/>
               <w:jc w:val="left"/>
               <w:rPr>
-                <w:rFonts w:hint="default" w:ascii="Segoe UI" w:hAnsi="Segoe UI" w:eastAsia="Segoe UI" w:cs="Segoe UI"/>
+                <w:rFonts w:ascii="Segoe UI" w:eastAsia="Segoe UI" w:hAnsi="Segoe UI" w:cs="Segoe UI" w:hint="default"/>
                 <w:i w:val="0"/>
                 <w:iCs w:val="0"/>
                 <w:caps w:val="0"/>
@@ -8896,7 +8829,7 @@
             </w:pPr>
             <w:r>
               <w:rPr>
-                <w:rFonts w:hint="default" w:ascii="Segoe UI" w:hAnsi="Segoe UI" w:eastAsia="Segoe UI" w:cs="Segoe UI"/>
+                <w:rFonts w:ascii="Segoe UI" w:eastAsia="Segoe UI" w:hAnsi="Segoe UI" w:cs="Segoe UI" w:hint="default"/>
                 <w:i w:val="0"/>
                 <w:iCs w:val="0"/>
                 <w:caps w:val="0"/>
@@ -8915,15 +8848,10 @@
       </w:tr>
       <w:tr>
         <w:tblPrEx>
-          <w:tblBorders>
-            <w:top w:val="none" w:color="auto" w:sz="0" w:space="0"/>
-            <w:left w:val="none" w:color="auto" w:sz="0" w:space="0"/>
-            <w:bottom w:val="none" w:color="auto" w:sz="0" w:space="0"/>
-            <w:right w:val="none" w:color="auto" w:sz="0" w:space="0"/>
-            <w:insideH w:val="none" w:color="auto" w:sz="0" w:space="0"/>
-            <w:insideV w:val="none" w:color="auto" w:sz="0" w:space="0"/>
-          </w:tblBorders>
+          <w:tblW w:w="8498" w:type="dxa"/>
+          <w:jc w:val="center"/>
           <w:shd w:val="clear" w:color="auto" w:fill="auto"/>
+          <w:tblLayout w:type="fixed"/>
           <w:tblCellMar>
             <w:top w:w="15" w:type="dxa"/>
             <w:left w:w="15" w:type="dxa"/>
@@ -8932,17 +8860,17 @@
           </w:tblCellMar>
         </w:tblPrEx>
         <w:trPr>
-          <w:trHeight w:val="0" w:hRule="atLeast"/>
+          <w:trHeight w:val="0"/>
           <w:jc w:val="center"/>
         </w:trPr>
         <w:tc>
           <w:tcPr>
             <w:tcW w:w="1543" w:type="dxa"/>
             <w:tcBorders>
-              <w:top w:val="single" w:color="auto" w:sz="4" w:space="0"/>
-              <w:left w:val="single" w:color="auto" w:sz="12" w:space="0"/>
-              <w:bottom w:val="single" w:color="auto" w:sz="4" w:space="0"/>
-              <w:right w:val="single" w:color="auto" w:sz="4" w:space="0"/>
+              <w:top w:val="single" w:sz="4" w:space="0" w:color="auto"/>
+              <w:left w:val="single" w:sz="12" w:space="0" w:color="auto"/>
+              <w:bottom w:val="single" w:sz="4" w:space="0" w:color="auto"/>
+              <w:right w:val="single" w:sz="4" w:space="0" w:color="auto"/>
             </w:tcBorders>
             <w:shd w:val="clear" w:color="auto" w:fill="auto"/>
             <w:tcMar>
@@ -8966,10 +8894,10 @@
               <w:bidi w:val="0"/>
               <w:snapToGrid w:val="0"/>
               <w:spacing w:line="240" w:lineRule="auto"/>
-              <w:ind w:left="0" w:leftChars="0" w:right="0" w:rightChars="0" w:firstLine="0" w:firstLineChars="0"/>
+              <w:ind w:left="0" w:right="0" w:firstLine="0" w:leftChars="0" w:rightChars="0" w:firstLineChars="0"/>
               <w:jc w:val="left"/>
               <w:rPr>
-                <w:rFonts w:hint="default" w:ascii="Segoe UI" w:hAnsi="Segoe UI" w:eastAsia="Segoe UI" w:cs="Segoe UI"/>
+                <w:rFonts w:ascii="Segoe UI" w:eastAsia="Segoe UI" w:hAnsi="Segoe UI" w:cs="Segoe UI" w:hint="default"/>
                 <w:i w:val="0"/>
                 <w:iCs w:val="0"/>
                 <w:caps w:val="0"/>
@@ -8981,8 +8909,8 @@
             </w:pPr>
             <w:r>
               <w:rPr>
-                <w:rStyle w:val="23"/>
-                <w:rFonts w:hint="default" w:ascii="Segoe UI" w:hAnsi="Segoe UI" w:eastAsia="Segoe UI" w:cs="Segoe UI"/>
+                <w:rStyle w:val="Strong"/>
+                <w:rFonts w:ascii="Segoe UI" w:eastAsia="Segoe UI" w:hAnsi="Segoe UI" w:cs="Segoe UI" w:hint="default"/>
                 <w:b/>
                 <w:bCs/>
                 <w:i w:val="0"/>
@@ -9004,10 +8932,10 @@
           <w:tcPr>
             <w:tcW w:w="1735" w:type="dxa"/>
             <w:tcBorders>
-              <w:top w:val="single" w:color="auto" w:sz="4" w:space="0"/>
-              <w:left w:val="single" w:color="auto" w:sz="4" w:space="0"/>
-              <w:bottom w:val="single" w:color="auto" w:sz="4" w:space="0"/>
-              <w:right w:val="single" w:color="auto" w:sz="4" w:space="0"/>
+              <w:top w:val="single" w:sz="4" w:space="0" w:color="auto"/>
+              <w:left w:val="single" w:sz="4" w:space="0" w:color="auto"/>
+              <w:bottom w:val="single" w:sz="4" w:space="0" w:color="auto"/>
+              <w:right w:val="single" w:sz="4" w:space="0" w:color="auto"/>
             </w:tcBorders>
             <w:shd w:val="clear" w:color="auto" w:fill="auto"/>
             <w:tcMar>
@@ -9031,10 +8959,10 @@
               <w:bidi w:val="0"/>
               <w:snapToGrid w:val="0"/>
               <w:spacing w:line="240" w:lineRule="auto"/>
-              <w:ind w:left="0" w:leftChars="0" w:right="0" w:rightChars="0" w:firstLine="0" w:firstLineChars="0"/>
+              <w:ind w:left="0" w:right="0" w:firstLine="0" w:leftChars="0" w:rightChars="0" w:firstLineChars="0"/>
               <w:jc w:val="center"/>
               <w:rPr>
-                <w:rFonts w:hint="default" w:ascii="Segoe UI" w:hAnsi="Segoe UI" w:eastAsia="Segoe UI" w:cs="Segoe UI"/>
+                <w:rFonts w:ascii="Segoe UI" w:eastAsia="Segoe UI" w:hAnsi="Segoe UI" w:cs="Segoe UI" w:hint="default"/>
                 <w:i w:val="0"/>
                 <w:iCs w:val="0"/>
                 <w:caps w:val="0"/>
@@ -9046,7 +8974,7 @@
             </w:pPr>
             <w:r>
               <w:rPr>
-                <w:rFonts w:hint="default" w:ascii="Segoe UI" w:hAnsi="Segoe UI" w:eastAsia="Segoe UI" w:cs="Segoe UI"/>
+                <w:rFonts w:ascii="Segoe UI" w:eastAsia="Segoe UI" w:hAnsi="Segoe UI" w:cs="Segoe UI" w:hint="default"/>
                 <w:i w:val="0"/>
                 <w:iCs w:val="0"/>
                 <w:caps w:val="0"/>
@@ -9066,10 +8994,10 @@
           <w:tcPr>
             <w:tcW w:w="779" w:type="dxa"/>
             <w:tcBorders>
-              <w:top w:val="single" w:color="auto" w:sz="4" w:space="0"/>
-              <w:left w:val="single" w:color="auto" w:sz="4" w:space="0"/>
-              <w:bottom w:val="single" w:color="auto" w:sz="4" w:space="0"/>
-              <w:right w:val="single" w:color="auto" w:sz="4" w:space="0"/>
+              <w:top w:val="single" w:sz="4" w:space="0" w:color="auto"/>
+              <w:left w:val="single" w:sz="4" w:space="0" w:color="auto"/>
+              <w:bottom w:val="single" w:sz="4" w:space="0" w:color="auto"/>
+              <w:right w:val="single" w:sz="4" w:space="0" w:color="auto"/>
             </w:tcBorders>
             <w:shd w:val="clear" w:color="auto" w:fill="auto"/>
             <w:tcMar>
@@ -9093,10 +9021,10 @@
               <w:bidi w:val="0"/>
               <w:snapToGrid w:val="0"/>
               <w:spacing w:line="240" w:lineRule="auto"/>
-              <w:ind w:left="0" w:leftChars="0" w:right="0" w:rightChars="0" w:firstLine="0" w:firstLineChars="0"/>
+              <w:ind w:left="0" w:right="0" w:firstLine="0" w:leftChars="0" w:rightChars="0" w:firstLineChars="0"/>
               <w:jc w:val="left"/>
               <w:rPr>
-                <w:rFonts w:hint="default" w:ascii="Segoe UI" w:hAnsi="Segoe UI" w:eastAsia="Segoe UI" w:cs="Segoe UI"/>
+                <w:rFonts w:ascii="Segoe UI" w:eastAsia="Segoe UI" w:hAnsi="Segoe UI" w:cs="Segoe UI" w:hint="default"/>
                 <w:i w:val="0"/>
                 <w:iCs w:val="0"/>
                 <w:caps w:val="0"/>
@@ -9108,7 +9036,7 @@
             </w:pPr>
             <w:r>
               <w:rPr>
-                <w:rFonts w:hint="default" w:ascii="Segoe UI" w:hAnsi="Segoe UI" w:eastAsia="Segoe UI" w:cs="Segoe UI"/>
+                <w:rFonts w:ascii="Segoe UI" w:eastAsia="Segoe UI" w:hAnsi="Segoe UI" w:cs="Segoe UI" w:hint="default"/>
                 <w:i w:val="0"/>
                 <w:iCs w:val="0"/>
                 <w:caps w:val="0"/>
@@ -9128,10 +9056,10 @@
           <w:tcPr>
             <w:tcW w:w="1326" w:type="dxa"/>
             <w:tcBorders>
-              <w:top w:val="single" w:color="auto" w:sz="4" w:space="0"/>
-              <w:left w:val="single" w:color="auto" w:sz="4" w:space="0"/>
-              <w:bottom w:val="single" w:color="auto" w:sz="4" w:space="0"/>
-              <w:right w:val="single" w:color="auto" w:sz="4" w:space="0"/>
+              <w:top w:val="single" w:sz="4" w:space="0" w:color="auto"/>
+              <w:left w:val="single" w:sz="4" w:space="0" w:color="auto"/>
+              <w:bottom w:val="single" w:sz="4" w:space="0" w:color="auto"/>
+              <w:right w:val="single" w:sz="4" w:space="0" w:color="auto"/>
             </w:tcBorders>
             <w:shd w:val="clear" w:color="auto" w:fill="auto"/>
             <w:tcMar>
@@ -9155,10 +9083,10 @@
               <w:bidi w:val="0"/>
               <w:snapToGrid w:val="0"/>
               <w:spacing w:line="240" w:lineRule="auto"/>
-              <w:ind w:left="0" w:leftChars="0" w:right="0" w:rightChars="0" w:firstLine="0" w:firstLineChars="0"/>
+              <w:ind w:left="0" w:right="0" w:firstLine="0" w:leftChars="0" w:rightChars="0" w:firstLineChars="0"/>
               <w:jc w:val="right"/>
               <w:rPr>
-                <w:rFonts w:hint="default" w:ascii="Segoe UI" w:hAnsi="Segoe UI" w:eastAsia="Segoe UI" w:cs="Segoe UI"/>
+                <w:rFonts w:ascii="Segoe UI" w:eastAsia="Segoe UI" w:hAnsi="Segoe UI" w:cs="Segoe UI" w:hint="default"/>
                 <w:i w:val="0"/>
                 <w:iCs w:val="0"/>
                 <w:caps w:val="0"/>
@@ -9170,7 +9098,7 @@
             </w:pPr>
             <w:r>
               <w:rPr>
-                <w:rFonts w:hint="default" w:ascii="Segoe UI" w:hAnsi="Segoe UI" w:eastAsia="Segoe UI" w:cs="Segoe UI"/>
+                <w:rFonts w:ascii="Segoe UI" w:eastAsia="Segoe UI" w:hAnsi="Segoe UI" w:cs="Segoe UI" w:hint="default"/>
                 <w:i w:val="0"/>
                 <w:iCs w:val="0"/>
                 <w:caps w:val="0"/>
@@ -9190,10 +9118,10 @@
           <w:tcPr>
             <w:tcW w:w="1320" w:type="dxa"/>
             <w:tcBorders>
-              <w:top w:val="single" w:color="auto" w:sz="4" w:space="0"/>
-              <w:left w:val="single" w:color="auto" w:sz="4" w:space="0"/>
-              <w:bottom w:val="single" w:color="auto" w:sz="4" w:space="0"/>
-              <w:right w:val="single" w:color="auto" w:sz="4" w:space="0"/>
+              <w:top w:val="single" w:sz="4" w:space="0" w:color="auto"/>
+              <w:left w:val="single" w:sz="4" w:space="0" w:color="auto"/>
+              <w:bottom w:val="single" w:sz="4" w:space="0" w:color="auto"/>
+              <w:right w:val="single" w:sz="4" w:space="0" w:color="auto"/>
             </w:tcBorders>
             <w:shd w:val="clear" w:color="auto" w:fill="auto"/>
             <w:tcMar>
@@ -9217,10 +9145,10 @@
               <w:bidi w:val="0"/>
               <w:snapToGrid w:val="0"/>
               <w:spacing w:line="240" w:lineRule="auto"/>
-              <w:ind w:left="0" w:leftChars="0" w:right="0" w:rightChars="0" w:firstLine="0" w:firstLineChars="0"/>
+              <w:ind w:left="0" w:right="0" w:firstLine="0" w:leftChars="0" w:rightChars="0" w:firstLineChars="0"/>
               <w:jc w:val="right"/>
               <w:rPr>
-                <w:rFonts w:hint="default" w:ascii="Segoe UI" w:hAnsi="Segoe UI" w:eastAsia="Segoe UI" w:cs="Segoe UI"/>
+                <w:rFonts w:ascii="Segoe UI" w:eastAsia="Segoe UI" w:hAnsi="Segoe UI" w:cs="Segoe UI" w:hint="default"/>
                 <w:i w:val="0"/>
                 <w:iCs w:val="0"/>
                 <w:caps w:val="0"/>
@@ -9232,7 +9160,7 @@
             </w:pPr>
             <w:r>
               <w:rPr>
-                <w:rFonts w:hint="default" w:ascii="Segoe UI" w:hAnsi="Segoe UI" w:eastAsia="Segoe UI" w:cs="Segoe UI"/>
+                <w:rFonts w:ascii="Segoe UI" w:eastAsia="Segoe UI" w:hAnsi="Segoe UI" w:cs="Segoe UI" w:hint="default"/>
                 <w:i w:val="0"/>
                 <w:iCs w:val="0"/>
                 <w:caps w:val="0"/>
@@ -9252,10 +9180,10 @@
           <w:tcPr>
             <w:tcW w:w="1795" w:type="dxa"/>
             <w:tcBorders>
-              <w:top w:val="single" w:color="auto" w:sz="4" w:space="0"/>
-              <w:left w:val="single" w:color="auto" w:sz="4" w:space="0"/>
-              <w:bottom w:val="single" w:color="auto" w:sz="4" w:space="0"/>
-              <w:right w:val="single" w:color="auto" w:sz="12" w:space="0"/>
+              <w:top w:val="single" w:sz="4" w:space="0" w:color="auto"/>
+              <w:left w:val="single" w:sz="4" w:space="0" w:color="auto"/>
+              <w:bottom w:val="single" w:sz="4" w:space="0" w:color="auto"/>
+              <w:right w:val="single" w:sz="12" w:space="0" w:color="auto"/>
             </w:tcBorders>
             <w:shd w:val="clear" w:color="auto" w:fill="auto"/>
             <w:tcMar>
@@ -9279,10 +9207,10 @@
               <w:bidi w:val="0"/>
               <w:snapToGrid w:val="0"/>
               <w:spacing w:line="240" w:lineRule="auto"/>
-              <w:ind w:left="0" w:leftChars="0" w:right="0" w:rightChars="0" w:firstLine="0" w:firstLineChars="0"/>
+              <w:ind w:left="0" w:right="0" w:firstLine="0" w:leftChars="0" w:rightChars="0" w:firstLineChars="0"/>
               <w:jc w:val="left"/>
               <w:rPr>
-                <w:rFonts w:hint="default" w:ascii="Segoe UI" w:hAnsi="Segoe UI" w:eastAsia="Segoe UI" w:cs="Segoe UI"/>
+                <w:rFonts w:ascii="Segoe UI" w:eastAsia="Segoe UI" w:hAnsi="Segoe UI" w:cs="Segoe UI" w:hint="default"/>
                 <w:i w:val="0"/>
                 <w:iCs w:val="0"/>
                 <w:caps w:val="0"/>
@@ -9294,7 +9222,7 @@
             </w:pPr>
             <w:r>
               <w:rPr>
-                <w:rFonts w:hint="default" w:ascii="Segoe UI" w:hAnsi="Segoe UI" w:eastAsia="Segoe UI" w:cs="Segoe UI"/>
+                <w:rFonts w:ascii="Segoe UI" w:eastAsia="Segoe UI" w:hAnsi="Segoe UI" w:cs="Segoe UI" w:hint="default"/>
                 <w:i w:val="0"/>
                 <w:iCs w:val="0"/>
                 <w:caps w:val="0"/>
@@ -9313,15 +9241,10 @@
       </w:tr>
       <w:tr>
         <w:tblPrEx>
-          <w:tblBorders>
-            <w:top w:val="none" w:color="auto" w:sz="0" w:space="0"/>
-            <w:left w:val="none" w:color="auto" w:sz="0" w:space="0"/>
-            <w:bottom w:val="none" w:color="auto" w:sz="0" w:space="0"/>
-            <w:right w:val="none" w:color="auto" w:sz="0" w:space="0"/>
-            <w:insideH w:val="none" w:color="auto" w:sz="0" w:space="0"/>
-            <w:insideV w:val="none" w:color="auto" w:sz="0" w:space="0"/>
-          </w:tblBorders>
+          <w:tblW w:w="8498" w:type="dxa"/>
+          <w:jc w:val="center"/>
           <w:shd w:val="clear" w:color="auto" w:fill="auto"/>
+          <w:tblLayout w:type="fixed"/>
           <w:tblCellMar>
             <w:top w:w="15" w:type="dxa"/>
             <w:left w:w="15" w:type="dxa"/>
@@ -9330,17 +9253,17 @@
           </w:tblCellMar>
         </w:tblPrEx>
         <w:trPr>
-          <w:trHeight w:val="0" w:hRule="atLeast"/>
+          <w:trHeight w:val="0"/>
           <w:jc w:val="center"/>
         </w:trPr>
         <w:tc>
           <w:tcPr>
             <w:tcW w:w="1543" w:type="dxa"/>
             <w:tcBorders>
-              <w:top w:val="single" w:color="auto" w:sz="4" w:space="0"/>
-              <w:left w:val="single" w:color="auto" w:sz="12" w:space="0"/>
-              <w:bottom w:val="single" w:color="auto" w:sz="4" w:space="0"/>
-              <w:right w:val="single" w:color="auto" w:sz="4" w:space="0"/>
+              <w:top w:val="single" w:sz="4" w:space="0" w:color="auto"/>
+              <w:left w:val="single" w:sz="12" w:space="0" w:color="auto"/>
+              <w:bottom w:val="single" w:sz="4" w:space="0" w:color="auto"/>
+              <w:right w:val="single" w:sz="4" w:space="0" w:color="auto"/>
             </w:tcBorders>
             <w:shd w:val="clear" w:color="auto" w:fill="auto"/>
             <w:tcMar>
@@ -9364,10 +9287,10 @@
               <w:bidi w:val="0"/>
               <w:snapToGrid w:val="0"/>
               <w:spacing w:line="240" w:lineRule="auto"/>
-              <w:ind w:left="0" w:leftChars="0" w:right="0" w:rightChars="0" w:firstLine="0" w:firstLineChars="0"/>
+              <w:ind w:left="0" w:right="0" w:firstLine="0" w:leftChars="0" w:rightChars="0" w:firstLineChars="0"/>
               <w:jc w:val="left"/>
               <w:rPr>
-                <w:rFonts w:hint="default" w:ascii="Segoe UI" w:hAnsi="Segoe UI" w:eastAsia="Segoe UI" w:cs="Segoe UI"/>
+                <w:rFonts w:ascii="Segoe UI" w:eastAsia="Segoe UI" w:hAnsi="Segoe UI" w:cs="Segoe UI" w:hint="default"/>
                 <w:i w:val="0"/>
                 <w:iCs w:val="0"/>
                 <w:caps w:val="0"/>
@@ -9379,8 +9302,8 @@
             </w:pPr>
             <w:r>
               <w:rPr>
-                <w:rStyle w:val="23"/>
-                <w:rFonts w:hint="default" w:ascii="Segoe UI" w:hAnsi="Segoe UI" w:eastAsia="Segoe UI" w:cs="Segoe UI"/>
+                <w:rStyle w:val="Strong"/>
+                <w:rFonts w:ascii="Segoe UI" w:eastAsia="Segoe UI" w:hAnsi="Segoe UI" w:cs="Segoe UI" w:hint="default"/>
                 <w:b/>
                 <w:bCs/>
                 <w:i w:val="0"/>
@@ -9402,10 +9325,10 @@
           <w:tcPr>
             <w:tcW w:w="1735" w:type="dxa"/>
             <w:tcBorders>
-              <w:top w:val="single" w:color="auto" w:sz="4" w:space="0"/>
-              <w:left w:val="single" w:color="auto" w:sz="4" w:space="0"/>
-              <w:bottom w:val="single" w:color="auto" w:sz="4" w:space="0"/>
-              <w:right w:val="single" w:color="auto" w:sz="4" w:space="0"/>
+              <w:top w:val="single" w:sz="4" w:space="0" w:color="auto"/>
+              <w:left w:val="single" w:sz="4" w:space="0" w:color="auto"/>
+              <w:bottom w:val="single" w:sz="4" w:space="0" w:color="auto"/>
+              <w:right w:val="single" w:sz="4" w:space="0" w:color="auto"/>
             </w:tcBorders>
             <w:shd w:val="clear" w:color="auto" w:fill="auto"/>
             <w:tcMar>
@@ -9429,10 +9352,10 @@
               <w:bidi w:val="0"/>
               <w:snapToGrid w:val="0"/>
               <w:spacing w:line="240" w:lineRule="auto"/>
-              <w:ind w:left="0" w:leftChars="0" w:right="0" w:rightChars="0" w:firstLine="0" w:firstLineChars="0"/>
+              <w:ind w:left="0" w:right="0" w:firstLine="0" w:leftChars="0" w:rightChars="0" w:firstLineChars="0"/>
               <w:jc w:val="center"/>
               <w:rPr>
-                <w:rFonts w:hint="default" w:ascii="Segoe UI" w:hAnsi="Segoe UI" w:eastAsia="Segoe UI" w:cs="Segoe UI"/>
+                <w:rFonts w:ascii="Segoe UI" w:eastAsia="Segoe UI" w:hAnsi="Segoe UI" w:cs="Segoe UI" w:hint="default"/>
                 <w:i w:val="0"/>
                 <w:iCs w:val="0"/>
                 <w:caps w:val="0"/>
@@ -9444,7 +9367,7 @@
             </w:pPr>
             <w:r>
               <w:rPr>
-                <w:rFonts w:hint="default" w:ascii="Segoe UI" w:hAnsi="Segoe UI" w:eastAsia="Segoe UI" w:cs="Segoe UI"/>
+                <w:rFonts w:ascii="Segoe UI" w:eastAsia="Segoe UI" w:hAnsi="Segoe UI" w:cs="Segoe UI" w:hint="default"/>
                 <w:i w:val="0"/>
                 <w:iCs w:val="0"/>
                 <w:caps w:val="0"/>
@@ -9464,10 +9387,10 @@
           <w:tcPr>
             <w:tcW w:w="779" w:type="dxa"/>
             <w:tcBorders>
-              <w:top w:val="single" w:color="auto" w:sz="4" w:space="0"/>
-              <w:left w:val="single" w:color="auto" w:sz="4" w:space="0"/>
-              <w:bottom w:val="single" w:color="auto" w:sz="4" w:space="0"/>
-              <w:right w:val="single" w:color="auto" w:sz="4" w:space="0"/>
+              <w:top w:val="single" w:sz="4" w:space="0" w:color="auto"/>
+              <w:left w:val="single" w:sz="4" w:space="0" w:color="auto"/>
+              <w:bottom w:val="single" w:sz="4" w:space="0" w:color="auto"/>
+              <w:right w:val="single" w:sz="4" w:space="0" w:color="auto"/>
             </w:tcBorders>
             <w:shd w:val="clear" w:color="auto" w:fill="auto"/>
             <w:tcMar>
@@ -9491,10 +9414,10 @@
               <w:bidi w:val="0"/>
               <w:snapToGrid w:val="0"/>
               <w:spacing w:line="240" w:lineRule="auto"/>
-              <w:ind w:left="0" w:leftChars="0" w:right="0" w:rightChars="0" w:firstLine="0" w:firstLineChars="0"/>
+              <w:ind w:left="0" w:right="0" w:firstLine="0" w:leftChars="0" w:rightChars="0" w:firstLineChars="0"/>
               <w:jc w:val="left"/>
               <w:rPr>
-                <w:rFonts w:hint="default" w:ascii="Segoe UI" w:hAnsi="Segoe UI" w:eastAsia="Segoe UI" w:cs="Segoe UI"/>
+                <w:rFonts w:ascii="Segoe UI" w:eastAsia="Segoe UI" w:hAnsi="Segoe UI" w:cs="Segoe UI" w:hint="default"/>
                 <w:i w:val="0"/>
                 <w:iCs w:val="0"/>
                 <w:caps w:val="0"/>
@@ -9506,7 +9429,7 @@
             </w:pPr>
             <w:r>
               <w:rPr>
-                <w:rFonts w:hint="default" w:ascii="Segoe UI" w:hAnsi="Segoe UI" w:eastAsia="Segoe UI" w:cs="Segoe UI"/>
+                <w:rFonts w:ascii="Segoe UI" w:eastAsia="Segoe UI" w:hAnsi="Segoe UI" w:cs="Segoe UI" w:hint="default"/>
                 <w:i w:val="0"/>
                 <w:iCs w:val="0"/>
                 <w:caps w:val="0"/>
@@ -9526,10 +9449,10 @@
           <w:tcPr>
             <w:tcW w:w="1326" w:type="dxa"/>
             <w:tcBorders>
-              <w:top w:val="single" w:color="auto" w:sz="4" w:space="0"/>
-              <w:left w:val="single" w:color="auto" w:sz="4" w:space="0"/>
-              <w:bottom w:val="single" w:color="auto" w:sz="4" w:space="0"/>
-              <w:right w:val="single" w:color="auto" w:sz="4" w:space="0"/>
+              <w:top w:val="single" w:sz="4" w:space="0" w:color="auto"/>
+              <w:left w:val="single" w:sz="4" w:space="0" w:color="auto"/>
+              <w:bottom w:val="single" w:sz="4" w:space="0" w:color="auto"/>
+              <w:right w:val="single" w:sz="4" w:space="0" w:color="auto"/>
             </w:tcBorders>
             <w:shd w:val="clear" w:color="auto" w:fill="auto"/>
             <w:tcMar>
@@ -9553,10 +9476,10 @@
               <w:bidi w:val="0"/>
               <w:snapToGrid w:val="0"/>
               <w:spacing w:line="240" w:lineRule="auto"/>
-              <w:ind w:left="0" w:leftChars="0" w:right="0" w:rightChars="0" w:firstLine="0" w:firstLineChars="0"/>
+              <w:ind w:left="0" w:right="0" w:firstLine="0" w:leftChars="0" w:rightChars="0" w:firstLineChars="0"/>
               <w:jc w:val="right"/>
               <w:rPr>
-                <w:rFonts w:hint="default" w:ascii="Segoe UI" w:hAnsi="Segoe UI" w:eastAsia="Segoe UI" w:cs="Segoe UI"/>
+                <w:rFonts w:ascii="Segoe UI" w:eastAsia="Segoe UI" w:hAnsi="Segoe UI" w:cs="Segoe UI" w:hint="default"/>
                 <w:i w:val="0"/>
                 <w:iCs w:val="0"/>
                 <w:caps w:val="0"/>
@@ -9568,7 +9491,7 @@
             </w:pPr>
             <w:r>
               <w:rPr>
-                <w:rFonts w:hint="default" w:ascii="Segoe UI" w:hAnsi="Segoe UI" w:eastAsia="Segoe UI" w:cs="Segoe UI"/>
+                <w:rFonts w:ascii="Segoe UI" w:eastAsia="Segoe UI" w:hAnsi="Segoe UI" w:cs="Segoe UI" w:hint="default"/>
                 <w:i w:val="0"/>
                 <w:iCs w:val="0"/>
                 <w:caps w:val="0"/>
@@ -9588,10 +9511,10 @@
           <w:tcPr>
             <w:tcW w:w="1320" w:type="dxa"/>
             <w:tcBorders>
-              <w:top w:val="single" w:color="auto" w:sz="4" w:space="0"/>
-              <w:left w:val="single" w:color="auto" w:sz="4" w:space="0"/>
-              <w:bottom w:val="single" w:color="auto" w:sz="4" w:space="0"/>
-              <w:right w:val="single" w:color="auto" w:sz="4" w:space="0"/>
+              <w:top w:val="single" w:sz="4" w:space="0" w:color="auto"/>
+              <w:left w:val="single" w:sz="4" w:space="0" w:color="auto"/>
+              <w:bottom w:val="single" w:sz="4" w:space="0" w:color="auto"/>
+              <w:right w:val="single" w:sz="4" w:space="0" w:color="auto"/>
             </w:tcBorders>
             <w:shd w:val="clear" w:color="auto" w:fill="auto"/>
             <w:tcMar>
@@ -9615,10 +9538,10 @@
               <w:bidi w:val="0"/>
               <w:snapToGrid w:val="0"/>
               <w:spacing w:line="240" w:lineRule="auto"/>
-              <w:ind w:left="0" w:leftChars="0" w:right="0" w:rightChars="0" w:firstLine="0" w:firstLineChars="0"/>
+              <w:ind w:left="0" w:right="0" w:firstLine="0" w:leftChars="0" w:rightChars="0" w:firstLineChars="0"/>
               <w:jc w:val="right"/>
               <w:rPr>
-                <w:rFonts w:hint="default" w:ascii="Segoe UI" w:hAnsi="Segoe UI" w:eastAsia="Segoe UI" w:cs="Segoe UI"/>
+                <w:rFonts w:ascii="Segoe UI" w:eastAsia="Segoe UI" w:hAnsi="Segoe UI" w:cs="Segoe UI" w:hint="default"/>
                 <w:i w:val="0"/>
                 <w:iCs w:val="0"/>
                 <w:caps w:val="0"/>
@@ -9630,7 +9553,7 @@
             </w:pPr>
             <w:r>
               <w:rPr>
-                <w:rFonts w:hint="default" w:ascii="Segoe UI" w:hAnsi="Segoe UI" w:eastAsia="Segoe UI" w:cs="Segoe UI"/>
+                <w:rFonts w:ascii="Segoe UI" w:eastAsia="Segoe UI" w:hAnsi="Segoe UI" w:cs="Segoe UI" w:hint="default"/>
                 <w:i w:val="0"/>
                 <w:iCs w:val="0"/>
                 <w:caps w:val="0"/>
@@ -9650,10 +9573,10 @@
           <w:tcPr>
             <w:tcW w:w="1795" w:type="dxa"/>
             <w:tcBorders>
-              <w:top w:val="single" w:color="auto" w:sz="4" w:space="0"/>
-              <w:left w:val="single" w:color="auto" w:sz="4" w:space="0"/>
-              <w:bottom w:val="single" w:color="auto" w:sz="4" w:space="0"/>
-              <w:right w:val="single" w:color="auto" w:sz="12" w:space="0"/>
+              <w:top w:val="single" w:sz="4" w:space="0" w:color="auto"/>
+              <w:left w:val="single" w:sz="4" w:space="0" w:color="auto"/>
+              <w:bottom w:val="single" w:sz="4" w:space="0" w:color="auto"/>
+              <w:right w:val="single" w:sz="12" w:space="0" w:color="auto"/>
             </w:tcBorders>
             <w:shd w:val="clear" w:color="auto" w:fill="auto"/>
             <w:tcMar>
@@ -9677,10 +9600,10 @@
               <w:bidi w:val="0"/>
               <w:snapToGrid w:val="0"/>
               <w:spacing w:line="240" w:lineRule="auto"/>
-              <w:ind w:left="0" w:leftChars="0" w:right="0" w:rightChars="0" w:firstLine="0" w:firstLineChars="0"/>
+              <w:ind w:left="0" w:right="0" w:firstLine="0" w:leftChars="0" w:rightChars="0" w:firstLineChars="0"/>
               <w:jc w:val="left"/>
               <w:rPr>
-                <w:rFonts w:hint="default" w:ascii="Segoe UI" w:hAnsi="Segoe UI" w:eastAsia="Segoe UI" w:cs="Segoe UI"/>
+                <w:rFonts w:ascii="Segoe UI" w:eastAsia="Segoe UI" w:hAnsi="Segoe UI" w:cs="Segoe UI" w:hint="default"/>
                 <w:i w:val="0"/>
                 <w:iCs w:val="0"/>
                 <w:caps w:val="0"/>
@@ -9692,7 +9615,7 @@
             </w:pPr>
             <w:r>
               <w:rPr>
-                <w:rFonts w:hint="default" w:ascii="Segoe UI" w:hAnsi="Segoe UI" w:eastAsia="Segoe UI" w:cs="Segoe UI"/>
+                <w:rFonts w:ascii="Segoe UI" w:eastAsia="Segoe UI" w:hAnsi="Segoe UI" w:cs="Segoe UI" w:hint="default"/>
                 <w:i w:val="0"/>
                 <w:iCs w:val="0"/>
                 <w:caps w:val="0"/>
@@ -9711,14 +9634,10 @@
       </w:tr>
       <w:tr>
         <w:tblPrEx>
-          <w:tblBorders>
-            <w:top w:val="none" w:color="auto" w:sz="0" w:space="0"/>
-            <w:left w:val="none" w:color="auto" w:sz="0" w:space="0"/>
-            <w:bottom w:val="none" w:color="auto" w:sz="0" w:space="0"/>
-            <w:right w:val="none" w:color="auto" w:sz="0" w:space="0"/>
-            <w:insideH w:val="none" w:color="auto" w:sz="0" w:space="0"/>
-            <w:insideV w:val="none" w:color="auto" w:sz="0" w:space="0"/>
-          </w:tblBorders>
+          <w:tblW w:w="8498" w:type="dxa"/>
+          <w:jc w:val="center"/>
+          <w:shd w:val="clear" w:color="auto" w:fill="auto"/>
+          <w:tblLayout w:type="fixed"/>
           <w:tblCellMar>
             <w:top w:w="15" w:type="dxa"/>
             <w:left w:w="15" w:type="dxa"/>
@@ -9727,17 +9646,17 @@
           </w:tblCellMar>
         </w:tblPrEx>
         <w:trPr>
-          <w:trHeight w:val="0" w:hRule="atLeast"/>
+          <w:trHeight w:val="0"/>
           <w:jc w:val="center"/>
         </w:trPr>
         <w:tc>
           <w:tcPr>
             <w:tcW w:w="1543" w:type="dxa"/>
             <w:tcBorders>
-              <w:top w:val="single" w:color="auto" w:sz="4" w:space="0"/>
-              <w:left w:val="single" w:color="auto" w:sz="12" w:space="0"/>
-              <w:bottom w:val="single" w:color="auto" w:sz="4" w:space="0"/>
-              <w:right w:val="single" w:color="auto" w:sz="4" w:space="0"/>
+              <w:top w:val="single" w:sz="4" w:space="0" w:color="auto"/>
+              <w:left w:val="single" w:sz="12" w:space="0" w:color="auto"/>
+              <w:bottom w:val="single" w:sz="4" w:space="0" w:color="auto"/>
+              <w:right w:val="single" w:sz="4" w:space="0" w:color="auto"/>
             </w:tcBorders>
             <w:shd w:val="clear" w:color="auto" w:fill="auto"/>
             <w:tcMar>
@@ -9761,10 +9680,10 @@
               <w:bidi w:val="0"/>
               <w:snapToGrid w:val="0"/>
               <w:spacing w:line="240" w:lineRule="auto"/>
-              <w:ind w:left="0" w:leftChars="0" w:right="0" w:rightChars="0" w:firstLine="0" w:firstLineChars="0"/>
+              <w:ind w:left="0" w:right="0" w:firstLine="0" w:leftChars="0" w:rightChars="0" w:firstLineChars="0"/>
               <w:jc w:val="left"/>
               <w:rPr>
-                <w:rFonts w:hint="default" w:ascii="Segoe UI" w:hAnsi="Segoe UI" w:eastAsia="Segoe UI" w:cs="Segoe UI"/>
+                <w:rFonts w:ascii="Segoe UI" w:eastAsia="Segoe UI" w:hAnsi="Segoe UI" w:cs="Segoe UI" w:hint="default"/>
                 <w:i w:val="0"/>
                 <w:iCs w:val="0"/>
                 <w:caps w:val="0"/>
@@ -9776,8 +9695,8 @@
             </w:pPr>
             <w:r>
               <w:rPr>
-                <w:rStyle w:val="23"/>
-                <w:rFonts w:hint="default" w:ascii="Segoe UI" w:hAnsi="Segoe UI" w:eastAsia="Segoe UI" w:cs="Segoe UI"/>
+                <w:rStyle w:val="Strong"/>
+                <w:rFonts w:ascii="Segoe UI" w:eastAsia="Segoe UI" w:hAnsi="Segoe UI" w:cs="Segoe UI" w:hint="default"/>
                 <w:b/>
                 <w:bCs/>
                 <w:i w:val="0"/>
@@ -9799,10 +9718,10 @@
           <w:tcPr>
             <w:tcW w:w="1735" w:type="dxa"/>
             <w:tcBorders>
-              <w:top w:val="single" w:color="auto" w:sz="4" w:space="0"/>
-              <w:left w:val="single" w:color="auto" w:sz="4" w:space="0"/>
-              <w:bottom w:val="single" w:color="auto" w:sz="4" w:space="0"/>
-              <w:right w:val="single" w:color="auto" w:sz="4" w:space="0"/>
+              <w:top w:val="single" w:sz="4" w:space="0" w:color="auto"/>
+              <w:left w:val="single" w:sz="4" w:space="0" w:color="auto"/>
+              <w:bottom w:val="single" w:sz="4" w:space="0" w:color="auto"/>
+              <w:right w:val="single" w:sz="4" w:space="0" w:color="auto"/>
             </w:tcBorders>
             <w:shd w:val="clear" w:color="auto" w:fill="auto"/>
             <w:tcMar>
@@ -9826,10 +9745,10 @@
               <w:bidi w:val="0"/>
               <w:snapToGrid w:val="0"/>
               <w:spacing w:line="240" w:lineRule="auto"/>
-              <w:ind w:left="0" w:leftChars="0" w:right="0" w:rightChars="0" w:firstLine="0" w:firstLineChars="0"/>
+              <w:ind w:left="0" w:right="0" w:firstLine="0" w:leftChars="0" w:rightChars="0" w:firstLineChars="0"/>
               <w:jc w:val="center"/>
               <w:rPr>
-                <w:rFonts w:hint="default" w:ascii="Segoe UI" w:hAnsi="Segoe UI" w:eastAsia="Segoe UI" w:cs="Segoe UI"/>
+                <w:rFonts w:ascii="Segoe UI" w:eastAsia="Segoe UI" w:hAnsi="Segoe UI" w:cs="Segoe UI" w:hint="default"/>
                 <w:i w:val="0"/>
                 <w:iCs w:val="0"/>
                 <w:caps w:val="0"/>
@@ -9841,7 +9760,7 @@
             </w:pPr>
             <w:r>
               <w:rPr>
-                <w:rFonts w:hint="default" w:ascii="Segoe UI" w:hAnsi="Segoe UI" w:eastAsia="Segoe UI" w:cs="Segoe UI"/>
+                <w:rFonts w:ascii="Segoe UI" w:eastAsia="Segoe UI" w:hAnsi="Segoe UI" w:cs="Segoe UI" w:hint="default"/>
                 <w:i w:val="0"/>
                 <w:iCs w:val="0"/>
                 <w:caps w:val="0"/>
@@ -9861,10 +9780,10 @@
           <w:tcPr>
             <w:tcW w:w="779" w:type="dxa"/>
             <w:tcBorders>
-              <w:top w:val="single" w:color="auto" w:sz="4" w:space="0"/>
-              <w:left w:val="single" w:color="auto" w:sz="4" w:space="0"/>
-              <w:bottom w:val="single" w:color="auto" w:sz="4" w:space="0"/>
-              <w:right w:val="single" w:color="auto" w:sz="4" w:space="0"/>
+              <w:top w:val="single" w:sz="4" w:space="0" w:color="auto"/>
+              <w:left w:val="single" w:sz="4" w:space="0" w:color="auto"/>
+              <w:bottom w:val="single" w:sz="4" w:space="0" w:color="auto"/>
+              <w:right w:val="single" w:sz="4" w:space="0" w:color="auto"/>
             </w:tcBorders>
             <w:shd w:val="clear" w:color="auto" w:fill="auto"/>
             <w:tcMar>
@@ -9888,10 +9807,10 @@
               <w:bidi w:val="0"/>
               <w:snapToGrid w:val="0"/>
               <w:spacing w:line="240" w:lineRule="auto"/>
-              <w:ind w:left="0" w:leftChars="0" w:right="0" w:rightChars="0" w:firstLine="0" w:firstLineChars="0"/>
+              <w:ind w:left="0" w:right="0" w:firstLine="0" w:leftChars="0" w:rightChars="0" w:firstLineChars="0"/>
               <w:jc w:val="left"/>
               <w:rPr>
-                <w:rFonts w:hint="default" w:ascii="Segoe UI" w:hAnsi="Segoe UI" w:eastAsia="Segoe UI" w:cs="Segoe UI"/>
+                <w:rFonts w:ascii="Segoe UI" w:eastAsia="Segoe UI" w:hAnsi="Segoe UI" w:cs="Segoe UI" w:hint="default"/>
                 <w:i w:val="0"/>
                 <w:iCs w:val="0"/>
                 <w:caps w:val="0"/>
@@ -9903,7 +9822,7 @@
             </w:pPr>
             <w:r>
               <w:rPr>
-                <w:rFonts w:hint="default" w:ascii="Segoe UI" w:hAnsi="Segoe UI" w:eastAsia="Segoe UI" w:cs="Segoe UI"/>
+                <w:rFonts w:ascii="Segoe UI" w:eastAsia="Segoe UI" w:hAnsi="Segoe UI" w:cs="Segoe UI" w:hint="default"/>
                 <w:i w:val="0"/>
                 <w:iCs w:val="0"/>
                 <w:caps w:val="0"/>
@@ -9923,10 +9842,10 @@
           <w:tcPr>
             <w:tcW w:w="1326" w:type="dxa"/>
             <w:tcBorders>
-              <w:top w:val="single" w:color="auto" w:sz="4" w:space="0"/>
-              <w:left w:val="single" w:color="auto" w:sz="4" w:space="0"/>
-              <w:bottom w:val="single" w:color="auto" w:sz="4" w:space="0"/>
-              <w:right w:val="single" w:color="auto" w:sz="4" w:space="0"/>
+              <w:top w:val="single" w:sz="4" w:space="0" w:color="auto"/>
+              <w:left w:val="single" w:sz="4" w:space="0" w:color="auto"/>
+              <w:bottom w:val="single" w:sz="4" w:space="0" w:color="auto"/>
+              <w:right w:val="single" w:sz="4" w:space="0" w:color="auto"/>
             </w:tcBorders>
             <w:shd w:val="clear" w:color="auto" w:fill="auto"/>
             <w:tcMar>
@@ -9950,10 +9869,10 @@
               <w:bidi w:val="0"/>
               <w:snapToGrid w:val="0"/>
               <w:spacing w:line="240" w:lineRule="auto"/>
-              <w:ind w:left="0" w:leftChars="0" w:right="0" w:rightChars="0" w:firstLine="0" w:firstLineChars="0"/>
+              <w:ind w:left="0" w:right="0" w:firstLine="0" w:leftChars="0" w:rightChars="0" w:firstLineChars="0"/>
               <w:jc w:val="right"/>
               <w:rPr>
-                <w:rFonts w:hint="default" w:ascii="Segoe UI" w:hAnsi="Segoe UI" w:eastAsia="Segoe UI" w:cs="Segoe UI"/>
+                <w:rFonts w:ascii="Segoe UI" w:eastAsia="Segoe UI" w:hAnsi="Segoe UI" w:cs="Segoe UI" w:hint="default"/>
                 <w:i w:val="0"/>
                 <w:iCs w:val="0"/>
                 <w:caps w:val="0"/>
@@ -9965,7 +9884,7 @@
             </w:pPr>
             <w:r>
               <w:rPr>
-                <w:rFonts w:hint="default" w:ascii="Segoe UI" w:hAnsi="Segoe UI" w:eastAsia="Segoe UI" w:cs="Segoe UI"/>
+                <w:rFonts w:ascii="Segoe UI" w:eastAsia="Segoe UI" w:hAnsi="Segoe UI" w:cs="Segoe UI" w:hint="default"/>
                 <w:i w:val="0"/>
                 <w:iCs w:val="0"/>
                 <w:caps w:val="0"/>
@@ -9985,10 +9904,10 @@
           <w:tcPr>
             <w:tcW w:w="1320" w:type="dxa"/>
             <w:tcBorders>
-              <w:top w:val="single" w:color="auto" w:sz="4" w:space="0"/>
-              <w:left w:val="single" w:color="auto" w:sz="4" w:space="0"/>
-              <w:bottom w:val="single" w:color="auto" w:sz="4" w:space="0"/>
-              <w:right w:val="single" w:color="auto" w:sz="4" w:space="0"/>
+              <w:top w:val="single" w:sz="4" w:space="0" w:color="auto"/>
+              <w:left w:val="single" w:sz="4" w:space="0" w:color="auto"/>
+              <w:bottom w:val="single" w:sz="4" w:space="0" w:color="auto"/>
+              <w:right w:val="single" w:sz="4" w:space="0" w:color="auto"/>
             </w:tcBorders>
             <w:shd w:val="clear" w:color="auto" w:fill="auto"/>
             <w:tcMar>
@@ -10012,10 +9931,10 @@
               <w:bidi w:val="0"/>
               <w:snapToGrid w:val="0"/>
               <w:spacing w:line="240" w:lineRule="auto"/>
-              <w:ind w:left="0" w:leftChars="0" w:right="0" w:rightChars="0" w:firstLine="0" w:firstLineChars="0"/>
+              <w:ind w:left="0" w:right="0" w:firstLine="0" w:leftChars="0" w:rightChars="0" w:firstLineChars="0"/>
               <w:jc w:val="right"/>
               <w:rPr>
-                <w:rFonts w:hint="default" w:ascii="Segoe UI" w:hAnsi="Segoe UI" w:eastAsia="Segoe UI" w:cs="Segoe UI"/>
+                <w:rFonts w:ascii="Segoe UI" w:eastAsia="Segoe UI" w:hAnsi="Segoe UI" w:cs="Segoe UI" w:hint="default"/>
                 <w:i w:val="0"/>
                 <w:iCs w:val="0"/>
                 <w:caps w:val="0"/>
@@ -10027,7 +9946,7 @@
             </w:pPr>
             <w:r>
               <w:rPr>
-                <w:rFonts w:hint="default" w:ascii="Segoe UI" w:hAnsi="Segoe UI" w:eastAsia="Segoe UI" w:cs="Segoe UI"/>
+                <w:rFonts w:ascii="Segoe UI" w:eastAsia="Segoe UI" w:hAnsi="Segoe UI" w:cs="Segoe UI" w:hint="default"/>
                 <w:i w:val="0"/>
                 <w:iCs w:val="0"/>
                 <w:caps w:val="0"/>
@@ -10047,10 +9966,10 @@
           <w:tcPr>
             <w:tcW w:w="1795" w:type="dxa"/>
             <w:tcBorders>
-              <w:top w:val="single" w:color="auto" w:sz="4" w:space="0"/>
-              <w:left w:val="single" w:color="auto" w:sz="4" w:space="0"/>
-              <w:bottom w:val="single" w:color="auto" w:sz="4" w:space="0"/>
-              <w:right w:val="single" w:color="auto" w:sz="12" w:space="0"/>
+              <w:top w:val="single" w:sz="4" w:space="0" w:color="auto"/>
+              <w:left w:val="single" w:sz="4" w:space="0" w:color="auto"/>
+              <w:bottom w:val="single" w:sz="4" w:space="0" w:color="auto"/>
+              <w:right w:val="single" w:sz="12" w:space="0" w:color="auto"/>
             </w:tcBorders>
             <w:shd w:val="clear" w:color="auto" w:fill="auto"/>
             <w:tcMar>
@@ -10072,10 +9991,10 @@
               <w:topLinePunct w:val="0"/>
               <w:bidi w:val="0"/>
               <w:snapToGrid w:val="0"/>
-              <w:ind w:left="0" w:leftChars="0" w:right="0" w:rightChars="0" w:firstLine="0" w:firstLineChars="0"/>
+              <w:ind w:left="0" w:right="0" w:firstLine="0" w:leftChars="0" w:rightChars="0" w:firstLineChars="0"/>
               <w:jc w:val="left"/>
               <w:rPr>
-                <w:rFonts w:hint="default" w:ascii="Segoe UI" w:hAnsi="Segoe UI" w:eastAsia="Segoe UI" w:cs="Segoe UI"/>
+                <w:rFonts w:ascii="Segoe UI" w:eastAsia="Segoe UI" w:hAnsi="Segoe UI" w:cs="Segoe UI" w:hint="default"/>
                 <w:i w:val="0"/>
                 <w:iCs w:val="0"/>
                 <w:caps w:val="0"/>
@@ -10090,14 +10009,10 @@
       </w:tr>
       <w:tr>
         <w:tblPrEx>
-          <w:tblBorders>
-            <w:top w:val="none" w:color="auto" w:sz="0" w:space="0"/>
-            <w:left w:val="none" w:color="auto" w:sz="0" w:space="0"/>
-            <w:bottom w:val="none" w:color="auto" w:sz="0" w:space="0"/>
-            <w:right w:val="none" w:color="auto" w:sz="0" w:space="0"/>
-            <w:insideH w:val="none" w:color="auto" w:sz="0" w:space="0"/>
-            <w:insideV w:val="none" w:color="auto" w:sz="0" w:space="0"/>
-          </w:tblBorders>
+          <w:tblW w:w="8498" w:type="dxa"/>
+          <w:jc w:val="center"/>
+          <w:shd w:val="clear" w:color="auto" w:fill="auto"/>
+          <w:tblLayout w:type="fixed"/>
           <w:tblCellMar>
             <w:top w:w="15" w:type="dxa"/>
             <w:left w:w="15" w:type="dxa"/>
@@ -10106,17 +10021,17 @@
           </w:tblCellMar>
         </w:tblPrEx>
         <w:trPr>
-          <w:trHeight w:val="0" w:hRule="atLeast"/>
+          <w:trHeight w:val="0"/>
           <w:jc w:val="center"/>
         </w:trPr>
         <w:tc>
           <w:tcPr>
             <w:tcW w:w="1543" w:type="dxa"/>
             <w:tcBorders>
-              <w:top w:val="single" w:color="auto" w:sz="4" w:space="0"/>
-              <w:left w:val="single" w:color="auto" w:sz="12" w:space="0"/>
-              <w:bottom w:val="single" w:color="auto" w:sz="12" w:space="0"/>
-              <w:right w:val="single" w:color="auto" w:sz="4" w:space="0"/>
+              <w:top w:val="single" w:sz="4" w:space="0" w:color="auto"/>
+              <w:left w:val="single" w:sz="12" w:space="0" w:color="auto"/>
+              <w:bottom w:val="single" w:sz="12" w:space="0" w:color="auto"/>
+              <w:right w:val="single" w:sz="4" w:space="0" w:color="auto"/>
             </w:tcBorders>
             <w:shd w:val="clear" w:color="auto" w:fill="auto"/>
             <w:tcMar>
@@ -10140,10 +10055,10 @@
               <w:bidi w:val="0"/>
               <w:snapToGrid w:val="0"/>
               <w:spacing w:line="240" w:lineRule="auto"/>
-              <w:ind w:left="0" w:leftChars="0" w:right="0" w:rightChars="0" w:firstLine="0" w:firstLineChars="0"/>
+              <w:ind w:left="0" w:right="0" w:firstLine="0" w:leftChars="0" w:rightChars="0" w:firstLineChars="0"/>
               <w:jc w:val="left"/>
               <w:rPr>
-                <w:rFonts w:hint="default" w:ascii="Segoe UI" w:hAnsi="Segoe UI" w:eastAsia="Segoe UI" w:cs="Segoe UI"/>
+                <w:rFonts w:ascii="Segoe UI" w:eastAsia="Segoe UI" w:hAnsi="Segoe UI" w:cs="Segoe UI" w:hint="default"/>
                 <w:b/>
                 <w:i w:val="0"/>
                 <w:iCs w:val="0"/>
@@ -10156,8 +10071,8 @@
             </w:pPr>
             <w:r>
               <w:rPr>
-                <w:rStyle w:val="23"/>
-                <w:rFonts w:hint="default" w:ascii="Segoe UI" w:hAnsi="Segoe UI" w:eastAsia="Segoe UI" w:cs="Segoe UI"/>
+                <w:rStyle w:val="Strong"/>
+                <w:rFonts w:ascii="Segoe UI" w:eastAsia="Segoe UI" w:hAnsi="Segoe UI" w:cs="Segoe UI" w:hint="default"/>
                 <w:b/>
                 <w:bCs/>
                 <w:i w:val="0"/>
@@ -10179,10 +10094,10 @@
           <w:tcPr>
             <w:tcW w:w="1735" w:type="dxa"/>
             <w:tcBorders>
-              <w:top w:val="single" w:color="auto" w:sz="4" w:space="0"/>
-              <w:left w:val="single" w:color="auto" w:sz="4" w:space="0"/>
-              <w:bottom w:val="single" w:color="auto" w:sz="12" w:space="0"/>
-              <w:right w:val="single" w:color="auto" w:sz="4" w:space="0"/>
+              <w:top w:val="single" w:sz="4" w:space="0" w:color="auto"/>
+              <w:left w:val="single" w:sz="4" w:space="0" w:color="auto"/>
+              <w:bottom w:val="single" w:sz="12" w:space="0" w:color="auto"/>
+              <w:right w:val="single" w:sz="4" w:space="0" w:color="auto"/>
             </w:tcBorders>
             <w:shd w:val="clear" w:color="auto" w:fill="auto"/>
             <w:tcMar>
@@ -10204,10 +10119,10 @@
               <w:topLinePunct w:val="0"/>
               <w:bidi w:val="0"/>
               <w:snapToGrid w:val="0"/>
-              <w:ind w:left="0" w:leftChars="0" w:right="0" w:rightChars="0" w:firstLine="0" w:firstLineChars="0"/>
+              <w:ind w:left="0" w:right="0" w:firstLine="0" w:leftChars="0" w:rightChars="0" w:firstLineChars="0"/>
               <w:jc w:val="center"/>
               <w:rPr>
-                <w:rFonts w:hint="default" w:ascii="Segoe UI" w:hAnsi="Segoe UI" w:eastAsia="Segoe UI" w:cs="Segoe UI"/>
+                <w:rFonts w:ascii="Segoe UI" w:eastAsia="Segoe UI" w:hAnsi="Segoe UI" w:cs="Segoe UI" w:hint="default"/>
                 <w:b/>
                 <w:i w:val="0"/>
                 <w:iCs w:val="0"/>
@@ -10224,10 +10139,10 @@
           <w:tcPr>
             <w:tcW w:w="779" w:type="dxa"/>
             <w:tcBorders>
-              <w:top w:val="single" w:color="auto" w:sz="4" w:space="0"/>
-              <w:left w:val="single" w:color="auto" w:sz="4" w:space="0"/>
-              <w:bottom w:val="single" w:color="auto" w:sz="12" w:space="0"/>
-              <w:right w:val="single" w:color="auto" w:sz="4" w:space="0"/>
+              <w:top w:val="single" w:sz="4" w:space="0" w:color="auto"/>
+              <w:left w:val="single" w:sz="4" w:space="0" w:color="auto"/>
+              <w:bottom w:val="single" w:sz="12" w:space="0" w:color="auto"/>
+              <w:right w:val="single" w:sz="4" w:space="0" w:color="auto"/>
             </w:tcBorders>
             <w:shd w:val="clear" w:color="auto" w:fill="auto"/>
             <w:tcMar>
@@ -10249,10 +10164,10 @@
               <w:topLinePunct w:val="0"/>
               <w:bidi w:val="0"/>
               <w:snapToGrid w:val="0"/>
-              <w:ind w:left="0" w:leftChars="0" w:right="0" w:rightChars="0" w:firstLine="0" w:firstLineChars="0"/>
+              <w:ind w:left="0" w:right="0" w:firstLine="0" w:leftChars="0" w:rightChars="0" w:firstLineChars="0"/>
               <w:jc w:val="left"/>
               <w:rPr>
-                <w:rFonts w:hint="default" w:ascii="Segoe UI" w:hAnsi="Segoe UI" w:eastAsia="Segoe UI" w:cs="Segoe UI"/>
+                <w:rFonts w:ascii="Segoe UI" w:eastAsia="Segoe UI" w:hAnsi="Segoe UI" w:cs="Segoe UI" w:hint="default"/>
                 <w:b/>
                 <w:i w:val="0"/>
                 <w:iCs w:val="0"/>
@@ -10269,10 +10184,10 @@
           <w:tcPr>
             <w:tcW w:w="1326" w:type="dxa"/>
             <w:tcBorders>
-              <w:top w:val="single" w:color="auto" w:sz="4" w:space="0"/>
-              <w:left w:val="single" w:color="auto" w:sz="4" w:space="0"/>
-              <w:bottom w:val="single" w:color="auto" w:sz="12" w:space="0"/>
-              <w:right w:val="single" w:color="auto" w:sz="4" w:space="0"/>
+              <w:top w:val="single" w:sz="4" w:space="0" w:color="auto"/>
+              <w:left w:val="single" w:sz="4" w:space="0" w:color="auto"/>
+              <w:bottom w:val="single" w:sz="12" w:space="0" w:color="auto"/>
+              <w:right w:val="single" w:sz="4" w:space="0" w:color="auto"/>
             </w:tcBorders>
             <w:shd w:val="clear" w:color="auto" w:fill="auto"/>
             <w:tcMar>
@@ -10294,10 +10209,10 @@
               <w:topLinePunct w:val="0"/>
               <w:bidi w:val="0"/>
               <w:snapToGrid w:val="0"/>
-              <w:ind w:left="0" w:leftChars="0" w:right="0" w:rightChars="0" w:firstLine="0" w:firstLineChars="0"/>
+              <w:ind w:left="0" w:right="0" w:firstLine="0" w:leftChars="0" w:rightChars="0" w:firstLineChars="0"/>
               <w:jc w:val="right"/>
               <w:rPr>
-                <w:rFonts w:hint="default" w:ascii="Segoe UI" w:hAnsi="Segoe UI" w:eastAsia="Segoe UI" w:cs="Segoe UI"/>
+                <w:rFonts w:ascii="Segoe UI" w:eastAsia="Segoe UI" w:hAnsi="Segoe UI" w:cs="Segoe UI" w:hint="default"/>
                 <w:b/>
                 <w:i w:val="0"/>
                 <w:iCs w:val="0"/>
@@ -10314,10 +10229,10 @@
           <w:tcPr>
             <w:tcW w:w="1320" w:type="dxa"/>
             <w:tcBorders>
-              <w:top w:val="single" w:color="auto" w:sz="4" w:space="0"/>
-              <w:left w:val="single" w:color="auto" w:sz="4" w:space="0"/>
-              <w:bottom w:val="single" w:color="auto" w:sz="12" w:space="0"/>
-              <w:right w:val="single" w:color="auto" w:sz="4" w:space="0"/>
+              <w:top w:val="single" w:sz="4" w:space="0" w:color="auto"/>
+              <w:left w:val="single" w:sz="4" w:space="0" w:color="auto"/>
+              <w:bottom w:val="single" w:sz="12" w:space="0" w:color="auto"/>
+              <w:right w:val="single" w:sz="4" w:space="0" w:color="auto"/>
             </w:tcBorders>
             <w:shd w:val="clear" w:color="auto" w:fill="auto"/>
             <w:tcMar>
@@ -10341,10 +10256,10 @@
               <w:bidi w:val="0"/>
               <w:snapToGrid w:val="0"/>
               <w:spacing w:line="240" w:lineRule="auto"/>
-              <w:ind w:left="0" w:leftChars="0" w:right="0" w:rightChars="0" w:firstLine="0" w:firstLineChars="0"/>
+              <w:ind w:left="0" w:right="0" w:firstLine="0" w:leftChars="0" w:rightChars="0" w:firstLineChars="0"/>
               <w:jc w:val="right"/>
               <w:rPr>
-                <w:rFonts w:hint="default" w:ascii="Segoe UI" w:hAnsi="Segoe UI" w:eastAsia="Segoe UI" w:cs="Segoe UI"/>
+                <w:rFonts w:ascii="Segoe UI" w:eastAsia="Segoe UI" w:hAnsi="Segoe UI" w:cs="Segoe UI" w:hint="default"/>
                 <w:b/>
                 <w:i w:val="0"/>
                 <w:iCs w:val="0"/>
@@ -10357,8 +10272,8 @@
             </w:pPr>
             <w:r>
               <w:rPr>
-                <w:rStyle w:val="23"/>
-                <w:rFonts w:hint="default" w:ascii="Segoe UI" w:hAnsi="Segoe UI" w:eastAsia="Segoe UI" w:cs="Segoe UI"/>
+                <w:rStyle w:val="Strong"/>
+                <w:rFonts w:ascii="Segoe UI" w:eastAsia="Segoe UI" w:hAnsi="Segoe UI" w:cs="Segoe UI" w:hint="default"/>
                 <w:b/>
                 <w:bCs/>
                 <w:i w:val="0"/>
@@ -10380,10 +10295,10 @@
           <w:tcPr>
             <w:tcW w:w="1795" w:type="dxa"/>
             <w:tcBorders>
-              <w:top w:val="single" w:color="auto" w:sz="4" w:space="0"/>
-              <w:left w:val="single" w:color="auto" w:sz="4" w:space="0"/>
-              <w:bottom w:val="single" w:color="auto" w:sz="12" w:space="0"/>
-              <w:right w:val="single" w:color="auto" w:sz="12" w:space="0"/>
+              <w:top w:val="single" w:sz="4" w:space="0" w:color="auto"/>
+              <w:left w:val="single" w:sz="4" w:space="0" w:color="auto"/>
+              <w:bottom w:val="single" w:sz="12" w:space="0" w:color="auto"/>
+              <w:right w:val="single" w:sz="12" w:space="0" w:color="auto"/>
             </w:tcBorders>
             <w:shd w:val="clear" w:color="auto" w:fill="auto"/>
             <w:tcMar>
@@ -10407,10 +10322,10 @@
               <w:bidi w:val="0"/>
               <w:snapToGrid w:val="0"/>
               <w:spacing w:line="240" w:lineRule="auto"/>
-              <w:ind w:left="0" w:leftChars="0" w:right="0" w:rightChars="0" w:firstLine="0" w:firstLineChars="0"/>
+              <w:ind w:left="0" w:right="0" w:firstLine="0" w:leftChars="0" w:rightChars="0" w:firstLineChars="0"/>
               <w:jc w:val="left"/>
               <w:rPr>
-                <w:rFonts w:hint="default" w:ascii="Segoe UI" w:hAnsi="Segoe UI" w:eastAsia="Segoe UI" w:cs="Segoe UI"/>
+                <w:rFonts w:ascii="Segoe UI" w:eastAsia="Segoe UI" w:hAnsi="Segoe UI" w:cs="Segoe UI" w:hint="default"/>
                 <w:b/>
                 <w:i w:val="0"/>
                 <w:iCs w:val="0"/>
@@ -10423,7 +10338,7 @@
             </w:pPr>
             <w:r>
               <w:rPr>
-                <w:rFonts w:hint="default" w:ascii="Segoe UI" w:hAnsi="Segoe UI" w:eastAsia="Segoe UI" w:cs="Segoe UI"/>
+                <w:rFonts w:ascii="Segoe UI" w:eastAsia="Segoe UI" w:hAnsi="Segoe UI" w:cs="Segoe UI" w:hint="default"/>
                 <w:b/>
                 <w:i w:val="0"/>
                 <w:iCs w:val="0"/>
@@ -10444,7 +10359,7 @@
     </w:tbl>
     <w:p>
       <w:pPr>
-        <w:pStyle w:val="28"/>
+        <w:pStyle w:val="1"/>
         <w:keepNext w:val="0"/>
         <w:keepLines w:val="0"/>
         <w:pageBreakBefore w:val="0"/>
@@ -10464,7 +10379,7 @@
           <w:lang w:val="en-US" w:eastAsia="zh-CN"/>
         </w:rPr>
       </w:pPr>
-      <w:bookmarkStart w:id="15" w:name="_Toc29648"/>
+      <w:bookmarkStart w:id="16" w:name="_Toc29648"/>
       <w:r>
         <w:rPr>
           <w:rFonts w:hint="default"/>
@@ -10472,11 +10387,11 @@
         </w:rPr>
         <w:t>风险与应对措施</w:t>
       </w:r>
-      <w:bookmarkEnd w:id="15"/>
+      <w:bookmarkEnd w:id="16"/>
     </w:p>
     <w:p>
       <w:pPr>
-        <w:pStyle w:val="29"/>
+        <w:pStyle w:val="a1"/>
         <w:keepNext w:val="0"/>
         <w:keepLines w:val="0"/>
         <w:pageBreakBefore w:val="0"/>
@@ -10506,7 +10421,7 @@
     </w:p>
     <w:p>
       <w:pPr>
-        <w:pStyle w:val="29"/>
+        <w:pStyle w:val="a1"/>
         <w:keepNext w:val="0"/>
         <w:keepLines w:val="0"/>
         <w:pageBreakBefore w:val="0"/>
@@ -10536,7 +10451,7 @@
     </w:p>
     <w:p>
       <w:pPr>
-        <w:pStyle w:val="29"/>
+        <w:pStyle w:val="a1"/>
         <w:keepNext w:val="0"/>
         <w:keepLines w:val="0"/>
         <w:pageBreakBefore w:val="0"/>
@@ -10566,7 +10481,7 @@
     </w:p>
     <w:p>
       <w:pPr>
-        <w:pStyle w:val="29"/>
+        <w:pStyle w:val="a1"/>
         <w:keepNext w:val="0"/>
         <w:keepLines w:val="0"/>
         <w:pageBreakBefore w:val="0"/>
@@ -10596,7 +10511,7 @@
     </w:p>
     <w:p>
       <w:pPr>
-        <w:pStyle w:val="29"/>
+        <w:pStyle w:val="a1"/>
         <w:keepNext w:val="0"/>
         <w:keepLines w:val="0"/>
         <w:pageBreakBefore w:val="0"/>
@@ -10626,7 +10541,7 @@
     </w:p>
     <w:p>
       <w:pPr>
-        <w:pStyle w:val="29"/>
+        <w:pStyle w:val="a1"/>
         <w:keepNext w:val="0"/>
         <w:keepLines w:val="0"/>
         <w:pageBreakBefore w:val="0"/>
@@ -10656,7 +10571,7 @@
     </w:p>
     <w:p>
       <w:pPr>
-        <w:pStyle w:val="28"/>
+        <w:pStyle w:val="1"/>
         <w:keepNext w:val="0"/>
         <w:keepLines w:val="0"/>
         <w:pageBreakBefore w:val="0"/>
@@ -10676,7 +10591,7 @@
           <w:lang w:val="en-US" w:eastAsia="zh-CN"/>
         </w:rPr>
       </w:pPr>
-      <w:bookmarkStart w:id="16" w:name="_Toc6873"/>
+      <w:bookmarkStart w:id="17" w:name="_Toc6873"/>
       <w:r>
         <w:rPr>
           <w:rFonts w:hint="default"/>
@@ -10684,11 +10599,11 @@
         </w:rPr>
         <w:t>结论与建议</w:t>
       </w:r>
-      <w:bookmarkEnd w:id="16"/>
+      <w:bookmarkEnd w:id="17"/>
     </w:p>
     <w:p>
       <w:pPr>
-        <w:pStyle w:val="29"/>
+        <w:pStyle w:val="a1"/>
         <w:keepNext w:val="0"/>
         <w:keepLines w:val="0"/>
         <w:pageBreakBefore w:val="0"/>
@@ -10717,73 +10632,23 @@
       </w:r>
     </w:p>
     <w:sectPr>
-      <w:headerReference r:id="rId5" w:type="default"/>
+      <w:headerReference w:type="default" r:id="rId7"/>
       <w:pgSz w:w="11906" w:h="16838"/>
       <w:pgMar w:top="1417" w:right="1800" w:bottom="1440" w:left="1800" w:header="1140" w:footer="992" w:gutter="0"/>
-      <w:cols w:space="425" w:num="1"/>
+      <w:cols w:num="1" w:space="425"/>
       <w:docGrid w:type="lines" w:linePitch="312" w:charSpace="0"/>
     </w:sectPr>
   </w:body>
 </w:document>
 </file>
 
-<file path=word/endnotes.xml><?xml version="1.0" encoding="utf-8"?>
-<w:endnotes xmlns:wpc="http://schemas.microsoft.com/office/word/2010/wordprocessingCanvas" xmlns:mc="http://schemas.openxmlformats.org/markup-compatibility/2006" xmlns:o="urn:schemas-microsoft-com:office:office" xmlns:r="http://schemas.openxmlformats.org/officeDocument/2006/relationships" xmlns:m="http://schemas.openxmlformats.org/officeDocument/2006/math" xmlns:v="urn:schemas-microsoft-com:vml" xmlns:wp14="http://schemas.microsoft.com/office/word/2010/wordprocessingDrawing" xmlns:wp="http://schemas.openxmlformats.org/drawingml/2006/wordprocessingDrawing" xmlns:w="http://schemas.openxmlformats.org/wordprocessingml/2006/main" xmlns:w14="http://schemas.microsoft.com/office/word/2010/wordml" xmlns:w15="http://schemas.microsoft.com/office/word/2012/wordml" xmlns:w10="urn:schemas-microsoft-com:office:word" xmlns:wpg="http://schemas.microsoft.com/office/word/2010/wordprocessingGroup" xmlns:wpi="http://schemas.microsoft.com/office/word/2010/wordprocessingInk" xmlns:wne="http://schemas.microsoft.com/office/word/2006/wordml" xmlns:wps="http://schemas.microsoft.com/office/word/2010/wordprocessingShape" xmlns:wpsCustomData="http://www.wps.cn/officeDocument/2013/wpsCustomData" mc:Ignorable="w14 w15 wp14">
-  <w:endnote w:type="separator" w:id="0">
-    <w:p>
-      <w:pPr>
-        <w:spacing w:line="240" w:lineRule="auto"/>
-      </w:pPr>
-      <w:r>
-        <w:separator/>
-      </w:r>
-    </w:p>
-  </w:endnote>
-  <w:endnote w:type="continuationSeparator" w:id="1">
-    <w:p>
-      <w:pPr>
-        <w:spacing w:line="240" w:lineRule="auto"/>
-      </w:pPr>
-      <w:r>
-        <w:continuationSeparator/>
-      </w:r>
-    </w:p>
-  </w:endnote>
-</w:endnotes>
-</file>
-
-<file path=word/footnotes.xml><?xml version="1.0" encoding="utf-8"?>
-<w:footnotes xmlns:wpc="http://schemas.microsoft.com/office/word/2010/wordprocessingCanvas" xmlns:mc="http://schemas.openxmlformats.org/markup-compatibility/2006" xmlns:o="urn:schemas-microsoft-com:office:office" xmlns:r="http://schemas.openxmlformats.org/officeDocument/2006/relationships" xmlns:m="http://schemas.openxmlformats.org/officeDocument/2006/math" xmlns:v="urn:schemas-microsoft-com:vml" xmlns:wp14="http://schemas.microsoft.com/office/word/2010/wordprocessingDrawing" xmlns:wp="http://schemas.openxmlformats.org/drawingml/2006/wordprocessingDrawing" xmlns:w="http://schemas.openxmlformats.org/wordprocessingml/2006/main" xmlns:w14="http://schemas.microsoft.com/office/word/2010/wordml" xmlns:w15="http://schemas.microsoft.com/office/word/2012/wordml" xmlns:w10="urn:schemas-microsoft-com:office:word" xmlns:wpg="http://schemas.microsoft.com/office/word/2010/wordprocessingGroup" xmlns:wpi="http://schemas.microsoft.com/office/word/2010/wordprocessingInk" xmlns:wne="http://schemas.microsoft.com/office/word/2006/wordml" xmlns:wps="http://schemas.microsoft.com/office/word/2010/wordprocessingShape" xmlns:wpsCustomData="http://www.wps.cn/officeDocument/2013/wpsCustomData" mc:Ignorable="w14 w15 wp14">
-  <w:footnote w:type="separator" w:id="0">
-    <w:p>
-      <w:pPr>
-        <w:spacing w:line="360" w:lineRule="auto"/>
-      </w:pPr>
-      <w:r>
-        <w:separator/>
-      </w:r>
-    </w:p>
-  </w:footnote>
-  <w:footnote w:type="continuationSeparator" w:id="1">
-    <w:p>
-      <w:pPr>
-        <w:spacing w:line="360" w:lineRule="auto"/>
-      </w:pPr>
-      <w:r>
-        <w:continuationSeparator/>
-      </w:r>
-    </w:p>
-  </w:footnote>
-</w:footnotes>
-</file>
-
 <file path=word/header1.xml><?xml version="1.0" encoding="utf-8"?>
-<w:hdr xmlns:wpc="http://schemas.microsoft.com/office/word/2010/wordprocessingCanvas" xmlns:mc="http://schemas.openxmlformats.org/markup-compatibility/2006" xmlns:o="urn:schemas-microsoft-com:office:office" xmlns:r="http://schemas.openxmlformats.org/officeDocument/2006/relationships" xmlns:m="http://schemas.openxmlformats.org/officeDocument/2006/math" xmlns:v="urn:schemas-microsoft-com:vml" xmlns:wp14="http://schemas.microsoft.com/office/word/2010/wordprocessingDrawing" xmlns:wp="http://schemas.openxmlformats.org/drawingml/2006/wordprocessingDrawing" xmlns:w10="urn:schemas-microsoft-com:office:word" xmlns:w="http://schemas.openxmlformats.org/wordprocessingml/2006/main" xmlns:w14="http://schemas.microsoft.com/office/word/2010/wordml" xmlns:w15="http://schemas.microsoft.com/office/word/2012/wordml" xmlns:wpg="http://schemas.microsoft.com/office/word/2010/wordprocessingGroup" xmlns:wpi="http://schemas.microsoft.com/office/word/2010/wordprocessingInk" xmlns:wne="http://schemas.microsoft.com/office/word/2006/wordml" xmlns:wps="http://schemas.microsoft.com/office/word/2010/wordprocessingShape" xmlns:wpsCustomData="http://www.wps.cn/officeDocument/2013/wpsCustomData" mc:Ignorable="w14 w15 wp14">
+<w:hdr xmlns:wpc="http://schemas.microsoft.com/office/word/2010/wordprocessingCanvas" xmlns:mc="http://schemas.openxmlformats.org/markup-compatibility/2006" xmlns:o="urn:schemas-microsoft-com:office:office" xmlns:r="http://schemas.openxmlformats.org/officeDocument/2006/relationships" xmlns:m="http://schemas.openxmlformats.org/officeDocument/2006/math" xmlns:v="urn:schemas-microsoft-com:vml" xmlns:wp14="http://schemas.microsoft.com/office/word/2010/wordprocessingDrawing" xmlns:wp="http://schemas.openxmlformats.org/drawingml/2006/wordprocessingDrawing" xmlns:w10="urn:schemas-microsoft-com:office:word" xmlns:w="http://schemas.openxmlformats.org/wordprocessingml/2006/main" xmlns:w14="http://schemas.microsoft.com/office/word/2010/wordml" xmlns:w15="http://schemas.microsoft.com/office/word/2012/wordml" xmlns:wne="http://schemas.microsoft.com/office/word/2006/wordml" xmlns:wpg="http://schemas.microsoft.com/office/word/2010/wordprocessingGroup" xmlns:wpi="http://schemas.microsoft.com/office/word/2010/wordprocessingInk" xmlns:wps="http://schemas.microsoft.com/office/word/2010/wordprocessingShape" mc:Ignorable="w14 w15 wp14">
   <w:p>
     <w:pPr>
-      <w:pStyle w:val="15"/>
+      <w:pStyle w:val="Header"/>
       <w:pBdr>
-        <w:bottom w:val="single" w:color="auto" w:sz="4" w:space="1"/>
+        <w:bottom w:val="single" w:sz="4" w:space="1" w:color="auto"/>
       </w:pBdr>
       <w:tabs>
         <w:tab w:val="left" w:pos="335"/>
@@ -10791,27 +10656,27 @@
       </w:tabs>
       <w:jc w:val="right"/>
       <w:rPr>
-        <w:rFonts w:hint="eastAsia" w:eastAsiaTheme="minorEastAsia"/>
+        <w:rFonts w:eastAsiaTheme="minorEastAsia" w:hint="eastAsia"/>
         <w:lang w:eastAsia="zh-CN"/>
       </w:rPr>
     </w:pPr>
     <w:r>
       <w:rPr>
-        <w:rFonts w:hint="eastAsia" w:eastAsiaTheme="minorEastAsia"/>
+        <w:rFonts w:eastAsiaTheme="minorEastAsia" w:hint="eastAsia"/>
         <w:lang w:val="en-US" w:eastAsia="zh-CN"/>
       </w:rPr>
       <w:tab/>
     </w:r>
     <w:r>
       <w:rPr>
-        <w:rFonts w:hint="eastAsia" w:eastAsiaTheme="minorEastAsia"/>
+        <w:rFonts w:eastAsiaTheme="minorEastAsia" w:hint="eastAsia"/>
         <w:lang w:val="en-US" w:eastAsia="zh-CN"/>
       </w:rPr>
       <w:tab/>
     </w:r>
     <w:r>
       <w:rPr>
-        <w:rFonts w:hint="eastAsia" w:eastAsiaTheme="minorEastAsia"/>
+        <w:rFonts w:eastAsiaTheme="minorEastAsia" w:hint="eastAsia"/>
         <w:lang w:val="en-US" w:eastAsia="zh-CN"/>
       </w:rPr>
       <w:t>桐乡华数广电网络有限公司</w:t>
@@ -10821,15 +10686,15 @@
 </file>
 
 <file path=word/numbering.xml><?xml version="1.0" encoding="utf-8"?>
-<w:numbering xmlns:wpc="http://schemas.microsoft.com/office/word/2010/wordprocessingCanvas" xmlns:mc="http://schemas.openxmlformats.org/markup-compatibility/2006" xmlns:o="urn:schemas-microsoft-com:office:office" xmlns:r="http://schemas.openxmlformats.org/officeDocument/2006/relationships" xmlns:m="http://schemas.openxmlformats.org/officeDocument/2006/math" xmlns:v="urn:schemas-microsoft-com:vml" xmlns:wp14="http://schemas.microsoft.com/office/word/2010/wordprocessingDrawing" xmlns:wp="http://schemas.openxmlformats.org/drawingml/2006/wordprocessingDrawing" xmlns:w10="urn:schemas-microsoft-com:office:word" xmlns:w="http://schemas.openxmlformats.org/wordprocessingml/2006/main" xmlns:w14="http://schemas.microsoft.com/office/word/2010/wordml" xmlns:wpg="http://schemas.microsoft.com/office/word/2010/wordprocessingGroup" xmlns:wpi="http://schemas.microsoft.com/office/word/2010/wordprocessingInk" xmlns:wne="http://schemas.microsoft.com/office/word/2006/wordml" xmlns:wps="http://schemas.microsoft.com/office/word/2010/wordprocessingShape" xmlns:wpsCustomData="http://www.wps.cn/officeDocument/2013/wpsCustomData" mc:Ignorable="w14 wp14">
+<w:numbering xmlns:wpc="http://schemas.microsoft.com/office/word/2010/wordprocessingCanvas" xmlns:mc="http://schemas.openxmlformats.org/markup-compatibility/2006" xmlns:o="urn:schemas-microsoft-com:office:office" xmlns:r="http://schemas.openxmlformats.org/officeDocument/2006/relationships" xmlns:m="http://schemas.openxmlformats.org/officeDocument/2006/math" xmlns:v="urn:schemas-microsoft-com:vml" xmlns:wp14="http://schemas.microsoft.com/office/word/2010/wordprocessingDrawing" xmlns:wp="http://schemas.openxmlformats.org/drawingml/2006/wordprocessingDrawing" xmlns:w10="urn:schemas-microsoft-com:office:word" xmlns:w="http://schemas.openxmlformats.org/wordprocessingml/2006/main" xmlns:w14="http://schemas.microsoft.com/office/word/2010/wordml" xmlns:w15="http://schemas.microsoft.com/office/word/2012/wordml" xmlns:wne="http://schemas.microsoft.com/office/word/2006/wordml" xmlns:wpg="http://schemas.microsoft.com/office/word/2010/wordprocessingGroup" xmlns:wpi="http://schemas.microsoft.com/office/word/2010/wordprocessingInk" xmlns:wps="http://schemas.microsoft.com/office/word/2010/wordprocessingShape" mc:Ignorable="w14 w15 wp14">
   <w:abstractNum w:abstractNumId="0">
     <w:nsid w:val="8E964DCE"/>
     <w:multiLevelType w:val="multilevel"/>
     <w:tmpl w:val="8E964DCE"/>
-    <w:lvl w:ilvl="0" w:tentative="0">
+    <w:lvl w:ilvl="0">
       <w:start w:val="1"/>
       <w:numFmt w:val="decimal"/>
-      <w:pStyle w:val="2"/>
+      <w:pStyle w:val="Heading1"/>
       <w:lvlText w:val="%1."/>
       <w:lvlJc w:val="left"/>
       <w:pPr>
@@ -10839,10 +10704,10 @@
         <w:rFonts w:hint="default"/>
       </w:rPr>
     </w:lvl>
-    <w:lvl w:ilvl="1" w:tentative="0">
+    <w:lvl w:ilvl="1">
       <w:start w:val="1"/>
       <w:numFmt w:val="decimal"/>
-      <w:pStyle w:val="3"/>
+      <w:pStyle w:val="Heading2"/>
       <w:lvlText w:val="%1.%2."/>
       <w:lvlJc w:val="left"/>
       <w:pPr>
@@ -10852,10 +10717,10 @@
         <w:rFonts w:hint="default"/>
       </w:rPr>
     </w:lvl>
-    <w:lvl w:ilvl="2" w:tentative="0">
+    <w:lvl w:ilvl="2">
       <w:start w:val="1"/>
       <w:numFmt w:val="decimal"/>
-      <w:pStyle w:val="4"/>
+      <w:pStyle w:val="Heading3"/>
       <w:lvlText w:val="%1.%2.%3."/>
       <w:lvlJc w:val="left"/>
       <w:pPr>
@@ -10865,10 +10730,10 @@
         <w:rFonts w:hint="default"/>
       </w:rPr>
     </w:lvl>
-    <w:lvl w:ilvl="3" w:tentative="0">
+    <w:lvl w:ilvl="3">
       <w:start w:val="1"/>
       <w:numFmt w:val="decimal"/>
-      <w:pStyle w:val="5"/>
+      <w:pStyle w:val="Heading4"/>
       <w:lvlText w:val="%1.%2.%3.%4."/>
       <w:lvlJc w:val="left"/>
       <w:pPr>
@@ -10878,10 +10743,10 @@
         <w:rFonts w:hint="default"/>
       </w:rPr>
     </w:lvl>
-    <w:lvl w:ilvl="4" w:tentative="0">
+    <w:lvl w:ilvl="4">
       <w:start w:val="1"/>
       <w:numFmt w:val="decimal"/>
-      <w:pStyle w:val="6"/>
+      <w:pStyle w:val="Heading5"/>
       <w:lvlText w:val="%1.%2.%3.%4.%5."/>
       <w:lvlJc w:val="left"/>
       <w:pPr>
@@ -10891,10 +10756,10 @@
         <w:rFonts w:hint="default"/>
       </w:rPr>
     </w:lvl>
-    <w:lvl w:ilvl="5" w:tentative="0">
+    <w:lvl w:ilvl="5">
       <w:start w:val="1"/>
       <w:numFmt w:val="decimal"/>
-      <w:pStyle w:val="7"/>
+      <w:pStyle w:val="Heading6"/>
       <w:lvlText w:val="%1.%2.%3.%4.%5.%6."/>
       <w:lvlJc w:val="left"/>
       <w:pPr>
@@ -10904,10 +10769,10 @@
         <w:rFonts w:hint="default"/>
       </w:rPr>
     </w:lvl>
-    <w:lvl w:ilvl="6" w:tentative="0">
+    <w:lvl w:ilvl="6">
       <w:start w:val="1"/>
       <w:numFmt w:val="decimal"/>
-      <w:pStyle w:val="8"/>
+      <w:pStyle w:val="Heading7"/>
       <w:lvlText w:val="%1.%2.%3.%4.%5.%6.%7."/>
       <w:lvlJc w:val="left"/>
       <w:pPr>
@@ -10917,10 +10782,10 @@
         <w:rFonts w:hint="default"/>
       </w:rPr>
     </w:lvl>
-    <w:lvl w:ilvl="7" w:tentative="0">
+    <w:lvl w:ilvl="7">
       <w:start w:val="1"/>
       <w:numFmt w:val="decimal"/>
-      <w:pStyle w:val="9"/>
+      <w:pStyle w:val="Heading8"/>
       <w:lvlText w:val="%1.%2.%3.%4.%5.%6.%7.%8."/>
       <w:lvlJc w:val="left"/>
       <w:pPr>
@@ -10930,10 +10795,10 @@
         <w:rFonts w:hint="default"/>
       </w:rPr>
     </w:lvl>
-    <w:lvl w:ilvl="8" w:tentative="0">
+    <w:lvl w:ilvl="8">
       <w:start w:val="1"/>
       <w:numFmt w:val="decimal"/>
-      <w:pStyle w:val="10"/>
+      <w:pStyle w:val="Heading9"/>
       <w:lvlText w:val="%1.%2.%3.%4.%5.%6.%7.%8.%9."/>
       <w:lvlJc w:val="left"/>
       <w:pPr>
@@ -10951,269 +10816,267 @@
 </file>
 
 <file path=word/styles.xml><?xml version="1.0" encoding="utf-8"?>
-<w:styles xmlns:mc="http://schemas.openxmlformats.org/markup-compatibility/2006" xmlns:o="urn:schemas-microsoft-com:office:office" xmlns:r="http://schemas.openxmlformats.org/officeDocument/2006/relationships" xmlns:m="http://schemas.openxmlformats.org/officeDocument/2006/math" xmlns:v="urn:schemas-microsoft-com:vml" xmlns:w="http://schemas.openxmlformats.org/wordprocessingml/2006/main" xmlns:w14="http://schemas.microsoft.com/office/word/2010/wordml" xmlns:w10="urn:schemas-microsoft-com:office:word" xmlns:sl="http://schemas.openxmlformats.org/schemaLibrary/2006/main" xmlns:wpsCustomData="http://www.wps.cn/officeDocument/2013/wpsCustomData" mc:Ignorable="w14">
+<w:styles xmlns:mc="http://schemas.openxmlformats.org/markup-compatibility/2006" xmlns:r="http://schemas.openxmlformats.org/officeDocument/2006/relationships" xmlns:w="http://schemas.openxmlformats.org/wordprocessingml/2006/main" xmlns:w14="http://schemas.microsoft.com/office/word/2010/wordml" xmlns:w15="http://schemas.microsoft.com/office/word/2012/wordml" mc:Ignorable="w14 w15">
   <w:docDefaults>
     <w:rPrDefault>
       <w:rPr>
-        <w:rFonts w:ascii="Times New Roman" w:hAnsi="Times New Roman" w:eastAsia="宋体" w:cs="Times New Roman"/>
+        <w:rFonts w:ascii="Times New Roman" w:eastAsia="宋体" w:hAnsi="Times New Roman" w:cs="Times New Roman"/>
       </w:rPr>
     </w:rPrDefault>
     <w:pPrDefault/>
   </w:docDefaults>
-  <w:latentStyles w:count="260" w:defQFormat="0" w:defUnhideWhenUsed="1" w:defSemiHidden="1" w:defUIPriority="99" w:defLockedState="0">
-    <w:lsdException w:qFormat="1" w:unhideWhenUsed="0" w:uiPriority="0" w:semiHidden="0" w:name="Normal"/>
-    <w:lsdException w:qFormat="1" w:unhideWhenUsed="0" w:uiPriority="0" w:semiHidden="0" w:name="heading 1"/>
-    <w:lsdException w:qFormat="1" w:uiPriority="0" w:semiHidden="0" w:name="heading 2"/>
-    <w:lsdException w:qFormat="1" w:uiPriority="0" w:name="heading 3"/>
-    <w:lsdException w:qFormat="1" w:uiPriority="0" w:semiHidden="0" w:name="heading 4"/>
-    <w:lsdException w:qFormat="1" w:uiPriority="0" w:name="heading 5"/>
-    <w:lsdException w:qFormat="1" w:uiPriority="0" w:name="heading 6"/>
-    <w:lsdException w:qFormat="1" w:uiPriority="0" w:name="heading 7"/>
-    <w:lsdException w:qFormat="1" w:uiPriority="0" w:name="heading 8"/>
-    <w:lsdException w:qFormat="1" w:uiPriority="0" w:name="heading 9"/>
-    <w:lsdException w:unhideWhenUsed="0" w:uiPriority="0" w:semiHidden="0" w:name="index 1"/>
-    <w:lsdException w:unhideWhenUsed="0" w:uiPriority="0" w:semiHidden="0" w:name="index 2"/>
-    <w:lsdException w:unhideWhenUsed="0" w:uiPriority="0" w:semiHidden="0" w:name="index 3"/>
-    <w:lsdException w:unhideWhenUsed="0" w:uiPriority="0" w:semiHidden="0" w:name="index 4"/>
-    <w:lsdException w:unhideWhenUsed="0" w:uiPriority="0" w:semiHidden="0" w:name="index 5"/>
-    <w:lsdException w:unhideWhenUsed="0" w:uiPriority="0" w:semiHidden="0" w:name="index 6"/>
-    <w:lsdException w:unhideWhenUsed="0" w:uiPriority="0" w:semiHidden="0" w:name="index 7"/>
-    <w:lsdException w:unhideWhenUsed="0" w:uiPriority="0" w:semiHidden="0" w:name="index 8"/>
-    <w:lsdException w:unhideWhenUsed="0" w:uiPriority="0" w:semiHidden="0" w:name="index 9"/>
-    <w:lsdException w:qFormat="1" w:unhideWhenUsed="0" w:uiPriority="0" w:semiHidden="0" w:name="toc 1"/>
-    <w:lsdException w:qFormat="1" w:unhideWhenUsed="0" w:uiPriority="0" w:semiHidden="0" w:name="toc 2"/>
-    <w:lsdException w:qFormat="1" w:unhideWhenUsed="0" w:uiPriority="0" w:semiHidden="0" w:name="toc 3"/>
-    <w:lsdException w:unhideWhenUsed="0" w:uiPriority="0" w:semiHidden="0" w:name="toc 4"/>
-    <w:lsdException w:unhideWhenUsed="0" w:uiPriority="0" w:semiHidden="0" w:name="toc 5"/>
-    <w:lsdException w:unhideWhenUsed="0" w:uiPriority="0" w:semiHidden="0" w:name="toc 6"/>
-    <w:lsdException w:unhideWhenUsed="0" w:uiPriority="0" w:semiHidden="0" w:name="toc 7"/>
-    <w:lsdException w:unhideWhenUsed="0" w:uiPriority="0" w:semiHidden="0" w:name="toc 8"/>
-    <w:lsdException w:unhideWhenUsed="0" w:uiPriority="0" w:semiHidden="0" w:name="toc 9"/>
-    <w:lsdException w:unhideWhenUsed="0" w:uiPriority="0" w:semiHidden="0" w:name="Normal Indent"/>
-    <w:lsdException w:unhideWhenUsed="0" w:uiPriority="0" w:semiHidden="0" w:name="footnote text"/>
-    <w:lsdException w:qFormat="1" w:unhideWhenUsed="0" w:uiPriority="0" w:semiHidden="0" w:name="annotation text"/>
-    <w:lsdException w:qFormat="1" w:unhideWhenUsed="0" w:uiPriority="0" w:semiHidden="0" w:name="header"/>
-    <w:lsdException w:qFormat="1" w:unhideWhenUsed="0" w:uiPriority="0" w:semiHidden="0" w:name="footer"/>
-    <w:lsdException w:unhideWhenUsed="0" w:uiPriority="0" w:semiHidden="0" w:name="index heading"/>
-    <w:lsdException w:qFormat="1" w:uiPriority="0" w:name="caption"/>
-    <w:lsdException w:unhideWhenUsed="0" w:uiPriority="0" w:semiHidden="0" w:name="table of figures"/>
-    <w:lsdException w:unhideWhenUsed="0" w:uiPriority="0" w:semiHidden="0" w:name="envelope address"/>
-    <w:lsdException w:unhideWhenUsed="0" w:uiPriority="0" w:semiHidden="0" w:name="envelope return"/>
-    <w:lsdException w:unhideWhenUsed="0" w:uiPriority="0" w:semiHidden="0" w:name="footnote reference"/>
-    <w:lsdException w:unhideWhenUsed="0" w:uiPriority="0" w:semiHidden="0" w:name="annotation reference"/>
-    <w:lsdException w:unhideWhenUsed="0" w:uiPriority="0" w:semiHidden="0" w:name="line number"/>
-    <w:lsdException w:unhideWhenUsed="0" w:uiPriority="0" w:semiHidden="0" w:name="page number"/>
-    <w:lsdException w:unhideWhenUsed="0" w:uiPriority="0" w:semiHidden="0" w:name="endnote reference"/>
-    <w:lsdException w:unhideWhenUsed="0" w:uiPriority="0" w:semiHidden="0" w:name="endnote text"/>
-    <w:lsdException w:unhideWhenUsed="0" w:uiPriority="0" w:semiHidden="0" w:name="table of authorities"/>
-    <w:lsdException w:unhideWhenUsed="0" w:uiPriority="0" w:semiHidden="0" w:name="macro"/>
-    <w:lsdException w:unhideWhenUsed="0" w:uiPriority="0" w:semiHidden="0" w:name="toa heading"/>
-    <w:lsdException w:unhideWhenUsed="0" w:uiPriority="0" w:semiHidden="0" w:name="List"/>
-    <w:lsdException w:unhideWhenUsed="0" w:uiPriority="0" w:semiHidden="0" w:name="List Bullet"/>
-    <w:lsdException w:unhideWhenUsed="0" w:uiPriority="0" w:semiHidden="0" w:name="List Number"/>
-    <w:lsdException w:unhideWhenUsed="0" w:uiPriority="0" w:semiHidden="0" w:name="List 2"/>
-    <w:lsdException w:unhideWhenUsed="0" w:uiPriority="0" w:semiHidden="0" w:name="List 3"/>
-    <w:lsdException w:unhideWhenUsed="0" w:uiPriority="0" w:semiHidden="0" w:name="List 4"/>
-    <w:lsdException w:unhideWhenUsed="0" w:uiPriority="0" w:semiHidden="0" w:name="List 5"/>
-    <w:lsdException w:unhideWhenUsed="0" w:uiPriority="0" w:semiHidden="0" w:name="List Bullet 2"/>
-    <w:lsdException w:unhideWhenUsed="0" w:uiPriority="0" w:semiHidden="0" w:name="List Bullet 3"/>
-    <w:lsdException w:unhideWhenUsed="0" w:uiPriority="0" w:semiHidden="0" w:name="List Bullet 4"/>
-    <w:lsdException w:unhideWhenUsed="0" w:uiPriority="0" w:semiHidden="0" w:name="List Bullet 5"/>
-    <w:lsdException w:unhideWhenUsed="0" w:uiPriority="0" w:semiHidden="0" w:name="List Number 2"/>
-    <w:lsdException w:unhideWhenUsed="0" w:uiPriority="0" w:semiHidden="0" w:name="List Number 3"/>
-    <w:lsdException w:unhideWhenUsed="0" w:uiPriority="0" w:semiHidden="0" w:name="List Number 4"/>
-    <w:lsdException w:unhideWhenUsed="0" w:uiPriority="0" w:semiHidden="0" w:name="List Number 5"/>
-    <w:lsdException w:qFormat="1" w:unhideWhenUsed="0" w:uiPriority="0" w:semiHidden="0" w:name="Title"/>
-    <w:lsdException w:unhideWhenUsed="0" w:uiPriority="0" w:semiHidden="0" w:name="Closing"/>
-    <w:lsdException w:unhideWhenUsed="0" w:uiPriority="0" w:semiHidden="0" w:name="Signature"/>
-    <w:lsdException w:qFormat="1" w:unhideWhenUsed="0" w:uiPriority="0" w:name="Default Paragraph Font"/>
-    <w:lsdException w:qFormat="1" w:unhideWhenUsed="0" w:uiPriority="0" w:name="Body Text"/>
-    <w:lsdException w:unhideWhenUsed="0" w:uiPriority="0" w:semiHidden="0" w:name="Body Text Indent"/>
-    <w:lsdException w:unhideWhenUsed="0" w:uiPriority="0" w:semiHidden="0" w:name="List Continue"/>
-    <w:lsdException w:unhideWhenUsed="0" w:uiPriority="0" w:semiHidden="0" w:name="List Continue 2"/>
-    <w:lsdException w:unhideWhenUsed="0" w:uiPriority="0" w:semiHidden="0" w:name="List Continue 3"/>
-    <w:lsdException w:unhideWhenUsed="0" w:uiPriority="0" w:semiHidden="0" w:name="List Continue 4"/>
-    <w:lsdException w:unhideWhenUsed="0" w:uiPriority="0" w:semiHidden="0" w:name="List Continue 5"/>
-    <w:lsdException w:unhideWhenUsed="0" w:uiPriority="0" w:semiHidden="0" w:name="Message Header"/>
-    <w:lsdException w:qFormat="1" w:unhideWhenUsed="0" w:uiPriority="0" w:semiHidden="0" w:name="Subtitle"/>
-    <w:lsdException w:unhideWhenUsed="0" w:uiPriority="0" w:semiHidden="0" w:name="Salutation"/>
-    <w:lsdException w:unhideWhenUsed="0" w:uiPriority="0" w:semiHidden="0" w:name="Date"/>
-    <w:lsdException w:unhideWhenUsed="0" w:uiPriority="0" w:semiHidden="0" w:name="Body Text First Indent"/>
-    <w:lsdException w:unhideWhenUsed="0" w:uiPriority="0" w:semiHidden="0" w:name="Body Text First Indent 2"/>
-    <w:lsdException w:uiPriority="99" w:name="Note Heading"/>
-    <w:lsdException w:unhideWhenUsed="0" w:uiPriority="0" w:semiHidden="0" w:name="Body Text 2"/>
-    <w:lsdException w:unhideWhenUsed="0" w:uiPriority="0" w:semiHidden="0" w:name="Body Text 3"/>
-    <w:lsdException w:unhideWhenUsed="0" w:uiPriority="0" w:semiHidden="0" w:name="Body Text Indent 2"/>
-    <w:lsdException w:unhideWhenUsed="0" w:uiPriority="0" w:semiHidden="0" w:name="Body Text Indent 3"/>
-    <w:lsdException w:unhideWhenUsed="0" w:uiPriority="0" w:semiHidden="0" w:name="Block Text"/>
-    <w:lsdException w:unhideWhenUsed="0" w:uiPriority="0" w:semiHidden="0" w:name="Hyperlink"/>
-    <w:lsdException w:unhideWhenUsed="0" w:uiPriority="0" w:semiHidden="0" w:name="FollowedHyperlink"/>
-    <w:lsdException w:qFormat="1" w:unhideWhenUsed="0" w:uiPriority="0" w:semiHidden="0" w:name="Strong"/>
-    <w:lsdException w:qFormat="1" w:unhideWhenUsed="0" w:uiPriority="0" w:semiHidden="0" w:name="Emphasis"/>
-    <w:lsdException w:unhideWhenUsed="0" w:uiPriority="0" w:semiHidden="0" w:name="Document Map"/>
-    <w:lsdException w:unhideWhenUsed="0" w:uiPriority="0" w:semiHidden="0" w:name="Plain Text"/>
-    <w:lsdException w:unhideWhenUsed="0" w:uiPriority="0" w:semiHidden="0" w:name="E-mail Signature"/>
-    <w:lsdException w:qFormat="1" w:unhideWhenUsed="0" w:uiPriority="0" w:semiHidden="0" w:name="Normal (Web)"/>
-    <w:lsdException w:unhideWhenUsed="0" w:uiPriority="0" w:semiHidden="0" w:name="HTML Acronym"/>
-    <w:lsdException w:unhideWhenUsed="0" w:uiPriority="0" w:semiHidden="0" w:name="HTML Address"/>
-    <w:lsdException w:unhideWhenUsed="0" w:uiPriority="0" w:semiHidden="0" w:name="HTML Cite"/>
-    <w:lsdException w:unhideWhenUsed="0" w:uiPriority="0" w:semiHidden="0" w:name="HTML Code"/>
-    <w:lsdException w:unhideWhenUsed="0" w:uiPriority="0" w:semiHidden="0" w:name="HTML Definition"/>
-    <w:lsdException w:unhideWhenUsed="0" w:uiPriority="0" w:semiHidden="0" w:name="HTML Keyboard"/>
-    <w:lsdException w:unhideWhenUsed="0" w:uiPriority="0" w:semiHidden="0" w:name="HTML Preformatted"/>
-    <w:lsdException w:unhideWhenUsed="0" w:uiPriority="0" w:semiHidden="0" w:name="HTML Sample"/>
-    <w:lsdException w:unhideWhenUsed="0" w:uiPriority="0" w:semiHidden="0" w:name="HTML Typewriter"/>
-    <w:lsdException w:unhideWhenUsed="0" w:uiPriority="0" w:semiHidden="0" w:name="HTML Variable"/>
-    <w:lsdException w:qFormat="1" w:unhideWhenUsed="0" w:uiPriority="0" w:name="Normal Table"/>
-    <w:lsdException w:unhideWhenUsed="0" w:uiPriority="0" w:semiHidden="0" w:name="annotation subject"/>
-    <w:lsdException w:unhideWhenUsed="0" w:uiPriority="0" w:semiHidden="0" w:name="Table Simple 1"/>
-    <w:lsdException w:unhideWhenUsed="0" w:uiPriority="0" w:semiHidden="0" w:name="Table Simple 2"/>
-    <w:lsdException w:unhideWhenUsed="0" w:uiPriority="0" w:semiHidden="0" w:name="Table Simple 3"/>
-    <w:lsdException w:unhideWhenUsed="0" w:uiPriority="0" w:semiHidden="0" w:name="Table Classic 1"/>
-    <w:lsdException w:unhideWhenUsed="0" w:uiPriority="0" w:semiHidden="0" w:name="Table Classic 2"/>
-    <w:lsdException w:unhideWhenUsed="0" w:uiPriority="0" w:semiHidden="0" w:name="Table Classic 3"/>
-    <w:lsdException w:unhideWhenUsed="0" w:uiPriority="0" w:semiHidden="0" w:name="Table Classic 4"/>
-    <w:lsdException w:unhideWhenUsed="0" w:uiPriority="0" w:semiHidden="0" w:name="Table Colorful 1"/>
-    <w:lsdException w:unhideWhenUsed="0" w:uiPriority="0" w:semiHidden="0" w:name="Table Colorful 2"/>
-    <w:lsdException w:unhideWhenUsed="0" w:uiPriority="0" w:semiHidden="0" w:name="Table Colorful 3"/>
-    <w:lsdException w:unhideWhenUsed="0" w:uiPriority="0" w:semiHidden="0" w:name="Table Columns 1"/>
-    <w:lsdException w:unhideWhenUsed="0" w:uiPriority="0" w:semiHidden="0" w:name="Table Columns 2"/>
-    <w:lsdException w:unhideWhenUsed="0" w:uiPriority="0" w:semiHidden="0" w:name="Table Columns 3"/>
-    <w:lsdException w:unhideWhenUsed="0" w:uiPriority="0" w:semiHidden="0" w:name="Table Columns 4"/>
-    <w:lsdException w:unhideWhenUsed="0" w:uiPriority="0" w:semiHidden="0" w:name="Table Columns 5"/>
-    <w:lsdException w:unhideWhenUsed="0" w:uiPriority="0" w:semiHidden="0" w:name="Table Grid 1"/>
-    <w:lsdException w:unhideWhenUsed="0" w:uiPriority="0" w:semiHidden="0" w:name="Table Grid 2"/>
-    <w:lsdException w:unhideWhenUsed="0" w:uiPriority="0" w:semiHidden="0" w:name="Table Grid 3"/>
-    <w:lsdException w:unhideWhenUsed="0" w:uiPriority="0" w:semiHidden="0" w:name="Table Grid 4"/>
-    <w:lsdException w:unhideWhenUsed="0" w:uiPriority="0" w:semiHidden="0" w:name="Table Grid 5"/>
-    <w:lsdException w:unhideWhenUsed="0" w:uiPriority="0" w:semiHidden="0" w:name="Table Grid 6"/>
-    <w:lsdException w:unhideWhenUsed="0" w:uiPriority="0" w:semiHidden="0" w:name="Table Grid 7"/>
-    <w:lsdException w:unhideWhenUsed="0" w:uiPriority="0" w:semiHidden="0" w:name="Table Grid 8"/>
-    <w:lsdException w:unhideWhenUsed="0" w:uiPriority="0" w:semiHidden="0" w:name="Table List 1"/>
-    <w:lsdException w:unhideWhenUsed="0" w:uiPriority="0" w:semiHidden="0" w:name="Table List 2"/>
-    <w:lsdException w:unhideWhenUsed="0" w:uiPriority="0" w:semiHidden="0" w:name="Table List 3"/>
-    <w:lsdException w:unhideWhenUsed="0" w:uiPriority="0" w:semiHidden="0" w:name="Table List 4"/>
-    <w:lsdException w:unhideWhenUsed="0" w:uiPriority="0" w:semiHidden="0" w:name="Table List 5"/>
-    <w:lsdException w:unhideWhenUsed="0" w:uiPriority="0" w:semiHidden="0" w:name="Table List 6"/>
-    <w:lsdException w:unhideWhenUsed="0" w:uiPriority="0" w:semiHidden="0" w:name="Table List 7"/>
-    <w:lsdException w:unhideWhenUsed="0" w:uiPriority="0" w:semiHidden="0" w:name="Table List 8"/>
-    <w:lsdException w:unhideWhenUsed="0" w:uiPriority="0" w:semiHidden="0" w:name="Table 3D effects 1"/>
-    <w:lsdException w:unhideWhenUsed="0" w:uiPriority="0" w:semiHidden="0" w:name="Table 3D effects 2"/>
-    <w:lsdException w:unhideWhenUsed="0" w:uiPriority="0" w:semiHidden="0" w:name="Table 3D effects 3"/>
-    <w:lsdException w:unhideWhenUsed="0" w:uiPriority="0" w:semiHidden="0" w:name="Table Contemporary"/>
-    <w:lsdException w:unhideWhenUsed="0" w:uiPriority="0" w:semiHidden="0" w:name="Table Elegant"/>
-    <w:lsdException w:unhideWhenUsed="0" w:uiPriority="0" w:semiHidden="0" w:name="Table Professional"/>
-    <w:lsdException w:unhideWhenUsed="0" w:uiPriority="0" w:semiHidden="0" w:name="Table Subtle 1"/>
-    <w:lsdException w:unhideWhenUsed="0" w:uiPriority="0" w:semiHidden="0" w:name="Table Subtle 2"/>
-    <w:lsdException w:unhideWhenUsed="0" w:uiPriority="0" w:semiHidden="0" w:name="Table Web 1"/>
-    <w:lsdException w:unhideWhenUsed="0" w:uiPriority="0" w:semiHidden="0" w:name="Table Web 2"/>
-    <w:lsdException w:unhideWhenUsed="0" w:uiPriority="0" w:semiHidden="0" w:name="Table Web 3"/>
-    <w:lsdException w:unhideWhenUsed="0" w:uiPriority="0" w:semiHidden="0" w:name="Balloon Text"/>
-    <w:lsdException w:qFormat="1" w:unhideWhenUsed="0" w:uiPriority="0" w:semiHidden="0" w:name="Table Grid"/>
-    <w:lsdException w:unhideWhenUsed="0" w:uiPriority="0" w:semiHidden="0" w:name="Table Theme"/>
-    <w:lsdException w:unhideWhenUsed="0" w:uiPriority="60" w:semiHidden="0" w:name="Light Shading"/>
-    <w:lsdException w:unhideWhenUsed="0" w:uiPriority="61" w:semiHidden="0" w:name="Light List"/>
-    <w:lsdException w:unhideWhenUsed="0" w:uiPriority="62" w:semiHidden="0" w:name="Light Grid"/>
-    <w:lsdException w:unhideWhenUsed="0" w:uiPriority="63" w:semiHidden="0" w:name="Medium Shading 1"/>
-    <w:lsdException w:unhideWhenUsed="0" w:uiPriority="64" w:semiHidden="0" w:name="Medium Shading 2"/>
-    <w:lsdException w:unhideWhenUsed="0" w:uiPriority="65" w:semiHidden="0" w:name="Medium List 1"/>
-    <w:lsdException w:unhideWhenUsed="0" w:uiPriority="66" w:semiHidden="0" w:name="Medium List 2"/>
-    <w:lsdException w:unhideWhenUsed="0" w:uiPriority="67" w:semiHidden="0" w:name="Medium Grid 1"/>
-    <w:lsdException w:unhideWhenUsed="0" w:uiPriority="68" w:semiHidden="0" w:name="Medium Grid 2"/>
-    <w:lsdException w:unhideWhenUsed="0" w:uiPriority="69" w:semiHidden="0" w:name="Medium Grid 3"/>
-    <w:lsdException w:unhideWhenUsed="0" w:uiPriority="70" w:semiHidden="0" w:name="Dark List"/>
-    <w:lsdException w:unhideWhenUsed="0" w:uiPriority="71" w:semiHidden="0" w:name="Colorful Shading"/>
-    <w:lsdException w:unhideWhenUsed="0" w:uiPriority="72" w:semiHidden="0" w:name="Colorful List"/>
-    <w:lsdException w:unhideWhenUsed="0" w:uiPriority="73" w:semiHidden="0" w:name="Colorful Grid"/>
-    <w:lsdException w:unhideWhenUsed="0" w:uiPriority="60" w:semiHidden="0" w:name="Light Shading Accent 1"/>
-    <w:lsdException w:unhideWhenUsed="0" w:uiPriority="61" w:semiHidden="0" w:name="Light List Accent 1"/>
-    <w:lsdException w:unhideWhenUsed="0" w:uiPriority="62" w:semiHidden="0" w:name="Light Grid Accent 1"/>
-    <w:lsdException w:unhideWhenUsed="0" w:uiPriority="63" w:semiHidden="0" w:name="Medium Shading 1 Accent 1"/>
-    <w:lsdException w:unhideWhenUsed="0" w:uiPriority="64" w:semiHidden="0" w:name="Medium Shading 2 Accent 1"/>
-    <w:lsdException w:unhideWhenUsed="0" w:uiPriority="65" w:semiHidden="0" w:name="Medium List 1 Accent 1"/>
-    <w:lsdException w:unhideWhenUsed="0" w:uiPriority="66" w:semiHidden="0" w:name="Medium List 2 Accent 1"/>
-    <w:lsdException w:unhideWhenUsed="0" w:uiPriority="67" w:semiHidden="0" w:name="Medium Grid 1 Accent 1"/>
-    <w:lsdException w:unhideWhenUsed="0" w:uiPriority="68" w:semiHidden="0" w:name="Medium Grid 2 Accent 1"/>
-    <w:lsdException w:unhideWhenUsed="0" w:uiPriority="69" w:semiHidden="0" w:name="Medium Grid 3 Accent 1"/>
-    <w:lsdException w:unhideWhenUsed="0" w:uiPriority="70" w:semiHidden="0" w:name="Dark List Accent 1"/>
-    <w:lsdException w:unhideWhenUsed="0" w:uiPriority="71" w:semiHidden="0" w:name="Colorful Shading Accent 1"/>
-    <w:lsdException w:unhideWhenUsed="0" w:uiPriority="72" w:semiHidden="0" w:name="Colorful List Accent 1"/>
-    <w:lsdException w:unhideWhenUsed="0" w:uiPriority="73" w:semiHidden="0" w:name="Colorful Grid Accent 1"/>
-    <w:lsdException w:unhideWhenUsed="0" w:uiPriority="60" w:semiHidden="0" w:name="Light Shading Accent 2"/>
-    <w:lsdException w:unhideWhenUsed="0" w:uiPriority="61" w:semiHidden="0" w:name="Light List Accent 2"/>
-    <w:lsdException w:unhideWhenUsed="0" w:uiPriority="62" w:semiHidden="0" w:name="Light Grid Accent 2"/>
-    <w:lsdException w:unhideWhenUsed="0" w:uiPriority="63" w:semiHidden="0" w:name="Medium Shading 1 Accent 2"/>
-    <w:lsdException w:unhideWhenUsed="0" w:uiPriority="64" w:semiHidden="0" w:name="Medium Shading 2 Accent 2"/>
-    <w:lsdException w:unhideWhenUsed="0" w:uiPriority="65" w:semiHidden="0" w:name="Medium List 1 Accent 2"/>
-    <w:lsdException w:unhideWhenUsed="0" w:uiPriority="66" w:semiHidden="0" w:name="Medium List 2 Accent 2"/>
-    <w:lsdException w:unhideWhenUsed="0" w:uiPriority="67" w:semiHidden="0" w:name="Medium Grid 1 Accent 2"/>
-    <w:lsdException w:unhideWhenUsed="0" w:uiPriority="68" w:semiHidden="0" w:name="Medium Grid 2 Accent 2"/>
-    <w:lsdException w:unhideWhenUsed="0" w:uiPriority="69" w:semiHidden="0" w:name="Medium Grid 3 Accent 2"/>
-    <w:lsdException w:unhideWhenUsed="0" w:uiPriority="70" w:semiHidden="0" w:name="Dark List Accent 2"/>
-    <w:lsdException w:unhideWhenUsed="0" w:uiPriority="71" w:semiHidden="0" w:name="Colorful Shading Accent 2"/>
-    <w:lsdException w:unhideWhenUsed="0" w:uiPriority="72" w:semiHidden="0" w:name="Colorful List Accent 2"/>
-    <w:lsdException w:unhideWhenUsed="0" w:uiPriority="73" w:semiHidden="0" w:name="Colorful Grid Accent 2"/>
-    <w:lsdException w:unhideWhenUsed="0" w:uiPriority="60" w:semiHidden="0" w:name="Light Shading Accent 3"/>
-    <w:lsdException w:unhideWhenUsed="0" w:uiPriority="61" w:semiHidden="0" w:name="Light List Accent 3"/>
-    <w:lsdException w:unhideWhenUsed="0" w:uiPriority="62" w:semiHidden="0" w:name="Light Grid Accent 3"/>
-    <w:lsdException w:unhideWhenUsed="0" w:uiPriority="63" w:semiHidden="0" w:name="Medium Shading 1 Accent 3"/>
-    <w:lsdException w:unhideWhenUsed="0" w:uiPriority="64" w:semiHidden="0" w:name="Medium Shading 2 Accent 3"/>
-    <w:lsdException w:unhideWhenUsed="0" w:uiPriority="65" w:semiHidden="0" w:name="Medium List 1 Accent 3"/>
-    <w:lsdException w:unhideWhenUsed="0" w:uiPriority="66" w:semiHidden="0" w:name="Medium List 2 Accent 3"/>
-    <w:lsdException w:unhideWhenUsed="0" w:uiPriority="67" w:semiHidden="0" w:name="Medium Grid 1 Accent 3"/>
-    <w:lsdException w:unhideWhenUsed="0" w:uiPriority="68" w:semiHidden="0" w:name="Medium Grid 2 Accent 3"/>
-    <w:lsdException w:unhideWhenUsed="0" w:uiPriority="69" w:semiHidden="0" w:name="Medium Grid 3 Accent 3"/>
-    <w:lsdException w:unhideWhenUsed="0" w:uiPriority="70" w:semiHidden="0" w:name="Dark List Accent 3"/>
-    <w:lsdException w:unhideWhenUsed="0" w:uiPriority="71" w:semiHidden="0" w:name="Colorful Shading Accent 3"/>
-    <w:lsdException w:unhideWhenUsed="0" w:uiPriority="72" w:semiHidden="0" w:name="Colorful List Accent 3"/>
-    <w:lsdException w:unhideWhenUsed="0" w:uiPriority="73" w:semiHidden="0" w:name="Colorful Grid Accent 3"/>
-    <w:lsdException w:unhideWhenUsed="0" w:uiPriority="60" w:semiHidden="0" w:name="Light Shading Accent 4"/>
-    <w:lsdException w:unhideWhenUsed="0" w:uiPriority="61" w:semiHidden="0" w:name="Light List Accent 4"/>
-    <w:lsdException w:unhideWhenUsed="0" w:uiPriority="62" w:semiHidden="0" w:name="Light Grid Accent 4"/>
-    <w:lsdException w:unhideWhenUsed="0" w:uiPriority="63" w:semiHidden="0" w:name="Medium Shading 1 Accent 4"/>
-    <w:lsdException w:unhideWhenUsed="0" w:uiPriority="64" w:semiHidden="0" w:name="Medium Shading 2 Accent 4"/>
-    <w:lsdException w:unhideWhenUsed="0" w:uiPriority="65" w:semiHidden="0" w:name="Medium List 1 Accent 4"/>
-    <w:lsdException w:unhideWhenUsed="0" w:uiPriority="66" w:semiHidden="0" w:name="Medium List 2 Accent 4"/>
-    <w:lsdException w:unhideWhenUsed="0" w:uiPriority="67" w:semiHidden="0" w:name="Medium Grid 1 Accent 4"/>
-    <w:lsdException w:unhideWhenUsed="0" w:uiPriority="68" w:semiHidden="0" w:name="Medium Grid 2 Accent 4"/>
-    <w:lsdException w:unhideWhenUsed="0" w:uiPriority="69" w:semiHidden="0" w:name="Medium Grid 3 Accent 4"/>
-    <w:lsdException w:unhideWhenUsed="0" w:uiPriority="70" w:semiHidden="0" w:name="Dark List Accent 4"/>
-    <w:lsdException w:unhideWhenUsed="0" w:uiPriority="71" w:semiHidden="0" w:name="Colorful Shading Accent 4"/>
-    <w:lsdException w:unhideWhenUsed="0" w:uiPriority="72" w:semiHidden="0" w:name="Colorful List Accent 4"/>
-    <w:lsdException w:unhideWhenUsed="0" w:uiPriority="73" w:semiHidden="0" w:name="Colorful Grid Accent 4"/>
-    <w:lsdException w:unhideWhenUsed="0" w:uiPriority="60" w:semiHidden="0" w:name="Light Shading Accent 5"/>
-    <w:lsdException w:unhideWhenUsed="0" w:uiPriority="61" w:semiHidden="0" w:name="Light List Accent 5"/>
-    <w:lsdException w:unhideWhenUsed="0" w:uiPriority="62" w:semiHidden="0" w:name="Light Grid Accent 5"/>
-    <w:lsdException w:unhideWhenUsed="0" w:uiPriority="63" w:semiHidden="0" w:name="Medium Shading 1 Accent 5"/>
-    <w:lsdException w:unhideWhenUsed="0" w:uiPriority="64" w:semiHidden="0" w:name="Medium Shading 2 Accent 5"/>
-    <w:lsdException w:unhideWhenUsed="0" w:uiPriority="65" w:semiHidden="0" w:name="Medium List 1 Accent 5"/>
-    <w:lsdException w:unhideWhenUsed="0" w:uiPriority="66" w:semiHidden="0" w:name="Medium List 2 Accent 5"/>
-    <w:lsdException w:unhideWhenUsed="0" w:uiPriority="67" w:semiHidden="0" w:name="Medium Grid 1 Accent 5"/>
-    <w:lsdException w:unhideWhenUsed="0" w:uiPriority="68" w:semiHidden="0" w:name="Medium Grid 2 Accent 5"/>
-    <w:lsdException w:unhideWhenUsed="0" w:uiPriority="69" w:semiHidden="0" w:name="Medium Grid 3 Accent 5"/>
-    <w:lsdException w:unhideWhenUsed="0" w:uiPriority="70" w:semiHidden="0" w:name="Dark List Accent 5"/>
-    <w:lsdException w:unhideWhenUsed="0" w:uiPriority="71" w:semiHidden="0" w:name="Colorful Shading Accent 5"/>
-    <w:lsdException w:unhideWhenUsed="0" w:uiPriority="72" w:semiHidden="0" w:name="Colorful List Accent 5"/>
-    <w:lsdException w:unhideWhenUsed="0" w:uiPriority="73" w:semiHidden="0" w:name="Colorful Grid Accent 5"/>
-    <w:lsdException w:unhideWhenUsed="0" w:uiPriority="60" w:semiHidden="0" w:name="Light Shading Accent 6"/>
-    <w:lsdException w:unhideWhenUsed="0" w:uiPriority="61" w:semiHidden="0" w:name="Light List Accent 6"/>
-    <w:lsdException w:unhideWhenUsed="0" w:uiPriority="62" w:semiHidden="0" w:name="Light Grid Accent 6"/>
-    <w:lsdException w:unhideWhenUsed="0" w:uiPriority="63" w:semiHidden="0" w:name="Medium Shading 1 Accent 6"/>
-    <w:lsdException w:unhideWhenUsed="0" w:uiPriority="64" w:semiHidden="0" w:name="Medium Shading 2 Accent 6"/>
-    <w:lsdException w:unhideWhenUsed="0" w:uiPriority="65" w:semiHidden="0" w:name="Medium List 1 Accent 6"/>
-    <w:lsdException w:unhideWhenUsed="0" w:uiPriority="66" w:semiHidden="0" w:name="Medium List 2 Accent 6"/>
-    <w:lsdException w:unhideWhenUsed="0" w:uiPriority="67" w:semiHidden="0" w:name="Medium Grid 1 Accent 6"/>
-    <w:lsdException w:unhideWhenUsed="0" w:uiPriority="68" w:semiHidden="0" w:name="Medium Grid 2 Accent 6"/>
-    <w:lsdException w:unhideWhenUsed="0" w:uiPriority="69" w:semiHidden="0" w:name="Medium Grid 3 Accent 6"/>
-    <w:lsdException w:unhideWhenUsed="0" w:uiPriority="70" w:semiHidden="0" w:name="Dark List Accent 6"/>
-    <w:lsdException w:unhideWhenUsed="0" w:uiPriority="71" w:semiHidden="0" w:name="Colorful Shading Accent 6"/>
-    <w:lsdException w:unhideWhenUsed="0" w:uiPriority="72" w:semiHidden="0" w:name="Colorful List Accent 6"/>
-    <w:lsdException w:unhideWhenUsed="0" w:uiPriority="73" w:semiHidden="0" w:name="Colorful Grid Accent 6"/>
+  <w:latentStyles w:defLockedState="0" w:defUIPriority="99" w:defSemiHidden="1" w:defUnhideWhenUsed="1" w:defQFormat="0" w:count="260">
+    <w:lsdException w:name="Normal" w:semiHidden="0" w:uiPriority="0" w:unhideWhenUsed="0" w:qFormat="1"/>
+    <w:lsdException w:name="heading 1" w:semiHidden="0" w:uiPriority="0" w:unhideWhenUsed="0" w:qFormat="1"/>
+    <w:lsdException w:name="heading 2" w:semiHidden="0" w:uiPriority="0" w:qFormat="1"/>
+    <w:lsdException w:name="heading 3" w:uiPriority="0" w:qFormat="1"/>
+    <w:lsdException w:name="heading 4" w:semiHidden="0" w:uiPriority="0" w:qFormat="1"/>
+    <w:lsdException w:name="heading 5" w:uiPriority="0" w:qFormat="1"/>
+    <w:lsdException w:name="heading 6" w:uiPriority="0" w:qFormat="1"/>
+    <w:lsdException w:name="heading 7" w:uiPriority="0" w:qFormat="1"/>
+    <w:lsdException w:name="heading 8" w:uiPriority="0" w:qFormat="1"/>
+    <w:lsdException w:name="heading 9" w:uiPriority="0" w:qFormat="1"/>
+    <w:lsdException w:name="index 1" w:semiHidden="0" w:uiPriority="0" w:unhideWhenUsed="0"/>
+    <w:lsdException w:name="index 2" w:semiHidden="0" w:uiPriority="0" w:unhideWhenUsed="0"/>
+    <w:lsdException w:name="index 3" w:semiHidden="0" w:uiPriority="0" w:unhideWhenUsed="0"/>
+    <w:lsdException w:name="index 4" w:semiHidden="0" w:uiPriority="0" w:unhideWhenUsed="0"/>
+    <w:lsdException w:name="index 5" w:semiHidden="0" w:uiPriority="0" w:unhideWhenUsed="0"/>
+    <w:lsdException w:name="index 6" w:semiHidden="0" w:uiPriority="0" w:unhideWhenUsed="0"/>
+    <w:lsdException w:name="index 7" w:semiHidden="0" w:uiPriority="0" w:unhideWhenUsed="0"/>
+    <w:lsdException w:name="index 8" w:semiHidden="0" w:uiPriority="0" w:unhideWhenUsed="0"/>
+    <w:lsdException w:name="index 9" w:semiHidden="0" w:uiPriority="0" w:unhideWhenUsed="0"/>
+    <w:lsdException w:name="toc 1" w:semiHidden="0" w:uiPriority="0" w:unhideWhenUsed="0" w:qFormat="1"/>
+    <w:lsdException w:name="toc 2" w:semiHidden="0" w:uiPriority="0" w:unhideWhenUsed="0" w:qFormat="1"/>
+    <w:lsdException w:name="toc 3" w:semiHidden="0" w:uiPriority="0" w:unhideWhenUsed="0" w:qFormat="1"/>
+    <w:lsdException w:name="toc 4" w:semiHidden="0" w:uiPriority="0" w:unhideWhenUsed="0"/>
+    <w:lsdException w:name="toc 5" w:semiHidden="0" w:uiPriority="0" w:unhideWhenUsed="0"/>
+    <w:lsdException w:name="toc 6" w:semiHidden="0" w:uiPriority="0" w:unhideWhenUsed="0"/>
+    <w:lsdException w:name="toc 7" w:semiHidden="0" w:uiPriority="0" w:unhideWhenUsed="0"/>
+    <w:lsdException w:name="toc 8" w:semiHidden="0" w:uiPriority="0" w:unhideWhenUsed="0"/>
+    <w:lsdException w:name="toc 9" w:semiHidden="0" w:uiPriority="0" w:unhideWhenUsed="0"/>
+    <w:lsdException w:name="Normal Indent" w:semiHidden="0" w:uiPriority="0" w:unhideWhenUsed="0"/>
+    <w:lsdException w:name="footnote text" w:semiHidden="0" w:uiPriority="0" w:unhideWhenUsed="0"/>
+    <w:lsdException w:name="annotation text" w:semiHidden="0" w:uiPriority="0" w:unhideWhenUsed="0" w:qFormat="1"/>
+    <w:lsdException w:name="header" w:semiHidden="0" w:uiPriority="0" w:unhideWhenUsed="0" w:qFormat="1"/>
+    <w:lsdException w:name="footer" w:semiHidden="0" w:uiPriority="0" w:unhideWhenUsed="0" w:qFormat="1"/>
+    <w:lsdException w:name="index heading" w:semiHidden="0" w:uiPriority="0" w:unhideWhenUsed="0"/>
+    <w:lsdException w:name="caption" w:uiPriority="0" w:qFormat="1"/>
+    <w:lsdException w:name="table of figures" w:semiHidden="0" w:uiPriority="0" w:unhideWhenUsed="0"/>
+    <w:lsdException w:name="envelope address" w:semiHidden="0" w:uiPriority="0" w:unhideWhenUsed="0"/>
+    <w:lsdException w:name="envelope return" w:semiHidden="0" w:uiPriority="0" w:unhideWhenUsed="0"/>
+    <w:lsdException w:name="footnote reference" w:semiHidden="0" w:uiPriority="0" w:unhideWhenUsed="0"/>
+    <w:lsdException w:name="annotation reference" w:semiHidden="0" w:uiPriority="0" w:unhideWhenUsed="0"/>
+    <w:lsdException w:name="line number" w:semiHidden="0" w:uiPriority="0" w:unhideWhenUsed="0"/>
+    <w:lsdException w:name="page number" w:semiHidden="0" w:uiPriority="0" w:unhideWhenUsed="0"/>
+    <w:lsdException w:name="endnote reference" w:semiHidden="0" w:uiPriority="0" w:unhideWhenUsed="0"/>
+    <w:lsdException w:name="endnote text" w:semiHidden="0" w:uiPriority="0" w:unhideWhenUsed="0"/>
+    <w:lsdException w:name="table of authorities" w:semiHidden="0" w:uiPriority="0" w:unhideWhenUsed="0"/>
+    <w:lsdException w:name="macro" w:semiHidden="0" w:uiPriority="0" w:unhideWhenUsed="0"/>
+    <w:lsdException w:name="toa heading" w:semiHidden="0" w:uiPriority="0" w:unhideWhenUsed="0"/>
+    <w:lsdException w:name="List" w:semiHidden="0" w:uiPriority="0" w:unhideWhenUsed="0"/>
+    <w:lsdException w:name="List Bullet" w:semiHidden="0" w:uiPriority="0" w:unhideWhenUsed="0"/>
+    <w:lsdException w:name="List Number" w:semiHidden="0" w:uiPriority="0" w:unhideWhenUsed="0"/>
+    <w:lsdException w:name="List 2" w:semiHidden="0" w:uiPriority="0" w:unhideWhenUsed="0"/>
+    <w:lsdException w:name="List 3" w:semiHidden="0" w:uiPriority="0" w:unhideWhenUsed="0"/>
+    <w:lsdException w:name="List 4" w:semiHidden="0" w:uiPriority="0" w:unhideWhenUsed="0"/>
+    <w:lsdException w:name="List 5" w:semiHidden="0" w:uiPriority="0" w:unhideWhenUsed="0"/>
+    <w:lsdException w:name="List Bullet 2" w:semiHidden="0" w:uiPriority="0" w:unhideWhenUsed="0"/>
+    <w:lsdException w:name="List Bullet 3" w:semiHidden="0" w:uiPriority="0" w:unhideWhenUsed="0"/>
+    <w:lsdException w:name="List Bullet 4" w:semiHidden="0" w:uiPriority="0" w:unhideWhenUsed="0"/>
+    <w:lsdException w:name="List Bullet 5" w:semiHidden="0" w:uiPriority="0" w:unhideWhenUsed="0"/>
+    <w:lsdException w:name="List Number 2" w:semiHidden="0" w:uiPriority="0" w:unhideWhenUsed="0"/>
+    <w:lsdException w:name="List Number 3" w:semiHidden="0" w:uiPriority="0" w:unhideWhenUsed="0"/>
+    <w:lsdException w:name="List Number 4" w:semiHidden="0" w:uiPriority="0" w:unhideWhenUsed="0"/>
+    <w:lsdException w:name="List Number 5" w:semiHidden="0" w:uiPriority="0" w:unhideWhenUsed="0"/>
+    <w:lsdException w:name="Title" w:semiHidden="0" w:uiPriority="0" w:unhideWhenUsed="0" w:qFormat="1"/>
+    <w:lsdException w:name="Closing" w:semiHidden="0" w:uiPriority="0" w:unhideWhenUsed="0"/>
+    <w:lsdException w:name="Signature" w:semiHidden="0" w:uiPriority="0" w:unhideWhenUsed="0"/>
+    <w:lsdException w:name="Default Paragraph Font" w:uiPriority="0" w:unhideWhenUsed="0" w:qFormat="1"/>
+    <w:lsdException w:name="Body Text" w:uiPriority="0" w:unhideWhenUsed="0" w:qFormat="1"/>
+    <w:lsdException w:name="Body Text Indent" w:semiHidden="0" w:uiPriority="0" w:unhideWhenUsed="0"/>
+    <w:lsdException w:name="List Continue" w:semiHidden="0" w:uiPriority="0" w:unhideWhenUsed="0"/>
+    <w:lsdException w:name="List Continue 2" w:semiHidden="0" w:uiPriority="0" w:unhideWhenUsed="0"/>
+    <w:lsdException w:name="List Continue 3" w:semiHidden="0" w:uiPriority="0" w:unhideWhenUsed="0"/>
+    <w:lsdException w:name="List Continue 4" w:semiHidden="0" w:uiPriority="0" w:unhideWhenUsed="0"/>
+    <w:lsdException w:name="List Continue 5" w:semiHidden="0" w:uiPriority="0" w:unhideWhenUsed="0"/>
+    <w:lsdException w:name="Message Header" w:semiHidden="0" w:uiPriority="0" w:unhideWhenUsed="0"/>
+    <w:lsdException w:name="Subtitle" w:semiHidden="0" w:uiPriority="0" w:unhideWhenUsed="0" w:qFormat="1"/>
+    <w:lsdException w:name="Salutation" w:semiHidden="0" w:uiPriority="0" w:unhideWhenUsed="0"/>
+    <w:lsdException w:name="Date" w:semiHidden="0" w:uiPriority="0" w:unhideWhenUsed="0"/>
+    <w:lsdException w:name="Body Text First Indent" w:semiHidden="0" w:uiPriority="0" w:unhideWhenUsed="0"/>
+    <w:lsdException w:name="Body Text First Indent 2" w:semiHidden="0" w:uiPriority="0" w:unhideWhenUsed="0"/>
+    <w:lsdException w:name="Body Text 2" w:semiHidden="0" w:uiPriority="0" w:unhideWhenUsed="0"/>
+    <w:lsdException w:name="Body Text 3" w:semiHidden="0" w:uiPriority="0" w:unhideWhenUsed="0"/>
+    <w:lsdException w:name="Body Text Indent 2" w:semiHidden="0" w:uiPriority="0" w:unhideWhenUsed="0"/>
+    <w:lsdException w:name="Body Text Indent 3" w:semiHidden="0" w:uiPriority="0" w:unhideWhenUsed="0"/>
+    <w:lsdException w:name="Block Text" w:semiHidden="0" w:uiPriority="0" w:unhideWhenUsed="0"/>
+    <w:lsdException w:name="Hyperlink" w:semiHidden="0" w:uiPriority="0" w:unhideWhenUsed="0"/>
+    <w:lsdException w:name="FollowedHyperlink" w:semiHidden="0" w:uiPriority="0" w:unhideWhenUsed="0"/>
+    <w:lsdException w:name="Strong" w:semiHidden="0" w:uiPriority="0" w:unhideWhenUsed="0" w:qFormat="1"/>
+    <w:lsdException w:name="Emphasis" w:semiHidden="0" w:uiPriority="0" w:unhideWhenUsed="0" w:qFormat="1"/>
+    <w:lsdException w:name="Document Map" w:semiHidden="0" w:uiPriority="0" w:unhideWhenUsed="0"/>
+    <w:lsdException w:name="Plain Text" w:semiHidden="0" w:uiPriority="0" w:unhideWhenUsed="0"/>
+    <w:lsdException w:name="E-mail Signature" w:semiHidden="0" w:uiPriority="0" w:unhideWhenUsed="0"/>
+    <w:lsdException w:name="Normal (Web)" w:semiHidden="0" w:uiPriority="0" w:unhideWhenUsed="0" w:qFormat="1"/>
+    <w:lsdException w:name="HTML Acronym" w:semiHidden="0" w:uiPriority="0" w:unhideWhenUsed="0"/>
+    <w:lsdException w:name="HTML Address" w:semiHidden="0" w:uiPriority="0" w:unhideWhenUsed="0"/>
+    <w:lsdException w:name="HTML Cite" w:semiHidden="0" w:uiPriority="0" w:unhideWhenUsed="0"/>
+    <w:lsdException w:name="HTML Code" w:semiHidden="0" w:uiPriority="0" w:unhideWhenUsed="0"/>
+    <w:lsdException w:name="HTML Definition" w:semiHidden="0" w:uiPriority="0" w:unhideWhenUsed="0"/>
+    <w:lsdException w:name="HTML Keyboard" w:semiHidden="0" w:uiPriority="0" w:unhideWhenUsed="0"/>
+    <w:lsdException w:name="HTML Preformatted" w:semiHidden="0" w:uiPriority="0" w:unhideWhenUsed="0"/>
+    <w:lsdException w:name="HTML Sample" w:semiHidden="0" w:uiPriority="0" w:unhideWhenUsed="0"/>
+    <w:lsdException w:name="HTML Typewriter" w:semiHidden="0" w:uiPriority="0" w:unhideWhenUsed="0"/>
+    <w:lsdException w:name="HTML Variable" w:semiHidden="0" w:uiPriority="0" w:unhideWhenUsed="0"/>
+    <w:lsdException w:name="Normal Table" w:uiPriority="0" w:unhideWhenUsed="0" w:qFormat="1"/>
+    <w:lsdException w:name="annotation subject" w:semiHidden="0" w:uiPriority="0" w:unhideWhenUsed="0"/>
+    <w:lsdException w:name="Table Simple 1" w:semiHidden="0" w:uiPriority="0" w:unhideWhenUsed="0"/>
+    <w:lsdException w:name="Table Simple 2" w:semiHidden="0" w:uiPriority="0" w:unhideWhenUsed="0"/>
+    <w:lsdException w:name="Table Simple 3" w:semiHidden="0" w:uiPriority="0" w:unhideWhenUsed="0"/>
+    <w:lsdException w:name="Table Classic 1" w:semiHidden="0" w:uiPriority="0" w:unhideWhenUsed="0"/>
+    <w:lsdException w:name="Table Classic 2" w:semiHidden="0" w:uiPriority="0" w:unhideWhenUsed="0"/>
+    <w:lsdException w:name="Table Classic 3" w:semiHidden="0" w:uiPriority="0" w:unhideWhenUsed="0"/>
+    <w:lsdException w:name="Table Classic 4" w:semiHidden="0" w:uiPriority="0" w:unhideWhenUsed="0"/>
+    <w:lsdException w:name="Table Colorful 1" w:semiHidden="0" w:uiPriority="0" w:unhideWhenUsed="0"/>
+    <w:lsdException w:name="Table Colorful 2" w:semiHidden="0" w:uiPriority="0" w:unhideWhenUsed="0"/>
+    <w:lsdException w:name="Table Colorful 3" w:semiHidden="0" w:uiPriority="0" w:unhideWhenUsed="0"/>
+    <w:lsdException w:name="Table Columns 1" w:semiHidden="0" w:uiPriority="0" w:unhideWhenUsed="0"/>
+    <w:lsdException w:name="Table Columns 2" w:semiHidden="0" w:uiPriority="0" w:unhideWhenUsed="0"/>
+    <w:lsdException w:name="Table Columns 3" w:semiHidden="0" w:uiPriority="0" w:unhideWhenUsed="0"/>
+    <w:lsdException w:name="Table Columns 4" w:semiHidden="0" w:uiPriority="0" w:unhideWhenUsed="0"/>
+    <w:lsdException w:name="Table Columns 5" w:semiHidden="0" w:uiPriority="0" w:unhideWhenUsed="0"/>
+    <w:lsdException w:name="Table Grid 1" w:semiHidden="0" w:uiPriority="0" w:unhideWhenUsed="0"/>
+    <w:lsdException w:name="Table Grid 2" w:semiHidden="0" w:uiPriority="0" w:unhideWhenUsed="0"/>
+    <w:lsdException w:name="Table Grid 3" w:semiHidden="0" w:uiPriority="0" w:unhideWhenUsed="0"/>
+    <w:lsdException w:name="Table Grid 4" w:semiHidden="0" w:uiPriority="0" w:unhideWhenUsed="0"/>
+    <w:lsdException w:name="Table Grid 5" w:semiHidden="0" w:uiPriority="0" w:unhideWhenUsed="0"/>
+    <w:lsdException w:name="Table Grid 6" w:semiHidden="0" w:uiPriority="0" w:unhideWhenUsed="0"/>
+    <w:lsdException w:name="Table Grid 7" w:semiHidden="0" w:uiPriority="0" w:unhideWhenUsed="0"/>
+    <w:lsdException w:name="Table Grid 8" w:semiHidden="0" w:uiPriority="0" w:unhideWhenUsed="0"/>
+    <w:lsdException w:name="Table List 1" w:semiHidden="0" w:uiPriority="0" w:unhideWhenUsed="0"/>
+    <w:lsdException w:name="Table List 2" w:semiHidden="0" w:uiPriority="0" w:unhideWhenUsed="0"/>
+    <w:lsdException w:name="Table List 3" w:semiHidden="0" w:uiPriority="0" w:unhideWhenUsed="0"/>
+    <w:lsdException w:name="Table List 4" w:semiHidden="0" w:uiPriority="0" w:unhideWhenUsed="0"/>
+    <w:lsdException w:name="Table List 5" w:semiHidden="0" w:uiPriority="0" w:unhideWhenUsed="0"/>
+    <w:lsdException w:name="Table List 6" w:semiHidden="0" w:uiPriority="0" w:unhideWhenUsed="0"/>
+    <w:lsdException w:name="Table List 7" w:semiHidden="0" w:uiPriority="0" w:unhideWhenUsed="0"/>
+    <w:lsdException w:name="Table List 8" w:semiHidden="0" w:uiPriority="0" w:unhideWhenUsed="0"/>
+    <w:lsdException w:name="Table 3D effects 1" w:semiHidden="0" w:uiPriority="0" w:unhideWhenUsed="0"/>
+    <w:lsdException w:name="Table 3D effects 2" w:semiHidden="0" w:uiPriority="0" w:unhideWhenUsed="0"/>
+    <w:lsdException w:name="Table 3D effects 3" w:semiHidden="0" w:uiPriority="0" w:unhideWhenUsed="0"/>
+    <w:lsdException w:name="Table Contemporary" w:semiHidden="0" w:uiPriority="0" w:unhideWhenUsed="0"/>
+    <w:lsdException w:name="Table Elegant" w:semiHidden="0" w:uiPriority="0" w:unhideWhenUsed="0"/>
+    <w:lsdException w:name="Table Professional" w:semiHidden="0" w:uiPriority="0" w:unhideWhenUsed="0"/>
+    <w:lsdException w:name="Table Subtle 1" w:semiHidden="0" w:uiPriority="0" w:unhideWhenUsed="0"/>
+    <w:lsdException w:name="Table Subtle 2" w:semiHidden="0" w:uiPriority="0" w:unhideWhenUsed="0"/>
+    <w:lsdException w:name="Table Web 1" w:semiHidden="0" w:uiPriority="0" w:unhideWhenUsed="0"/>
+    <w:lsdException w:name="Table Web 2" w:semiHidden="0" w:uiPriority="0" w:unhideWhenUsed="0"/>
+    <w:lsdException w:name="Table Web 3" w:semiHidden="0" w:uiPriority="0" w:unhideWhenUsed="0"/>
+    <w:lsdException w:name="Balloon Text" w:semiHidden="0" w:uiPriority="0" w:unhideWhenUsed="0"/>
+    <w:lsdException w:name="Table Grid" w:semiHidden="0" w:uiPriority="0" w:unhideWhenUsed="0" w:qFormat="1"/>
+    <w:lsdException w:name="Table Theme" w:semiHidden="0" w:uiPriority="0" w:unhideWhenUsed="0"/>
+    <w:lsdException w:name="Light Shading" w:semiHidden="0" w:uiPriority="60" w:unhideWhenUsed="0"/>
+    <w:lsdException w:name="Light List" w:semiHidden="0" w:uiPriority="61" w:unhideWhenUsed="0"/>
+    <w:lsdException w:name="Light Grid" w:semiHidden="0" w:uiPriority="62" w:unhideWhenUsed="0"/>
+    <w:lsdException w:name="Medium Shading 1" w:semiHidden="0" w:uiPriority="63" w:unhideWhenUsed="0"/>
+    <w:lsdException w:name="Medium Shading 2" w:semiHidden="0" w:uiPriority="64" w:unhideWhenUsed="0"/>
+    <w:lsdException w:name="Medium List 1" w:semiHidden="0" w:uiPriority="65" w:unhideWhenUsed="0"/>
+    <w:lsdException w:name="Medium List 2" w:semiHidden="0" w:uiPriority="66" w:unhideWhenUsed="0"/>
+    <w:lsdException w:name="Medium Grid 1" w:semiHidden="0" w:uiPriority="67" w:unhideWhenUsed="0"/>
+    <w:lsdException w:name="Medium Grid 2" w:semiHidden="0" w:uiPriority="68" w:unhideWhenUsed="0"/>
+    <w:lsdException w:name="Medium Grid 3" w:semiHidden="0" w:uiPriority="69" w:unhideWhenUsed="0"/>
+    <w:lsdException w:name="Dark List" w:semiHidden="0" w:uiPriority="70" w:unhideWhenUsed="0"/>
+    <w:lsdException w:name="Colorful Shading" w:semiHidden="0" w:uiPriority="71" w:unhideWhenUsed="0"/>
+    <w:lsdException w:name="Colorful List" w:semiHidden="0" w:uiPriority="72" w:unhideWhenUsed="0"/>
+    <w:lsdException w:name="Colorful Grid" w:semiHidden="0" w:uiPriority="73" w:unhideWhenUsed="0"/>
+    <w:lsdException w:name="Light Shading Accent 1" w:semiHidden="0" w:uiPriority="60" w:unhideWhenUsed="0"/>
+    <w:lsdException w:name="Light List Accent 1" w:semiHidden="0" w:uiPriority="61" w:unhideWhenUsed="0"/>
+    <w:lsdException w:name="Light Grid Accent 1" w:semiHidden="0" w:uiPriority="62" w:unhideWhenUsed="0"/>
+    <w:lsdException w:name="Medium Shading 1 Accent 1" w:semiHidden="0" w:uiPriority="63" w:unhideWhenUsed="0"/>
+    <w:lsdException w:name="Medium Shading 2 Accent 1" w:semiHidden="0" w:uiPriority="64" w:unhideWhenUsed="0"/>
+    <w:lsdException w:name="Medium List 1 Accent 1" w:semiHidden="0" w:uiPriority="65" w:unhideWhenUsed="0"/>
+    <w:lsdException w:name="Medium List 2 Accent 1" w:semiHidden="0" w:uiPriority="66" w:unhideWhenUsed="0"/>
+    <w:lsdException w:name="Medium Grid 1 Accent 1" w:semiHidden="0" w:uiPriority="67" w:unhideWhenUsed="0"/>
+    <w:lsdException w:name="Medium Grid 2 Accent 1" w:semiHidden="0" w:uiPriority="68" w:unhideWhenUsed="0"/>
+    <w:lsdException w:name="Medium Grid 3 Accent 1" w:semiHidden="0" w:uiPriority="69" w:unhideWhenUsed="0"/>
+    <w:lsdException w:name="Dark List Accent 1" w:semiHidden="0" w:uiPriority="70" w:unhideWhenUsed="0"/>
+    <w:lsdException w:name="Colorful Shading Accent 1" w:semiHidden="0" w:uiPriority="71" w:unhideWhenUsed="0"/>
+    <w:lsdException w:name="Colorful List Accent 1" w:semiHidden="0" w:uiPriority="72" w:unhideWhenUsed="0"/>
+    <w:lsdException w:name="Colorful Grid Accent 1" w:semiHidden="0" w:uiPriority="73" w:unhideWhenUsed="0"/>
+    <w:lsdException w:name="Light Shading Accent 2" w:semiHidden="0" w:uiPriority="60" w:unhideWhenUsed="0"/>
+    <w:lsdException w:name="Light List Accent 2" w:semiHidden="0" w:uiPriority="61" w:unhideWhenUsed="0"/>
+    <w:lsdException w:name="Light Grid Accent 2" w:semiHidden="0" w:uiPriority="62" w:unhideWhenUsed="0"/>
+    <w:lsdException w:name="Medium Shading 1 Accent 2" w:semiHidden="0" w:uiPriority="63" w:unhideWhenUsed="0"/>
+    <w:lsdException w:name="Medium Shading 2 Accent 2" w:semiHidden="0" w:uiPriority="64" w:unhideWhenUsed="0"/>
+    <w:lsdException w:name="Medium List 1 Accent 2" w:semiHidden="0" w:uiPriority="65" w:unhideWhenUsed="0"/>
+    <w:lsdException w:name="Medium List 2 Accent 2" w:semiHidden="0" w:uiPriority="66" w:unhideWhenUsed="0"/>
+    <w:lsdException w:name="Medium Grid 1 Accent 2" w:semiHidden="0" w:uiPriority="67" w:unhideWhenUsed="0"/>
+    <w:lsdException w:name="Medium Grid 2 Accent 2" w:semiHidden="0" w:uiPriority="68" w:unhideWhenUsed="0"/>
+    <w:lsdException w:name="Medium Grid 3 Accent 2" w:semiHidden="0" w:uiPriority="69" w:unhideWhenUsed="0"/>
+    <w:lsdException w:name="Dark List Accent 2" w:semiHidden="0" w:uiPriority="70" w:unhideWhenUsed="0"/>
+    <w:lsdException w:name="Colorful Shading Accent 2" w:semiHidden="0" w:uiPriority="71" w:unhideWhenUsed="0"/>
+    <w:lsdException w:name="Colorful List Accent 2" w:semiHidden="0" w:uiPriority="72" w:unhideWhenUsed="0"/>
+    <w:lsdException w:name="Colorful Grid Accent 2" w:semiHidden="0" w:uiPriority="73" w:unhideWhenUsed="0"/>
+    <w:lsdException w:name="Light Shading Accent 3" w:semiHidden="0" w:uiPriority="60" w:unhideWhenUsed="0"/>
+    <w:lsdException w:name="Light List Accent 3" w:semiHidden="0" w:uiPriority="61" w:unhideWhenUsed="0"/>
+    <w:lsdException w:name="Light Grid Accent 3" w:semiHidden="0" w:uiPriority="62" w:unhideWhenUsed="0"/>
+    <w:lsdException w:name="Medium Shading 1 Accent 3" w:semiHidden="0" w:uiPriority="63" w:unhideWhenUsed="0"/>
+    <w:lsdException w:name="Medium Shading 2 Accent 3" w:semiHidden="0" w:uiPriority="64" w:unhideWhenUsed="0"/>
+    <w:lsdException w:name="Medium List 1 Accent 3" w:semiHidden="0" w:uiPriority="65" w:unhideWhenUsed="0"/>
+    <w:lsdException w:name="Medium List 2 Accent 3" w:semiHidden="0" w:uiPriority="66" w:unhideWhenUsed="0"/>
+    <w:lsdException w:name="Medium Grid 1 Accent 3" w:semiHidden="0" w:uiPriority="67" w:unhideWhenUsed="0"/>
+    <w:lsdException w:name="Medium Grid 2 Accent 3" w:semiHidden="0" w:uiPriority="68" w:unhideWhenUsed="0"/>
+    <w:lsdException w:name="Medium Grid 3 Accent 3" w:semiHidden="0" w:uiPriority="69" w:unhideWhenUsed="0"/>
+    <w:lsdException w:name="Dark List Accent 3" w:semiHidden="0" w:uiPriority="70" w:unhideWhenUsed="0"/>
+    <w:lsdException w:name="Colorful Shading Accent 3" w:semiHidden="0" w:uiPriority="71" w:unhideWhenUsed="0"/>
+    <w:lsdException w:name="Colorful List Accent 3" w:semiHidden="0" w:uiPriority="72" w:unhideWhenUsed="0"/>
+    <w:lsdException w:name="Colorful Grid Accent 3" w:semiHidden="0" w:uiPriority="73" w:unhideWhenUsed="0"/>
+    <w:lsdException w:name="Light Shading Accent 4" w:semiHidden="0" w:uiPriority="60" w:unhideWhenUsed="0"/>
+    <w:lsdException w:name="Light List Accent 4" w:semiHidden="0" w:uiPriority="61" w:unhideWhenUsed="0"/>
+    <w:lsdException w:name="Light Grid Accent 4" w:semiHidden="0" w:uiPriority="62" w:unhideWhenUsed="0"/>
+    <w:lsdException w:name="Medium Shading 1 Accent 4" w:semiHidden="0" w:uiPriority="63" w:unhideWhenUsed="0"/>
+    <w:lsdException w:name="Medium Shading 2 Accent 4" w:semiHidden="0" w:uiPriority="64" w:unhideWhenUsed="0"/>
+    <w:lsdException w:name="Medium List 1 Accent 4" w:semiHidden="0" w:uiPriority="65" w:unhideWhenUsed="0"/>
+    <w:lsdException w:name="Medium List 2 Accent 4" w:semiHidden="0" w:uiPriority="66" w:unhideWhenUsed="0"/>
+    <w:lsdException w:name="Medium Grid 1 Accent 4" w:semiHidden="0" w:uiPriority="67" w:unhideWhenUsed="0"/>
+    <w:lsdException w:name="Medium Grid 2 Accent 4" w:semiHidden="0" w:uiPriority="68" w:unhideWhenUsed="0"/>
+    <w:lsdException w:name="Medium Grid 3 Accent 4" w:semiHidden="0" w:uiPriority="69" w:unhideWhenUsed="0"/>
+    <w:lsdException w:name="Dark List Accent 4" w:semiHidden="0" w:uiPriority="70" w:unhideWhenUsed="0"/>
+    <w:lsdException w:name="Colorful Shading Accent 4" w:semiHidden="0" w:uiPriority="71" w:unhideWhenUsed="0"/>
+    <w:lsdException w:name="Colorful List Accent 4" w:semiHidden="0" w:uiPriority="72" w:unhideWhenUsed="0"/>
+    <w:lsdException w:name="Colorful Grid Accent 4" w:semiHidden="0" w:uiPriority="73" w:unhideWhenUsed="0"/>
+    <w:lsdException w:name="Light Shading Accent 5" w:semiHidden="0" w:uiPriority="60" w:unhideWhenUsed="0"/>
+    <w:lsdException w:name="Light List Accent 5" w:semiHidden="0" w:uiPriority="61" w:unhideWhenUsed="0"/>
+    <w:lsdException w:name="Light Grid Accent 5" w:semiHidden="0" w:uiPriority="62" w:unhideWhenUsed="0"/>
+    <w:lsdException w:name="Medium Shading 1 Accent 5" w:semiHidden="0" w:uiPriority="63" w:unhideWhenUsed="0"/>
+    <w:lsdException w:name="Medium Shading 2 Accent 5" w:semiHidden="0" w:uiPriority="64" w:unhideWhenUsed="0"/>
+    <w:lsdException w:name="Medium List 1 Accent 5" w:semiHidden="0" w:uiPriority="65" w:unhideWhenUsed="0"/>
+    <w:lsdException w:name="Medium List 2 Accent 5" w:semiHidden="0" w:uiPriority="66" w:unhideWhenUsed="0"/>
+    <w:lsdException w:name="Medium Grid 1 Accent 5" w:semiHidden="0" w:uiPriority="67" w:unhideWhenUsed="0"/>
+    <w:lsdException w:name="Medium Grid 2 Accent 5" w:semiHidden="0" w:uiPriority="68" w:unhideWhenUsed="0"/>
+    <w:lsdException w:name="Medium Grid 3 Accent 5" w:semiHidden="0" w:uiPriority="69" w:unhideWhenUsed="0"/>
+    <w:lsdException w:name="Dark List Accent 5" w:semiHidden="0" w:uiPriority="70" w:unhideWhenUsed="0"/>
+    <w:lsdException w:name="Colorful Shading Accent 5" w:semiHidden="0" w:uiPriority="71" w:unhideWhenUsed="0"/>
+    <w:lsdException w:name="Colorful List Accent 5" w:semiHidden="0" w:uiPriority="72" w:unhideWhenUsed="0"/>
+    <w:lsdException w:name="Colorful Grid Accent 5" w:semiHidden="0" w:uiPriority="73" w:unhideWhenUsed="0"/>
+    <w:lsdException w:name="Light Shading Accent 6" w:semiHidden="0" w:uiPriority="60" w:unhideWhenUsed="0"/>
+    <w:lsdException w:name="Light List Accent 6" w:semiHidden="0" w:uiPriority="61" w:unhideWhenUsed="0"/>
+    <w:lsdException w:name="Light Grid Accent 6" w:semiHidden="0" w:uiPriority="62" w:unhideWhenUsed="0"/>
+    <w:lsdException w:name="Medium Shading 1 Accent 6" w:semiHidden="0" w:uiPriority="63" w:unhideWhenUsed="0"/>
+    <w:lsdException w:name="Medium Shading 2 Accent 6" w:semiHidden="0" w:uiPriority="64" w:unhideWhenUsed="0"/>
+    <w:lsdException w:name="Medium List 1 Accent 6" w:semiHidden="0" w:uiPriority="65" w:unhideWhenUsed="0"/>
+    <w:lsdException w:name="Medium List 2 Accent 6" w:semiHidden="0" w:uiPriority="66" w:unhideWhenUsed="0"/>
+    <w:lsdException w:name="Medium Grid 1 Accent 6" w:semiHidden="0" w:uiPriority="67" w:unhideWhenUsed="0"/>
+    <w:lsdException w:name="Medium Grid 2 Accent 6" w:semiHidden="0" w:uiPriority="68" w:unhideWhenUsed="0"/>
+    <w:lsdException w:name="Medium Grid 3 Accent 6" w:semiHidden="0" w:uiPriority="69" w:unhideWhenUsed="0"/>
+    <w:lsdException w:name="Dark List Accent 6" w:semiHidden="0" w:uiPriority="70" w:unhideWhenUsed="0"/>
+    <w:lsdException w:name="Colorful Shading Accent 6" w:semiHidden="0" w:uiPriority="71" w:unhideWhenUsed="0"/>
+    <w:lsdException w:name="Colorful List Accent 6" w:semiHidden="0" w:uiPriority="72" w:unhideWhenUsed="0"/>
+    <w:lsdException w:name="Colorful Grid Accent 6" w:semiHidden="0" w:uiPriority="73" w:unhideWhenUsed="0"/>
   </w:latentStyles>
-  <w:style w:type="paragraph" w:default="1" w:styleId="1">
+  <w:style w:type="paragraph" w:default="1" w:styleId="Normal">
     <w:name w:val="Normal"/>
     <w:qFormat/>
-    <w:uiPriority w:val="0"/>
     <w:pPr>
       <w:kinsoku w:val="0"/>
       <w:autoSpaceDE w:val="0"/>
@@ -11225,7 +11088,7 @@
       <w:textAlignment w:val="baseline"/>
     </w:pPr>
     <w:rPr>
-      <w:rFonts w:ascii="Arial" w:hAnsi="Arial" w:eastAsia="宋体" w:cs="Arial"/>
+      <w:rFonts w:ascii="Arial" w:eastAsia="宋体" w:hAnsi="Arial" w:cs="Arial"/>
       <w:snapToGrid w:val="0"/>
       <w:color w:val="000000"/>
       <w:kern w:val="0"/>
@@ -11234,12 +11097,11 @@
       <w:lang w:val="en-US" w:eastAsia="en-US" w:bidi="ar-SA"/>
     </w:rPr>
   </w:style>
-  <w:style w:type="paragraph" w:styleId="2">
+  <w:style w:type="paragraph" w:styleId="Heading1">
     <w:name w:val="heading 1"/>
-    <w:basedOn w:val="1"/>
-    <w:next w:val="1"/>
+    <w:basedOn w:val="Normal"/>
+    <w:next w:val="Normal"/>
     <w:qFormat/>
-    <w:uiPriority w:val="0"/>
     <w:pPr>
       <w:keepNext/>
       <w:keepLines/>
@@ -11257,13 +11119,12 @@
       <w:sz w:val="44"/>
     </w:rPr>
   </w:style>
-  <w:style w:type="paragraph" w:styleId="3">
+  <w:style w:type="paragraph" w:styleId="Heading2">
     <w:name w:val="heading 2"/>
-    <w:basedOn w:val="1"/>
-    <w:next w:val="1"/>
+    <w:basedOn w:val="Normal"/>
+    <w:next w:val="Normal"/>
     <w:unhideWhenUsed/>
     <w:qFormat/>
-    <w:uiPriority w:val="0"/>
     <w:pPr>
       <w:keepNext/>
       <w:keepLines/>
@@ -11276,19 +11137,18 @@
       <w:outlineLvl w:val="1"/>
     </w:pPr>
     <w:rPr>
-      <w:rFonts w:ascii="Arial" w:hAnsi="Arial" w:eastAsia="黑体"/>
+      <w:rFonts w:ascii="Arial" w:eastAsia="黑体" w:hAnsi="Arial"/>
       <w:b/>
       <w:sz w:val="32"/>
     </w:rPr>
   </w:style>
-  <w:style w:type="paragraph" w:styleId="4">
+  <w:style w:type="paragraph" w:styleId="Heading3">
     <w:name w:val="heading 3"/>
-    <w:basedOn w:val="1"/>
-    <w:next w:val="1"/>
+    <w:basedOn w:val="Normal"/>
+    <w:next w:val="Normal"/>
     <w:semiHidden/>
     <w:unhideWhenUsed/>
     <w:qFormat/>
-    <w:uiPriority w:val="0"/>
     <w:pPr>
       <w:keepNext/>
       <w:keepLines/>
@@ -11305,13 +11165,12 @@
       <w:sz w:val="32"/>
     </w:rPr>
   </w:style>
-  <w:style w:type="paragraph" w:styleId="5">
+  <w:style w:type="paragraph" w:styleId="Heading4">
     <w:name w:val="heading 4"/>
-    <w:basedOn w:val="1"/>
-    <w:next w:val="1"/>
+    <w:basedOn w:val="Normal"/>
+    <w:next w:val="Normal"/>
     <w:unhideWhenUsed/>
     <w:qFormat/>
-    <w:uiPriority w:val="0"/>
     <w:pPr>
       <w:keepNext/>
       <w:keepLines/>
@@ -11324,19 +11183,18 @@
       <w:outlineLvl w:val="3"/>
     </w:pPr>
     <w:rPr>
-      <w:rFonts w:ascii="Arial" w:hAnsi="Arial" w:eastAsia="黑体"/>
+      <w:rFonts w:ascii="Arial" w:eastAsia="黑体" w:hAnsi="Arial"/>
       <w:b/>
       <w:sz w:val="28"/>
     </w:rPr>
   </w:style>
-  <w:style w:type="paragraph" w:styleId="6">
+  <w:style w:type="paragraph" w:styleId="Heading5">
     <w:name w:val="heading 5"/>
-    <w:basedOn w:val="1"/>
-    <w:next w:val="1"/>
+    <w:basedOn w:val="Normal"/>
+    <w:next w:val="Normal"/>
     <w:semiHidden/>
     <w:unhideWhenUsed/>
     <w:qFormat/>
-    <w:uiPriority w:val="0"/>
     <w:pPr>
       <w:keepNext/>
       <w:keepLines/>
@@ -11353,14 +11211,13 @@
       <w:sz w:val="28"/>
     </w:rPr>
   </w:style>
-  <w:style w:type="paragraph" w:styleId="7">
+  <w:style w:type="paragraph" w:styleId="Heading6">
     <w:name w:val="heading 6"/>
-    <w:basedOn w:val="1"/>
-    <w:next w:val="1"/>
+    <w:basedOn w:val="Normal"/>
+    <w:next w:val="Normal"/>
     <w:semiHidden/>
     <w:unhideWhenUsed/>
     <w:qFormat/>
-    <w:uiPriority w:val="0"/>
     <w:pPr>
       <w:keepNext/>
       <w:keepLines/>
@@ -11373,19 +11230,18 @@
       <w:outlineLvl w:val="5"/>
     </w:pPr>
     <w:rPr>
-      <w:rFonts w:ascii="Arial" w:hAnsi="Arial" w:eastAsia="黑体"/>
+      <w:rFonts w:ascii="Arial" w:eastAsia="黑体" w:hAnsi="Arial"/>
       <w:b/>
       <w:sz w:val="24"/>
     </w:rPr>
   </w:style>
-  <w:style w:type="paragraph" w:styleId="8">
+  <w:style w:type="paragraph" w:styleId="Heading7">
     <w:name w:val="heading 7"/>
-    <w:basedOn w:val="1"/>
-    <w:next w:val="1"/>
+    <w:basedOn w:val="Normal"/>
+    <w:next w:val="Normal"/>
     <w:semiHidden/>
     <w:unhideWhenUsed/>
     <w:qFormat/>
-    <w:uiPriority w:val="0"/>
     <w:pPr>
       <w:keepNext/>
       <w:keepLines/>
@@ -11402,14 +11258,13 @@
       <w:sz w:val="24"/>
     </w:rPr>
   </w:style>
-  <w:style w:type="paragraph" w:styleId="9">
+  <w:style w:type="paragraph" w:styleId="Heading8">
     <w:name w:val="heading 8"/>
-    <w:basedOn w:val="1"/>
-    <w:next w:val="1"/>
+    <w:basedOn w:val="Normal"/>
+    <w:next w:val="Normal"/>
     <w:semiHidden/>
     <w:unhideWhenUsed/>
     <w:qFormat/>
-    <w:uiPriority w:val="0"/>
     <w:pPr>
       <w:keepNext/>
       <w:keepLines/>
@@ -11422,18 +11277,17 @@
       <w:outlineLvl w:val="7"/>
     </w:pPr>
     <w:rPr>
-      <w:rFonts w:ascii="Arial" w:hAnsi="Arial" w:eastAsia="黑体"/>
+      <w:rFonts w:ascii="Arial" w:eastAsia="黑体" w:hAnsi="Arial"/>
       <w:sz w:val="24"/>
     </w:rPr>
   </w:style>
-  <w:style w:type="paragraph" w:styleId="10">
+  <w:style w:type="paragraph" w:styleId="Heading9">
     <w:name w:val="heading 9"/>
-    <w:basedOn w:val="1"/>
-    <w:next w:val="1"/>
+    <w:basedOn w:val="Normal"/>
+    <w:next w:val="Normal"/>
     <w:semiHidden/>
     <w:unhideWhenUsed/>
     <w:qFormat/>
-    <w:uiPriority w:val="0"/>
     <w:pPr>
       <w:keepNext/>
       <w:keepLines/>
@@ -11446,21 +11300,19 @@
       <w:outlineLvl w:val="8"/>
     </w:pPr>
     <w:rPr>
-      <w:rFonts w:ascii="Arial" w:hAnsi="Arial" w:eastAsia="黑体"/>
+      <w:rFonts w:ascii="Arial" w:eastAsia="黑体" w:hAnsi="Arial"/>
       <w:sz w:val="21"/>
     </w:rPr>
   </w:style>
-  <w:style w:type="character" w:default="1" w:styleId="22">
+  <w:style w:type="character" w:default="1" w:styleId="DefaultParagraphFont">
     <w:name w:val="Default Paragraph Font"/>
     <w:semiHidden/>
     <w:qFormat/>
-    <w:uiPriority w:val="0"/>
   </w:style>
-  <w:style w:type="table" w:default="1" w:styleId="20">
+  <w:style w:type="table" w:default="1" w:styleId="TableNormal">
     <w:name w:val="Normal Table"/>
     <w:semiHidden/>
     <w:qFormat/>
-    <w:uiPriority w:val="0"/>
     <w:tblPr>
       <w:tblCellMar>
         <w:top w:w="0" w:type="dxa"/>
@@ -11470,43 +11322,39 @@
       </w:tblCellMar>
     </w:tblPr>
   </w:style>
-  <w:style w:type="paragraph" w:styleId="11">
+  <w:style w:type="paragraph" w:styleId="CommentText">
     <w:name w:val="annotation text"/>
-    <w:basedOn w:val="1"/>
+    <w:basedOn w:val="Normal"/>
     <w:qFormat/>
-    <w:uiPriority w:val="0"/>
     <w:pPr>
       <w:jc w:val="left"/>
     </w:pPr>
   </w:style>
-  <w:style w:type="paragraph" w:styleId="12">
+  <w:style w:type="paragraph" w:styleId="BodyText">
     <w:name w:val="Body Text"/>
-    <w:basedOn w:val="1"/>
+    <w:basedOn w:val="Normal"/>
     <w:semiHidden/>
     <w:qFormat/>
-    <w:uiPriority w:val="0"/>
     <w:rPr>
-      <w:rFonts w:ascii="Arial" w:hAnsi="Arial" w:eastAsia="Arial" w:cs="Arial"/>
+      <w:rFonts w:ascii="Arial" w:eastAsia="Arial" w:hAnsi="Arial" w:cs="Arial"/>
       <w:sz w:val="21"/>
       <w:szCs w:val="21"/>
       <w:lang w:val="en-US" w:eastAsia="en-US" w:bidi="ar-SA"/>
     </w:rPr>
   </w:style>
-  <w:style w:type="paragraph" w:styleId="13">
+  <w:style w:type="paragraph" w:styleId="TOC3">
     <w:name w:val="toc 3"/>
-    <w:basedOn w:val="1"/>
-    <w:next w:val="1"/>
+    <w:basedOn w:val="Normal"/>
+    <w:next w:val="Normal"/>
     <w:qFormat/>
-    <w:uiPriority w:val="0"/>
     <w:pPr>
       <w:ind w:left="840" w:leftChars="400"/>
     </w:pPr>
   </w:style>
-  <w:style w:type="paragraph" w:styleId="14">
+  <w:style w:type="paragraph" w:styleId="Footer">
     <w:name w:val="footer"/>
-    <w:basedOn w:val="1"/>
+    <w:basedOn w:val="Normal"/>
     <w:qFormat/>
-    <w:uiPriority w:val="0"/>
     <w:pPr>
       <w:tabs>
         <w:tab w:val="center" w:pos="4153"/>
@@ -11519,17 +11367,16 @@
       <w:sz w:val="18"/>
     </w:rPr>
   </w:style>
-  <w:style w:type="paragraph" w:styleId="15">
+  <w:style w:type="paragraph" w:styleId="Header">
     <w:name w:val="header"/>
-    <w:basedOn w:val="1"/>
+    <w:basedOn w:val="Normal"/>
     <w:qFormat/>
-    <w:uiPriority w:val="0"/>
     <w:pPr>
       <w:pBdr>
-        <w:top w:val="none" w:color="auto" w:sz="0" w:space="0"/>
-        <w:left w:val="none" w:color="auto" w:sz="0" w:space="0"/>
-        <w:bottom w:val="none" w:color="auto" w:sz="0" w:space="0"/>
-        <w:right w:val="none" w:color="auto" w:sz="0" w:space="0"/>
+        <w:top w:val="nil"/>
+        <w:left w:val="nil"/>
+        <w:bottom w:val="nil"/>
+        <w:right w:val="nil"/>
       </w:pBdr>
       <w:tabs>
         <w:tab w:val="center" w:pos="4153"/>
@@ -11544,41 +11391,37 @@
       <w:sz w:val="18"/>
     </w:rPr>
   </w:style>
-  <w:style w:type="paragraph" w:styleId="16">
+  <w:style w:type="paragraph" w:styleId="TOC1">
     <w:name w:val="toc 1"/>
-    <w:basedOn w:val="1"/>
-    <w:next w:val="1"/>
+    <w:basedOn w:val="Normal"/>
+    <w:next w:val="Normal"/>
     <w:qFormat/>
-    <w:uiPriority w:val="0"/>
     <w:rPr>
-      <w:rFonts w:ascii="Arial" w:hAnsi="Arial" w:eastAsia="Microsoft JhengHei"/>
+      <w:rFonts w:ascii="Arial" w:eastAsia="Microsoft JhengHei" w:hAnsi="Arial"/>
       <w:sz w:val="24"/>
     </w:rPr>
   </w:style>
-  <w:style w:type="paragraph" w:styleId="17">
+  <w:style w:type="paragraph" w:styleId="TOC2">
     <w:name w:val="toc 2"/>
-    <w:basedOn w:val="1"/>
-    <w:next w:val="1"/>
+    <w:basedOn w:val="Normal"/>
+    <w:next w:val="Normal"/>
     <w:qFormat/>
-    <w:uiPriority w:val="0"/>
     <w:pPr>
       <w:ind w:left="420" w:leftChars="200"/>
     </w:pPr>
   </w:style>
-  <w:style w:type="paragraph" w:styleId="18">
+  <w:style w:type="paragraph" w:styleId="NormalWeb">
     <w:name w:val="Normal (Web)"/>
-    <w:basedOn w:val="1"/>
+    <w:basedOn w:val="Normal"/>
     <w:qFormat/>
-    <w:uiPriority w:val="0"/>
     <w:rPr>
       <w:sz w:val="24"/>
     </w:rPr>
   </w:style>
-  <w:style w:type="paragraph" w:styleId="19">
+  <w:style w:type="paragraph" w:styleId="Title">
     <w:name w:val="Title"/>
-    <w:basedOn w:val="1"/>
+    <w:basedOn w:val="Normal"/>
     <w:qFormat/>
-    <w:uiPriority w:val="0"/>
     <w:pPr>
       <w:spacing w:before="240" w:beforeLines="0" w:beforeAutospacing="0" w:after="60" w:afterLines="0" w:afterAutospacing="0"/>
       <w:jc w:val="center"/>
@@ -11590,73 +11433,68 @@
       <w:sz w:val="32"/>
     </w:rPr>
   </w:style>
-  <w:style w:type="table" w:styleId="21">
+  <w:style w:type="table" w:styleId="TableGrid">
     <w:name w:val="Table Grid"/>
-    <w:basedOn w:val="20"/>
+    <w:basedOn w:val="TableNormal"/>
     <w:qFormat/>
-    <w:uiPriority w:val="0"/>
     <w:pPr>
       <w:widowControl w:val="0"/>
       <w:jc w:val="both"/>
     </w:pPr>
     <w:tblPr>
       <w:tblBorders>
-        <w:top w:val="single" w:color="auto" w:sz="4" w:space="0"/>
-        <w:left w:val="single" w:color="auto" w:sz="4" w:space="0"/>
-        <w:bottom w:val="single" w:color="auto" w:sz="4" w:space="0"/>
-        <w:right w:val="single" w:color="auto" w:sz="4" w:space="0"/>
-        <w:insideH w:val="single" w:color="auto" w:sz="4" w:space="0"/>
-        <w:insideV w:val="single" w:color="auto" w:sz="4" w:space="0"/>
+        <w:top w:val="single" w:sz="4" w:space="0" w:color="auto"/>
+        <w:left w:val="single" w:sz="4" w:space="0" w:color="auto"/>
+        <w:bottom w:val="single" w:sz="4" w:space="0" w:color="auto"/>
+        <w:right w:val="single" w:sz="4" w:space="0" w:color="auto"/>
+        <w:insideH w:val="single" w:sz="4" w:space="0" w:color="auto"/>
+        <w:insideV w:val="single" w:sz="4" w:space="0" w:color="auto"/>
       </w:tblBorders>
     </w:tblPr>
   </w:style>
-  <w:style w:type="character" w:styleId="23">
+  <w:style w:type="character" w:styleId="Strong">
     <w:name w:val="Strong"/>
-    <w:basedOn w:val="22"/>
+    <w:basedOn w:val="DefaultParagraphFont"/>
     <w:qFormat/>
-    <w:uiPriority w:val="0"/>
     <w:rPr>
       <w:b/>
     </w:rPr>
   </w:style>
-  <w:style w:type="paragraph" w:customStyle="1" w:styleId="24">
+  <w:style w:type="paragraph" w:customStyle="1" w:styleId="a">
     <w:name w:val="柴_公司名"/>
-    <w:basedOn w:val="19"/>
+    <w:basedOn w:val="Title"/>
     <w:qFormat/>
-    <w:uiPriority w:val="0"/>
     <w:pPr>
       <w:spacing w:after="600" w:afterLines="600"/>
     </w:pPr>
     <w:rPr>
-      <w:rFonts w:hint="eastAsia" w:ascii="宋体" w:hAnsi="宋体" w:eastAsia="宋体" w:cs="宋体"/>
+      <w:rFonts w:ascii="宋体" w:eastAsia="宋体" w:hAnsi="宋体" w:cs="宋体" w:hint="eastAsia"/>
       <w:bCs/>
       <w:spacing w:val="-6"/>
       <w:sz w:val="52"/>
       <w:szCs w:val="52"/>
     </w:rPr>
   </w:style>
-  <w:style w:type="paragraph" w:customStyle="1" w:styleId="25">
+  <w:style w:type="paragraph" w:customStyle="1" w:styleId="a0">
     <w:name w:val="柴_文档名"/>
-    <w:basedOn w:val="19"/>
+    <w:basedOn w:val="Title"/>
     <w:qFormat/>
-    <w:uiPriority w:val="0"/>
     <w:pPr>
       <w:spacing w:after="900" w:afterLines="900"/>
     </w:pPr>
     <w:rPr>
-      <w:rFonts w:ascii="黑体" w:hAnsi="黑体" w:eastAsia="黑体" w:cs="黑体"/>
+      <w:rFonts w:ascii="黑体" w:eastAsia="黑体" w:hAnsi="黑体" w:cs="黑体"/>
       <w:bCs/>
       <w:spacing w:val="-7"/>
       <w:sz w:val="52"/>
       <w:szCs w:val="52"/>
     </w:rPr>
   </w:style>
-  <w:style w:type="table" w:customStyle="1" w:styleId="26">
+  <w:style w:type="table" w:customStyle="1" w:styleId="TableNormal0">
     <w:name w:val="Table Normal_0"/>
     <w:semiHidden/>
     <w:unhideWhenUsed/>
     <w:qFormat/>
-    <w:uiPriority w:val="0"/>
     <w:tblPr>
       <w:tblCellMar>
         <w:top w:w="0" w:type="dxa"/>
@@ -11666,87 +11504,81 @@
       </w:tblCellMar>
     </w:tblPr>
   </w:style>
-  <w:style w:type="paragraph" w:customStyle="1" w:styleId="27">
+  <w:style w:type="paragraph" w:customStyle="1" w:styleId="TableText">
     <w:name w:val="Table Text"/>
-    <w:basedOn w:val="1"/>
+    <w:basedOn w:val="Normal"/>
     <w:semiHidden/>
     <w:qFormat/>
-    <w:uiPriority w:val="0"/>
     <w:rPr>
-      <w:rFonts w:ascii="宋体" w:hAnsi="宋体" w:eastAsia="宋体" w:cs="宋体"/>
+      <w:rFonts w:ascii="宋体" w:eastAsia="宋体" w:hAnsi="宋体" w:cs="宋体"/>
       <w:sz w:val="21"/>
       <w:szCs w:val="21"/>
       <w:lang w:val="en-US" w:eastAsia="en-US" w:bidi="ar-SA"/>
     </w:rPr>
   </w:style>
-  <w:style w:type="paragraph" w:customStyle="1" w:styleId="28">
+  <w:style w:type="paragraph" w:customStyle="1" w:styleId="1">
     <w:name w:val="柴_标题1"/>
-    <w:basedOn w:val="2"/>
-    <w:next w:val="29"/>
-    <w:link w:val="38"/>
+    <w:basedOn w:val="Heading1"/>
+    <w:next w:val="a1"/>
+    <w:link w:val="1Char"/>
     <w:qFormat/>
-    <w:uiPriority w:val="0"/>
     <w:pPr>
       <w:spacing w:before="100" w:after="90" w:line="360" w:lineRule="auto"/>
     </w:pPr>
     <w:rPr>
-      <w:rFonts w:ascii="Arial" w:hAnsi="Arial" w:eastAsia="宋体"/>
+      <w:rFonts w:ascii="Arial" w:eastAsia="宋体" w:hAnsi="Arial"/>
       <w:sz w:val="32"/>
     </w:rPr>
   </w:style>
-  <w:style w:type="paragraph" w:customStyle="1" w:styleId="29">
+  <w:style w:type="paragraph" w:customStyle="1" w:styleId="a1">
     <w:name w:val="柴_正文"/>
-    <w:basedOn w:val="12"/>
-    <w:link w:val="42"/>
+    <w:basedOn w:val="BodyText"/>
+    <w:link w:val="Char"/>
     <w:qFormat/>
-    <w:uiPriority w:val="0"/>
     <w:pPr>
       <w:spacing w:line="360" w:lineRule="auto"/>
       <w:ind w:firstLine="470" w:firstLineChars="200"/>
     </w:pPr>
     <w:rPr>
-      <w:rFonts w:ascii="Arial" w:hAnsi="Arial" w:eastAsia="宋体"/>
+      <w:rFonts w:ascii="Arial" w:eastAsia="宋体" w:hAnsi="Arial"/>
       <w:sz w:val="24"/>
       <w:lang w:eastAsia="zh-CN"/>
     </w:rPr>
   </w:style>
-  <w:style w:type="paragraph" w:customStyle="1" w:styleId="30">
+  <w:style w:type="paragraph" w:customStyle="1" w:styleId="2">
     <w:name w:val="柴_标题2"/>
-    <w:basedOn w:val="3"/>
-    <w:next w:val="29"/>
+    <w:basedOn w:val="Heading2"/>
+    <w:next w:val="a1"/>
     <w:qFormat/>
-    <w:uiPriority w:val="0"/>
     <w:pPr>
       <w:spacing w:line="360" w:lineRule="auto"/>
     </w:pPr>
     <w:rPr>
-      <w:rFonts w:ascii="Arial" w:hAnsi="Arial" w:eastAsia="宋体"/>
+      <w:rFonts w:ascii="Arial" w:eastAsia="宋体" w:hAnsi="Arial"/>
       <w:sz w:val="28"/>
     </w:rPr>
   </w:style>
-  <w:style w:type="paragraph" w:customStyle="1" w:styleId="31">
+  <w:style w:type="paragraph" w:customStyle="1" w:styleId="3">
     <w:name w:val="柴_标题3"/>
-    <w:basedOn w:val="4"/>
-    <w:next w:val="29"/>
+    <w:basedOn w:val="Heading3"/>
+    <w:next w:val="a1"/>
     <w:qFormat/>
-    <w:uiPriority w:val="0"/>
     <w:pPr>
       <w:spacing w:line="360" w:lineRule="auto"/>
       <w:ind w:left="0" w:firstLine="472" w:firstLineChars="200"/>
     </w:pPr>
     <w:rPr>
-      <w:rFonts w:ascii="宋体" w:hAnsi="宋体" w:eastAsia="宋体" w:cs="宋体"/>
+      <w:rFonts w:ascii="宋体" w:eastAsia="宋体" w:hAnsi="宋体" w:cs="宋体"/>
       <w:spacing w:val="-2"/>
       <w:sz w:val="24"/>
       <w:szCs w:val="24"/>
     </w:rPr>
   </w:style>
-  <w:style w:type="paragraph" w:customStyle="1" w:styleId="32">
+  <w:style w:type="paragraph" w:customStyle="1" w:styleId="a2">
     <w:name w:val="柴_目录"/>
-    <w:basedOn w:val="1"/>
-    <w:next w:val="12"/>
+    <w:basedOn w:val="Normal"/>
+    <w:next w:val="BodyText"/>
     <w:qFormat/>
-    <w:uiPriority w:val="0"/>
     <w:pPr>
       <w:tabs>
         <w:tab w:val="right" w:leader="dot" w:pos="8442"/>
@@ -11754,64 +11586,59 @@
       <w:ind w:left="0" w:leftChars="0"/>
     </w:pPr>
     <w:rPr>
-      <w:rFonts w:ascii="Arial" w:hAnsi="Arial" w:eastAsia="Microsoft JhengHei"/>
+      <w:rFonts w:ascii="Arial" w:eastAsia="Microsoft JhengHei" w:hAnsi="Arial"/>
       <w:sz w:val="24"/>
     </w:rPr>
   </w:style>
-  <w:style w:type="paragraph" w:customStyle="1" w:styleId="33">
+  <w:style w:type="paragraph" w:customStyle="1" w:styleId="WPSOffice1">
     <w:name w:val="WPSOffice手动目录 1"/>
     <w:qFormat/>
-    <w:uiPriority w:val="0"/>
     <w:pPr>
       <w:ind w:leftChars="0"/>
     </w:pPr>
     <w:rPr>
-      <w:rFonts w:ascii="Times New Roman" w:hAnsi="Times New Roman" w:eastAsia="宋体" w:cs="Times New Roman"/>
+      <w:rFonts w:ascii="Times New Roman" w:eastAsia="宋体" w:hAnsi="Times New Roman" w:cs="Times New Roman"/>
       <w:sz w:val="20"/>
       <w:szCs w:val="20"/>
     </w:rPr>
   </w:style>
-  <w:style w:type="paragraph" w:customStyle="1" w:styleId="34">
+  <w:style w:type="paragraph" w:customStyle="1" w:styleId="WPSOffice2">
     <w:name w:val="WPSOffice手动目录 2"/>
     <w:qFormat/>
-    <w:uiPriority w:val="0"/>
     <w:pPr>
       <w:ind w:leftChars="200"/>
     </w:pPr>
     <w:rPr>
-      <w:rFonts w:ascii="Times New Roman" w:hAnsi="Times New Roman" w:eastAsia="宋体" w:cs="Times New Roman"/>
+      <w:rFonts w:ascii="Times New Roman" w:eastAsia="宋体" w:hAnsi="Times New Roman" w:cs="Times New Roman"/>
       <w:sz w:val="20"/>
       <w:szCs w:val="20"/>
     </w:rPr>
   </w:style>
-  <w:style w:type="paragraph" w:customStyle="1" w:styleId="35">
+  <w:style w:type="paragraph" w:customStyle="1" w:styleId="WPSOffice3">
     <w:name w:val="WPSOffice手动目录 3"/>
     <w:qFormat/>
-    <w:uiPriority w:val="0"/>
     <w:pPr>
       <w:ind w:leftChars="400"/>
     </w:pPr>
     <w:rPr>
-      <w:rFonts w:ascii="Times New Roman" w:hAnsi="Times New Roman" w:eastAsia="宋体" w:cs="Times New Roman"/>
+      <w:rFonts w:ascii="Times New Roman" w:eastAsia="宋体" w:hAnsi="Times New Roman" w:cs="Times New Roman"/>
       <w:sz w:val="20"/>
       <w:szCs w:val="20"/>
     </w:rPr>
   </w:style>
-  <w:style w:type="paragraph" w:customStyle="1" w:styleId="36">
+  <w:style w:type="paragraph" w:customStyle="1" w:styleId="Compact">
     <w:name w:val="Compact"/>
-    <w:basedOn w:val="12"/>
+    <w:basedOn w:val="BodyText"/>
     <w:qFormat/>
-    <w:uiPriority w:val="0"/>
     <w:pPr>
       <w:spacing w:before="36" w:after="36"/>
     </w:pPr>
   </w:style>
-  <w:style w:type="table" w:customStyle="1" w:styleId="37">
+  <w:style w:type="table" w:customStyle="1" w:styleId="Table">
     <w:name w:val="Table"/>
     <w:semiHidden/>
     <w:unhideWhenUsed/>
     <w:qFormat/>
-    <w:uiPriority w:val="0"/>
     <w:tblPr>
       <w:tblCellMar>
         <w:top w:w="0" w:type="dxa"/>
@@ -11823,28 +11650,26 @@
     <w:tblStylePr w:type="firstRow">
       <w:tcPr>
         <w:tcBorders>
-          <w:bottom w:val="single" w:color="auto" w:sz="0" w:space="0"/>
+          <w:bottom w:val="single" w:sz="0" w:space="0" w:color="auto"/>
         </w:tcBorders>
         <w:vAlign w:val="bottom"/>
       </w:tcPr>
     </w:tblStylePr>
   </w:style>
-  <w:style w:type="character" w:customStyle="1" w:styleId="38">
+  <w:style w:type="character" w:customStyle="1" w:styleId="1Char">
     <w:name w:val="柴_标题1 Char"/>
-    <w:link w:val="28"/>
+    <w:link w:val="1"/>
     <w:qFormat/>
-    <w:uiPriority w:val="0"/>
     <w:rPr>
-      <w:rFonts w:ascii="Arial" w:hAnsi="Arial" w:eastAsia="宋体"/>
+      <w:rFonts w:ascii="Arial" w:eastAsia="宋体" w:hAnsi="Arial"/>
       <w:sz w:val="32"/>
     </w:rPr>
   </w:style>
-  <w:style w:type="table" w:customStyle="1" w:styleId="39">
+  <w:style w:type="table" w:customStyle="1" w:styleId="TableNormal1">
     <w:name w:val="Table Normal_1"/>
     <w:semiHidden/>
     <w:unhideWhenUsed/>
     <w:qFormat/>
-    <w:uiPriority w:val="0"/>
     <w:tblPr>
       <w:tblCellMar>
         <w:top w:w="0" w:type="dxa"/>
@@ -11854,11 +11679,10 @@
       </w:tblCellMar>
     </w:tblPr>
   </w:style>
-  <w:style w:type="paragraph" w:customStyle="1" w:styleId="40">
+  <w:style w:type="paragraph" w:customStyle="1" w:styleId="a3">
     <w:name w:val="柴_正文_无缩进"/>
-    <w:basedOn w:val="1"/>
+    <w:basedOn w:val="Normal"/>
     <w:qFormat/>
-    <w:uiPriority w:val="0"/>
     <w:pPr>
       <w:ind w:firstLine="0" w:firstLineChars="0"/>
     </w:pPr>
@@ -11868,31 +11692,29 @@
       <w:lang w:eastAsia="zh-CN"/>
     </w:rPr>
   </w:style>
-  <w:style w:type="paragraph" w:customStyle="1" w:styleId="41">
+  <w:style w:type="paragraph" w:customStyle="1" w:styleId="4">
     <w:name w:val="柴_标题4"/>
-    <w:basedOn w:val="5"/>
-    <w:next w:val="1"/>
+    <w:basedOn w:val="Heading4"/>
+    <w:next w:val="Normal"/>
     <w:qFormat/>
-    <w:uiPriority w:val="0"/>
     <w:pPr>
       <w:widowControl w:val="0"/>
       <w:spacing w:before="160" w:line="360" w:lineRule="auto"/>
-      <w:ind w:left="981" w:leftChars="300" w:hanging="862"/>
+      <w:ind w:left="981" w:hanging="862" w:leftChars="300"/>
     </w:pPr>
     <w:rPr>
-      <w:rFonts w:hint="eastAsia" w:ascii="Calibri" w:hAnsi="Calibri" w:eastAsia="宋体" w:cs="宋体"/>
+      <w:rFonts w:ascii="Calibri" w:eastAsia="宋体" w:hAnsi="Calibri" w:cs="宋体" w:hint="eastAsia"/>
       <w:sz w:val="24"/>
       <w:szCs w:val="24"/>
       <w:lang w:eastAsia="zh-CN" w:bidi="zh-CN"/>
     </w:rPr>
   </w:style>
-  <w:style w:type="character" w:customStyle="1" w:styleId="42">
+  <w:style w:type="character" w:customStyle="1" w:styleId="Char">
     <w:name w:val="柴_正文 Char"/>
-    <w:link w:val="29"/>
+    <w:link w:val="a1"/>
     <w:qFormat/>
-    <w:uiPriority w:val="0"/>
     <w:rPr>
-      <w:rFonts w:ascii="Arial" w:hAnsi="Arial" w:eastAsia="宋体"/>
+      <w:rFonts w:ascii="Arial" w:eastAsia="宋体" w:hAnsi="Arial"/>
       <w:sz w:val="24"/>
       <w:lang w:eastAsia="zh-CN"/>
     </w:rPr>

--- a/6-过程管理/运行记录类文件/TXHS-06-17-硬盘与Redis容量规划.docx
+++ b/6-过程管理/运行记录类文件/TXHS-06-17-硬盘与Redis容量规划.docx
@@ -1354,7 +1354,7 @@
                 <w:vertAlign w:val="baseline"/>
                 <w:lang w:val="en-US" w:eastAsia="zh-CN"/>
               </w:rPr>
-              <w:t>强宇涛</w:t>
+              <w:t>程方</w:t>
             </w:r>
           </w:p>
         </w:tc>
@@ -1398,7 +1398,7 @@
                 <w:vertAlign w:val="baseline"/>
                 <w:lang w:val="en-US" w:eastAsia="zh-CN"/>
               </w:rPr>
-              <w:t>陈凯</w:t>
+              <w:t>茅建根</w:t>
             </w:r>
           </w:p>
         </w:tc>
